--- a/manuscript/manuscript.docx
+++ b/manuscript/manuscript.docx
@@ -7152,7 +7152,7 @@
         <w:pStyle w:val="FirstParagraph"/>
       </w:pPr>
       <w:r>
-        <w:t xml:space="preserve">Derived results and complete comparison/support tables accompany the manuscript as Supplementary Data. The accompanying reproducibility materials contain analysis code, configuration, source identifiers, processing and label-revision provenance, and checksum manifests. Original water, climate and satellite products are available from their public providers identified in </w:t>
+        <w:t xml:space="preserve">Derived results and complete comparison/support tables accompany the manuscript as Supplementary Data. The four v0.2.0-review archives—Supplementary Code, Supplementary Data Tables, Supplementary Data Grid and Supplementary Data Context—contain analysis code, genuine exported/aggregated inputs, result tables, metadata and checksums. They support statistical replay without GitHub access; full raw-pixel processing is not repeated. Public source products are identified in </w:t>
       </w:r>
       <w:r>
         <w:fldChar w:fldCharType="begin"/>
@@ -7170,7 +7170,7 @@
         <w:fldChar w:fldCharType="end"/>
       </w:r>
       <w:r>
-        <w:t xml:space="preserve">; exact asset identifiers are retained in Supplementary Methods, Section S1. Large cached source rasters and image crops are not duplicated in the manuscript package. Analysis code, derived result tables and manuscript files are stored in the private GitHub repository </w:t>
+        <w:t xml:space="preserve">; exact assets are retained in Supplementary Methods, Section S1. The full source-raster history and dated image crops are not duplicated. Development materials are stored in the private GitHub repository </w:t>
       </w:r>
       <w:hyperlink r:id="rId19" w:history="1">
         <w:r>

--- a/manuscript/manuscript.docx
+++ b/manuscript/manuscript.docx
@@ -6,11 +6,9 @@
       <w:pPr>
         <w:pStyle w:val="Title"/>
       </w:pPr>
-      <w:bookmarkStart w:id="0" w:name="_b3818efec0fd2158bc007b2ed7b4528b6ade591"/>
-      <w:r>
-        <w:t>Seasonal surface-water decline and limits to drought assessment in northwestern Bangladesh</w:t>
-      </w:r>
-      <w:bookmarkEnd w:id="0"/>
+      <w:r>
+        <w:t>Mapped seasonal surface water decline under changing observation support in northwestern Bangladesh</w:t>
+      </w:r>
     </w:p>
     <w:p>
       <w:pPr>
@@ -188,7 +186,7 @@
         <w:pStyle w:val="BodyText"/>
       </w:pPr>
       <w:r>
-        <w:t>Main text: 6505 words | Figures: 12 | Tables: 3</w:t>
+        <w:t>Main text: 7933 words | Figures: 12 | Tables: 3</w:t>
       </w:r>
     </w:p>
     <w:p>
@@ -206,7 +204,7 @@
         <w:pStyle w:val="FirstParagraph"/>
       </w:pPr>
       <w:r>
-        <w:t>Surface-water monitoring can inform climate-resilient water management only when changes in mapped water are distinguished from changes in observation support. We assessed annual seasonal and permanent surface-water source classes in Naogaon, Chapainawabganj and Rajshahi, northwestern Bangladesh, using Joint Research Centre water histories and gridded climate data. The primary analysis covered 2000–2021 on a fixed, retrospectively selected, annually observed footprint of 1,276.41 km²; 2000–2024 results were retained as a source-version sensitivity. Separate 2015–2024 Sentinel-1 and Dynamic World analyses examined threshold sensitivity, paired support and drought-recovery identifiability. A stratified four-month comparison retained all 720 sampled pixel-months, including unresolved references. Seasonal source-class area declined from 938.53 to 699.91 km² between 2000 and 2021, a decrease of 25.42%. Negative seasonal time coefficients persisted in Naogaon and Rajshahi after adjustment for annual climate, observation effort and a 2016 processing-boundary indicator, whereas the corresponding Chapainawabganj interval included zero. Permanent source-class area increased by 41.04% between the endpoints, but its adjusted time-coefficient intervals included zero after the processing-boundary control. Increasing the Dynamic World confidence threshold from 0.5 to 0.7 raised conditional radar–optical agreement from 89.04% to 98.71%, while mean paired support fell from 11.07% to 3.29% of the separate analysis footprint. Assisted dated interpretation assigned comparison labels to 76.54% of design-weighted sampled area-time; conditional agreement was 98.56%, without establishing independent accuracy. Recovery duration remained unidentified in all nine support/reference specifications. These results support targeted investigation of declining seasonal water in the retained footprint and show why agreement, spatial support and temporal continuity should be reported together before using satellite products to assess drought resilience. The analysis does not estimate district-wide water storage, validate annual hydroperiod classes independently or attribute residual changes to groundwater abstraction.</w:t>
+        <w:t>Changes in satellite-mapped water can inform climate-resilient management only when observation support is explicit. We assessed annual seasonal and permanent water source classes in Naogaon, Chapainawabganj and Rajshahi, northwestern Bangladesh, using JRC histories and gridded climate data. The primary 2000–2021 analysis used a retrospectively selected, annually observed footprint of 1,276.41 km². Exploratory reanalysis compared seven footprint/validity cohorts, multi-year windows, simpler climate models, approximate uncertainty estimates and chronological hindcasts. Seasonal source-class area fell from 938.53 to 699.91 km² between the endpoints (25.42%); comparison of the first and final five-year means gave a smaller decline of 14.70%. A footprint based on water observed in 2000–2004 and annual validity through 2021 gave an 18.79% five-year decline. Negative seasonal coefficients persisted across the tested models, although interval and district support varied. Permanent-class gains were sensitive to observation and processing controls. Static river and 2020 cropland context separated contrasting mapped trajectories without identifying their causes. During 2015–2024, raising the Dynamic World threshold from 0.5 to 0.7 increased conditional radar–optical agreement from 89.04% to 98.71%, while mean paired support fell from 11.07% to 3.29%; wet-season support was particularly sparse. Assisted interpretation of 720 sampled pixel-months assigned 76.54% of design-weighted area-time, with 98.56% conditional agreement but no independent accuracy estimate. No actual drought-recovery duration was identified under nine support/reference specifications. Synthetic pulse diagnostics retaining real gaps and envelope widths also failed to confirm the tested deficits. The results identify a restricted-footprint seasonal decline and the observation requirements for investigating it; district-wide water storage, causal abstraction effects and independently validated resilience remain unmeasured.</w:t>
       </w:r>
     </w:p>
     <w:p>
@@ -450,9 +448,17 @@
     </w:p>
     <w:tbl>
       <w:tblPr>
-        <w:tblW w:w="5000" w:type="pct"/>
+        <w:tblW w:w="10205" w:type="dxa"/>
         <w:tblLayout w:type="fixed"/>
         <w:tblLook w:val="0020" w:firstRow="1" w:lastRow="0" w:firstColumn="0" w:lastColumn="0" w:noHBand="0" w:noVBand="0"/>
+        <w:tblBorders>
+          <w:top w:val="single" w:sz="4" w:color="D9D9D9"/>
+          <w:left w:val="single" w:sz="4" w:color="D9D9D9"/>
+          <w:bottom w:val="single" w:sz="4" w:color="D9D9D9"/>
+          <w:right w:val="single" w:sz="4" w:color="D9D9D9"/>
+          <w:insideH w:val="single" w:sz="4" w:color="D9D9D9"/>
+          <w:insideV w:val="single" w:sz="4" w:color="D9D9D9"/>
+        </w:tblBorders>
       </w:tblPr>
       <w:tblGrid>
         <w:gridCol w:w="1795"/>
@@ -469,16 +475,24 @@
           <w:tcPr>
             <w:tcW w:w="1757" w:type="dxa"/>
             <w:shd w:val="clear" w:color="auto" w:fill="EDF2F5"/>
+            <w:tcMar>
+              <w:top w:w="55" w:type="dxa"/>
+              <w:bottom w:w="55" w:type="dxa"/>
+              <w:left w:w="80" w:type="dxa"/>
+              <w:right w:w="80" w:type="dxa"/>
+            </w:tcMar>
           </w:tcPr>
           <w:p>
             <w:pPr>
               <w:keepNext/>
-              <w:spacing w:before="80" w:after="80"/>
+              <w:spacing w:before="0" w:after="40"/>
+              <w:ind w:left="0" w:right="0"/>
+              <w:jc w:val="left"/>
             </w:pPr>
             <w:r>
               <w:rPr>
                 <w:b/>
-                <w:sz w:val="20"/>
+                <w:sz w:val="18"/>
               </w:rPr>
               <w:t>Source</w:t>
             </w:r>
@@ -488,16 +502,24 @@
           <w:tcPr>
             <w:tcW w:w="1701" w:type="dxa"/>
             <w:shd w:val="clear" w:color="auto" w:fill="EDF2F5"/>
+            <w:tcMar>
+              <w:top w:w="55" w:type="dxa"/>
+              <w:bottom w:w="55" w:type="dxa"/>
+              <w:left w:w="80" w:type="dxa"/>
+              <w:right w:w="80" w:type="dxa"/>
+            </w:tcMar>
           </w:tcPr>
           <w:p>
             <w:pPr>
               <w:keepNext/>
-              <w:spacing w:before="80" w:after="80"/>
+              <w:spacing w:before="0" w:after="40"/>
+              <w:ind w:left="0" w:right="0"/>
+              <w:jc w:val="left"/>
             </w:pPr>
             <w:r>
               <w:rPr>
                 <w:b/>
-                <w:sz w:val="20"/>
+                <w:sz w:val="18"/>
               </w:rPr>
               <w:t>Period used</w:t>
             </w:r>
@@ -507,16 +529,24 @@
           <w:tcPr>
             <w:tcW w:w="1701" w:type="dxa"/>
             <w:shd w:val="clear" w:color="auto" w:fill="EDF2F5"/>
+            <w:tcMar>
+              <w:top w:w="55" w:type="dxa"/>
+              <w:bottom w:w="55" w:type="dxa"/>
+              <w:left w:w="80" w:type="dxa"/>
+              <w:right w:w="80" w:type="dxa"/>
+            </w:tcMar>
           </w:tcPr>
           <w:p>
             <w:pPr>
               <w:keepNext/>
-              <w:spacing w:before="80" w:after="80"/>
+              <w:spacing w:before="0" w:after="40"/>
+              <w:ind w:left="0" w:right="0"/>
+              <w:jc w:val="left"/>
             </w:pPr>
             <w:r>
               <w:rPr>
                 <w:b/>
-                <w:sz w:val="20"/>
+                <w:sz w:val="18"/>
               </w:rPr>
               <w:t>Product spacing</w:t>
             </w:r>
@@ -526,16 +556,24 @@
           <w:tcPr>
             <w:tcW w:w="5046" w:type="dxa"/>
             <w:shd w:val="clear" w:color="auto" w:fill="EDF2F5"/>
+            <w:tcMar>
+              <w:top w:w="55" w:type="dxa"/>
+              <w:bottom w:w="55" w:type="dxa"/>
+              <w:left w:w="80" w:type="dxa"/>
+              <w:right w:w="80" w:type="dxa"/>
+            </w:tcMar>
           </w:tcPr>
           <w:p>
             <w:pPr>
               <w:keepNext/>
-              <w:spacing w:before="80" w:after="80"/>
+              <w:spacing w:before="0" w:after="40"/>
+              <w:ind w:left="0" w:right="0"/>
+              <w:jc w:val="left"/>
             </w:pPr>
             <w:r>
               <w:rPr>
                 <w:b/>
-                <w:sz w:val="20"/>
+                <w:sz w:val="18"/>
               </w:rPr>
               <w:t>Purpose and limitation</w:t>
             </w:r>
@@ -549,15 +587,23 @@
         <w:tc>
           <w:tcPr>
             <w:tcW w:w="1757" w:type="dxa"/>
+            <w:tcMar>
+              <w:top w:w="55" w:type="dxa"/>
+              <w:bottom w:w="55" w:type="dxa"/>
+              <w:left w:w="80" w:type="dxa"/>
+              <w:right w:w="80" w:type="dxa"/>
+            </w:tcMar>
           </w:tcPr>
           <w:p>
             <w:pPr>
               <w:keepNext/>
-              <w:spacing w:before="80" w:after="80"/>
+              <w:spacing w:before="0" w:after="40"/>
+              <w:ind w:left="0" w:right="0"/>
+              <w:jc w:val="left"/>
             </w:pPr>
             <w:r>
               <w:rPr>
-                <w:sz w:val="20"/>
+                <w:sz w:val="18"/>
               </w:rPr>
               <w:t>JRC Global Surface Water</w:t>
             </w:r>
@@ -566,15 +612,23 @@
         <w:tc>
           <w:tcPr>
             <w:tcW w:w="1701" w:type="dxa"/>
+            <w:tcMar>
+              <w:top w:w="55" w:type="dxa"/>
+              <w:bottom w:w="55" w:type="dxa"/>
+              <w:left w:w="80" w:type="dxa"/>
+              <w:right w:w="80" w:type="dxa"/>
+            </w:tcMar>
           </w:tcPr>
           <w:p>
             <w:pPr>
               <w:keepNext/>
-              <w:spacing w:before="80" w:after="80"/>
+              <w:spacing w:before="0" w:after="40"/>
+              <w:ind w:left="0" w:right="0"/>
+              <w:jc w:val="left"/>
             </w:pPr>
             <w:r>
               <w:rPr>
-                <w:sz w:val="20"/>
+                <w:sz w:val="18"/>
               </w:rPr>
               <w:t>2000–2021 primary; 2022–2024 sensitivity</w:t>
             </w:r>
@@ -583,15 +637,23 @@
         <w:tc>
           <w:tcPr>
             <w:tcW w:w="1701" w:type="dxa"/>
+            <w:tcMar>
+              <w:top w:w="55" w:type="dxa"/>
+              <w:bottom w:w="55" w:type="dxa"/>
+              <w:left w:w="80" w:type="dxa"/>
+              <w:right w:w="80" w:type="dxa"/>
+            </w:tcMar>
           </w:tcPr>
           <w:p>
             <w:pPr>
               <w:keepNext/>
-              <w:spacing w:before="80" w:after="80"/>
+              <w:spacing w:before="0" w:after="40"/>
+              <w:ind w:left="0" w:right="0"/>
+              <w:jc w:val="left"/>
             </w:pPr>
             <w:r>
               <w:rPr>
-                <w:sz w:val="20"/>
+                <w:sz w:val="18"/>
               </w:rPr>
               <w:t>30 m</w:t>
             </w:r>
@@ -600,15 +662,23 @@
         <w:tc>
           <w:tcPr>
             <w:tcW w:w="5046" w:type="dxa"/>
+            <w:tcMar>
+              <w:top w:w="55" w:type="dxa"/>
+              <w:bottom w:w="55" w:type="dxa"/>
+              <w:left w:w="80" w:type="dxa"/>
+              <w:right w:w="80" w:type="dxa"/>
+            </w:tcMar>
           </w:tcPr>
           <w:p>
             <w:pPr>
               <w:keepNext/>
-              <w:spacing w:before="80" w:after="80"/>
+              <w:spacing w:before="0" w:after="40"/>
+              <w:ind w:left="0" w:right="0"/>
+              <w:jc w:val="left"/>
             </w:pPr>
             <w:r>
               <w:rPr>
-                <w:sz w:val="20"/>
+                <w:sz w:val="18"/>
               </w:rPr>
               <w:t>Annual source classes and monthly observations; corrected 2016–2021 assets and a collection change after 2021</w:t>
             </w:r>
@@ -622,15 +692,23 @@
         <w:tc>
           <w:tcPr>
             <w:tcW w:w="1757" w:type="dxa"/>
+            <w:tcMar>
+              <w:top w:w="55" w:type="dxa"/>
+              <w:bottom w:w="55" w:type="dxa"/>
+              <w:left w:w="80" w:type="dxa"/>
+              <w:right w:w="80" w:type="dxa"/>
+            </w:tcMar>
           </w:tcPr>
           <w:p>
             <w:pPr>
               <w:keepNext/>
-              <w:spacing w:before="80" w:after="80"/>
+              <w:spacing w:before="0" w:after="40"/>
+              <w:ind w:left="0" w:right="0"/>
+              <w:jc w:val="left"/>
             </w:pPr>
             <w:r>
               <w:rPr>
-                <w:sz w:val="20"/>
+                <w:sz w:val="18"/>
               </w:rPr>
               <w:t>CHIRPS version 3</w:t>
             </w:r>
@@ -639,15 +717,23 @@
         <w:tc>
           <w:tcPr>
             <w:tcW w:w="1701" w:type="dxa"/>
+            <w:tcMar>
+              <w:top w:w="55" w:type="dxa"/>
+              <w:bottom w:w="55" w:type="dxa"/>
+              <w:left w:w="80" w:type="dxa"/>
+              <w:right w:w="80" w:type="dxa"/>
+            </w:tcMar>
           </w:tcPr>
           <w:p>
             <w:pPr>
               <w:keepNext/>
-              <w:spacing w:before="80" w:after="80"/>
+              <w:spacing w:before="0" w:after="40"/>
+              <w:ind w:left="0" w:right="0"/>
+              <w:jc w:val="left"/>
             </w:pPr>
             <w:r>
               <w:rPr>
-                <w:sz w:val="20"/>
+                <w:sz w:val="18"/>
               </w:rPr>
               <w:t>1981–2024</w:t>
             </w:r>
@@ -656,15 +742,23 @@
         <w:tc>
           <w:tcPr>
             <w:tcW w:w="1701" w:type="dxa"/>
+            <w:tcMar>
+              <w:top w:w="55" w:type="dxa"/>
+              <w:bottom w:w="55" w:type="dxa"/>
+              <w:left w:w="80" w:type="dxa"/>
+              <w:right w:w="80" w:type="dxa"/>
+            </w:tcMar>
           </w:tcPr>
           <w:p>
             <w:pPr>
               <w:keepNext/>
-              <w:spacing w:before="80" w:after="80"/>
+              <w:spacing w:before="0" w:after="40"/>
+              <w:ind w:left="0" w:right="0"/>
+              <w:jc w:val="left"/>
             </w:pPr>
             <w:r>
               <w:rPr>
-                <w:sz w:val="20"/>
+                <w:sz w:val="18"/>
               </w:rPr>
               <w:t>0.05°</w:t>
             </w:r>
@@ -673,15 +767,23 @@
         <w:tc>
           <w:tcPr>
             <w:tcW w:w="5046" w:type="dxa"/>
+            <w:tcMar>
+              <w:top w:w="55" w:type="dxa"/>
+              <w:bottom w:w="55" w:type="dxa"/>
+              <w:left w:w="80" w:type="dxa"/>
+              <w:right w:w="80" w:type="dxa"/>
+            </w:tcMar>
           </w:tcPr>
           <w:p>
             <w:pPr>
               <w:keepNext/>
-              <w:spacing w:before="80" w:after="80"/>
+              <w:spacing w:before="0" w:after="40"/>
+              <w:ind w:left="0" w:right="0"/>
+              <w:jc w:val="left"/>
             </w:pPr>
             <w:r>
               <w:rPr>
-                <w:sz w:val="20"/>
+                <w:sz w:val="18"/>
               </w:rPr>
               <w:t>Rainfall and fixed-baseline SPI; complete six-pentad monthly sums</w:t>
             </w:r>
@@ -695,15 +797,23 @@
         <w:tc>
           <w:tcPr>
             <w:tcW w:w="1757" w:type="dxa"/>
+            <w:tcMar>
+              <w:top w:w="55" w:type="dxa"/>
+              <w:bottom w:w="55" w:type="dxa"/>
+              <w:left w:w="80" w:type="dxa"/>
+              <w:right w:w="80" w:type="dxa"/>
+            </w:tcMar>
           </w:tcPr>
           <w:p>
             <w:pPr>
               <w:keepNext/>
-              <w:spacing w:before="80" w:after="80"/>
+              <w:spacing w:before="0" w:after="40"/>
+              <w:ind w:left="0" w:right="0"/>
+              <w:jc w:val="left"/>
             </w:pPr>
             <w:r>
               <w:rPr>
-                <w:sz w:val="20"/>
+                <w:sz w:val="18"/>
               </w:rPr>
               <w:t>ERA5-Land monthly aggregated</w:t>
             </w:r>
@@ -712,15 +822,23 @@
         <w:tc>
           <w:tcPr>
             <w:tcW w:w="1701" w:type="dxa"/>
+            <w:tcMar>
+              <w:top w:w="55" w:type="dxa"/>
+              <w:bottom w:w="55" w:type="dxa"/>
+              <w:left w:w="80" w:type="dxa"/>
+              <w:right w:w="80" w:type="dxa"/>
+            </w:tcMar>
           </w:tcPr>
           <w:p>
             <w:pPr>
               <w:keepNext/>
-              <w:spacing w:before="80" w:after="80"/>
+              <w:spacing w:before="0" w:after="40"/>
+              <w:ind w:left="0" w:right="0"/>
+              <w:jc w:val="left"/>
             </w:pPr>
             <w:r>
               <w:rPr>
-                <w:sz w:val="20"/>
+                <w:sz w:val="18"/>
               </w:rPr>
               <w:t>2000–2024</w:t>
             </w:r>
@@ -729,15 +847,23 @@
         <w:tc>
           <w:tcPr>
             <w:tcW w:w="1701" w:type="dxa"/>
+            <w:tcMar>
+              <w:top w:w="55" w:type="dxa"/>
+              <w:bottom w:w="55" w:type="dxa"/>
+              <w:left w:w="80" w:type="dxa"/>
+              <w:right w:w="80" w:type="dxa"/>
+            </w:tcMar>
           </w:tcPr>
           <w:p>
             <w:pPr>
               <w:keepNext/>
-              <w:spacing w:before="80" w:after="80"/>
+              <w:spacing w:before="0" w:after="40"/>
+              <w:ind w:left="0" w:right="0"/>
+              <w:jc w:val="left"/>
             </w:pPr>
             <w:r>
               <w:rPr>
-                <w:sz w:val="20"/>
+                <w:sz w:val="18"/>
               </w:rPr>
               <w:t>Approximately 0.1° grid</w:t>
             </w:r>
@@ -746,15 +872,23 @@
         <w:tc>
           <w:tcPr>
             <w:tcW w:w="5046" w:type="dxa"/>
+            <w:tcMar>
+              <w:top w:w="55" w:type="dxa"/>
+              <w:bottom w:w="55" w:type="dxa"/>
+              <w:left w:w="80" w:type="dxa"/>
+              <w:right w:w="80" w:type="dxa"/>
+            </w:tcMar>
           </w:tcPr>
           <w:p>
             <w:pPr>
               <w:keepNext/>
-              <w:spacing w:before="80" w:after="80"/>
+              <w:spacing w:before="0" w:after="40"/>
+              <w:ind w:left="0" w:right="0"/>
+              <w:jc w:val="left"/>
             </w:pPr>
             <w:r>
               <w:rPr>
-                <w:sz w:val="20"/>
+                <w:sz w:val="18"/>
               </w:rPr>
               <w:t>Temperature and model-specific evaporation demand; no measured groundwater or reference ET₀</w:t>
             </w:r>
@@ -768,15 +902,23 @@
         <w:tc>
           <w:tcPr>
             <w:tcW w:w="1757" w:type="dxa"/>
+            <w:tcMar>
+              <w:top w:w="55" w:type="dxa"/>
+              <w:bottom w:w="55" w:type="dxa"/>
+              <w:left w:w="80" w:type="dxa"/>
+              <w:right w:w="80" w:type="dxa"/>
+            </w:tcMar>
           </w:tcPr>
           <w:p>
             <w:pPr>
               <w:keepNext/>
-              <w:spacing w:before="80" w:after="80"/>
+              <w:spacing w:before="0" w:after="40"/>
+              <w:ind w:left="0" w:right="0"/>
+              <w:jc w:val="left"/>
             </w:pPr>
             <w:r>
               <w:rPr>
-                <w:sz w:val="20"/>
+                <w:sz w:val="18"/>
               </w:rPr>
               <w:t>Sentinel-1 GRD</w:t>
             </w:r>
@@ -785,15 +927,23 @@
         <w:tc>
           <w:tcPr>
             <w:tcW w:w="1701" w:type="dxa"/>
+            <w:tcMar>
+              <w:top w:w="55" w:type="dxa"/>
+              <w:bottom w:w="55" w:type="dxa"/>
+              <w:left w:w="80" w:type="dxa"/>
+              <w:right w:w="80" w:type="dxa"/>
+            </w:tcMar>
           </w:tcPr>
           <w:p>
             <w:pPr>
               <w:keepNext/>
-              <w:spacing w:before="80" w:after="80"/>
+              <w:spacing w:before="0" w:after="40"/>
+              <w:ind w:left="0" w:right="0"/>
+              <w:jc w:val="left"/>
             </w:pPr>
             <w:r>
               <w:rPr>
-                <w:sz w:val="20"/>
+                <w:sz w:val="18"/>
               </w:rPr>
               <w:t>2015–2024</w:t>
             </w:r>
@@ -802,15 +952,23 @@
         <w:tc>
           <w:tcPr>
             <w:tcW w:w="1701" w:type="dxa"/>
+            <w:tcMar>
+              <w:top w:w="55" w:type="dxa"/>
+              <w:bottom w:w="55" w:type="dxa"/>
+              <w:left w:w="80" w:type="dxa"/>
+              <w:right w:w="80" w:type="dxa"/>
+            </w:tcMar>
           </w:tcPr>
           <w:p>
             <w:pPr>
               <w:keepNext/>
-              <w:spacing w:before="80" w:after="80"/>
+              <w:spacing w:before="0" w:after="40"/>
+              <w:ind w:left="0" w:right="0"/>
+              <w:jc w:val="left"/>
             </w:pPr>
             <w:r>
               <w:rPr>
-                <w:sz w:val="20"/>
+                <w:sz w:val="18"/>
               </w:rPr>
               <w:t>10 m nominal product grid</w:t>
             </w:r>
@@ -819,15 +977,23 @@
         <w:tc>
           <w:tcPr>
             <w:tcW w:w="5046" w:type="dxa"/>
+            <w:tcMar>
+              <w:top w:w="55" w:type="dxa"/>
+              <w:bottom w:w="55" w:type="dxa"/>
+              <w:left w:w="80" w:type="dxa"/>
+              <w:right w:w="80" w:type="dxa"/>
+            </w:tcMar>
           </w:tcPr>
           <w:p>
             <w:pPr>
               <w:keepNext/>
-              <w:spacing w:before="80" w:after="80"/>
+              <w:spacing w:before="0" w:after="40"/>
+              <w:ind w:left="0" w:right="0"/>
+              <w:jc w:val="left"/>
             </w:pPr>
             <w:r>
               <w:rPr>
-                <w:sz w:val="20"/>
+                <w:sz w:val="18"/>
               </w:rPr>
               <w:t>One descending orbit; monthly VV benchmark classes and method envelopes</w:t>
             </w:r>
@@ -841,15 +1007,23 @@
         <w:tc>
           <w:tcPr>
             <w:tcW w:w="1757" w:type="dxa"/>
+            <w:tcMar>
+              <w:top w:w="55" w:type="dxa"/>
+              <w:bottom w:w="55" w:type="dxa"/>
+              <w:left w:w="80" w:type="dxa"/>
+              <w:right w:w="80" w:type="dxa"/>
+            </w:tcMar>
           </w:tcPr>
           <w:p>
             <w:pPr>
               <w:keepNext/>
-              <w:spacing w:before="80" w:after="80"/>
+              <w:spacing w:before="0" w:after="40"/>
+              <w:ind w:left="0" w:right="0"/>
+              <w:jc w:val="left"/>
             </w:pPr>
             <w:r>
               <w:rPr>
-                <w:sz w:val="20"/>
+                <w:sz w:val="18"/>
               </w:rPr>
               <w:t>Dynamic World version 1</w:t>
             </w:r>
@@ -858,15 +1032,23 @@
         <w:tc>
           <w:tcPr>
             <w:tcW w:w="1701" w:type="dxa"/>
+            <w:tcMar>
+              <w:top w:w="55" w:type="dxa"/>
+              <w:bottom w:w="55" w:type="dxa"/>
+              <w:left w:w="80" w:type="dxa"/>
+              <w:right w:w="80" w:type="dxa"/>
+            </w:tcMar>
           </w:tcPr>
           <w:p>
             <w:pPr>
               <w:keepNext/>
-              <w:spacing w:before="80" w:after="80"/>
+              <w:spacing w:before="0" w:after="40"/>
+              <w:ind w:left="0" w:right="0"/>
+              <w:jc w:val="left"/>
             </w:pPr>
             <w:r>
               <w:rPr>
-                <w:sz w:val="20"/>
+                <w:sz w:val="18"/>
               </w:rPr>
               <w:t>2015–2024; availability from June 2015</w:t>
             </w:r>
@@ -875,15 +1057,23 @@
         <w:tc>
           <w:tcPr>
             <w:tcW w:w="1701" w:type="dxa"/>
+            <w:tcMar>
+              <w:top w:w="55" w:type="dxa"/>
+              <w:bottom w:w="55" w:type="dxa"/>
+              <w:left w:w="80" w:type="dxa"/>
+              <w:right w:w="80" w:type="dxa"/>
+            </w:tcMar>
           </w:tcPr>
           <w:p>
             <w:pPr>
               <w:keepNext/>
-              <w:spacing w:before="80" w:after="80"/>
+              <w:spacing w:before="0" w:after="40"/>
+              <w:ind w:left="0" w:right="0"/>
+              <w:jc w:val="left"/>
             </w:pPr>
             <w:r>
               <w:rPr>
-                <w:sz w:val="20"/>
+                <w:sz w:val="18"/>
               </w:rPr>
               <w:t>10 m</w:t>
             </w:r>
@@ -892,15 +1082,23 @@
         <w:tc>
           <w:tcPr>
             <w:tcW w:w="5046" w:type="dxa"/>
+            <w:tcMar>
+              <w:top w:w="55" w:type="dxa"/>
+              <w:bottom w:w="55" w:type="dxa"/>
+              <w:left w:w="80" w:type="dxa"/>
+              <w:right w:w="80" w:type="dxa"/>
+            </w:tcMar>
           </w:tcPr>
           <w:p>
             <w:pPr>
               <w:keepNext/>
-              <w:spacing w:before="80" w:after="80"/>
+              <w:spacing w:before="0" w:after="40"/>
+              <w:ind w:left="0" w:right="0"/>
+              <w:jc w:val="left"/>
             </w:pPr>
             <w:r>
               <w:rPr>
-                <w:sz w:val="20"/>
+                <w:sz w:val="18"/>
               </w:rPr>
               <w:t>Four confidence thresholds; unclassified support retained</w:t>
             </w:r>
@@ -914,15 +1112,23 @@
         <w:tc>
           <w:tcPr>
             <w:tcW w:w="1757" w:type="dxa"/>
+            <w:tcMar>
+              <w:top w:w="55" w:type="dxa"/>
+              <w:bottom w:w="55" w:type="dxa"/>
+              <w:left w:w="80" w:type="dxa"/>
+              <w:right w:w="80" w:type="dxa"/>
+            </w:tcMar>
           </w:tcPr>
           <w:p>
             <w:pPr>
               <w:keepNext/>
-              <w:spacing w:before="80" w:after="80"/>
+              <w:spacing w:before="0" w:after="40"/>
+              <w:ind w:left="0" w:right="0"/>
+              <w:jc w:val="left"/>
             </w:pPr>
             <w:r>
               <w:rPr>
-                <w:sz w:val="20"/>
+                <w:sz w:val="18"/>
               </w:rPr>
               <w:t>Sentinel-2 Level-2A</w:t>
             </w:r>
@@ -931,15 +1137,23 @@
         <w:tc>
           <w:tcPr>
             <w:tcW w:w="1701" w:type="dxa"/>
+            <w:tcMar>
+              <w:top w:w="55" w:type="dxa"/>
+              <w:bottom w:w="55" w:type="dxa"/>
+              <w:left w:w="80" w:type="dxa"/>
+              <w:right w:w="80" w:type="dxa"/>
+            </w:tcMar>
           </w:tcPr>
           <w:p>
             <w:pPr>
               <w:keepNext/>
-              <w:spacing w:before="80" w:after="80"/>
+              <w:spacing w:before="0" w:after="40"/>
+              <w:ind w:left="0" w:right="0"/>
+              <w:jc w:val="left"/>
             </w:pPr>
             <w:r>
               <w:rPr>
-                <w:sz w:val="20"/>
+                <w:sz w:val="18"/>
               </w:rPr>
               <w:t>Four sampled months</w:t>
             </w:r>
@@ -948,15 +1162,23 @@
         <w:tc>
           <w:tcPr>
             <w:tcW w:w="1701" w:type="dxa"/>
+            <w:tcMar>
+              <w:top w:w="55" w:type="dxa"/>
+              <w:bottom w:w="55" w:type="dxa"/>
+              <w:left w:w="80" w:type="dxa"/>
+              <w:right w:w="80" w:type="dxa"/>
+            </w:tcMar>
           </w:tcPr>
           <w:p>
             <w:pPr>
               <w:keepNext/>
-              <w:spacing w:before="80" w:after="80"/>
+              <w:spacing w:before="0" w:after="40"/>
+              <w:ind w:left="0" w:right="0"/>
+              <w:jc w:val="left"/>
             </w:pPr>
             <w:r>
               <w:rPr>
-                <w:sz w:val="20"/>
+                <w:sz w:val="18"/>
               </w:rPr>
               <w:t>10 m display; B11/SCL native 20 m</w:t>
             </w:r>
@@ -965,15 +1187,23 @@
         <w:tc>
           <w:tcPr>
             <w:tcW w:w="5046" w:type="dxa"/>
+            <w:tcMar>
+              <w:top w:w="55" w:type="dxa"/>
+              <w:bottom w:w="55" w:type="dxa"/>
+              <w:left w:w="80" w:type="dxa"/>
+              <w:right w:w="80" w:type="dxa"/>
+            </w:tcMar>
           </w:tcPr>
           <w:p>
             <w:pPr>
               <w:keepNext/>
-              <w:spacing w:before="80" w:after="80"/>
+              <w:spacing w:before="0" w:after="40"/>
+              <w:ind w:left="0" w:right="0"/>
+              <w:jc w:val="left"/>
             </w:pPr>
             <w:r>
               <w:rPr>
-                <w:sz w:val="20"/>
+                <w:sz w:val="18"/>
               </w:rPr>
               <w:t>Actual dated crop values and assisted interpretation; not independent ground truth</w:t>
             </w:r>
@@ -987,14 +1217,22 @@
         <w:tc>
           <w:tcPr>
             <w:tcW w:w="1757" w:type="dxa"/>
+            <w:tcMar>
+              <w:top w:w="55" w:type="dxa"/>
+              <w:bottom w:w="55" w:type="dxa"/>
+              <w:left w:w="80" w:type="dxa"/>
+              <w:right w:w="80" w:type="dxa"/>
+            </w:tcMar>
           </w:tcPr>
           <w:p>
             <w:pPr>
-              <w:spacing w:before="80" w:after="80"/>
+              <w:spacing w:before="0" w:after="40"/>
+              <w:ind w:left="0" w:right="0"/>
+              <w:jc w:val="left"/>
             </w:pPr>
             <w:r>
               <w:rPr>
-                <w:sz w:val="20"/>
+                <w:sz w:val="18"/>
               </w:rPr>
               <w:t>geoBoundaries gbOpen ADM2</w:t>
             </w:r>
@@ -1003,14 +1241,22 @@
         <w:tc>
           <w:tcPr>
             <w:tcW w:w="1701" w:type="dxa"/>
+            <w:tcMar>
+              <w:top w:w="55" w:type="dxa"/>
+              <w:bottom w:w="55" w:type="dxa"/>
+              <w:left w:w="80" w:type="dxa"/>
+              <w:right w:w="80" w:type="dxa"/>
+            </w:tcMar>
           </w:tcPr>
           <w:p>
             <w:pPr>
-              <w:spacing w:before="80" w:after="80"/>
+              <w:spacing w:before="0" w:after="40"/>
+              <w:ind w:left="0" w:right="0"/>
+              <w:jc w:val="left"/>
             </w:pPr>
             <w:r>
               <w:rPr>
-                <w:sz w:val="20"/>
+                <w:sz w:val="18"/>
               </w:rPr>
               <w:t>Represented year 2020</w:t>
             </w:r>
@@ -1019,14 +1265,22 @@
         <w:tc>
           <w:tcPr>
             <w:tcW w:w="1701" w:type="dxa"/>
+            <w:tcMar>
+              <w:top w:w="55" w:type="dxa"/>
+              <w:bottom w:w="55" w:type="dxa"/>
+              <w:left w:w="80" w:type="dxa"/>
+              <w:right w:w="80" w:type="dxa"/>
+            </w:tcMar>
           </w:tcPr>
           <w:p>
             <w:pPr>
-              <w:spacing w:before="80" w:after="80"/>
+              <w:spacing w:before="0" w:after="40"/>
+              <w:ind w:left="0" w:right="0"/>
+              <w:jc w:val="left"/>
             </w:pPr>
             <w:r>
               <w:rPr>
-                <w:sz w:val="20"/>
+                <w:sz w:val="18"/>
               </w:rPr>
               <w:t>Vector district polygons</w:t>
             </w:r>
@@ -1035,16 +1289,226 @@
         <w:tc>
           <w:tcPr>
             <w:tcW w:w="5046" w:type="dxa"/>
+            <w:tcMar>
+              <w:top w:w="55" w:type="dxa"/>
+              <w:bottom w:w="55" w:type="dxa"/>
+              <w:left w:w="80" w:type="dxa"/>
+              <w:right w:w="80" w:type="dxa"/>
+            </w:tcMar>
           </w:tcPr>
           <w:p>
             <w:pPr>
-              <w:spacing w:before="80" w:after="80"/>
+              <w:spacing w:before="0" w:after="40"/>
+              <w:ind w:left="0" w:right="0"/>
+              <w:jc w:val="left"/>
             </w:pPr>
             <w:r>
               <w:rPr>
-                <w:sz w:val="20"/>
+                <w:sz w:val="18"/>
               </w:rPr>
               <w:t>Fixed reporting boundaries; administrative districts are not catchments</w:t>
+            </w:r>
+          </w:p>
+        </w:tc>
+      </w:tr>
+      <w:tr>
+        <w:trPr>
+          <w:cantSplit/>
+        </w:trPr>
+        <w:tc>
+          <w:tcPr>
+            <w:tcW w:w="1757" w:type="dxa"/>
+            <w:tcMar>
+              <w:top w:w="55" w:type="dxa"/>
+              <w:bottom w:w="55" w:type="dxa"/>
+              <w:left w:w="80" w:type="dxa"/>
+              <w:right w:w="80" w:type="dxa"/>
+            </w:tcMar>
+          </w:tcPr>
+          <w:p>
+            <w:pPr>
+              <w:spacing w:before="0" w:after="40"/>
+              <w:ind w:left="0" w:right="0"/>
+              <w:jc w:val="left"/>
+            </w:pPr>
+            <w:r>
+              <w:rPr>
+                <w:sz w:val="18"/>
+              </w:rPr>
+              <w:t>HydroRIVERS Asia version 1</w:t>
+            </w:r>
+          </w:p>
+        </w:tc>
+        <w:tc>
+          <w:tcPr>
+            <w:tcW w:w="1701" w:type="dxa"/>
+            <w:tcMar>
+              <w:top w:w="55" w:type="dxa"/>
+              <w:bottom w:w="55" w:type="dxa"/>
+              <w:left w:w="80" w:type="dxa"/>
+              <w:right w:w="80" w:type="dxa"/>
+            </w:tcMar>
+          </w:tcPr>
+          <w:p>
+            <w:pPr>
+              <w:spacing w:before="0" w:after="40"/>
+              <w:ind w:left="0" w:right="0"/>
+              <w:jc w:val="left"/>
+            </w:pPr>
+            <w:r>
+              <w:rPr>
+                <w:sz w:val="18"/>
+              </w:rPr>
+              <w:t>Static network</w:t>
+            </w:r>
+          </w:p>
+        </w:tc>
+        <w:tc>
+          <w:tcPr>
+            <w:tcW w:w="1701" w:type="dxa"/>
+            <w:tcMar>
+              <w:top w:w="55" w:type="dxa"/>
+              <w:bottom w:w="55" w:type="dxa"/>
+              <w:left w:w="80" w:type="dxa"/>
+              <w:right w:w="80" w:type="dxa"/>
+            </w:tcMar>
+          </w:tcPr>
+          <w:p>
+            <w:pPr>
+              <w:spacing w:before="0" w:after="40"/>
+              <w:ind w:left="0" w:right="0"/>
+              <w:jc w:val="left"/>
+            </w:pPr>
+            <w:r>
+              <w:rPr>
+                <w:sz w:val="18"/>
+              </w:rPr>
+              <w:t>15 arc-second source hydrography</w:t>
+            </w:r>
+          </w:p>
+        </w:tc>
+        <w:tc>
+          <w:tcPr>
+            <w:tcW w:w="5046" w:type="dxa"/>
+            <w:tcMar>
+              <w:top w:w="55" w:type="dxa"/>
+              <w:bottom w:w="55" w:type="dxa"/>
+              <w:left w:w="80" w:type="dxa"/>
+              <w:right w:w="80" w:type="dxa"/>
+            </w:tcMar>
+          </w:tcPr>
+          <w:p>
+            <w:pPr>
+              <w:spacing w:before="0" w:after="40"/>
+              <w:ind w:left="0" w:right="0"/>
+              <w:jc w:val="left"/>
+            </w:pPr>
+            <w:r>
+              <w:rPr>
+                <w:sz w:val="18"/>
+              </w:rPr>
+              <w:t>River-proximity context; not measured channel width or discharge</w:t>
+            </w:r>
+          </w:p>
+        </w:tc>
+      </w:tr>
+      <w:tr>
+        <w:trPr>
+          <w:cantSplit/>
+        </w:trPr>
+        <w:tc>
+          <w:tcPr>
+            <w:tcW w:w="1757" w:type="dxa"/>
+            <w:tcMar>
+              <w:top w:w="55" w:type="dxa"/>
+              <w:bottom w:w="55" w:type="dxa"/>
+              <w:left w:w="80" w:type="dxa"/>
+              <w:right w:w="80" w:type="dxa"/>
+            </w:tcMar>
+          </w:tcPr>
+          <w:p>
+            <w:pPr>
+              <w:spacing w:before="0" w:after="40"/>
+              <w:ind w:left="0" w:right="0"/>
+              <w:jc w:val="left"/>
+            </w:pPr>
+            <w:r>
+              <w:rPr>
+                <w:sz w:val="18"/>
+              </w:rPr>
+              <w:t>ESA WorldCover 2020 version 100</w:t>
+            </w:r>
+          </w:p>
+        </w:tc>
+        <w:tc>
+          <w:tcPr>
+            <w:tcW w:w="1701" w:type="dxa"/>
+            <w:tcMar>
+              <w:top w:w="55" w:type="dxa"/>
+              <w:bottom w:w="55" w:type="dxa"/>
+              <w:left w:w="80" w:type="dxa"/>
+              <w:right w:w="80" w:type="dxa"/>
+            </w:tcMar>
+          </w:tcPr>
+          <w:p>
+            <w:pPr>
+              <w:spacing w:before="0" w:after="40"/>
+              <w:ind w:left="0" w:right="0"/>
+              <w:jc w:val="left"/>
+            </w:pPr>
+            <w:r>
+              <w:rPr>
+                <w:sz w:val="18"/>
+              </w:rPr>
+              <w:t>2020</w:t>
+            </w:r>
+          </w:p>
+        </w:tc>
+        <w:tc>
+          <w:tcPr>
+            <w:tcW w:w="1701" w:type="dxa"/>
+            <w:tcMar>
+              <w:top w:w="55" w:type="dxa"/>
+              <w:bottom w:w="55" w:type="dxa"/>
+              <w:left w:w="80" w:type="dxa"/>
+              <w:right w:w="80" w:type="dxa"/>
+            </w:tcMar>
+          </w:tcPr>
+          <w:p>
+            <w:pPr>
+              <w:spacing w:before="0" w:after="40"/>
+              <w:ind w:left="0" w:right="0"/>
+              <w:jc w:val="left"/>
+            </w:pPr>
+            <w:r>
+              <w:rPr>
+                <w:sz w:val="18"/>
+              </w:rPr>
+              <w:t>10 m</w:t>
+            </w:r>
+          </w:p>
+        </w:tc>
+        <w:tc>
+          <w:tcPr>
+            <w:tcW w:w="5046" w:type="dxa"/>
+            <w:tcMar>
+              <w:top w:w="55" w:type="dxa"/>
+              <w:bottom w:w="55" w:type="dxa"/>
+              <w:left w:w="80" w:type="dxa"/>
+              <w:right w:w="80" w:type="dxa"/>
+            </w:tcMar>
+          </w:tcPr>
+          <w:p>
+            <w:pPr>
+              <w:spacing w:before="0" w:after="40"/>
+              <w:ind w:left="0" w:right="0"/>
+              <w:jc w:val="left"/>
+            </w:pPr>
+            <w:r>
+              <w:rPr>
+                <w:sz w:val="18"/>
+              </w:rPr>
+              <w:t>Static cropland context; modal class on JRC grid; not historical land-use change</w:t>
             </w:r>
           </w:p>
         </w:tc>
@@ -3640,33 +4104,79 @@
         <w:pStyle w:val="FirstParagraph"/>
       </w:pPr>
       <w:r>
-        <w:t>This range permits arbitrary agreement or disagreement for unresolved labels. It bounds completion of the proxy comparison, not physical-water accuracy. Approximate sampling intervals used 2,000 pixel-month bootstrap replicates within the original strata, with seed 20261016. These intervals omit reference, timing, radiometric, registration and spatial-clustering errors. Degenerate conditional bootstrap intervals were left unavailable rather than presented as certainty.</w:t>
+        <w:t>This range permits arbitrary agreement or disagreement for unresolved labels. It bounds completion of the proxy comparison, not physical-water accuracy. Approximate sampling intervals used 2,000 pixel-month percentile bootstrap replicates within the original strata, with seed 20261016. No finite-population correction or spatial-cluster model was used. These intervals exclude reference, timing, radiometric, registration and spatial-clustering errors and do not resolve nonrandom reference failure. Degenerate conditional bootstrap intervals remained unavailable rather than being presented as certainty.</w:t>
       </w:r>
     </w:p>
     <w:p>
       <w:pPr>
-        <w:pStyle w:val="BodyText"/>
-      </w:pPr>
-      <w:r>
-        <w:t>The stratified percentile bootstrap did not use a finite-population correction or a spatial-cluster model. Its intervals concern approximate pixel-month sampling variation and exclude reference error, temporal misalignment and nonrandom missingness. A conditional bootstrap with no empirical variation remained unavailable instead of being presented as a zero-width accuracy interval.</w:t>
+        <w:pStyle w:val="Heading2"/>
+      </w:pPr>
+      <w:r>
+        <w:t>2.8 Exploratory robustness and landscape context</w:t>
       </w:r>
     </w:p>
     <w:p>
       <w:pPr>
-        <w:pStyle w:val="Heading2"/>
-      </w:pPr>
-      <w:bookmarkStart w:id="13" w:name="_c0fc269caafa166524286e87381ea2ab590d1a7"/>
-      <w:r>
-        <w:t>2.8 Reproducibility and analytical scope</w:t>
-      </w:r>
-      <w:bookmarkEnd w:id="13"/>
+        <w:pStyle w:val="BodyText"/>
+      </w:pPr>
+      <w:r>
+        <w:t>A revision protocol was frozen before the new sensitivity outputs were examined; the original study results were already known. Seven overlapping cohorts were retained: C1, the original 2000–2024 ever-water footprint with all 25 annual classes valid; C2, the same ever-water condition with validity required only through 2021; C3, ever-water and complete annual validity during 2000–2021; C4, any seasonal/permanent class in 2000–2004, all five baseline classes valid, and complete annual validity through 2021; C5, the same baseline-water condition with available observations each year; C6, 2000–2021 ever-water with at least twenty valid annual classes; and C7, all annually valid pixels through 2021 within the district boundaries, without an ever-water restriction. C7 is still an observed subset, not full-district coverage. C1–C7 union areas were 1,276.41, 1,276.41, 1,271.76, 1,196.72, 1,252.36, 1,472.73 and 1,299.60 km², respectively. Available-support analyses required at least 95% annual coverage; missing-area bounds were retained rather than classifying gaps as nonwater.</w:t>
+      </w:r>
     </w:p>
     <w:p>
       <w:pPr>
+        <w:pStyle w:val="BodyText"/>
+      </w:pPr>
+      <w:r>
+        <w:t>For each cohort, first-to-final one-, three- and five-year windows complemented whole-series trends. A multi-year comparison required every year in both windows to pass its support rule. A separate monthly diagnostic intersected valid observations for each calendar month across all 22 primary years within the baseline-water footprint; a trend required retention of at least 20% of that footprint. This diagnostic measures the cost of equal calendar-month support and cannot reconstruct missing seasons.</w:t>
+      </w:r>
+    </w:p>
+    <w:p>
+      <w:pPr>
+        <w:pStyle w:val="BodyText"/>
+      </w:pPr>
+      <w:r>
+        <w:t>The annual model sequence included time alone; time plus June–September rainfall; those terms plus annual observed months, wet-season observed months and the 2016 indicator; an additional preceding October–May rainfall term; and the original annual-climate control specification in Equation (1). Each class was modeled separately. Fits required at least five residual degrees of freedom. Calendar-distance HAC lags zero and two, all leave-one-year-out fits, and a short 2013–2021 time/monsoon analysis were retained. Approximate fixed-design circular residual block bootstrap intervals used lengths two, three and four, 2,000 replicates and seed 20261019. Bootstrap intervals were unavailable for nonconsecutive selected years; gaps were not compressed. District BY families comprised six district-by-class tests per cohort/model. These overlapping sensitivities are not independent confirmations.</w:t>
+      </w:r>
+    </w:p>
+    <w:p>
+      <w:pPr>
+        <w:pStyle w:val="BodyText"/>
+      </w:pPr>
+      <w:r>
+        <w:t>New chronological checks used two-year tests starting in 2013, 2017 and 2020, with at least twelve earlier training observations. Mean and trend-only benchmarks were fitted on the same accepted training/test folds as each candidate. Pooled RMSE was the square root of total test squared error divided by test count. A constant processing indicator invalidated earlier training designs, leaving only two folds/four test years for controlled models, compared with three folds/six years for the monsoon model. These retrospective conditional hindcasts neither validate water classification nor establish operational forecasting performance.</w:t>
+      </w:r>
+    </w:p>
+    <w:p>
+      <w:pPr>
+        <w:pStyle w:val="BodyText"/>
+      </w:pPr>
+      <w:r>
+        <w:t>HydroRIVERS Asia version 1 centerlines supplied static river context (Lehner and Grill, 2013), and ESA WorldCover 2020 version 100 supplied a static 10 m cropland class (Zanaga et al., 2021). River buffers were formed in EPSG:32645 at 200, 500 and 1,000 m; 500 m was the designated central setting. WorldCover classes were transferred by modal aggregation to the native JRC grid. Within each cohort, river proximity and, away from rivers, 2020 cropland versus other cover formed exhaustive groups. Buffer ranges are sensitivity ranges, not confidence intervals. This context does not identify individual ponds, historical cultivation, irrigation abstraction or river discharge.</w:t>
+      </w:r>
+    </w:p>
+    <w:p>
+      <w:pPr>
+        <w:pStyle w:val="BodyText"/>
+      </w:pPr>
+      <w:r>
+        <w:t>A missingness-aware synthetic diagnostic placed rectangular deficits of zero, 0.01, 0.02, 0.05, 0.10 and 0.20 of cohort area at every monthly onset during 2015–2024, for durations of one, three and six months. A zero anomaly baseline returned abruptly at the pulse end, so the imposed recovery time was zero months. The diagnostic retained actual observation gaps, anomaly-envelope half-widths and calendar-reference eligibility, requiring three pre-event observations and two recovery confirmations. It tested detectability under those widths, not a physical drought model or empirical recovery distribution. No actual missing water observations or reference labels were filled.</w:t>
+      </w:r>
+    </w:p>
+    <w:p>
+      <w:pPr>
+        <w:pStyle w:val="Heading2"/>
+      </w:pPr>
+      <w:r>
+        <w:t>2.9 Reproducibility and analytical scope</w:t>
+      </w:r>
+    </w:p>
+    <w:p>
+      <w:pPr>
         <w:pStyle w:val="FirstParagraph"/>
       </w:pPr>
       <w:r>
-        <w:t>The completed computational audit verified 9,393 source-file checksums and reconciled the downloaded export inventories and reported numerical tables. The active analysis retains the corrected dated-label version and its history. Manuscript preparation read these frozen results without refitting the scientific models. Figure inputs, table copies and their SHA-256 hashes are recorded separately. The analysis environment used Python 3.12, NumPy 2.3.5, pandas 2.3.3, statsmodels 0.14.5 and rasterio 1.5.0. Software checks establish reproducibility properties; they do not establish environmental accuracy. The overall design is exploratory, and results were known when the final restricted scope was documented.</w:t>
+        <w:t>The original computational audit verified 9,393 source-file checksums and reconciled export inventories. The revision additionally rechecked all fifty annual/monthly source rasters, reconstructed the original annual summaries to within 10⁻⁶ km², and reran the explicitly frozen exploratory models. The corrected dated-label version and its history were unchanged. Protocols, source versions, output tables, failed fits and SHA-256 manifests accompany the code. An initial calendar-gap bootstrap implementation was corrected before the reported outputs were frozen; superseded intervals are excluded. The environment used Python 3.12, NumPy 2.3.5, pandas 2.3.3, statsmodels 0.14.5 and rasterio 1.5.0. Computational checks do not establish environmental accuracy or confirmatory inference.</w:t>
       </w:r>
     </w:p>
     <w:p>
@@ -3829,9 +4339,17 @@
     </w:p>
     <w:tbl>
       <w:tblPr>
-        <w:tblW w:w="5000" w:type="pct"/>
+        <w:tblW w:w="10205" w:type="dxa"/>
         <w:tblLayout w:type="fixed"/>
         <w:tblLook w:val="0020" w:firstRow="1" w:lastRow="0" w:firstColumn="0" w:lastColumn="0" w:noHBand="0" w:noVBand="0"/>
+        <w:tblBorders>
+          <w:top w:val="single" w:sz="4" w:color="D9D9D9"/>
+          <w:left w:val="single" w:sz="4" w:color="D9D9D9"/>
+          <w:bottom w:val="single" w:sz="4" w:color="D9D9D9"/>
+          <w:right w:val="single" w:sz="4" w:color="D9D9D9"/>
+          <w:insideH w:val="single" w:sz="4" w:color="D9D9D9"/>
+          <w:insideV w:val="single" w:sz="4" w:color="D9D9D9"/>
+        </w:tblBorders>
       </w:tblPr>
       <w:tblGrid>
         <w:gridCol w:w="2317"/>
@@ -3850,16 +4368,24 @@
           <w:tcPr>
             <w:tcW w:w="2268" w:type="dxa"/>
             <w:shd w:val="clear" w:color="auto" w:fill="EDF2F5"/>
+            <w:tcMar>
+              <w:top w:w="55" w:type="dxa"/>
+              <w:bottom w:w="55" w:type="dxa"/>
+              <w:left w:w="80" w:type="dxa"/>
+              <w:right w:w="80" w:type="dxa"/>
+            </w:tcMar>
           </w:tcPr>
           <w:p>
             <w:pPr>
               <w:keepNext/>
-              <w:spacing w:before="80" w:after="80"/>
+              <w:spacing w:before="0" w:after="40"/>
+              <w:ind w:left="0" w:right="0"/>
+              <w:jc w:val="left"/>
             </w:pPr>
             <w:r>
               <w:rPr>
                 <w:b/>
-                <w:sz w:val="20"/>
+                <w:sz w:val="18"/>
               </w:rPr>
               <w:t>Region</w:t>
             </w:r>
@@ -3869,16 +4395,24 @@
           <w:tcPr>
             <w:tcW w:w="1474" w:type="dxa"/>
             <w:shd w:val="clear" w:color="auto" w:fill="EDF2F5"/>
+            <w:tcMar>
+              <w:top w:w="55" w:type="dxa"/>
+              <w:bottom w:w="55" w:type="dxa"/>
+              <w:left w:w="80" w:type="dxa"/>
+              <w:right w:w="80" w:type="dxa"/>
+            </w:tcMar>
           </w:tcPr>
           <w:p>
             <w:pPr>
               <w:keepNext/>
-              <w:spacing w:before="80" w:after="80"/>
+              <w:spacing w:before="0" w:after="40"/>
+              <w:ind w:left="0" w:right="0"/>
+              <w:jc w:val="left"/>
             </w:pPr>
             <w:r>
               <w:rPr>
                 <w:b/>
-                <w:sz w:val="20"/>
+                <w:sz w:val="18"/>
               </w:rPr>
               <w:t>Source class</w:t>
             </w:r>
@@ -3888,17 +4422,24 @@
           <w:tcPr>
             <w:tcW w:w="1587" w:type="dxa"/>
             <w:shd w:val="clear" w:color="auto" w:fill="EDF2F5"/>
+            <w:tcMar>
+              <w:top w:w="55" w:type="dxa"/>
+              <w:bottom w:w="55" w:type="dxa"/>
+              <w:left w:w="80" w:type="dxa"/>
+              <w:right w:w="80" w:type="dxa"/>
+            </w:tcMar>
           </w:tcPr>
           <w:p>
             <w:pPr>
               <w:keepNext/>
-              <w:spacing w:before="80" w:after="80"/>
+              <w:spacing w:before="0" w:after="40"/>
+              <w:ind w:left="0" w:right="0"/>
               <w:jc w:val="right"/>
             </w:pPr>
             <w:r>
               <w:rPr>
                 <w:b/>
-                <w:sz w:val="20"/>
+                <w:sz w:val="18"/>
               </w:rPr>
               <w:t>2000 (km²)</w:t>
             </w:r>
@@ -3908,17 +4449,24 @@
           <w:tcPr>
             <w:tcW w:w="1587" w:type="dxa"/>
             <w:shd w:val="clear" w:color="auto" w:fill="EDF2F5"/>
+            <w:tcMar>
+              <w:top w:w="55" w:type="dxa"/>
+              <w:bottom w:w="55" w:type="dxa"/>
+              <w:left w:w="80" w:type="dxa"/>
+              <w:right w:w="80" w:type="dxa"/>
+            </w:tcMar>
           </w:tcPr>
           <w:p>
             <w:pPr>
               <w:keepNext/>
-              <w:spacing w:before="80" w:after="80"/>
+              <w:spacing w:before="0" w:after="40"/>
+              <w:ind w:left="0" w:right="0"/>
               <w:jc w:val="right"/>
             </w:pPr>
             <w:r>
               <w:rPr>
                 <w:b/>
-                <w:sz w:val="20"/>
+                <w:sz w:val="18"/>
               </w:rPr>
               <w:t>2021 (km²)</w:t>
             </w:r>
@@ -3928,17 +4476,24 @@
           <w:tcPr>
             <w:tcW w:w="1644" w:type="dxa"/>
             <w:shd w:val="clear" w:color="auto" w:fill="EDF2F5"/>
+            <w:tcMar>
+              <w:top w:w="55" w:type="dxa"/>
+              <w:bottom w:w="55" w:type="dxa"/>
+              <w:left w:w="80" w:type="dxa"/>
+              <w:right w:w="80" w:type="dxa"/>
+            </w:tcMar>
           </w:tcPr>
           <w:p>
             <w:pPr>
               <w:keepNext/>
-              <w:spacing w:before="80" w:after="80"/>
+              <w:spacing w:before="0" w:after="40"/>
+              <w:ind w:left="0" w:right="0"/>
               <w:jc w:val="right"/>
             </w:pPr>
             <w:r>
               <w:rPr>
                 <w:b/>
-                <w:sz w:val="20"/>
+                <w:sz w:val="18"/>
               </w:rPr>
               <w:t>Change (km²)</w:t>
             </w:r>
@@ -3948,17 +4503,24 @@
           <w:tcPr>
             <w:tcW w:w="1644" w:type="dxa"/>
             <w:shd w:val="clear" w:color="auto" w:fill="EDF2F5"/>
+            <w:tcMar>
+              <w:top w:w="55" w:type="dxa"/>
+              <w:bottom w:w="55" w:type="dxa"/>
+              <w:left w:w="80" w:type="dxa"/>
+              <w:right w:w="80" w:type="dxa"/>
+            </w:tcMar>
           </w:tcPr>
           <w:p>
             <w:pPr>
               <w:keepNext/>
-              <w:spacing w:before="80" w:after="80"/>
+              <w:spacing w:before="0" w:after="40"/>
+              <w:ind w:left="0" w:right="0"/>
               <w:jc w:val="right"/>
             </w:pPr>
             <w:r>
               <w:rPr>
                 <w:b/>
-                <w:sz w:val="20"/>
+                <w:sz w:val="18"/>
               </w:rPr>
               <w:t>Change (%)</w:t>
             </w:r>
@@ -3972,15 +4534,23 @@
         <w:tc>
           <w:tcPr>
             <w:tcW w:w="2268" w:type="dxa"/>
+            <w:tcMar>
+              <w:top w:w="55" w:type="dxa"/>
+              <w:bottom w:w="55" w:type="dxa"/>
+              <w:left w:w="80" w:type="dxa"/>
+              <w:right w:w="80" w:type="dxa"/>
+            </w:tcMar>
           </w:tcPr>
           <w:p>
             <w:pPr>
               <w:keepNext/>
-              <w:spacing w:before="80" w:after="80"/>
+              <w:spacing w:before="0" w:after="40"/>
+              <w:ind w:left="0" w:right="0"/>
+              <w:jc w:val="left"/>
             </w:pPr>
             <w:r>
               <w:rPr>
-                <w:sz w:val="20"/>
+                <w:sz w:val="18"/>
               </w:rPr>
               <w:t>Union</w:t>
             </w:r>
@@ -3989,15 +4559,23 @@
         <w:tc>
           <w:tcPr>
             <w:tcW w:w="1474" w:type="dxa"/>
+            <w:tcMar>
+              <w:top w:w="55" w:type="dxa"/>
+              <w:bottom w:w="55" w:type="dxa"/>
+              <w:left w:w="80" w:type="dxa"/>
+              <w:right w:w="80" w:type="dxa"/>
+            </w:tcMar>
           </w:tcPr>
           <w:p>
             <w:pPr>
               <w:keepNext/>
-              <w:spacing w:before="80" w:after="80"/>
+              <w:spacing w:before="0" w:after="40"/>
+              <w:ind w:left="0" w:right="0"/>
+              <w:jc w:val="left"/>
             </w:pPr>
             <w:r>
               <w:rPr>
-                <w:sz w:val="20"/>
+                <w:sz w:val="18"/>
               </w:rPr>
               <w:t>Seasonal</w:t>
             </w:r>
@@ -4006,16 +4584,23 @@
         <w:tc>
           <w:tcPr>
             <w:tcW w:w="1587" w:type="dxa"/>
+            <w:tcMar>
+              <w:top w:w="55" w:type="dxa"/>
+              <w:bottom w:w="55" w:type="dxa"/>
+              <w:left w:w="80" w:type="dxa"/>
+              <w:right w:w="80" w:type="dxa"/>
+            </w:tcMar>
           </w:tcPr>
           <w:p>
             <w:pPr>
               <w:keepNext/>
-              <w:spacing w:before="80" w:after="80"/>
+              <w:spacing w:before="0" w:after="40"/>
+              <w:ind w:left="0" w:right="0"/>
               <w:jc w:val="right"/>
             </w:pPr>
             <w:r>
               <w:rPr>
-                <w:sz w:val="20"/>
+                <w:sz w:val="18"/>
               </w:rPr>
               <w:t>938.53</w:t>
             </w:r>
@@ -4024,16 +4609,23 @@
         <w:tc>
           <w:tcPr>
             <w:tcW w:w="1587" w:type="dxa"/>
+            <w:tcMar>
+              <w:top w:w="55" w:type="dxa"/>
+              <w:bottom w:w="55" w:type="dxa"/>
+              <w:left w:w="80" w:type="dxa"/>
+              <w:right w:w="80" w:type="dxa"/>
+            </w:tcMar>
           </w:tcPr>
           <w:p>
             <w:pPr>
               <w:keepNext/>
-              <w:spacing w:before="80" w:after="80"/>
+              <w:spacing w:before="0" w:after="40"/>
+              <w:ind w:left="0" w:right="0"/>
               <w:jc w:val="right"/>
             </w:pPr>
             <w:r>
               <w:rPr>
-                <w:sz w:val="20"/>
+                <w:sz w:val="18"/>
               </w:rPr>
               <w:t>699.91</w:t>
             </w:r>
@@ -4042,16 +4634,23 @@
         <w:tc>
           <w:tcPr>
             <w:tcW w:w="1644" w:type="dxa"/>
+            <w:tcMar>
+              <w:top w:w="55" w:type="dxa"/>
+              <w:bottom w:w="55" w:type="dxa"/>
+              <w:left w:w="80" w:type="dxa"/>
+              <w:right w:w="80" w:type="dxa"/>
+            </w:tcMar>
           </w:tcPr>
           <w:p>
             <w:pPr>
               <w:keepNext/>
-              <w:spacing w:before="80" w:after="80"/>
+              <w:spacing w:before="0" w:after="40"/>
+              <w:ind w:left="0" w:right="0"/>
               <w:jc w:val="right"/>
             </w:pPr>
             <w:r>
               <w:rPr>
-                <w:sz w:val="20"/>
+                <w:sz w:val="18"/>
               </w:rPr>
               <w:t>-238.62</w:t>
             </w:r>
@@ -4060,16 +4659,23 @@
         <w:tc>
           <w:tcPr>
             <w:tcW w:w="1644" w:type="dxa"/>
+            <w:tcMar>
+              <w:top w:w="55" w:type="dxa"/>
+              <w:bottom w:w="55" w:type="dxa"/>
+              <w:left w:w="80" w:type="dxa"/>
+              <w:right w:w="80" w:type="dxa"/>
+            </w:tcMar>
           </w:tcPr>
           <w:p>
             <w:pPr>
               <w:keepNext/>
-              <w:spacing w:before="80" w:after="80"/>
+              <w:spacing w:before="0" w:after="40"/>
+              <w:ind w:left="0" w:right="0"/>
               <w:jc w:val="right"/>
             </w:pPr>
             <w:r>
               <w:rPr>
-                <w:sz w:val="20"/>
+                <w:sz w:val="18"/>
               </w:rPr>
               <w:t>-25.42</w:t>
             </w:r>
@@ -4083,15 +4689,23 @@
         <w:tc>
           <w:tcPr>
             <w:tcW w:w="2268" w:type="dxa"/>
+            <w:tcMar>
+              <w:top w:w="55" w:type="dxa"/>
+              <w:bottom w:w="55" w:type="dxa"/>
+              <w:left w:w="80" w:type="dxa"/>
+              <w:right w:w="80" w:type="dxa"/>
+            </w:tcMar>
           </w:tcPr>
           <w:p>
             <w:pPr>
               <w:keepNext/>
-              <w:spacing w:before="80" w:after="80"/>
+              <w:spacing w:before="0" w:after="40"/>
+              <w:ind w:left="0" w:right="0"/>
+              <w:jc w:val="left"/>
             </w:pPr>
             <w:r>
               <w:rPr>
-                <w:sz w:val="20"/>
+                <w:sz w:val="18"/>
               </w:rPr>
               <w:t>Union</w:t>
             </w:r>
@@ -4100,15 +4714,23 @@
         <w:tc>
           <w:tcPr>
             <w:tcW w:w="1474" w:type="dxa"/>
+            <w:tcMar>
+              <w:top w:w="55" w:type="dxa"/>
+              <w:bottom w:w="55" w:type="dxa"/>
+              <w:left w:w="80" w:type="dxa"/>
+              <w:right w:w="80" w:type="dxa"/>
+            </w:tcMar>
           </w:tcPr>
           <w:p>
             <w:pPr>
               <w:keepNext/>
-              <w:spacing w:before="80" w:after="80"/>
+              <w:spacing w:before="0" w:after="40"/>
+              <w:ind w:left="0" w:right="0"/>
+              <w:jc w:val="left"/>
             </w:pPr>
             <w:r>
               <w:rPr>
-                <w:sz w:val="20"/>
+                <w:sz w:val="18"/>
               </w:rPr>
               <w:t>Permanent</w:t>
             </w:r>
@@ -4117,16 +4739,23 @@
         <w:tc>
           <w:tcPr>
             <w:tcW w:w="1587" w:type="dxa"/>
+            <w:tcMar>
+              <w:top w:w="55" w:type="dxa"/>
+              <w:bottom w:w="55" w:type="dxa"/>
+              <w:left w:w="80" w:type="dxa"/>
+              <w:right w:w="80" w:type="dxa"/>
+            </w:tcMar>
           </w:tcPr>
           <w:p>
             <w:pPr>
               <w:keepNext/>
-              <w:spacing w:before="80" w:after="80"/>
+              <w:spacing w:before="0" w:after="40"/>
+              <w:ind w:left="0" w:right="0"/>
               <w:jc w:val="right"/>
             </w:pPr>
             <w:r>
               <w:rPr>
-                <w:sz w:val="20"/>
+                <w:sz w:val="18"/>
               </w:rPr>
               <w:t>65.49</w:t>
             </w:r>
@@ -4135,16 +4764,23 @@
         <w:tc>
           <w:tcPr>
             <w:tcW w:w="1587" w:type="dxa"/>
+            <w:tcMar>
+              <w:top w:w="55" w:type="dxa"/>
+              <w:bottom w:w="55" w:type="dxa"/>
+              <w:left w:w="80" w:type="dxa"/>
+              <w:right w:w="80" w:type="dxa"/>
+            </w:tcMar>
           </w:tcPr>
           <w:p>
             <w:pPr>
               <w:keepNext/>
-              <w:spacing w:before="80" w:after="80"/>
+              <w:spacing w:before="0" w:after="40"/>
+              <w:ind w:left="0" w:right="0"/>
               <w:jc w:val="right"/>
             </w:pPr>
             <w:r>
               <w:rPr>
-                <w:sz w:val="20"/>
+                <w:sz w:val="18"/>
               </w:rPr>
               <w:t>92.37</w:t>
             </w:r>
@@ -4153,16 +4789,23 @@
         <w:tc>
           <w:tcPr>
             <w:tcW w:w="1644" w:type="dxa"/>
+            <w:tcMar>
+              <w:top w:w="55" w:type="dxa"/>
+              <w:bottom w:w="55" w:type="dxa"/>
+              <w:left w:w="80" w:type="dxa"/>
+              <w:right w:w="80" w:type="dxa"/>
+            </w:tcMar>
           </w:tcPr>
           <w:p>
             <w:pPr>
               <w:keepNext/>
-              <w:spacing w:before="80" w:after="80"/>
+              <w:spacing w:before="0" w:after="40"/>
+              <w:ind w:left="0" w:right="0"/>
               <w:jc w:val="right"/>
             </w:pPr>
             <w:r>
               <w:rPr>
-                <w:sz w:val="20"/>
+                <w:sz w:val="18"/>
               </w:rPr>
               <w:t>+26.88</w:t>
             </w:r>
@@ -4171,16 +4814,23 @@
         <w:tc>
           <w:tcPr>
             <w:tcW w:w="1644" w:type="dxa"/>
+            <w:tcMar>
+              <w:top w:w="55" w:type="dxa"/>
+              <w:bottom w:w="55" w:type="dxa"/>
+              <w:left w:w="80" w:type="dxa"/>
+              <w:right w:w="80" w:type="dxa"/>
+            </w:tcMar>
           </w:tcPr>
           <w:p>
             <w:pPr>
               <w:keepNext/>
-              <w:spacing w:before="80" w:after="80"/>
+              <w:spacing w:before="0" w:after="40"/>
+              <w:ind w:left="0" w:right="0"/>
               <w:jc w:val="right"/>
             </w:pPr>
             <w:r>
               <w:rPr>
-                <w:sz w:val="20"/>
+                <w:sz w:val="18"/>
               </w:rPr>
               <w:t>+41.04</w:t>
             </w:r>
@@ -4194,15 +4844,23 @@
         <w:tc>
           <w:tcPr>
             <w:tcW w:w="2268" w:type="dxa"/>
+            <w:tcMar>
+              <w:top w:w="55" w:type="dxa"/>
+              <w:bottom w:w="55" w:type="dxa"/>
+              <w:left w:w="80" w:type="dxa"/>
+              <w:right w:w="80" w:type="dxa"/>
+            </w:tcMar>
           </w:tcPr>
           <w:p>
             <w:pPr>
               <w:keepNext/>
-              <w:spacing w:before="80" w:after="80"/>
+              <w:spacing w:before="0" w:after="40"/>
+              <w:ind w:left="0" w:right="0"/>
+              <w:jc w:val="left"/>
             </w:pPr>
             <w:r>
               <w:rPr>
-                <w:sz w:val="20"/>
+                <w:sz w:val="18"/>
               </w:rPr>
               <w:t>Naogaon</w:t>
             </w:r>
@@ -4211,15 +4869,23 @@
         <w:tc>
           <w:tcPr>
             <w:tcW w:w="1474" w:type="dxa"/>
+            <w:tcMar>
+              <w:top w:w="55" w:type="dxa"/>
+              <w:bottom w:w="55" w:type="dxa"/>
+              <w:left w:w="80" w:type="dxa"/>
+              <w:right w:w="80" w:type="dxa"/>
+            </w:tcMar>
           </w:tcPr>
           <w:p>
             <w:pPr>
               <w:keepNext/>
-              <w:spacing w:before="80" w:after="80"/>
+              <w:spacing w:before="0" w:after="40"/>
+              <w:ind w:left="0" w:right="0"/>
+              <w:jc w:val="left"/>
             </w:pPr>
             <w:r>
               <w:rPr>
-                <w:sz w:val="20"/>
+                <w:sz w:val="18"/>
               </w:rPr>
               <w:t>Seasonal</w:t>
             </w:r>
@@ -4228,16 +4894,23 @@
         <w:tc>
           <w:tcPr>
             <w:tcW w:w="1587" w:type="dxa"/>
+            <w:tcMar>
+              <w:top w:w="55" w:type="dxa"/>
+              <w:bottom w:w="55" w:type="dxa"/>
+              <w:left w:w="80" w:type="dxa"/>
+              <w:right w:w="80" w:type="dxa"/>
+            </w:tcMar>
           </w:tcPr>
           <w:p>
             <w:pPr>
               <w:keepNext/>
-              <w:spacing w:before="80" w:after="80"/>
+              <w:spacing w:before="0" w:after="40"/>
+              <w:ind w:left="0" w:right="0"/>
               <w:jc w:val="right"/>
             </w:pPr>
             <w:r>
               <w:rPr>
-                <w:sz w:val="20"/>
+                <w:sz w:val="18"/>
               </w:rPr>
               <w:t>385.72</w:t>
             </w:r>
@@ -4246,16 +4919,23 @@
         <w:tc>
           <w:tcPr>
             <w:tcW w:w="1587" w:type="dxa"/>
+            <w:tcMar>
+              <w:top w:w="55" w:type="dxa"/>
+              <w:bottom w:w="55" w:type="dxa"/>
+              <w:left w:w="80" w:type="dxa"/>
+              <w:right w:w="80" w:type="dxa"/>
+            </w:tcMar>
           </w:tcPr>
           <w:p>
             <w:pPr>
               <w:keepNext/>
-              <w:spacing w:before="80" w:after="80"/>
+              <w:spacing w:before="0" w:after="40"/>
+              <w:ind w:left="0" w:right="0"/>
               <w:jc w:val="right"/>
             </w:pPr>
             <w:r>
               <w:rPr>
-                <w:sz w:val="20"/>
+                <w:sz w:val="18"/>
               </w:rPr>
               <w:t>239.76</w:t>
             </w:r>
@@ -4264,16 +4944,23 @@
         <w:tc>
           <w:tcPr>
             <w:tcW w:w="1644" w:type="dxa"/>
+            <w:tcMar>
+              <w:top w:w="55" w:type="dxa"/>
+              <w:bottom w:w="55" w:type="dxa"/>
+              <w:left w:w="80" w:type="dxa"/>
+              <w:right w:w="80" w:type="dxa"/>
+            </w:tcMar>
           </w:tcPr>
           <w:p>
             <w:pPr>
               <w:keepNext/>
-              <w:spacing w:before="80" w:after="80"/>
+              <w:spacing w:before="0" w:after="40"/>
+              <w:ind w:left="0" w:right="0"/>
               <w:jc w:val="right"/>
             </w:pPr>
             <w:r>
               <w:rPr>
-                <w:sz w:val="20"/>
+                <w:sz w:val="18"/>
               </w:rPr>
               <w:t>-145.96</w:t>
             </w:r>
@@ -4282,16 +4969,23 @@
         <w:tc>
           <w:tcPr>
             <w:tcW w:w="1644" w:type="dxa"/>
+            <w:tcMar>
+              <w:top w:w="55" w:type="dxa"/>
+              <w:bottom w:w="55" w:type="dxa"/>
+              <w:left w:w="80" w:type="dxa"/>
+              <w:right w:w="80" w:type="dxa"/>
+            </w:tcMar>
           </w:tcPr>
           <w:p>
             <w:pPr>
               <w:keepNext/>
-              <w:spacing w:before="80" w:after="80"/>
+              <w:spacing w:before="0" w:after="40"/>
+              <w:ind w:left="0" w:right="0"/>
               <w:jc w:val="right"/>
             </w:pPr>
             <w:r>
               <w:rPr>
-                <w:sz w:val="20"/>
+                <w:sz w:val="18"/>
               </w:rPr>
               <w:t>-37.84</w:t>
             </w:r>
@@ -4305,15 +4999,23 @@
         <w:tc>
           <w:tcPr>
             <w:tcW w:w="2268" w:type="dxa"/>
+            <w:tcMar>
+              <w:top w:w="55" w:type="dxa"/>
+              <w:bottom w:w="55" w:type="dxa"/>
+              <w:left w:w="80" w:type="dxa"/>
+              <w:right w:w="80" w:type="dxa"/>
+            </w:tcMar>
           </w:tcPr>
           <w:p>
             <w:pPr>
               <w:keepNext/>
-              <w:spacing w:before="80" w:after="80"/>
+              <w:spacing w:before="0" w:after="40"/>
+              <w:ind w:left="0" w:right="0"/>
+              <w:jc w:val="left"/>
             </w:pPr>
             <w:r>
               <w:rPr>
-                <w:sz w:val="20"/>
+                <w:sz w:val="18"/>
               </w:rPr>
               <w:t>Naogaon</w:t>
             </w:r>
@@ -4322,15 +5024,23 @@
         <w:tc>
           <w:tcPr>
             <w:tcW w:w="1474" w:type="dxa"/>
+            <w:tcMar>
+              <w:top w:w="55" w:type="dxa"/>
+              <w:bottom w:w="55" w:type="dxa"/>
+              <w:left w:w="80" w:type="dxa"/>
+              <w:right w:w="80" w:type="dxa"/>
+            </w:tcMar>
           </w:tcPr>
           <w:p>
             <w:pPr>
               <w:keepNext/>
-              <w:spacing w:before="80" w:after="80"/>
+              <w:spacing w:before="0" w:after="40"/>
+              <w:ind w:left="0" w:right="0"/>
+              <w:jc w:val="left"/>
             </w:pPr>
             <w:r>
               <w:rPr>
-                <w:sz w:val="20"/>
+                <w:sz w:val="18"/>
               </w:rPr>
               <w:t>Permanent</w:t>
             </w:r>
@@ -4339,16 +5049,23 @@
         <w:tc>
           <w:tcPr>
             <w:tcW w:w="1587" w:type="dxa"/>
+            <w:tcMar>
+              <w:top w:w="55" w:type="dxa"/>
+              <w:bottom w:w="55" w:type="dxa"/>
+              <w:left w:w="80" w:type="dxa"/>
+              <w:right w:w="80" w:type="dxa"/>
+            </w:tcMar>
           </w:tcPr>
           <w:p>
             <w:pPr>
               <w:keepNext/>
-              <w:spacing w:before="80" w:after="80"/>
+              <w:spacing w:before="0" w:after="40"/>
+              <w:ind w:left="0" w:right="0"/>
               <w:jc w:val="right"/>
             </w:pPr>
             <w:r>
               <w:rPr>
-                <w:sz w:val="20"/>
+                <w:sz w:val="18"/>
               </w:rPr>
               <w:t>4.52</w:t>
             </w:r>
@@ -4357,16 +5074,23 @@
         <w:tc>
           <w:tcPr>
             <w:tcW w:w="1587" w:type="dxa"/>
+            <w:tcMar>
+              <w:top w:w="55" w:type="dxa"/>
+              <w:bottom w:w="55" w:type="dxa"/>
+              <w:left w:w="80" w:type="dxa"/>
+              <w:right w:w="80" w:type="dxa"/>
+            </w:tcMar>
           </w:tcPr>
           <w:p>
             <w:pPr>
               <w:keepNext/>
-              <w:spacing w:before="80" w:after="80"/>
+              <w:spacing w:before="0" w:after="40"/>
+              <w:ind w:left="0" w:right="0"/>
               <w:jc w:val="right"/>
             </w:pPr>
             <w:r>
               <w:rPr>
-                <w:sz w:val="20"/>
+                <w:sz w:val="18"/>
               </w:rPr>
               <w:t>4.66</w:t>
             </w:r>
@@ -4375,16 +5099,23 @@
         <w:tc>
           <w:tcPr>
             <w:tcW w:w="1644" w:type="dxa"/>
+            <w:tcMar>
+              <w:top w:w="55" w:type="dxa"/>
+              <w:bottom w:w="55" w:type="dxa"/>
+              <w:left w:w="80" w:type="dxa"/>
+              <w:right w:w="80" w:type="dxa"/>
+            </w:tcMar>
           </w:tcPr>
           <w:p>
             <w:pPr>
               <w:keepNext/>
-              <w:spacing w:before="80" w:after="80"/>
+              <w:spacing w:before="0" w:after="40"/>
+              <w:ind w:left="0" w:right="0"/>
               <w:jc w:val="right"/>
             </w:pPr>
             <w:r>
               <w:rPr>
-                <w:sz w:val="20"/>
+                <w:sz w:val="18"/>
               </w:rPr>
               <w:t>+0.14</w:t>
             </w:r>
@@ -4393,16 +5124,23 @@
         <w:tc>
           <w:tcPr>
             <w:tcW w:w="1644" w:type="dxa"/>
+            <w:tcMar>
+              <w:top w:w="55" w:type="dxa"/>
+              <w:bottom w:w="55" w:type="dxa"/>
+              <w:left w:w="80" w:type="dxa"/>
+              <w:right w:w="80" w:type="dxa"/>
+            </w:tcMar>
           </w:tcPr>
           <w:p>
             <w:pPr>
               <w:keepNext/>
-              <w:spacing w:before="80" w:after="80"/>
+              <w:spacing w:before="0" w:after="40"/>
+              <w:ind w:left="0" w:right="0"/>
               <w:jc w:val="right"/>
             </w:pPr>
             <w:r>
               <w:rPr>
-                <w:sz w:val="20"/>
+                <w:sz w:val="18"/>
               </w:rPr>
               <w:t>+3.08</w:t>
             </w:r>
@@ -4416,15 +5154,23 @@
         <w:tc>
           <w:tcPr>
             <w:tcW w:w="2268" w:type="dxa"/>
+            <w:tcMar>
+              <w:top w:w="55" w:type="dxa"/>
+              <w:bottom w:w="55" w:type="dxa"/>
+              <w:left w:w="80" w:type="dxa"/>
+              <w:right w:w="80" w:type="dxa"/>
+            </w:tcMar>
           </w:tcPr>
           <w:p>
             <w:pPr>
               <w:keepNext/>
-              <w:spacing w:before="80" w:after="80"/>
+              <w:spacing w:before="0" w:after="40"/>
+              <w:ind w:left="0" w:right="0"/>
+              <w:jc w:val="left"/>
             </w:pPr>
             <w:r>
               <w:rPr>
-                <w:sz w:val="20"/>
+                <w:sz w:val="18"/>
               </w:rPr>
               <w:t>Chapainawabganj</w:t>
             </w:r>
@@ -4433,15 +5179,23 @@
         <w:tc>
           <w:tcPr>
             <w:tcW w:w="1474" w:type="dxa"/>
+            <w:tcMar>
+              <w:top w:w="55" w:type="dxa"/>
+              <w:bottom w:w="55" w:type="dxa"/>
+              <w:left w:w="80" w:type="dxa"/>
+              <w:right w:w="80" w:type="dxa"/>
+            </w:tcMar>
           </w:tcPr>
           <w:p>
             <w:pPr>
               <w:keepNext/>
-              <w:spacing w:before="80" w:after="80"/>
+              <w:spacing w:before="0" w:after="40"/>
+              <w:ind w:left="0" w:right="0"/>
+              <w:jc w:val="left"/>
             </w:pPr>
             <w:r>
               <w:rPr>
-                <w:sz w:val="20"/>
+                <w:sz w:val="18"/>
               </w:rPr>
               <w:t>Seasonal</w:t>
             </w:r>
@@ -4450,16 +5204,23 @@
         <w:tc>
           <w:tcPr>
             <w:tcW w:w="1587" w:type="dxa"/>
+            <w:tcMar>
+              <w:top w:w="55" w:type="dxa"/>
+              <w:bottom w:w="55" w:type="dxa"/>
+              <w:left w:w="80" w:type="dxa"/>
+              <w:right w:w="80" w:type="dxa"/>
+            </w:tcMar>
           </w:tcPr>
           <w:p>
             <w:pPr>
               <w:keepNext/>
-              <w:spacing w:before="80" w:after="80"/>
+              <w:spacing w:before="0" w:after="40"/>
+              <w:ind w:left="0" w:right="0"/>
               <w:jc w:val="right"/>
             </w:pPr>
             <w:r>
               <w:rPr>
-                <w:sz w:val="20"/>
+                <w:sz w:val="18"/>
               </w:rPr>
               <w:t>252.84</w:t>
             </w:r>
@@ -4468,16 +5229,23 @@
         <w:tc>
           <w:tcPr>
             <w:tcW w:w="1587" w:type="dxa"/>
+            <w:tcMar>
+              <w:top w:w="55" w:type="dxa"/>
+              <w:bottom w:w="55" w:type="dxa"/>
+              <w:left w:w="80" w:type="dxa"/>
+              <w:right w:w="80" w:type="dxa"/>
+            </w:tcMar>
           </w:tcPr>
           <w:p>
             <w:pPr>
               <w:keepNext/>
-              <w:spacing w:before="80" w:after="80"/>
+              <w:spacing w:before="0" w:after="40"/>
+              <w:ind w:left="0" w:right="0"/>
               <w:jc w:val="right"/>
             </w:pPr>
             <w:r>
               <w:rPr>
-                <w:sz w:val="20"/>
+                <w:sz w:val="18"/>
               </w:rPr>
               <w:t>233.56</w:t>
             </w:r>
@@ -4486,16 +5254,23 @@
         <w:tc>
           <w:tcPr>
             <w:tcW w:w="1644" w:type="dxa"/>
+            <w:tcMar>
+              <w:top w:w="55" w:type="dxa"/>
+              <w:bottom w:w="55" w:type="dxa"/>
+              <w:left w:w="80" w:type="dxa"/>
+              <w:right w:w="80" w:type="dxa"/>
+            </w:tcMar>
           </w:tcPr>
           <w:p>
             <w:pPr>
               <w:keepNext/>
-              <w:spacing w:before="80" w:after="80"/>
+              <w:spacing w:before="0" w:after="40"/>
+              <w:ind w:left="0" w:right="0"/>
               <w:jc w:val="right"/>
             </w:pPr>
             <w:r>
               <w:rPr>
-                <w:sz w:val="20"/>
+                <w:sz w:val="18"/>
               </w:rPr>
               <w:t>-19.28</w:t>
             </w:r>
@@ -4504,16 +5279,23 @@
         <w:tc>
           <w:tcPr>
             <w:tcW w:w="1644" w:type="dxa"/>
+            <w:tcMar>
+              <w:top w:w="55" w:type="dxa"/>
+              <w:bottom w:w="55" w:type="dxa"/>
+              <w:left w:w="80" w:type="dxa"/>
+              <w:right w:w="80" w:type="dxa"/>
+            </w:tcMar>
           </w:tcPr>
           <w:p>
             <w:pPr>
               <w:keepNext/>
-              <w:spacing w:before="80" w:after="80"/>
+              <w:spacing w:before="0" w:after="40"/>
+              <w:ind w:left="0" w:right="0"/>
               <w:jc w:val="right"/>
             </w:pPr>
             <w:r>
               <w:rPr>
-                <w:sz w:val="20"/>
+                <w:sz w:val="18"/>
               </w:rPr>
               <w:t>-7.62</w:t>
             </w:r>
@@ -4527,15 +5309,23 @@
         <w:tc>
           <w:tcPr>
             <w:tcW w:w="2268" w:type="dxa"/>
+            <w:tcMar>
+              <w:top w:w="55" w:type="dxa"/>
+              <w:bottom w:w="55" w:type="dxa"/>
+              <w:left w:w="80" w:type="dxa"/>
+              <w:right w:w="80" w:type="dxa"/>
+            </w:tcMar>
           </w:tcPr>
           <w:p>
             <w:pPr>
               <w:keepNext/>
-              <w:spacing w:before="80" w:after="80"/>
+              <w:spacing w:before="0" w:after="40"/>
+              <w:ind w:left="0" w:right="0"/>
+              <w:jc w:val="left"/>
             </w:pPr>
             <w:r>
               <w:rPr>
-                <w:sz w:val="20"/>
+                <w:sz w:val="18"/>
               </w:rPr>
               <w:t>Chapainawabganj</w:t>
             </w:r>
@@ -4544,15 +5334,23 @@
         <w:tc>
           <w:tcPr>
             <w:tcW w:w="1474" w:type="dxa"/>
+            <w:tcMar>
+              <w:top w:w="55" w:type="dxa"/>
+              <w:bottom w:w="55" w:type="dxa"/>
+              <w:left w:w="80" w:type="dxa"/>
+              <w:right w:w="80" w:type="dxa"/>
+            </w:tcMar>
           </w:tcPr>
           <w:p>
             <w:pPr>
               <w:keepNext/>
-              <w:spacing w:before="80" w:after="80"/>
+              <w:spacing w:before="0" w:after="40"/>
+              <w:ind w:left="0" w:right="0"/>
+              <w:jc w:val="left"/>
             </w:pPr>
             <w:r>
               <w:rPr>
-                <w:sz w:val="20"/>
+                <w:sz w:val="18"/>
               </w:rPr>
               <w:t>Permanent</w:t>
             </w:r>
@@ -4561,16 +5359,23 @@
         <w:tc>
           <w:tcPr>
             <w:tcW w:w="1587" w:type="dxa"/>
+            <w:tcMar>
+              <w:top w:w="55" w:type="dxa"/>
+              <w:bottom w:w="55" w:type="dxa"/>
+              <w:left w:w="80" w:type="dxa"/>
+              <w:right w:w="80" w:type="dxa"/>
+            </w:tcMar>
           </w:tcPr>
           <w:p>
             <w:pPr>
               <w:keepNext/>
-              <w:spacing w:before="80" w:after="80"/>
+              <w:spacing w:before="0" w:after="40"/>
+              <w:ind w:left="0" w:right="0"/>
               <w:jc w:val="right"/>
             </w:pPr>
             <w:r>
               <w:rPr>
-                <w:sz w:val="20"/>
+                <w:sz w:val="18"/>
               </w:rPr>
               <w:t>22.81</w:t>
             </w:r>
@@ -4579,16 +5384,23 @@
         <w:tc>
           <w:tcPr>
             <w:tcW w:w="1587" w:type="dxa"/>
+            <w:tcMar>
+              <w:top w:w="55" w:type="dxa"/>
+              <w:bottom w:w="55" w:type="dxa"/>
+              <w:left w:w="80" w:type="dxa"/>
+              <w:right w:w="80" w:type="dxa"/>
+            </w:tcMar>
           </w:tcPr>
           <w:p>
             <w:pPr>
               <w:keepNext/>
-              <w:spacing w:before="80" w:after="80"/>
+              <w:spacing w:before="0" w:after="40"/>
+              <w:ind w:left="0" w:right="0"/>
               <w:jc w:val="right"/>
             </w:pPr>
             <w:r>
               <w:rPr>
-                <w:sz w:val="20"/>
+                <w:sz w:val="18"/>
               </w:rPr>
               <w:t>32.80</w:t>
             </w:r>
@@ -4597,16 +5409,23 @@
         <w:tc>
           <w:tcPr>
             <w:tcW w:w="1644" w:type="dxa"/>
+            <w:tcMar>
+              <w:top w:w="55" w:type="dxa"/>
+              <w:bottom w:w="55" w:type="dxa"/>
+              <w:left w:w="80" w:type="dxa"/>
+              <w:right w:w="80" w:type="dxa"/>
+            </w:tcMar>
           </w:tcPr>
           <w:p>
             <w:pPr>
               <w:keepNext/>
-              <w:spacing w:before="80" w:after="80"/>
+              <w:spacing w:before="0" w:after="40"/>
+              <w:ind w:left="0" w:right="0"/>
               <w:jc w:val="right"/>
             </w:pPr>
             <w:r>
               <w:rPr>
-                <w:sz w:val="20"/>
+                <w:sz w:val="18"/>
               </w:rPr>
               <w:t>+9.99</w:t>
             </w:r>
@@ -4615,16 +5434,23 @@
         <w:tc>
           <w:tcPr>
             <w:tcW w:w="1644" w:type="dxa"/>
+            <w:tcMar>
+              <w:top w:w="55" w:type="dxa"/>
+              <w:bottom w:w="55" w:type="dxa"/>
+              <w:left w:w="80" w:type="dxa"/>
+              <w:right w:w="80" w:type="dxa"/>
+            </w:tcMar>
           </w:tcPr>
           <w:p>
             <w:pPr>
               <w:keepNext/>
-              <w:spacing w:before="80" w:after="80"/>
+              <w:spacing w:before="0" w:after="40"/>
+              <w:ind w:left="0" w:right="0"/>
               <w:jc w:val="right"/>
             </w:pPr>
             <w:r>
               <w:rPr>
-                <w:sz w:val="20"/>
+                <w:sz w:val="18"/>
               </w:rPr>
               <w:t>+43.79</w:t>
             </w:r>
@@ -4638,15 +5464,23 @@
         <w:tc>
           <w:tcPr>
             <w:tcW w:w="2268" w:type="dxa"/>
+            <w:tcMar>
+              <w:top w:w="55" w:type="dxa"/>
+              <w:bottom w:w="55" w:type="dxa"/>
+              <w:left w:w="80" w:type="dxa"/>
+              <w:right w:w="80" w:type="dxa"/>
+            </w:tcMar>
           </w:tcPr>
           <w:p>
             <w:pPr>
               <w:keepNext/>
-              <w:spacing w:before="80" w:after="80"/>
+              <w:spacing w:before="0" w:after="40"/>
+              <w:ind w:left="0" w:right="0"/>
+              <w:jc w:val="left"/>
             </w:pPr>
             <w:r>
               <w:rPr>
-                <w:sz w:val="20"/>
+                <w:sz w:val="18"/>
               </w:rPr>
               <w:t>Rajshahi</w:t>
             </w:r>
@@ -4655,15 +5489,23 @@
         <w:tc>
           <w:tcPr>
             <w:tcW w:w="1474" w:type="dxa"/>
+            <w:tcMar>
+              <w:top w:w="55" w:type="dxa"/>
+              <w:bottom w:w="55" w:type="dxa"/>
+              <w:left w:w="80" w:type="dxa"/>
+              <w:right w:w="80" w:type="dxa"/>
+            </w:tcMar>
           </w:tcPr>
           <w:p>
             <w:pPr>
               <w:keepNext/>
-              <w:spacing w:before="80" w:after="80"/>
+              <w:spacing w:before="0" w:after="40"/>
+              <w:ind w:left="0" w:right="0"/>
+              <w:jc w:val="left"/>
             </w:pPr>
             <w:r>
               <w:rPr>
-                <w:sz w:val="20"/>
+                <w:sz w:val="18"/>
               </w:rPr>
               <w:t>Seasonal</w:t>
             </w:r>
@@ -4672,16 +5514,23 @@
         <w:tc>
           <w:tcPr>
             <w:tcW w:w="1587" w:type="dxa"/>
+            <w:tcMar>
+              <w:top w:w="55" w:type="dxa"/>
+              <w:bottom w:w="55" w:type="dxa"/>
+              <w:left w:w="80" w:type="dxa"/>
+              <w:right w:w="80" w:type="dxa"/>
+            </w:tcMar>
           </w:tcPr>
           <w:p>
             <w:pPr>
               <w:keepNext/>
-              <w:spacing w:before="80" w:after="80"/>
+              <w:spacing w:before="0" w:after="40"/>
+              <w:ind w:left="0" w:right="0"/>
               <w:jc w:val="right"/>
             </w:pPr>
             <w:r>
               <w:rPr>
-                <w:sz w:val="20"/>
+                <w:sz w:val="18"/>
               </w:rPr>
               <w:t>299.98</w:t>
             </w:r>
@@ -4690,16 +5539,23 @@
         <w:tc>
           <w:tcPr>
             <w:tcW w:w="1587" w:type="dxa"/>
+            <w:tcMar>
+              <w:top w:w="55" w:type="dxa"/>
+              <w:bottom w:w="55" w:type="dxa"/>
+              <w:left w:w="80" w:type="dxa"/>
+              <w:right w:w="80" w:type="dxa"/>
+            </w:tcMar>
           </w:tcPr>
           <w:p>
             <w:pPr>
               <w:keepNext/>
-              <w:spacing w:before="80" w:after="80"/>
+              <w:spacing w:before="0" w:after="40"/>
+              <w:ind w:left="0" w:right="0"/>
               <w:jc w:val="right"/>
             </w:pPr>
             <w:r>
               <w:rPr>
-                <w:sz w:val="20"/>
+                <w:sz w:val="18"/>
               </w:rPr>
               <w:t>226.60</w:t>
             </w:r>
@@ -4708,16 +5564,23 @@
         <w:tc>
           <w:tcPr>
             <w:tcW w:w="1644" w:type="dxa"/>
+            <w:tcMar>
+              <w:top w:w="55" w:type="dxa"/>
+              <w:bottom w:w="55" w:type="dxa"/>
+              <w:left w:w="80" w:type="dxa"/>
+              <w:right w:w="80" w:type="dxa"/>
+            </w:tcMar>
           </w:tcPr>
           <w:p>
             <w:pPr>
               <w:keepNext/>
-              <w:spacing w:before="80" w:after="80"/>
+              <w:spacing w:before="0" w:after="40"/>
+              <w:ind w:left="0" w:right="0"/>
               <w:jc w:val="right"/>
             </w:pPr>
             <w:r>
               <w:rPr>
-                <w:sz w:val="20"/>
+                <w:sz w:val="18"/>
               </w:rPr>
               <w:t>-73.38</w:t>
             </w:r>
@@ -4726,16 +5589,23 @@
         <w:tc>
           <w:tcPr>
             <w:tcW w:w="1644" w:type="dxa"/>
+            <w:tcMar>
+              <w:top w:w="55" w:type="dxa"/>
+              <w:bottom w:w="55" w:type="dxa"/>
+              <w:left w:w="80" w:type="dxa"/>
+              <w:right w:w="80" w:type="dxa"/>
+            </w:tcMar>
           </w:tcPr>
           <w:p>
             <w:pPr>
               <w:keepNext/>
-              <w:spacing w:before="80" w:after="80"/>
+              <w:spacing w:before="0" w:after="40"/>
+              <w:ind w:left="0" w:right="0"/>
               <w:jc w:val="right"/>
             </w:pPr>
             <w:r>
               <w:rPr>
-                <w:sz w:val="20"/>
+                <w:sz w:val="18"/>
               </w:rPr>
               <w:t>-24.46</w:t>
             </w:r>
@@ -4749,14 +5619,22 @@
         <w:tc>
           <w:tcPr>
             <w:tcW w:w="2268" w:type="dxa"/>
+            <w:tcMar>
+              <w:top w:w="55" w:type="dxa"/>
+              <w:bottom w:w="55" w:type="dxa"/>
+              <w:left w:w="80" w:type="dxa"/>
+              <w:right w:w="80" w:type="dxa"/>
+            </w:tcMar>
           </w:tcPr>
           <w:p>
             <w:pPr>
-              <w:spacing w:before="80" w:after="80"/>
+              <w:spacing w:before="0" w:after="40"/>
+              <w:ind w:left="0" w:right="0"/>
+              <w:jc w:val="left"/>
             </w:pPr>
             <w:r>
               <w:rPr>
-                <w:sz w:val="20"/>
+                <w:sz w:val="18"/>
               </w:rPr>
               <w:t>Rajshahi</w:t>
             </w:r>
@@ -4765,14 +5643,22 @@
         <w:tc>
           <w:tcPr>
             <w:tcW w:w="1474" w:type="dxa"/>
+            <w:tcMar>
+              <w:top w:w="55" w:type="dxa"/>
+              <w:bottom w:w="55" w:type="dxa"/>
+              <w:left w:w="80" w:type="dxa"/>
+              <w:right w:w="80" w:type="dxa"/>
+            </w:tcMar>
           </w:tcPr>
           <w:p>
             <w:pPr>
-              <w:spacing w:before="80" w:after="80"/>
+              <w:spacing w:before="0" w:after="40"/>
+              <w:ind w:left="0" w:right="0"/>
+              <w:jc w:val="left"/>
             </w:pPr>
             <w:r>
               <w:rPr>
-                <w:sz w:val="20"/>
+                <w:sz w:val="18"/>
               </w:rPr>
               <w:t>Permanent</w:t>
             </w:r>
@@ -4781,15 +5667,22 @@
         <w:tc>
           <w:tcPr>
             <w:tcW w:w="1587" w:type="dxa"/>
+            <w:tcMar>
+              <w:top w:w="55" w:type="dxa"/>
+              <w:bottom w:w="55" w:type="dxa"/>
+              <w:left w:w="80" w:type="dxa"/>
+              <w:right w:w="80" w:type="dxa"/>
+            </w:tcMar>
           </w:tcPr>
           <w:p>
             <w:pPr>
-              <w:spacing w:before="80" w:after="80"/>
+              <w:spacing w:before="0" w:after="40"/>
+              <w:ind w:left="0" w:right="0"/>
               <w:jc w:val="right"/>
             </w:pPr>
             <w:r>
               <w:rPr>
-                <w:sz w:val="20"/>
+                <w:sz w:val="18"/>
               </w:rPr>
               <w:t>38.16</w:t>
             </w:r>
@@ -4798,15 +5691,22 @@
         <w:tc>
           <w:tcPr>
             <w:tcW w:w="1587" w:type="dxa"/>
+            <w:tcMar>
+              <w:top w:w="55" w:type="dxa"/>
+              <w:bottom w:w="55" w:type="dxa"/>
+              <w:left w:w="80" w:type="dxa"/>
+              <w:right w:w="80" w:type="dxa"/>
+            </w:tcMar>
           </w:tcPr>
           <w:p>
             <w:pPr>
-              <w:spacing w:before="80" w:after="80"/>
+              <w:spacing w:before="0" w:after="40"/>
+              <w:ind w:left="0" w:right="0"/>
               <w:jc w:val="right"/>
             </w:pPr>
             <w:r>
               <w:rPr>
-                <w:sz w:val="20"/>
+                <w:sz w:val="18"/>
               </w:rPr>
               <w:t>54.91</w:t>
             </w:r>
@@ -4815,15 +5715,22 @@
         <w:tc>
           <w:tcPr>
             <w:tcW w:w="1644" w:type="dxa"/>
+            <w:tcMar>
+              <w:top w:w="55" w:type="dxa"/>
+              <w:bottom w:w="55" w:type="dxa"/>
+              <w:left w:w="80" w:type="dxa"/>
+              <w:right w:w="80" w:type="dxa"/>
+            </w:tcMar>
           </w:tcPr>
           <w:p>
             <w:pPr>
-              <w:spacing w:before="80" w:after="80"/>
+              <w:spacing w:before="0" w:after="40"/>
+              <w:ind w:left="0" w:right="0"/>
               <w:jc w:val="right"/>
             </w:pPr>
             <w:r>
               <w:rPr>
-                <w:sz w:val="20"/>
+                <w:sz w:val="18"/>
               </w:rPr>
               <w:t>+16.75</w:t>
             </w:r>
@@ -4832,15 +5739,22 @@
         <w:tc>
           <w:tcPr>
             <w:tcW w:w="1644" w:type="dxa"/>
+            <w:tcMar>
+              <w:top w:w="55" w:type="dxa"/>
+              <w:bottom w:w="55" w:type="dxa"/>
+              <w:left w:w="80" w:type="dxa"/>
+              <w:right w:w="80" w:type="dxa"/>
+            </w:tcMar>
           </w:tcPr>
           <w:p>
             <w:pPr>
-              <w:spacing w:before="80" w:after="80"/>
+              <w:spacing w:before="0" w:after="40"/>
+              <w:ind w:left="0" w:right="0"/>
               <w:jc w:val="right"/>
             </w:pPr>
             <w:r>
               <w:rPr>
-                <w:sz w:val="20"/>
+                <w:sz w:val="18"/>
               </w:rPr>
               <w:t>+43.90</w:t>
             </w:r>
@@ -4879,26 +5793,13 @@
       <w:pPr>
         <w:pStyle w:val="BodyText"/>
       </w:pPr>
-      <w:r>
-        <w:t xml:space="preserve">The corresponding strict-majority transition map is shown in </w:t>
-      </w:r>
-      <w:r>
-        <w:fldChar w:fldCharType="begin"/>
-      </w:r>
-      <w:r>
-        <w:instrText xml:space="preserve"> REF fig_03 \h </w:instrText>
-      </w:r>
-      <w:r>
-        <w:fldChar w:fldCharType="separate"/>
-      </w:r>
-      <w:r>
-        <w:t>Figure 3</w:t>
-      </w:r>
-      <w:r>
-        <w:fldChar w:fldCharType="end"/>
-      </w:r>
-      <w:r>
-        <w:t>. It distinguishes stable classes, gains, losses and seasonal/permanent transitions while preserving ambiguous windows; the mapped classes do not establish a physical mechanism.</w:t>
+      <w:fldSimple w:instr=" REF fig_03 \h ">
+        <w:r>
+          <w:t>Figure 3</w:t>
+        </w:r>
+      </w:fldSimple>
+      <w:r>
+        <w:t xml:space="preserve"> separates gross majority-class transitions from static landscape context. Among pixels with a majority in both windows, 264.1 km² moved from seasonal to nonwater and 110.1 km² from nonwater to seasonal; seasonal-to-permanent and permanent-to-seasonal transitions were 29.2 and 32.8 km². A further 11.04 km² lacked a strict majority in at least one window. At the 500 m river buffer, the change in five-year mean seasonal area was −64.49 km² near mapped rivers, −89.74 km² in more distant 2020 cropland and +19.84 km² in the remaining distant area. Their initial seasonal-area changes were −15.46%, −26.91% and +12.12%. Across the 200–1,000 m buffers, the respective percentage ranges were −15.54 to −15.25, −27.82 to −26.12 and +7.22 to +20.62. The partition changes with buffer distance; neither these ranges nor source-class transitions establish causes.</w:t>
       </w:r>
     </w:p>
     <w:p>
@@ -4913,9 +5814,9 @@
         </w:rPr>
         <w:drawing>
           <wp:inline distT="0" distB="0" distL="0" distR="0" wp14:anchorId="1CC90A4E" wp14:editId="679D26B4">
-            <wp:extent cx="5528034" cy="6839999"/>
+            <wp:extent cx="6192000" cy="3488450"/>
             <wp:effectExtent l="0" t="0" r="0" b="0"/>
-            <wp:docPr id="3" name="Picture 3" descr="Figure 3. Source-class transitions between strict five-year majority classes in 2000–2004 and 2017–2021, on the fixed annual footprint. Source: EC JRC/Google. Class transitions are not independently validated land-use or storage changes." title="Figure 3"/>
+            <wp:docPr id="3" name="Picture 3" descr="Figure 3. Gross source-class transitions and static landscape context on the original annual footprint. (A) Area in km² between strict five-year majority classes in 2000–2004 and 2017–2021; 11.04 km² without a majority in either window are excluded from the matrix. (B) Change between first and final five-year mean seasonal areas. Blue dots use a 500 m HydroRIVERS buffer; grey extents cover 200–1,000 m buffer settings and are sensitivity ranges, not uncertainty intervals. Away from the river buffer, groups use static WorldCover 2020 cropland or other cover. Context and class transitions do not establish historical land conversion or causal drivers." title="Figure 3"/>
             <wp:cNvGraphicFramePr>
               <a:graphicFrameLocks xmlns:a="http://schemas.openxmlformats.org/drawingml/2006/main" noChangeAspect="1"/>
             </wp:cNvGraphicFramePr>
@@ -4935,7 +5836,7 @@
                   <pic:spPr>
                     <a:xfrm>
                       <a:off x="0" y="0"/>
-                      <a:ext cx="5528034" cy="6839999"/>
+                      <a:ext cx="6192000" cy="3488450"/>
                     </a:xfrm>
                     <a:prstGeom prst="rect">
                       <a:avLst/>
@@ -4953,13 +5854,13 @@
         <w:pStyle w:val="Caption"/>
         <w:spacing w:after="180"/>
       </w:pPr>
-      <w:bookmarkStart w:id="18" w:name="fig_03"/>
+      <w:bookmarkStart w:id="7003" w:name="fig_03"/>
       <w:r>
         <w:t>Figure 3</w:t>
       </w:r>
-      <w:bookmarkEnd w:id="18"/>
-      <w:r>
-        <w:t>. Source-class transitions between strict five-year majority classes in 2000–2004 and 2017–2021, on the fixed annual footprint. Source: EC JRC/Google. Class transitions are not independently validated land-use or storage changes.</w:t>
+      <w:bookmarkEnd w:id="7003"/>
+      <w:r>
+        <w:t>. Gross source-class transitions and static landscape context on the original annual footprint. (A) Area in km² between strict five-year majority classes in 2000–2004 and 2017–2021; 11.04 km² without a majority in either window are excluded from the matrix. (B) Change between first and final five-year mean seasonal areas. Blue dots use a 500 m HydroRIVERS buffer; grey extents cover 200–1,000 m buffer settings and are sensitivity ranges, not uncertainty intervals. Away from the river buffer, groups use static WorldCover 2020 cropland or other cover. Context and class transitions do not establish historical land conversion or causal drivers.</w:t>
       </w:r>
     </w:p>
     <w:p>
@@ -5046,9 +5947,9 @@
         </w:rPr>
         <w:drawing>
           <wp:inline distT="0" distB="0" distL="0" distR="0" wp14:anchorId="12E2B577" wp14:editId="1E584331">
-            <wp:extent cx="6192000" cy="3853953"/>
+            <wp:extent cx="6192000" cy="3924507"/>
             <wp:effectExtent l="0" t="0" r="0" b="0"/>
-            <wp:docPr id="4" name="Picture 4" descr="Figure 4. Sensitivity of annual climate-adjusted time coefficients to observation effort and the 2016 corrected-asset boundary. (A) Seasonal class. (B) Permanent class. Points and bars show coefficients and pointwise 95% calendar-distance HAC intervals from 22 annual observations. All specifications contain annual rainfall, temperature and evaporation demand. Additional terms are identified in the legend. District multiplicity-adjusted p-values are reported in the text and underlying table. A processing indicator can also absorb a genuine physical discontinuity." title="Figure 4"/>
+            <wp:docPr id="4" name="Picture 4" descr="Figure 4. Annual time-coefficient sensitivity to simpler climate and observation controls on the original footprint, 2000–2021. (A) Seasonal class. (B) Permanent class. Models use June–September rainfall alone with time; rainfall plus annual/wet-season observation counts and a 2016 indicator; or the original annual rainfall, temperature, evaporation, observation and processing specification. Solid bars are pointwise 95% calendar-distance HAC lag-two intervals; dotted bars are approximate 95% fixed-design circular residual block bootstrap intervals of length three. Each fit uses 22 annual observations. The union overlaps districts; district multiplicity is reported separately in the text and tables." title="Figure 4"/>
             <wp:cNvGraphicFramePr>
               <a:graphicFrameLocks xmlns:a="http://schemas.openxmlformats.org/drawingml/2006/main" noChangeAspect="1"/>
             </wp:cNvGraphicFramePr>
@@ -5068,7 +5969,7 @@
                   <pic:spPr>
                     <a:xfrm>
                       <a:off x="0" y="0"/>
-                      <a:ext cx="6192000" cy="3853953"/>
+                      <a:ext cx="6192000" cy="3924507"/>
                     </a:xfrm>
                     <a:prstGeom prst="rect">
                       <a:avLst/>
@@ -5086,13 +5987,13 @@
         <w:pStyle w:val="Caption"/>
         <w:spacing w:after="180"/>
       </w:pPr>
-      <w:bookmarkStart w:id="20" w:name="fig_04"/>
+      <w:bookmarkStart w:id="7004" w:name="fig_04"/>
       <w:r>
         <w:t>Figure 4</w:t>
       </w:r>
-      <w:bookmarkEnd w:id="20"/>
-      <w:r>
-        <w:t>. Sensitivity of annual climate-adjusted time coefficients to observation effort and the 2016 corrected-asset boundary. (A) Seasonal class. (B) Permanent class. Points and bars show coefficients and pointwise 95% calendar-distance HAC intervals from 22 annual observations. All specifications contain annual rainfall, temperature and evaporation demand. Additional terms are identified in the legend. District multiplicity-adjusted p-values are reported in the text and underlying table. A processing indicator can also absorb a genuine physical discontinuity.</w:t>
+      <w:bookmarkEnd w:id="7004"/>
+      <w:r>
+        <w:t>. Annual time-coefficient sensitivity to simpler climate and observation controls on the original footprint, 2000–2021. (A) Seasonal class. (B) Permanent class. Models use June–September rainfall alone with time; rainfall plus annual/wet-season observation counts and a 2016 indicator; or the original annual rainfall, temperature, evaporation, observation and processing specification. Solid bars are pointwise 95% calendar-distance HAC lag-two intervals; dotted bars are approximate 95% fixed-design circular residual block bootstrap intervals of length three. Each fit uses 22 annual observations. The union overlaps districts; district multiplicity is reported separately in the text and tables.</w:t>
       </w:r>
     </w:p>
     <w:p>
@@ -5117,11 +6018,7 @@
         <w:pStyle w:val="BodyText"/>
       </w:pPr>
       <w:r>
-        <w:t xml:space="preserve">The annual seasonal climate model also had limited predictive benefit. Mean fold RMSE was higher than the training-only mean benchmark in every district and the union. For the union, model RMSE was 0.0898 of footprint fraction, compared with 0.0862 for the benchmark. Permanent-class mean fold errors were lower than the corresponding benchmarks, but only three annual folds were available in each case. Climate-adjusted associations should therefore be interpreted without a general claim of improved </w:t>
-      </w:r>
-      <w:r>
-        <w:lastRenderedPageBreak/>
-        <w:t>prediction. Full coefficients, fold summaries and the separate 2000–2024 sensitivity are provided in Supplementary Data.</w:t>
+        <w:t>Simpler models retained the direction of the seasonal association. In the union, the monsoon-rainfall model gave −0.0341 logit share year⁻¹ (95% HAC interval −0.0541 to −0.0140); adding both observation terms and the 2016 indicator gave −0.0691 (−0.0875 to −0.0507). Its residual block intervals were −0.0855 to −0.0528, −0.0850 to −0.0541 and −0.0835 to −0.0555 for lengths two, three and four. District BY-adjusted p-values for this reduced controlled model were 0.000407 in Naogaon, 0.0734 in Chapainawabganj and 0.000407 in Rajshahi. A pointwise interval excluding zero in Chapainawabganj did not imply significance in that adjusted family. The 2013–2021 trend-only union seasonal interval included zero (−0.0431; −0.0887 to 0.0025); adding monsoon rainfall gave −0.0896 (−0.1608 to −0.0183). Short-series and overlapping-cohort results are sensitivities, not independent replication.</w:t>
       </w:r>
     </w:p>
     <w:p>
@@ -5129,40 +6026,20 @@
         <w:pStyle w:val="BodyText"/>
       </w:pPr>
       <w:r>
-        <w:fldChar w:fldCharType="begin"/>
-      </w:r>
-      <w:r>
-        <w:instrText xml:space="preserve"> REF fig_05 \h </w:instrText>
-      </w:r>
-      <w:r>
-        <w:fldChar w:fldCharType="separate"/>
-      </w:r>
-      <w:r>
-        <w:t>Figure 5</w:t>
-      </w:r>
-      <w:r>
-        <w:fldChar w:fldCharType="end"/>
-      </w:r>
-      <w:r>
-        <w:t xml:space="preserve"> places the observed class areas beside the baseline fixed-climate model expectations. The smooth expected curves are model-derived summaries, not replacement observations or validation of the class assignments. Their interpretation remains subject to the processing and observation sensitivities in </w:t>
-      </w:r>
-      <w:r>
-        <w:fldChar w:fldCharType="begin"/>
-      </w:r>
-      <w:r>
-        <w:instrText xml:space="preserve"> REF fig_04 \h </w:instrText>
-      </w:r>
-      <w:r>
-        <w:fldChar w:fldCharType="separate"/>
-      </w:r>
-      <w:r>
-        <w:t>Figure 4</w:t>
-      </w:r>
-      <w:r>
-        <w:fldChar w:fldCharType="end"/>
-      </w:r>
-      <w:r>
-        <w:t>.</w:t>
+        <w:t>The new models and matched-fold aggregation changed the hindcast comparison. Union seasonal pooled RMSE was 0.0745 for the monsoon model versus 0.0899 for the mean and 0.0628 for the trend benchmark on six test years. The reduced controlled model gave 0.0486 versus matched mean/trend errors of 0.1039/0.0726 on four years. Adding antecedent rainfall gave 0.0458, while the original full-control specification gave 0.0691 on those four years. These small, differing test sets limit generalization. The original climate-only analysis and its mean-of-fold-RMSE summaries remain archived and are distinct from this matched-fold pooled comparison.</w:t>
+      </w:r>
+    </w:p>
+    <w:p>
+      <w:pPr>
+        <w:pStyle w:val="BodyText"/>
+      </w:pPr>
+      <w:fldSimple w:instr=" REF fig_05 \h ">
+        <w:r>
+          <w:t>Figure 5</w:t>
+        </w:r>
+      </w:fldSimple>
+      <w:r>
+        <w:t xml:space="preserve"> compares the footprint, time-window, equal-calendar support and hindcast sensitivities. On C1, the first-to-final three- and five-year seasonal changes were −14.28% and −14.70%, compared with −25.42% for endpoints. The five-year decrease was −18.79% on C4 and −19.72% on C5; C6 lacked sufficient coverage for a five-year comparison. All accepted primary seasonal point coefficients were negative across the tested cohorts/models, but their intervals and dependence preclude treating them as independent confirmations. Only November retained at least 20% of the union baseline-water footprint under the 22-year same-calendar rule (25.35%); June–October retained none. Equalizing calendar-month support therefore did not yield a representative complete annual cycle.</w:t>
       </w:r>
     </w:p>
     <w:p>
@@ -5177,9 +6054,9 @@
         </w:rPr>
         <w:drawing>
           <wp:inline distT="0" distB="0" distL="0" distR="0" wp14:anchorId="3B1661AD" wp14:editId="64AE107F">
-            <wp:extent cx="6182409" cy="6840000"/>
+            <wp:extent cx="6192000" cy="5668732"/>
             <wp:effectExtent l="0" t="0" r="0" b="0"/>
-            <wp:docPr id="5" name="Picture 5" descr="Figure 5. Primary annual fixed-climate expectations, 2000–2021, from separate class-share models. These baseline climate-model curves should be read alongside the observation/processing sensitivities in Figure 4. Model-derived curves are not missing-observation replacements." title="Figure 5"/>
+            <wp:docPr id="5" name="Picture 5" descr="Figure 5. Sensitivity to comparison windows, footprint definition and temporal validation. (A) Union seasonal changes for one-, three- and five-year windows, 2000–2021. C1–C7 are defined in Section 2.8; a missing symbol indicates an unavailable comparison. (B) Baseline-water footprint retained by identical calendar-month observations across all 22 years; crosses show zero support and the dashed line is the 20% fitting gate. (C) Seasonal coefficients and pointwise 95% HAC lag-two intervals for the monsoon/observation/processing model across cohorts. (D) Pooled chronological test RMSE divided by the training-only mean benchmark on exactly the same accepted folds; test-year counts are in parentheses. A ratio below one indicates lower error than that benchmark, not water-classification accuracy." title="Figure 5"/>
             <wp:cNvGraphicFramePr>
               <a:graphicFrameLocks xmlns:a="http://schemas.openxmlformats.org/drawingml/2006/main" noChangeAspect="1"/>
             </wp:cNvGraphicFramePr>
@@ -5199,7 +6076,7 @@
                   <pic:spPr>
                     <a:xfrm>
                       <a:off x="0" y="0"/>
-                      <a:ext cx="6182409" cy="6840000"/>
+                      <a:ext cx="6192000" cy="5668732"/>
                     </a:xfrm>
                     <a:prstGeom prst="rect">
                       <a:avLst/>
@@ -5217,13 +6094,13 @@
         <w:pStyle w:val="Caption"/>
         <w:spacing w:after="180"/>
       </w:pPr>
-      <w:bookmarkStart w:id="21" w:name="fig_05"/>
+      <w:bookmarkStart w:id="7005" w:name="fig_05"/>
       <w:r>
         <w:t>Figure 5</w:t>
       </w:r>
-      <w:bookmarkEnd w:id="21"/>
-      <w:r>
-        <w:t>. Primary annual fixed-climate expectations, 2000–2021, from separate class-share models. These baseline climate-model curves should be read alongside the observation/processing sensitivities in Figure 4. Model-derived curves are not missing-observation replacements.</w:t>
+      <w:bookmarkEnd w:id="7005"/>
+      <w:r>
+        <w:t>. Sensitivity to comparison windows, footprint definition and temporal validation. (A) Union seasonal changes for one-, three- and five-year windows, 2000–2021. C1–C7 are defined in Section 2.8; a missing symbol indicates an unavailable comparison. (B) Baseline-water footprint retained by identical calendar-month observations across all 22 years; crosses show zero support and the dashed line is the 20% fitting gate. (C) Seasonal coefficients and pointwise 95% HAC lag-two intervals for the monsoon/observation/processing model across cohorts. (D) Pooled chronological test RMSE divided by the training-only mean benchmark on exactly the same accepted folds; test-year counts are in parentheses. A ratio below one indicates lower error than that benchmark, not water-classification accuracy.</w:t>
       </w:r>
     </w:p>
     <w:p>
@@ -5453,22 +6330,15 @@
         <w:pStyle w:val="BodyText"/>
       </w:pPr>
       <w:r>
-        <w:fldChar w:fldCharType="begin"/>
-      </w:r>
-      <w:r>
-        <w:instrText xml:space="preserve"> REF fig_08 \h </w:instrText>
-      </w:r>
-      <w:r>
-        <w:fldChar w:fldCharType="separate"/>
-      </w:r>
-      <w:r>
-        <w:t>Figure 8</w:t>
-      </w:r>
-      <w:r>
-        <w:fldChar w:fldCharType="end"/>
-      </w:r>
-      <w:r>
-        <w:t xml:space="preserve"> shows both endpoints for all three districts and all three historical cohorts, including intervals crossing zero. This retains the unsupported combinations alongside the highlighted Rajshahi result.</w:t>
+        <w:t xml:space="preserve">Seasonal support and class-specific diagnostics are shown in </w:t>
+      </w:r>
+      <w:fldSimple w:instr=" REF fig_08 \h ">
+        <w:r>
+          <w:t>Figure 8</w:t>
+        </w:r>
+      </w:fldSimple>
+      <w:r>
+        <w:t xml:space="preserve">. At thresholds 0.5 and 0.7, mean paired support during June–September was only 0.313% and 0.110% of the union historical-water cohort, versus 16.45% and 4.87% in other months. A bounded November 2024 score-stage probe examined one land-context area and three stable-source-water interiors. Maximum raw water scores were 0.619 and 0.753, respectively, and monthly-median maxima were 0.506 and 0.748; neither probe retained threshold-0.8 support. These selected areas cannot establish a domain-wide probability ceiling or rule out every processing error. The dated assisted comparison also differed between water and nonwater agreement, particularly in Naogaon. Neither diagnostic is an independent accuracy assessment. Full radar model and joint-cell tables retain unsupported combinations.</w:t>
       </w:r>
     </w:p>
     <w:p>
@@ -5484,9 +6354,9 @@
         <w:lastRenderedPageBreak/>
         <w:drawing>
           <wp:inline distT="0" distB="0" distL="0" distR="0" wp14:anchorId="6B194FF1" wp14:editId="451CBED8">
-            <wp:extent cx="6192000" cy="5629587"/>
+            <wp:extent cx="6192000" cy="5494309"/>
             <wp:effectExtent l="0" t="0" r="0" b="0"/>
-            <wp:docPr id="8" name="Picture 8" descr="Figure 8. Exploratory radar envelope time coefficients for the three districts, all three cohorts and both endpoints. Filled markers indicate district-family BY-adjusted p &lt; 0.05. These 2015–2024 cohort outcomes differ from annual JRC class areas; nulls are retained." title="Figure 8"/>
+            <wp:docPr id="8" name="Picture 8" descr="Figure 8. Seasonal and class-specific limits to satellite agreement. (A) Mean SAR–Dynamic World paired support in June–September and other months during 2015–2024, retaining zero-support months. (B) Agreement pooled by paired area-time in those seasons. (C) November 2024 maximum raw and monthly-median probabilities in one small land-context probe and three stable-source-water interiors; probes are selected diagnostics, not independently labeled validation sites. The dashed line is threshold 0.8. (D) Symmetric positive (water) and negative (nonwater) agreement between JRC and assigned assisted labels, pooled across the four sampled months within district; unresolved weight is excluded from these conditional ratios. Assisted labels and optical lineage prevent interpreting them as independent accuracy." title="Figure 8"/>
             <wp:cNvGraphicFramePr>
               <a:graphicFrameLocks xmlns:a="http://schemas.openxmlformats.org/drawingml/2006/main" noChangeAspect="1"/>
             </wp:cNvGraphicFramePr>
@@ -5506,7 +6376,7 @@
                   <pic:spPr>
                     <a:xfrm>
                       <a:off x="0" y="0"/>
-                      <a:ext cx="6192000" cy="5629587"/>
+                      <a:ext cx="6192000" cy="5494309"/>
                     </a:xfrm>
                     <a:prstGeom prst="rect">
                       <a:avLst/>
@@ -5524,13 +6394,13 @@
         <w:pStyle w:val="Caption"/>
         <w:spacing w:after="180"/>
       </w:pPr>
-      <w:bookmarkStart w:id="25" w:name="fig_08"/>
+      <w:bookmarkStart w:id="7008" w:name="fig_08"/>
       <w:r>
         <w:t>Figure 8</w:t>
       </w:r>
-      <w:bookmarkEnd w:id="25"/>
-      <w:r>
-        <w:t>. Exploratory radar envelope time coefficients for the three districts, all three cohorts and both endpoints. Filled markers indicate district-family BY-adjusted p &lt; 0.05. These 2015–2024 cohort outcomes differ from annual JRC class areas; nulls are retained.</w:t>
+      <w:bookmarkEnd w:id="7008"/>
+      <w:r>
+        <w:t>. Seasonal and class-specific limits to satellite agreement. (A) Mean SAR–Dynamic World paired support in June–September and other months during 2015–2024, retaining zero-support months. (B) Agreement pooled by paired area-time in those seasons. (C) November 2024 maximum raw and monthly-median probabilities in one small land-context probe and three stable-source-water interiors; probes are selected diagnostics, not independently labeled validation sites. The dashed line is threshold 0.8. (D) Symmetric positive (water) and negative (nonwater) agreement between JRC and assigned assisted labels, pooled across the four sampled months within district; unresolved weight is excluded from these conditional ratios. Assisted labels and optical lineage prevent interpreting them as independent accuracy.</w:t>
       </w:r>
     </w:p>
     <w:p>
@@ -5666,9 +6536,17 @@
     </w:p>
     <w:tbl>
       <w:tblPr>
-        <w:tblW w:w="5000" w:type="pct"/>
+        <w:tblW w:w="10205" w:type="dxa"/>
         <w:tblLayout w:type="fixed"/>
         <w:tblLook w:val="0020" w:firstRow="1" w:lastRow="0" w:firstColumn="0" w:lastColumn="0" w:noHBand="0" w:noVBand="0"/>
+        <w:tblBorders>
+          <w:top w:val="single" w:sz="4" w:color="D9D9D9"/>
+          <w:left w:val="single" w:sz="4" w:color="D9D9D9"/>
+          <w:bottom w:val="single" w:sz="4" w:color="D9D9D9"/>
+          <w:right w:val="single" w:sz="4" w:color="D9D9D9"/>
+          <w:insideH w:val="single" w:sz="4" w:color="D9D9D9"/>
+          <w:insideV w:val="single" w:sz="4" w:color="D9D9D9"/>
+        </w:tblBorders>
       </w:tblPr>
       <w:tblGrid>
         <w:gridCol w:w="4632"/>
@@ -5686,16 +6564,24 @@
           <w:tcPr>
             <w:tcW w:w="4535" w:type="dxa"/>
             <w:shd w:val="clear" w:color="auto" w:fill="EDF2F5"/>
+            <w:tcMar>
+              <w:top w:w="55" w:type="dxa"/>
+              <w:bottom w:w="55" w:type="dxa"/>
+              <w:left w:w="80" w:type="dxa"/>
+              <w:right w:w="80" w:type="dxa"/>
+            </w:tcMar>
           </w:tcPr>
           <w:p>
             <w:pPr>
               <w:keepNext/>
-              <w:spacing w:before="80" w:after="80"/>
+              <w:spacing w:before="0" w:after="40"/>
+              <w:ind w:left="0" w:right="0"/>
+              <w:jc w:val="left"/>
             </w:pPr>
             <w:r>
               <w:rPr>
                 <w:b/>
-                <w:sz w:val="20"/>
+                <w:sz w:val="18"/>
               </w:rPr>
               <w:t>Outcome or comparison route</w:t>
             </w:r>
@@ -5705,17 +6591,24 @@
           <w:tcPr>
             <w:tcW w:w="1361" w:type="dxa"/>
             <w:shd w:val="clear" w:color="auto" w:fill="EDF2F5"/>
+            <w:tcMar>
+              <w:top w:w="55" w:type="dxa"/>
+              <w:bottom w:w="55" w:type="dxa"/>
+              <w:left w:w="80" w:type="dxa"/>
+              <w:right w:w="80" w:type="dxa"/>
+            </w:tcMar>
           </w:tcPr>
           <w:p>
             <w:pPr>
               <w:keepNext/>
-              <w:spacing w:before="80" w:after="80"/>
-              <w:jc w:val="center"/>
+              <w:spacing w:before="0" w:after="40"/>
+              <w:ind w:left="0" w:right="0"/>
+              <w:jc w:val="left"/>
             </w:pPr>
             <w:r>
               <w:rPr>
                 <w:b/>
-                <w:sz w:val="20"/>
+                <w:sz w:val="18"/>
               </w:rPr>
               <w:t>Pixel-months (n)</w:t>
             </w:r>
@@ -5725,17 +6618,24 @@
           <w:tcPr>
             <w:tcW w:w="1134" w:type="dxa"/>
             <w:shd w:val="clear" w:color="auto" w:fill="EDF2F5"/>
+            <w:tcMar>
+              <w:top w:w="55" w:type="dxa"/>
+              <w:bottom w:w="55" w:type="dxa"/>
+              <w:left w:w="80" w:type="dxa"/>
+              <w:right w:w="80" w:type="dxa"/>
+            </w:tcMar>
           </w:tcPr>
           <w:p>
             <w:pPr>
               <w:keepNext/>
-              <w:spacing w:before="80" w:after="80"/>
-              <w:jc w:val="center"/>
+              <w:spacing w:before="0" w:after="40"/>
+              <w:ind w:left="0" w:right="0"/>
+              <w:jc w:val="right"/>
             </w:pPr>
             <w:r>
               <w:rPr>
                 <w:b/>
-                <w:sz w:val="20"/>
+                <w:sz w:val="18"/>
               </w:rPr>
               <w:t>Weight (%)</w:t>
             </w:r>
@@ -5745,17 +6645,24 @@
           <w:tcPr>
             <w:tcW w:w="1417" w:type="dxa"/>
             <w:shd w:val="clear" w:color="auto" w:fill="EDF2F5"/>
+            <w:tcMar>
+              <w:top w:w="55" w:type="dxa"/>
+              <w:bottom w:w="55" w:type="dxa"/>
+              <w:left w:w="80" w:type="dxa"/>
+              <w:right w:w="80" w:type="dxa"/>
+            </w:tcMar>
           </w:tcPr>
           <w:p>
             <w:pPr>
               <w:keepNext/>
-              <w:spacing w:before="80" w:after="80"/>
-              <w:jc w:val="center"/>
+              <w:spacing w:before="0" w:after="40"/>
+              <w:ind w:left="0" w:right="0"/>
+              <w:jc w:val="right"/>
             </w:pPr>
             <w:r>
               <w:rPr>
                 <w:b/>
-                <w:sz w:val="20"/>
+                <w:sz w:val="18"/>
               </w:rPr>
               <w:t>Agreement (%)</w:t>
             </w:r>
@@ -5765,17 +6672,24 @@
           <w:tcPr>
             <w:tcW w:w="1757" w:type="dxa"/>
             <w:shd w:val="clear" w:color="auto" w:fill="EDF2F5"/>
+            <w:tcMar>
+              <w:top w:w="55" w:type="dxa"/>
+              <w:bottom w:w="55" w:type="dxa"/>
+              <w:left w:w="80" w:type="dxa"/>
+              <w:right w:w="80" w:type="dxa"/>
+            </w:tcMar>
           </w:tcPr>
           <w:p>
             <w:pPr>
               <w:keepNext/>
-              <w:spacing w:before="80" w:after="80"/>
-              <w:jc w:val="center"/>
+              <w:spacing w:before="0" w:after="40"/>
+              <w:ind w:left="0" w:right="0"/>
+              <w:jc w:val="right"/>
             </w:pPr>
             <w:r>
               <w:rPr>
                 <w:b/>
-                <w:sz w:val="20"/>
+                <w:sz w:val="18"/>
               </w:rPr>
               <w:t>Completion range (%)</w:t>
             </w:r>
@@ -5790,16 +6704,24 @@
           <w:tcPr>
             <w:tcW w:w="10204" w:type="dxa"/>
             <w:gridSpan w:val="5"/>
+            <w:tcMar>
+              <w:top w:w="55" w:type="dxa"/>
+              <w:bottom w:w="55" w:type="dxa"/>
+              <w:left w:w="80" w:type="dxa"/>
+              <w:right w:w="80" w:type="dxa"/>
+            </w:tcMar>
           </w:tcPr>
           <w:p>
             <w:pPr>
               <w:keepNext/>
-              <w:spacing w:before="80" w:after="80"/>
+              <w:spacing w:before="0" w:after="40"/>
+              <w:ind w:left="0" w:right="0"/>
+              <w:jc w:val="left"/>
             </w:pPr>
             <w:r>
               <w:rPr>
                 <w:b/>
-                <w:sz w:val="20"/>
+                <w:sz w:val="18"/>
               </w:rPr>
               <w:t>A. Outcomes for all sampled pixel-months</w:t>
             </w:r>
@@ -5813,15 +6735,23 @@
         <w:tc>
           <w:tcPr>
             <w:tcW w:w="4535" w:type="dxa"/>
+            <w:tcMar>
+              <w:top w:w="55" w:type="dxa"/>
+              <w:bottom w:w="55" w:type="dxa"/>
+              <w:left w:w="80" w:type="dxa"/>
+              <w:right w:w="80" w:type="dxa"/>
+            </w:tcMar>
           </w:tcPr>
           <w:p>
             <w:pPr>
               <w:keepNext/>
-              <w:spacing w:before="80" w:after="80"/>
+              <w:spacing w:before="0" w:after="40"/>
+              <w:ind w:left="0" w:right="0"/>
+              <w:jc w:val="left"/>
             </w:pPr>
             <w:r>
               <w:rPr>
-                <w:sz w:val="20"/>
+                <w:sz w:val="18"/>
               </w:rPr>
               <w:t>Automatic proxy assigned</w:t>
             </w:r>
@@ -5830,16 +6760,23 @@
         <w:tc>
           <w:tcPr>
             <w:tcW w:w="1361" w:type="dxa"/>
+            <w:tcMar>
+              <w:top w:w="55" w:type="dxa"/>
+              <w:bottom w:w="55" w:type="dxa"/>
+              <w:left w:w="80" w:type="dxa"/>
+              <w:right w:w="80" w:type="dxa"/>
+            </w:tcMar>
           </w:tcPr>
           <w:p>
             <w:pPr>
               <w:keepNext/>
-              <w:spacing w:before="80" w:after="80"/>
-              <w:jc w:val="center"/>
+              <w:spacing w:before="0" w:after="40"/>
+              <w:ind w:left="0" w:right="0"/>
+              <w:jc w:val="left"/>
             </w:pPr>
             <w:r>
               <w:rPr>
-                <w:sz w:val="20"/>
+                <w:sz w:val="18"/>
               </w:rPr>
               <w:t>337</w:t>
             </w:r>
@@ -5848,16 +6785,23 @@
         <w:tc>
           <w:tcPr>
             <w:tcW w:w="1134" w:type="dxa"/>
+            <w:tcMar>
+              <w:top w:w="55" w:type="dxa"/>
+              <w:bottom w:w="55" w:type="dxa"/>
+              <w:left w:w="80" w:type="dxa"/>
+              <w:right w:w="80" w:type="dxa"/>
+            </w:tcMar>
           </w:tcPr>
           <w:p>
             <w:pPr>
               <w:keepNext/>
-              <w:spacing w:before="80" w:after="80"/>
-              <w:jc w:val="center"/>
+              <w:spacing w:before="0" w:after="40"/>
+              <w:ind w:left="0" w:right="0"/>
+              <w:jc w:val="right"/>
             </w:pPr>
             <w:r>
               <w:rPr>
-                <w:sz w:val="20"/>
+                <w:sz w:val="18"/>
               </w:rPr>
               <w:t>58.43</w:t>
             </w:r>
@@ -5866,16 +6810,23 @@
         <w:tc>
           <w:tcPr>
             <w:tcW w:w="1417" w:type="dxa"/>
+            <w:tcMar>
+              <w:top w:w="55" w:type="dxa"/>
+              <w:bottom w:w="55" w:type="dxa"/>
+              <w:left w:w="80" w:type="dxa"/>
+              <w:right w:w="80" w:type="dxa"/>
+            </w:tcMar>
           </w:tcPr>
           <w:p>
             <w:pPr>
               <w:keepNext/>
-              <w:spacing w:before="80" w:after="80"/>
-              <w:jc w:val="center"/>
+              <w:spacing w:before="0" w:after="40"/>
+              <w:ind w:left="0" w:right="0"/>
+              <w:jc w:val="right"/>
             </w:pPr>
             <w:r>
               <w:rPr>
-                <w:sz w:val="20"/>
+                <w:sz w:val="18"/>
               </w:rPr>
               <w:t>—</w:t>
             </w:r>
@@ -5884,16 +6835,23 @@
         <w:tc>
           <w:tcPr>
             <w:tcW w:w="1757" w:type="dxa"/>
+            <w:tcMar>
+              <w:top w:w="55" w:type="dxa"/>
+              <w:bottom w:w="55" w:type="dxa"/>
+              <w:left w:w="80" w:type="dxa"/>
+              <w:right w:w="80" w:type="dxa"/>
+            </w:tcMar>
           </w:tcPr>
           <w:p>
             <w:pPr>
               <w:keepNext/>
-              <w:spacing w:before="80" w:after="80"/>
-              <w:jc w:val="center"/>
+              <w:spacing w:before="0" w:after="40"/>
+              <w:ind w:left="0" w:right="0"/>
+              <w:jc w:val="right"/>
             </w:pPr>
             <w:r>
               <w:rPr>
-                <w:sz w:val="20"/>
+                <w:sz w:val="18"/>
               </w:rPr>
               <w:t>—</w:t>
             </w:r>
@@ -5907,15 +6865,23 @@
         <w:tc>
           <w:tcPr>
             <w:tcW w:w="4535" w:type="dxa"/>
+            <w:tcMar>
+              <w:top w:w="55" w:type="dxa"/>
+              <w:bottom w:w="55" w:type="dxa"/>
+              <w:left w:w="80" w:type="dxa"/>
+              <w:right w:w="80" w:type="dxa"/>
+            </w:tcMar>
           </w:tcPr>
           <w:p>
             <w:pPr>
               <w:keepNext/>
-              <w:spacing w:before="80" w:after="80"/>
+              <w:spacing w:before="0" w:after="40"/>
+              <w:ind w:left="0" w:right="0"/>
+              <w:jc w:val="left"/>
             </w:pPr>
             <w:r>
               <w:rPr>
-                <w:sz w:val="20"/>
+                <w:sz w:val="18"/>
               </w:rPr>
               <w:t>Consistent human dates assigned</w:t>
             </w:r>
@@ -5924,16 +6890,23 @@
         <w:tc>
           <w:tcPr>
             <w:tcW w:w="1361" w:type="dxa"/>
+            <w:tcMar>
+              <w:top w:w="55" w:type="dxa"/>
+              <w:bottom w:w="55" w:type="dxa"/>
+              <w:left w:w="80" w:type="dxa"/>
+              <w:right w:w="80" w:type="dxa"/>
+            </w:tcMar>
           </w:tcPr>
           <w:p>
             <w:pPr>
               <w:keepNext/>
-              <w:spacing w:before="80" w:after="80"/>
-              <w:jc w:val="center"/>
+              <w:spacing w:before="0" w:after="40"/>
+              <w:ind w:left="0" w:right="0"/>
+              <w:jc w:val="left"/>
             </w:pPr>
             <w:r>
               <w:rPr>
-                <w:sz w:val="20"/>
+                <w:sz w:val="18"/>
               </w:rPr>
               <w:t>194</w:t>
             </w:r>
@@ -5942,16 +6915,23 @@
         <w:tc>
           <w:tcPr>
             <w:tcW w:w="1134" w:type="dxa"/>
+            <w:tcMar>
+              <w:top w:w="55" w:type="dxa"/>
+              <w:bottom w:w="55" w:type="dxa"/>
+              <w:left w:w="80" w:type="dxa"/>
+              <w:right w:w="80" w:type="dxa"/>
+            </w:tcMar>
           </w:tcPr>
           <w:p>
             <w:pPr>
               <w:keepNext/>
-              <w:spacing w:before="80" w:after="80"/>
-              <w:jc w:val="center"/>
+              <w:spacing w:before="0" w:after="40"/>
+              <w:ind w:left="0" w:right="0"/>
+              <w:jc w:val="right"/>
             </w:pPr>
             <w:r>
               <w:rPr>
-                <w:sz w:val="20"/>
+                <w:sz w:val="18"/>
               </w:rPr>
               <w:t>18.11</w:t>
             </w:r>
@@ -5960,16 +6940,23 @@
         <w:tc>
           <w:tcPr>
             <w:tcW w:w="1417" w:type="dxa"/>
+            <w:tcMar>
+              <w:top w:w="55" w:type="dxa"/>
+              <w:bottom w:w="55" w:type="dxa"/>
+              <w:left w:w="80" w:type="dxa"/>
+              <w:right w:w="80" w:type="dxa"/>
+            </w:tcMar>
           </w:tcPr>
           <w:p>
             <w:pPr>
               <w:keepNext/>
-              <w:spacing w:before="80" w:after="80"/>
-              <w:jc w:val="center"/>
+              <w:spacing w:before="0" w:after="40"/>
+              <w:ind w:left="0" w:right="0"/>
+              <w:jc w:val="right"/>
             </w:pPr>
             <w:r>
               <w:rPr>
-                <w:sz w:val="20"/>
+                <w:sz w:val="18"/>
               </w:rPr>
               <w:t>—</w:t>
             </w:r>
@@ -5978,16 +6965,23 @@
         <w:tc>
           <w:tcPr>
             <w:tcW w:w="1757" w:type="dxa"/>
+            <w:tcMar>
+              <w:top w:w="55" w:type="dxa"/>
+              <w:bottom w:w="55" w:type="dxa"/>
+              <w:left w:w="80" w:type="dxa"/>
+              <w:right w:w="80" w:type="dxa"/>
+            </w:tcMar>
           </w:tcPr>
           <w:p>
             <w:pPr>
               <w:keepNext/>
-              <w:spacing w:before="80" w:after="80"/>
-              <w:jc w:val="center"/>
+              <w:spacing w:before="0" w:after="40"/>
+              <w:ind w:left="0" w:right="0"/>
+              <w:jc w:val="right"/>
             </w:pPr>
             <w:r>
               <w:rPr>
-                <w:sz w:val="20"/>
+                <w:sz w:val="18"/>
               </w:rPr>
               <w:t>—</w:t>
             </w:r>
@@ -6001,15 +6995,23 @@
         <w:tc>
           <w:tcPr>
             <w:tcW w:w="4535" w:type="dxa"/>
+            <w:tcMar>
+              <w:top w:w="55" w:type="dxa"/>
+              <w:bottom w:w="55" w:type="dxa"/>
+              <w:left w:w="80" w:type="dxa"/>
+              <w:right w:w="80" w:type="dxa"/>
+            </w:tcMar>
           </w:tcPr>
           <w:p>
             <w:pPr>
               <w:keepNext/>
-              <w:spacing w:before="80" w:after="80"/>
+              <w:spacing w:before="0" w:after="40"/>
+              <w:ind w:left="0" w:right="0"/>
+              <w:jc w:val="left"/>
             </w:pPr>
             <w:r>
               <w:rPr>
-                <w:sz w:val="20"/>
+                <w:sz w:val="18"/>
               </w:rPr>
               <w:t>Temporal change: unresolved</w:t>
             </w:r>
@@ -6018,16 +7020,23 @@
         <w:tc>
           <w:tcPr>
             <w:tcW w:w="1361" w:type="dxa"/>
+            <w:tcMar>
+              <w:top w:w="55" w:type="dxa"/>
+              <w:bottom w:w="55" w:type="dxa"/>
+              <w:left w:w="80" w:type="dxa"/>
+              <w:right w:w="80" w:type="dxa"/>
+            </w:tcMar>
           </w:tcPr>
           <w:p>
             <w:pPr>
               <w:keepNext/>
-              <w:spacing w:before="80" w:after="80"/>
-              <w:jc w:val="center"/>
+              <w:spacing w:before="0" w:after="40"/>
+              <w:ind w:left="0" w:right="0"/>
+              <w:jc w:val="left"/>
             </w:pPr>
             <w:r>
               <w:rPr>
-                <w:sz w:val="20"/>
+                <w:sz w:val="18"/>
               </w:rPr>
               <w:t>35</w:t>
             </w:r>
@@ -6036,16 +7045,23 @@
         <w:tc>
           <w:tcPr>
             <w:tcW w:w="1134" w:type="dxa"/>
+            <w:tcMar>
+              <w:top w:w="55" w:type="dxa"/>
+              <w:bottom w:w="55" w:type="dxa"/>
+              <w:left w:w="80" w:type="dxa"/>
+              <w:right w:w="80" w:type="dxa"/>
+            </w:tcMar>
           </w:tcPr>
           <w:p>
             <w:pPr>
               <w:keepNext/>
-              <w:spacing w:before="80" w:after="80"/>
-              <w:jc w:val="center"/>
+              <w:spacing w:before="0" w:after="40"/>
+              <w:ind w:left="0" w:right="0"/>
+              <w:jc w:val="right"/>
             </w:pPr>
             <w:r>
               <w:rPr>
-                <w:sz w:val="20"/>
+                <w:sz w:val="18"/>
               </w:rPr>
               <w:t>1.38</w:t>
             </w:r>
@@ -6054,16 +7070,23 @@
         <w:tc>
           <w:tcPr>
             <w:tcW w:w="1417" w:type="dxa"/>
+            <w:tcMar>
+              <w:top w:w="55" w:type="dxa"/>
+              <w:bottom w:w="55" w:type="dxa"/>
+              <w:left w:w="80" w:type="dxa"/>
+              <w:right w:w="80" w:type="dxa"/>
+            </w:tcMar>
           </w:tcPr>
           <w:p>
             <w:pPr>
               <w:keepNext/>
-              <w:spacing w:before="80" w:after="80"/>
-              <w:jc w:val="center"/>
+              <w:spacing w:before="0" w:after="40"/>
+              <w:ind w:left="0" w:right="0"/>
+              <w:jc w:val="right"/>
             </w:pPr>
             <w:r>
               <w:rPr>
-                <w:sz w:val="20"/>
+                <w:sz w:val="18"/>
               </w:rPr>
               <w:t>—</w:t>
             </w:r>
@@ -6072,16 +7095,23 @@
         <w:tc>
           <w:tcPr>
             <w:tcW w:w="1757" w:type="dxa"/>
+            <w:tcMar>
+              <w:top w:w="55" w:type="dxa"/>
+              <w:bottom w:w="55" w:type="dxa"/>
+              <w:left w:w="80" w:type="dxa"/>
+              <w:right w:w="80" w:type="dxa"/>
+            </w:tcMar>
           </w:tcPr>
           <w:p>
             <w:pPr>
               <w:keepNext/>
-              <w:spacing w:before="80" w:after="80"/>
-              <w:jc w:val="center"/>
+              <w:spacing w:before="0" w:after="40"/>
+              <w:ind w:left="0" w:right="0"/>
+              <w:jc w:val="right"/>
             </w:pPr>
             <w:r>
               <w:rPr>
-                <w:sz w:val="20"/>
+                <w:sz w:val="18"/>
               </w:rPr>
               <w:t>—</w:t>
             </w:r>
@@ -6095,15 +7125,23 @@
         <w:tc>
           <w:tcPr>
             <w:tcW w:w="4535" w:type="dxa"/>
+            <w:tcMar>
+              <w:top w:w="55" w:type="dxa"/>
+              <w:bottom w:w="55" w:type="dxa"/>
+              <w:left w:w="80" w:type="dxa"/>
+              <w:right w:w="80" w:type="dxa"/>
+            </w:tcMar>
           </w:tcPr>
           <w:p>
             <w:pPr>
               <w:keepNext/>
-              <w:spacing w:before="80" w:after="80"/>
+              <w:spacing w:before="0" w:after="40"/>
+              <w:ind w:left="0" w:right="0"/>
+              <w:jc w:val="left"/>
             </w:pPr>
             <w:r>
               <w:rPr>
-                <w:sz w:val="20"/>
+                <w:sz w:val="18"/>
               </w:rPr>
               <w:t>Uncertain dates: unresolved</w:t>
             </w:r>
@@ -6112,16 +7150,23 @@
         <w:tc>
           <w:tcPr>
             <w:tcW w:w="1361" w:type="dxa"/>
+            <w:tcMar>
+              <w:top w:w="55" w:type="dxa"/>
+              <w:bottom w:w="55" w:type="dxa"/>
+              <w:left w:w="80" w:type="dxa"/>
+              <w:right w:w="80" w:type="dxa"/>
+            </w:tcMar>
           </w:tcPr>
           <w:p>
             <w:pPr>
               <w:keepNext/>
-              <w:spacing w:before="80" w:after="80"/>
-              <w:jc w:val="center"/>
+              <w:spacing w:before="0" w:after="40"/>
+              <w:ind w:left="0" w:right="0"/>
+              <w:jc w:val="left"/>
             </w:pPr>
             <w:r>
               <w:rPr>
-                <w:sz w:val="20"/>
+                <w:sz w:val="18"/>
               </w:rPr>
               <w:t>16</w:t>
             </w:r>
@@ -6130,16 +7175,23 @@
         <w:tc>
           <w:tcPr>
             <w:tcW w:w="1134" w:type="dxa"/>
+            <w:tcMar>
+              <w:top w:w="55" w:type="dxa"/>
+              <w:bottom w:w="55" w:type="dxa"/>
+              <w:left w:w="80" w:type="dxa"/>
+              <w:right w:w="80" w:type="dxa"/>
+            </w:tcMar>
           </w:tcPr>
           <w:p>
             <w:pPr>
               <w:keepNext/>
-              <w:spacing w:before="80" w:after="80"/>
-              <w:jc w:val="center"/>
+              <w:spacing w:before="0" w:after="40"/>
+              <w:ind w:left="0" w:right="0"/>
+              <w:jc w:val="right"/>
             </w:pPr>
             <w:r>
               <w:rPr>
-                <w:sz w:val="20"/>
+                <w:sz w:val="18"/>
               </w:rPr>
               <w:t>1.80</w:t>
             </w:r>
@@ -6148,16 +7200,23 @@
         <w:tc>
           <w:tcPr>
             <w:tcW w:w="1417" w:type="dxa"/>
+            <w:tcMar>
+              <w:top w:w="55" w:type="dxa"/>
+              <w:bottom w:w="55" w:type="dxa"/>
+              <w:left w:w="80" w:type="dxa"/>
+              <w:right w:w="80" w:type="dxa"/>
+            </w:tcMar>
           </w:tcPr>
           <w:p>
             <w:pPr>
               <w:keepNext/>
-              <w:spacing w:before="80" w:after="80"/>
-              <w:jc w:val="center"/>
+              <w:spacing w:before="0" w:after="40"/>
+              <w:ind w:left="0" w:right="0"/>
+              <w:jc w:val="right"/>
             </w:pPr>
             <w:r>
               <w:rPr>
-                <w:sz w:val="20"/>
+                <w:sz w:val="18"/>
               </w:rPr>
               <w:t>—</w:t>
             </w:r>
@@ -6166,16 +7225,23 @@
         <w:tc>
           <w:tcPr>
             <w:tcW w:w="1757" w:type="dxa"/>
+            <w:tcMar>
+              <w:top w:w="55" w:type="dxa"/>
+              <w:bottom w:w="55" w:type="dxa"/>
+              <w:left w:w="80" w:type="dxa"/>
+              <w:right w:w="80" w:type="dxa"/>
+            </w:tcMar>
           </w:tcPr>
           <w:p>
             <w:pPr>
               <w:keepNext/>
-              <w:spacing w:before="80" w:after="80"/>
-              <w:jc w:val="center"/>
+              <w:spacing w:before="0" w:after="40"/>
+              <w:ind w:left="0" w:right="0"/>
+              <w:jc w:val="right"/>
             </w:pPr>
             <w:r>
               <w:rPr>
-                <w:sz w:val="20"/>
+                <w:sz w:val="18"/>
               </w:rPr>
               <w:t>—</w:t>
             </w:r>
@@ -6189,15 +7255,23 @@
         <w:tc>
           <w:tcPr>
             <w:tcW w:w="4535" w:type="dxa"/>
+            <w:tcMar>
+              <w:top w:w="55" w:type="dxa"/>
+              <w:bottom w:w="55" w:type="dxa"/>
+              <w:left w:w="80" w:type="dxa"/>
+              <w:right w:w="80" w:type="dxa"/>
+            </w:tcMar>
           </w:tcPr>
           <w:p>
             <w:pPr>
               <w:keepNext/>
-              <w:spacing w:before="80" w:after="80"/>
+              <w:spacing w:before="0" w:after="40"/>
+              <w:ind w:left="0" w:right="0"/>
+              <w:jc w:val="left"/>
             </w:pPr>
             <w:r>
               <w:rPr>
-                <w:sz w:val="20"/>
+                <w:sz w:val="18"/>
               </w:rPr>
               <w:t>Insufficient dated support: unresolved</w:t>
             </w:r>
@@ -6206,16 +7280,23 @@
         <w:tc>
           <w:tcPr>
             <w:tcW w:w="1361" w:type="dxa"/>
+            <w:tcMar>
+              <w:top w:w="55" w:type="dxa"/>
+              <w:bottom w:w="55" w:type="dxa"/>
+              <w:left w:w="80" w:type="dxa"/>
+              <w:right w:w="80" w:type="dxa"/>
+            </w:tcMar>
           </w:tcPr>
           <w:p>
             <w:pPr>
               <w:keepNext/>
-              <w:spacing w:before="80" w:after="80"/>
-              <w:jc w:val="center"/>
+              <w:spacing w:before="0" w:after="40"/>
+              <w:ind w:left="0" w:right="0"/>
+              <w:jc w:val="left"/>
             </w:pPr>
             <w:r>
               <w:rPr>
-                <w:sz w:val="20"/>
+                <w:sz w:val="18"/>
               </w:rPr>
               <w:t>138</w:t>
             </w:r>
@@ -6224,16 +7305,23 @@
         <w:tc>
           <w:tcPr>
             <w:tcW w:w="1134" w:type="dxa"/>
+            <w:tcMar>
+              <w:top w:w="55" w:type="dxa"/>
+              <w:bottom w:w="55" w:type="dxa"/>
+              <w:left w:w="80" w:type="dxa"/>
+              <w:right w:w="80" w:type="dxa"/>
+            </w:tcMar>
           </w:tcPr>
           <w:p>
             <w:pPr>
               <w:keepNext/>
-              <w:spacing w:before="80" w:after="80"/>
-              <w:jc w:val="center"/>
+              <w:spacing w:before="0" w:after="40"/>
+              <w:ind w:left="0" w:right="0"/>
+              <w:jc w:val="right"/>
             </w:pPr>
             <w:r>
               <w:rPr>
-                <w:sz w:val="20"/>
+                <w:sz w:val="18"/>
               </w:rPr>
               <w:t>20.28</w:t>
             </w:r>
@@ -6242,16 +7330,23 @@
         <w:tc>
           <w:tcPr>
             <w:tcW w:w="1417" w:type="dxa"/>
+            <w:tcMar>
+              <w:top w:w="55" w:type="dxa"/>
+              <w:bottom w:w="55" w:type="dxa"/>
+              <w:left w:w="80" w:type="dxa"/>
+              <w:right w:w="80" w:type="dxa"/>
+            </w:tcMar>
           </w:tcPr>
           <w:p>
             <w:pPr>
               <w:keepNext/>
-              <w:spacing w:before="80" w:after="80"/>
-              <w:jc w:val="center"/>
+              <w:spacing w:before="0" w:after="40"/>
+              <w:ind w:left="0" w:right="0"/>
+              <w:jc w:val="right"/>
             </w:pPr>
             <w:r>
               <w:rPr>
-                <w:sz w:val="20"/>
+                <w:sz w:val="18"/>
               </w:rPr>
               <w:t>—</w:t>
             </w:r>
@@ -6260,16 +7355,23 @@
         <w:tc>
           <w:tcPr>
             <w:tcW w:w="1757" w:type="dxa"/>
+            <w:tcMar>
+              <w:top w:w="55" w:type="dxa"/>
+              <w:bottom w:w="55" w:type="dxa"/>
+              <w:left w:w="80" w:type="dxa"/>
+              <w:right w:w="80" w:type="dxa"/>
+            </w:tcMar>
           </w:tcPr>
           <w:p>
             <w:pPr>
               <w:keepNext/>
-              <w:spacing w:before="80" w:after="80"/>
-              <w:jc w:val="center"/>
+              <w:spacing w:before="0" w:after="40"/>
+              <w:ind w:left="0" w:right="0"/>
+              <w:jc w:val="right"/>
             </w:pPr>
             <w:r>
               <w:rPr>
-                <w:sz w:val="20"/>
+                <w:sz w:val="18"/>
               </w:rPr>
               <w:t>—</w:t>
             </w:r>
@@ -6283,15 +7385,23 @@
         <w:tc>
           <w:tcPr>
             <w:tcW w:w="4535" w:type="dxa"/>
+            <w:tcMar>
+              <w:top w:w="55" w:type="dxa"/>
+              <w:bottom w:w="55" w:type="dxa"/>
+              <w:left w:w="80" w:type="dxa"/>
+              <w:right w:w="80" w:type="dxa"/>
+            </w:tcMar>
           </w:tcPr>
           <w:p>
             <w:pPr>
               <w:keepNext/>
-              <w:spacing w:before="80" w:after="80"/>
+              <w:spacing w:before="0" w:after="40"/>
+              <w:ind w:left="0" w:right="0"/>
+              <w:jc w:val="left"/>
             </w:pPr>
             <w:r>
               <w:rPr>
-                <w:sz w:val="20"/>
+                <w:sz w:val="18"/>
               </w:rPr>
               <w:t>Total</w:t>
             </w:r>
@@ -6300,16 +7410,23 @@
         <w:tc>
           <w:tcPr>
             <w:tcW w:w="1361" w:type="dxa"/>
+            <w:tcMar>
+              <w:top w:w="55" w:type="dxa"/>
+              <w:bottom w:w="55" w:type="dxa"/>
+              <w:left w:w="80" w:type="dxa"/>
+              <w:right w:w="80" w:type="dxa"/>
+            </w:tcMar>
           </w:tcPr>
           <w:p>
             <w:pPr>
               <w:keepNext/>
-              <w:spacing w:before="80" w:after="80"/>
-              <w:jc w:val="center"/>
+              <w:spacing w:before="0" w:after="40"/>
+              <w:ind w:left="0" w:right="0"/>
+              <w:jc w:val="left"/>
             </w:pPr>
             <w:r>
               <w:rPr>
-                <w:sz w:val="20"/>
+                <w:sz w:val="18"/>
               </w:rPr>
               <w:t>720</w:t>
             </w:r>
@@ -6318,16 +7435,23 @@
         <w:tc>
           <w:tcPr>
             <w:tcW w:w="1134" w:type="dxa"/>
+            <w:tcMar>
+              <w:top w:w="55" w:type="dxa"/>
+              <w:bottom w:w="55" w:type="dxa"/>
+              <w:left w:w="80" w:type="dxa"/>
+              <w:right w:w="80" w:type="dxa"/>
+            </w:tcMar>
           </w:tcPr>
           <w:p>
             <w:pPr>
               <w:keepNext/>
-              <w:spacing w:before="80" w:after="80"/>
-              <w:jc w:val="center"/>
+              <w:spacing w:before="0" w:after="40"/>
+              <w:ind w:left="0" w:right="0"/>
+              <w:jc w:val="right"/>
             </w:pPr>
             <w:r>
               <w:rPr>
-                <w:sz w:val="20"/>
+                <w:sz w:val="18"/>
               </w:rPr>
               <w:t>100.00</w:t>
             </w:r>
@@ -6336,16 +7460,23 @@
         <w:tc>
           <w:tcPr>
             <w:tcW w:w="1417" w:type="dxa"/>
+            <w:tcMar>
+              <w:top w:w="55" w:type="dxa"/>
+              <w:bottom w:w="55" w:type="dxa"/>
+              <w:left w:w="80" w:type="dxa"/>
+              <w:right w:w="80" w:type="dxa"/>
+            </w:tcMar>
           </w:tcPr>
           <w:p>
             <w:pPr>
               <w:keepNext/>
-              <w:spacing w:before="80" w:after="80"/>
-              <w:jc w:val="center"/>
+              <w:spacing w:before="0" w:after="40"/>
+              <w:ind w:left="0" w:right="0"/>
+              <w:jc w:val="right"/>
             </w:pPr>
             <w:r>
               <w:rPr>
-                <w:sz w:val="20"/>
+                <w:sz w:val="18"/>
               </w:rPr>
               <w:t>—</w:t>
             </w:r>
@@ -6354,16 +7485,23 @@
         <w:tc>
           <w:tcPr>
             <w:tcW w:w="1757" w:type="dxa"/>
+            <w:tcMar>
+              <w:top w:w="55" w:type="dxa"/>
+              <w:bottom w:w="55" w:type="dxa"/>
+              <w:left w:w="80" w:type="dxa"/>
+              <w:right w:w="80" w:type="dxa"/>
+            </w:tcMar>
           </w:tcPr>
           <w:p>
             <w:pPr>
               <w:keepNext/>
-              <w:spacing w:before="80" w:after="80"/>
-              <w:jc w:val="center"/>
+              <w:spacing w:before="0" w:after="40"/>
+              <w:ind w:left="0" w:right="0"/>
+              <w:jc w:val="right"/>
             </w:pPr>
             <w:r>
               <w:rPr>
-                <w:sz w:val="20"/>
+                <w:sz w:val="18"/>
               </w:rPr>
               <w:t>—</w:t>
             </w:r>
@@ -6378,16 +7516,24 @@
           <w:tcPr>
             <w:tcW w:w="10204" w:type="dxa"/>
             <w:gridSpan w:val="5"/>
+            <w:tcMar>
+              <w:top w:w="55" w:type="dxa"/>
+              <w:bottom w:w="55" w:type="dxa"/>
+              <w:left w:w="80" w:type="dxa"/>
+              <w:right w:w="80" w:type="dxa"/>
+            </w:tcMar>
           </w:tcPr>
           <w:p>
             <w:pPr>
               <w:keepNext/>
-              <w:spacing w:before="80" w:after="80"/>
+              <w:spacing w:before="0" w:after="40"/>
+              <w:ind w:left="0" w:right="0"/>
+              <w:jc w:val="left"/>
             </w:pPr>
             <w:r>
               <w:rPr>
                 <w:b/>
-                <w:sz w:val="20"/>
+                <w:sz w:val="18"/>
               </w:rPr>
               <w:t>B. Assigned comparison routes</w:t>
             </w:r>
@@ -6401,15 +7547,23 @@
         <w:tc>
           <w:tcPr>
             <w:tcW w:w="4535" w:type="dxa"/>
+            <w:tcMar>
+              <w:top w:w="55" w:type="dxa"/>
+              <w:bottom w:w="55" w:type="dxa"/>
+              <w:left w:w="80" w:type="dxa"/>
+              <w:right w:w="80" w:type="dxa"/>
+            </w:tcMar>
           </w:tcPr>
           <w:p>
             <w:pPr>
               <w:keepNext/>
-              <w:spacing w:before="80" w:after="80"/>
+              <w:spacing w:before="0" w:after="40"/>
+              <w:ind w:left="0" w:right="0"/>
+              <w:jc w:val="left"/>
             </w:pPr>
             <w:r>
               <w:rPr>
-                <w:sz w:val="20"/>
+                <w:sz w:val="18"/>
               </w:rPr>
               <w:t>Automatic only</w:t>
             </w:r>
@@ -6418,16 +7572,23 @@
         <w:tc>
           <w:tcPr>
             <w:tcW w:w="1361" w:type="dxa"/>
+            <w:tcMar>
+              <w:top w:w="55" w:type="dxa"/>
+              <w:bottom w:w="55" w:type="dxa"/>
+              <w:left w:w="80" w:type="dxa"/>
+              <w:right w:w="80" w:type="dxa"/>
+            </w:tcMar>
           </w:tcPr>
           <w:p>
             <w:pPr>
               <w:keepNext/>
-              <w:spacing w:before="80" w:after="80"/>
-              <w:jc w:val="center"/>
+              <w:spacing w:before="0" w:after="40"/>
+              <w:ind w:left="0" w:right="0"/>
+              <w:jc w:val="left"/>
             </w:pPr>
             <w:r>
               <w:rPr>
-                <w:sz w:val="20"/>
+                <w:sz w:val="18"/>
               </w:rPr>
               <w:t>337</w:t>
             </w:r>
@@ -6436,16 +7597,23 @@
         <w:tc>
           <w:tcPr>
             <w:tcW w:w="1134" w:type="dxa"/>
+            <w:tcMar>
+              <w:top w:w="55" w:type="dxa"/>
+              <w:bottom w:w="55" w:type="dxa"/>
+              <w:left w:w="80" w:type="dxa"/>
+              <w:right w:w="80" w:type="dxa"/>
+            </w:tcMar>
           </w:tcPr>
           <w:p>
             <w:pPr>
               <w:keepNext/>
-              <w:spacing w:before="80" w:after="80"/>
-              <w:jc w:val="center"/>
+              <w:spacing w:before="0" w:after="40"/>
+              <w:ind w:left="0" w:right="0"/>
+              <w:jc w:val="right"/>
             </w:pPr>
             <w:r>
               <w:rPr>
-                <w:sz w:val="20"/>
+                <w:sz w:val="18"/>
               </w:rPr>
               <w:t>58.43</w:t>
             </w:r>
@@ -6454,16 +7622,23 @@
         <w:tc>
           <w:tcPr>
             <w:tcW w:w="1417" w:type="dxa"/>
+            <w:tcMar>
+              <w:top w:w="55" w:type="dxa"/>
+              <w:bottom w:w="55" w:type="dxa"/>
+              <w:left w:w="80" w:type="dxa"/>
+              <w:right w:w="80" w:type="dxa"/>
+            </w:tcMar>
           </w:tcPr>
           <w:p>
             <w:pPr>
               <w:keepNext/>
-              <w:spacing w:before="80" w:after="80"/>
-              <w:jc w:val="center"/>
+              <w:spacing w:before="0" w:after="40"/>
+              <w:ind w:left="0" w:right="0"/>
+              <w:jc w:val="right"/>
             </w:pPr>
             <w:r>
               <w:rPr>
-                <w:sz w:val="20"/>
+                <w:sz w:val="18"/>
               </w:rPr>
               <w:t>100.00</w:t>
             </w:r>
@@ -6472,16 +7647,23 @@
         <w:tc>
           <w:tcPr>
             <w:tcW w:w="1757" w:type="dxa"/>
+            <w:tcMar>
+              <w:top w:w="55" w:type="dxa"/>
+              <w:bottom w:w="55" w:type="dxa"/>
+              <w:left w:w="80" w:type="dxa"/>
+              <w:right w:w="80" w:type="dxa"/>
+            </w:tcMar>
           </w:tcPr>
           <w:p>
             <w:pPr>
               <w:keepNext/>
-              <w:spacing w:before="80" w:after="80"/>
-              <w:jc w:val="center"/>
+              <w:spacing w:before="0" w:after="40"/>
+              <w:ind w:left="0" w:right="0"/>
+              <w:jc w:val="right"/>
             </w:pPr>
             <w:r>
               <w:rPr>
-                <w:sz w:val="20"/>
+                <w:sz w:val="18"/>
               </w:rPr>
               <w:t>58.43–100.00</w:t>
             </w:r>
@@ -6495,14 +7677,22 @@
         <w:tc>
           <w:tcPr>
             <w:tcW w:w="4535" w:type="dxa"/>
+            <w:tcMar>
+              <w:top w:w="55" w:type="dxa"/>
+              <w:bottom w:w="55" w:type="dxa"/>
+              <w:left w:w="80" w:type="dxa"/>
+              <w:right w:w="80" w:type="dxa"/>
+            </w:tcMar>
           </w:tcPr>
           <w:p>
             <w:pPr>
-              <w:spacing w:before="80" w:after="80"/>
+              <w:spacing w:before="0" w:after="40"/>
+              <w:ind w:left="0" w:right="0"/>
+              <w:jc w:val="left"/>
             </w:pPr>
             <w:r>
               <w:rPr>
-                <w:sz w:val="20"/>
+                <w:sz w:val="18"/>
               </w:rPr>
               <w:t>Assisted proxy</w:t>
             </w:r>
@@ -6511,15 +7701,22 @@
         <w:tc>
           <w:tcPr>
             <w:tcW w:w="1361" w:type="dxa"/>
+            <w:tcMar>
+              <w:top w:w="55" w:type="dxa"/>
+              <w:bottom w:w="55" w:type="dxa"/>
+              <w:left w:w="80" w:type="dxa"/>
+              <w:right w:w="80" w:type="dxa"/>
+            </w:tcMar>
           </w:tcPr>
           <w:p>
             <w:pPr>
-              <w:spacing w:before="80" w:after="80"/>
-              <w:jc w:val="center"/>
+              <w:spacing w:before="0" w:after="40"/>
+              <w:ind w:left="0" w:right="0"/>
+              <w:jc w:val="left"/>
             </w:pPr>
             <w:r>
               <w:rPr>
-                <w:sz w:val="20"/>
+                <w:sz w:val="18"/>
               </w:rPr>
               <w:t>531</w:t>
             </w:r>
@@ -6528,15 +7725,22 @@
         <w:tc>
           <w:tcPr>
             <w:tcW w:w="1134" w:type="dxa"/>
+            <w:tcMar>
+              <w:top w:w="55" w:type="dxa"/>
+              <w:bottom w:w="55" w:type="dxa"/>
+              <w:left w:w="80" w:type="dxa"/>
+              <w:right w:w="80" w:type="dxa"/>
+            </w:tcMar>
           </w:tcPr>
           <w:p>
             <w:pPr>
-              <w:spacing w:before="80" w:after="80"/>
-              <w:jc w:val="center"/>
+              <w:spacing w:before="0" w:after="40"/>
+              <w:ind w:left="0" w:right="0"/>
+              <w:jc w:val="right"/>
             </w:pPr>
             <w:r>
               <w:rPr>
-                <w:sz w:val="20"/>
+                <w:sz w:val="18"/>
               </w:rPr>
               <w:t>76.54</w:t>
             </w:r>
@@ -6545,15 +7749,22 @@
         <w:tc>
           <w:tcPr>
             <w:tcW w:w="1417" w:type="dxa"/>
+            <w:tcMar>
+              <w:top w:w="55" w:type="dxa"/>
+              <w:bottom w:w="55" w:type="dxa"/>
+              <w:left w:w="80" w:type="dxa"/>
+              <w:right w:w="80" w:type="dxa"/>
+            </w:tcMar>
           </w:tcPr>
           <w:p>
             <w:pPr>
-              <w:spacing w:before="80" w:after="80"/>
-              <w:jc w:val="center"/>
+              <w:spacing w:before="0" w:after="40"/>
+              <w:ind w:left="0" w:right="0"/>
+              <w:jc w:val="right"/>
             </w:pPr>
             <w:r>
               <w:rPr>
-                <w:sz w:val="20"/>
+                <w:sz w:val="18"/>
               </w:rPr>
               <w:t>98.56</w:t>
             </w:r>
@@ -6562,15 +7773,22 @@
         <w:tc>
           <w:tcPr>
             <w:tcW w:w="1757" w:type="dxa"/>
+            <w:tcMar>
+              <w:top w:w="55" w:type="dxa"/>
+              <w:bottom w:w="55" w:type="dxa"/>
+              <w:left w:w="80" w:type="dxa"/>
+              <w:right w:w="80" w:type="dxa"/>
+            </w:tcMar>
           </w:tcPr>
           <w:p>
             <w:pPr>
-              <w:spacing w:before="80" w:after="80"/>
-              <w:jc w:val="center"/>
+              <w:spacing w:before="0" w:after="40"/>
+              <w:ind w:left="0" w:right="0"/>
+              <w:jc w:val="right"/>
             </w:pPr>
             <w:r>
               <w:rPr>
-                <w:sz w:val="20"/>
+                <w:sz w:val="18"/>
               </w:rPr>
               <w:t>75.44–98.90</w:t>
             </w:r>
@@ -6840,9 +8058,9 @@
         <w:lastRenderedPageBreak/>
         <w:drawing>
           <wp:inline distT="0" distB="0" distL="0" distR="0" wp14:anchorId="30246A8F" wp14:editId="0018B94F">
-            <wp:extent cx="6192000" cy="3438786"/>
+            <wp:extent cx="6192000" cy="5145464"/>
             <wp:effectExtent l="0" t="0" r="0" b="0"/>
-            <wp:docPr id="12" name="Picture 12" descr="Figure 12. Reasons that drought recovery was not identifiable across nine coverage/reference settings. Each row retains the same 108 overlapping event–cohort records; row labels combine minimum supported-area fraction and minimum calendar-month reference count. Across all 972 records, 702 have pre-event/reference gaps, 144 drought-phase/reference gaps and 126 an uncertain deficit within the method envelope. No setting provides an identifiable duration. Missing timing is not evidence that water failed to return." title="Figure 12"/>
+            <wp:docPr id="12" name="Picture 12" descr="Figure 12. Actual recovery-identifiability failures and separate synthetic detectability diagnostics. (A) Failure status for 108 overlapping event–cohort records at each of nine coverage/reference settings; these are not independent drought counts. (B) Union historical-water pulse positions with complete observations from three months before onset through two confirmation months, out of all 120 possible starts. (C) Confirmed synthetic deficits as a percentage of all starts for three pulse durations; no tested deficit was confirmed. Simulations impose a zero-baseline rectangular deficit with abrupt return, while retaining actual gaps and anomaly-envelope widths. They do not estimate observed recovery duration or validate physical detection power." title="Figure 12"/>
             <wp:cNvGraphicFramePr>
               <a:graphicFrameLocks xmlns:a="http://schemas.openxmlformats.org/drawingml/2006/main" noChangeAspect="1"/>
             </wp:cNvGraphicFramePr>
@@ -6862,7 +8080,7 @@
                   <pic:spPr>
                     <a:xfrm>
                       <a:off x="0" y="0"/>
-                      <a:ext cx="6192000" cy="3438786"/>
+                      <a:ext cx="6192000" cy="5145464"/>
                     </a:xfrm>
                     <a:prstGeom prst="rect">
                       <a:avLst/>
@@ -6880,13 +8098,13 @@
         <w:pStyle w:val="Caption"/>
         <w:spacing w:after="180"/>
       </w:pPr>
-      <w:bookmarkStart w:id="32" w:name="fig_12"/>
+      <w:bookmarkStart w:id="7012" w:name="fig_12"/>
       <w:r>
         <w:t>Figure 12</w:t>
       </w:r>
-      <w:bookmarkEnd w:id="32"/>
-      <w:r>
-        <w:t>. Reasons that drought recovery was not identifiable across nine coverage/reference settings. Each row retains the same 108 overlapping event–cohort records; row labels combine minimum supported-area fraction and minimum calendar-month reference count. Across all 972 records, 702 have pre-event/reference gaps, 144 drought-phase/reference gaps and 126 an uncertain deficit within the method envelope. No setting provides an identifiable duration. Missing timing is not evidence that water failed to return.</w:t>
+      <w:bookmarkEnd w:id="7012"/>
+      <w:r>
+        <w:t>. Actual recovery-identifiability failures and separate synthetic detectability diagnostics. (A) Failure status for 108 overlapping event–cohort records at each of nine coverage/reference settings; these are not independent drought counts. (B) Union historical-water pulse positions with complete observations from three months before onset through two confirmation months, out of all 120 possible starts. (C) Confirmed synthetic deficits as a percentage of all starts for three pulse durations; no tested deficit was confirmed. Simulations impose a zero-baseline rectangular deficit with abrupt return, while retaining actual gaps and anomaly-envelope widths. They do not estimate observed recovery duration or validate physical detection power.</w:t>
       </w:r>
     </w:p>
     <w:p>
@@ -6895,6 +8113,14 @@
       </w:pPr>
       <w:r>
         <w:t>No minimum, maximum or scalar recovery time was available under these settings. Relaxing coverage and reference counts changed the reason for non-identification in some records, without producing reliable timing. Because records overlap and observational censoring can be informative, these counts do not estimate the proportion of independent droughts that failed to recover. The finding concerns the inability of the available sequence and method envelope to identify recovery; ecological recovery itself remains unresolved.</w:t>
+      </w:r>
+    </w:p>
+    <w:p>
+      <w:pPr>
+        <w:pStyle w:val="BodyText"/>
+      </w:pPr>
+      <w:r>
+        <w:t>Synthetic controls exposed an additional limitation (Figure 12B,C). For the union historical-water cohort, only 13, four and zero of 120 possible starts retained the complete pre-event-to-confirmation sequence for one-, three- and six-month pulses. Across all 25,920 region/cohort/duration/deficit scenarios, no injected deficit was confirmed, including deficits of 0.20 of cohort area. Wide real anomaly envelopes prevented confirmation even where the calendar was continuous. Zero detections for the zero-deficit controls cannot demonstrate specificity when the positive controls also fail. These simulated results explain limited detectability under the declared method; they are not measured drought deficits, recovery times or evidence that real recovery did not occur.</w:t>
       </w:r>
     </w:p>
     <w:p>
@@ -6922,7 +8148,7 @@
         <w:pStyle w:val="FirstParagraph"/>
       </w:pPr>
       <w:r>
-        <w:t>The seasonal source class contracted within the fixed annual footprint. Its direction persisted in the union, and the climate/observation/processing sensitivity retained negative district coefficients in Naogaon and Rajshahi. This combination supports prioritizing those retained areas for closer hydrological and land-management investigation. The smaller Chapainawabganj endpoint decrease and its final interval spanning zero argue against applying one uniform district-level trend claim to the entire region.</w:t>
+        <w:t>The mapped seasonal decline is supported by more than the choice of two endpoint years, but its magnitude depends on the comparison. The original endpoint decrease was 25.42%, whereas five-year means gave 14.70% on the original footprint and 18.79% on the baseline-water complete cohort. Whole-series associations and these window comparisons support investigating seasonal source-class contraction within retained areas. They do not justify one district-wide loss percentage. District uncertainty also matters: the controlled seasonal models retained clearer evidence in Naogaon and Rajshahi than in Chapainawabganj.</w:t>
       </w:r>
     </w:p>
     <w:p>
@@ -6931,6 +8157,14 @@
       </w:pPr>
       <w:r>
         <w:t>Several mechanisms remain compatible with the observed seasonal-class loss. Water occurrence may have changed, pixels may have moved between seasonal and permanent classes, or the interaction of observation timing and processing may have affected annual assignment. The fixed footprint removes changes in which pixels enter each annual area sum, but it does not remove class error or uneven seasonal sampling. Neither a persistent time coefficient nor a climate-adjusted residual identifies irrigation abstraction, land conversion, river management or an ecological mechanism.</w:t>
+      </w:r>
+    </w:p>
+    <w:p>
+      <w:pPr>
+        <w:pStyle w:val="BodyText"/>
+      </w:pPr>
+      <w:r>
+        <w:t>Static landscape context narrows where follow-up could begin. The larger proportional seasonal decrease away from mapped rivers in 2020 cropland was consistent across the tested buffers, while the distant noncropland group gained seasonal-class area. However, a 2020 land-cover label cannot describe cultivation throughout 2000–2021, and a global centerline buffer cannot separate all river water from ponds. River migration, wetland conversion, crop-water management and observation effects remain rival explanations. No local groundwater or discharge time series was acquired to discriminate among them.</w:t>
       </w:r>
     </w:p>
     <w:p>
@@ -6989,6 +8223,14 @@
     </w:p>
     <w:p>
       <w:pPr>
+        <w:pStyle w:val="BodyText"/>
+      </w:pPr>
+      <w:r>
+        <w:t>Independent reference evidence remains a separate requirement. A published dataset of expert-delineated, 3 m PlanetScope surface water provides a relevant design example (Mukherjee et al., 2024), but its availability does not establish eligible reference coverage in these districts and months. The attempted provider download returned an access-block page rather than label data; no such files were used. Dates, spatial overlap, class definitions and independence would need verification before applying external labels. The assisted interpretations already collected here were retained honestly rather than relabeled as independent truth.</w:t>
+      </w:r>
+    </w:p>
+    <w:p>
+      <w:pPr>
         <w:pStyle w:val="Heading2"/>
       </w:pPr>
       <w:bookmarkStart w:id="36" w:name="_ff6a0e7260ddc52646091f44ba15abfb96297ca"/>
@@ -7002,7 +8244,7 @@
         <w:pStyle w:val="FirstParagraph"/>
       </w:pPr>
       <w:r>
-        <w:t>Climate adjustment addressed a limited statistical question: how annual class shares co-varied with time after the specified weather and observation terms were included. The short annual series, approximate uncertainty estimates and seasonal hindcast performance constrain its use. Seasonal models did not outperform a training-only mean in average fold RMSE, despite retaining negative time coefficients in parts of the study area. This combination supports reporting associations while avoiding a claim that the model provides an improved operational forecast.</w:t>
+        <w:t>Climate adjustment addressed a limited associational question. The monsoon model improved on its matched mean benchmark but not its trend benchmark; reduced observation/processing models improved on both on only four test years. Those results neither establish robust forecasting skill nor identify a climatic or management cause. Approximate HAC and residual-block intervals, leave-one-year-out fits and simpler specifications expose sensitivity; they cannot compensate for a short series or an imperfect observation process.</w:t>
       </w:r>
     </w:p>
     <w:p>
@@ -7088,6 +8330,14 @@
         <w:pStyle w:val="BodyText"/>
       </w:pPr>
       <w:r>
+        <w:t>The baseline-water cohorts reduce dependence on future water occurrence, and the 2021-validity alternatives remove the requirement for later annual availability. They do not remove annual-class error, nonrandom missingness or the need for within-year observations. C7 also covers only 1,299.60 km² of annually valid pixels, far below the complete reporting boundaries. The fact that only November passed the equal-calendar retention gate prevents interpreting the monthly check as a fully controlled annual hydroperiod analysis.</w:t>
+      </w:r>
+    </w:p>
+    <w:p>
+      <w:pPr>
+        <w:pStyle w:val="BodyText"/>
+      </w:pPr>
+      <w:r>
         <w:t>Source classification and alignment remain important. Corrected annual products, Landsat collection differences, mixed boundary pixels, SAR threshold behavior, wet soil, rice and vegetation can all affect water estimates. The method envelopes cover specified thresholds and unknown support, while excluding some systematic errors. Dynamic World and the dated optical proxy have related inputs, and monthly sensor composites do not necessarily represent the same day. Independent annual seasonal/permanent accuracy remains unmeasured.</w:t>
       </w:r>
     </w:p>
@@ -7122,11 +8372,7 @@
         <w:pStyle w:val="FirstParagraph"/>
       </w:pPr>
       <w:r>
-        <w:t xml:space="preserve">Seasonal JRC source-class area declined by 25.42% between 2000 and 2021 within a fixed 1,276.41 km² annual-observation footprint in northwestern Bangladesh. Negative seasonal time associations persisted in Naogaon and Rajshahi after the specified climate, observation-effort and processing-boundary controls. </w:t>
-      </w:r>
-      <w:r>
-        <w:lastRenderedPageBreak/>
-        <w:t>Permanent-class endpoint gains were sensitive to the processing control and do not establish a robust continuing increase.</w:t>
+        <w:t>Mapped seasonal JRC source-class area decreased within the retained annual-observation footprint in northwestern Bangladesh. The 2000–2021 endpoint decline was 25.42%, compared with 14.70% between five-year means on the same footprint and 18.79% on a baseline-water complete cohort. Negative seasonal associations persisted across the tested specifications, with stronger controlled district evidence in Naogaon and Rajshahi. Permanent-class endpoint gains remained sensitive to observation and processing controls. These findings concern classified areas and declared spatial support, not district-wide water storage.</w:t>
       </w:r>
     </w:p>
     <w:p>
@@ -7152,37 +8398,23 @@
         <w:pStyle w:val="FirstParagraph"/>
       </w:pPr>
       <w:r>
-        <w:t xml:space="preserve">Derived results and complete comparison/support tables accompany the manuscript as Supplementary Data. The four v0.2.0-review archives—Supplementary Code, Supplementary Data Tables, Supplementary Data Grid and Supplementary Data Context—contain analysis code, genuine exported/aggregated inputs, result tables, metadata and checksums. They support statistical replay without GitHub access; full raw-pixel processing is not repeated. Public source products are identified in </w:t>
-      </w:r>
-      <w:r>
-        <w:fldChar w:fldCharType="begin"/>
-      </w:r>
-      <w:r>
-        <w:instrText xml:space="preserve"> REF tab_01 \h </w:instrText>
-      </w:r>
-      <w:r>
-        <w:fldChar w:fldCharType="separate"/>
-      </w:r>
-      <w:r>
-        <w:t>Table 1</w:t>
-      </w:r>
-      <w:r>
-        <w:fldChar w:fldCharType="end"/>
-      </w:r>
-      <w:r>
-        <w:t xml:space="preserve">; exact assets are retained in Supplementary Methods, Section S1. The full source-raster history and dated image crops are not duplicated. Development materials are stored in the private GitHub repository </w:t>
-      </w:r>
-      <w:hyperlink r:id="rId19" w:history="1">
+        <w:t xml:space="preserve">Derived tables, revision protocols, source ledgers and analysis code accompany this revision. The original v0.2.0-review archives retain the earlier statistical replay and are explicitly distinguished from the new revision outputs; they alone do not reproduce the updated models and figures. The revision supplement records the new cohort summaries, model outputs, context and simulated diagnostics, with hashes and execution instructions. Full raw raster histories, large third-party source downloads and dated image crops are not duplicated. Product versions and restrictions are listed in </w:t>
+      </w:r>
+      <w:fldSimple w:instr=" REF tab_01 \h ">
         <w:r>
-          <w:rPr>
-            <w:color w:val="0563C1"/>
-            <w:u w:val="single"/>
-          </w:rPr>
+          <w:t>Table 1</w:t>
+        </w:r>
+      </w:fldSimple>
+      <w:r>
+        <w:t xml:space="preserve"> and Supplementary Methods. Development materials are stored in the private repository </w:t>
+      </w:r>
+      <w:hyperlink r:id="rId19">
+        <w:r>
           <w:t>https://github.com/asifahamed11/northwestern-bangladesh-surface-water</w:t>
         </w:r>
       </w:hyperlink>
       <w:r>
-        <w:t>; access is restricted to authorized GitHub accounts.</w:t>
+        <w:t xml:space="preserve">; access is restricted to authorized accounts. Private repository availability does not by itself satisfy public data-access requirements.</w:t>
       </w:r>
     </w:p>
     <w:p>
@@ -7265,7 +8497,7 @@
         <w:pStyle w:val="FirstParagraph"/>
       </w:pPr>
       <w:r>
-        <w:t>Supplementary Methods contain compact asset, grid, revision-provenance and reproduction notes. All diagnostic figures and essential support, triage and recovery rules are included in the main manuscript. Supplementary Data retain 18 frozen main-result tables plus 20 extended diagnostic CSVs, including null fits, failed support, dated evidence and unresolved comparisons.</w:t>
+        <w:t>Supplementary Methods retain compact source, grid, label-history and reproduction notes. All twelve figures and three tables are in the main manuscript. The original eighteen main-result and twenty extended diagnostic tables remain available alongside the new revision tables. The revision manifest identifies current outputs, superseded diagnostics and unresolved independent-reference and recovery questions.</w:t>
       </w:r>
     </w:p>
     <w:p>
@@ -7521,6 +8753,32 @@
     <w:p>
       <w:pPr>
         <w:pStyle w:val="Bibliography1"/>
+      </w:pPr>
+      <w:r>
+        <w:t xml:space="preserve">Lehner, B., and Grill, G. (2013). Global river hydrography and network routing: baseline data and new approaches to study the world’s large river systems. Hydrological Processes 27, 2171–2186. doi: </w:t>
+      </w:r>
+      <w:hyperlink r:id="rId42">
+        <w:r>
+          <w:t>10.1002/hyp.9740</w:t>
+        </w:r>
+      </w:hyperlink>
+    </w:p>
+    <w:p>
+      <w:pPr>
+        <w:pStyle w:val="Bibliography1"/>
+      </w:pPr>
+      <w:r>
+        <w:t xml:space="preserve">Mukherjee, R., Policelli, F., Wang, R., Arellano-Thompson, E., Tellman, B., Sharma, P., et al. (2024). A globally sampled high-resolution hand-labeled validation dataset for evaluating surface water extent maps. Earth System Science Data 16, 4311-4323. doi: </w:t>
+      </w:r>
+      <w:hyperlink r:id="rId43">
+        <w:r>
+          <w:t>10.5194/essd-16-4311-2024</w:t>
+        </w:r>
+      </w:hyperlink>
+    </w:p>
+    <w:p>
+      <w:pPr>
+        <w:pStyle w:val="Bibliography1"/>
         <w:spacing w:after="60"/>
         <w:ind w:left="720" w:hanging="720"/>
       </w:pPr>
@@ -7927,6 +9185,19 @@
       </w:hyperlink>
       <w:bookmarkEnd w:id="48"/>
       <w:bookmarkEnd w:id="66"/>
+    </w:p>
+    <w:p>
+      <w:pPr>
+        <w:pStyle w:val="Bibliography1"/>
+      </w:pPr>
+      <w:r>
+        <w:t xml:space="preserve">Zanaga, D., Van De Kerchove, R., De Keersmaecker, W., Souverijns, N., Brockmann, C., Quast, R., et al. (2021). ESA WorldCover 10 m 2020 v100 [Dataset]. Zenodo. doi: </w:t>
+      </w:r>
+      <w:hyperlink r:id="rId44">
+        <w:r>
+          <w:t>10.5281/zenodo.5571936</w:t>
+        </w:r>
+      </w:hyperlink>
     </w:p>
     <w:sectPr>
       <w:footerReference w:type="default" r:id="rId39"/>

--- a/manuscript/manuscript.docx
+++ b/manuscript/manuscript.docx
@@ -186,7 +186,7 @@
         <w:pStyle w:val="BodyText"/>
       </w:pPr>
       <w:r>
-        <w:t>Main text: 7933 words | Figures: 12 | Tables: 3</w:t>
+        <w:t>Main text: 8309 words | Figures: 12 | Tables: 3</w:t>
       </w:r>
     </w:p>
     <w:p>
@@ -204,7 +204,7 @@
         <w:pStyle w:val="FirstParagraph"/>
       </w:pPr>
       <w:r>
-        <w:t>Changes in satellite-mapped water can inform climate-resilient management only when observation support is explicit. We assessed annual seasonal and permanent water source classes in Naogaon, Chapainawabganj and Rajshahi, northwestern Bangladesh, using JRC histories and gridded climate data. The primary 2000–2021 analysis used a retrospectively selected, annually observed footprint of 1,276.41 km². Exploratory reanalysis compared seven footprint/validity cohorts, multi-year windows, simpler climate models, approximate uncertainty estimates and chronological hindcasts. Seasonal source-class area fell from 938.53 to 699.91 km² between the endpoints (25.42%); comparison of the first and final five-year means gave a smaller decline of 14.70%. A footprint based on water observed in 2000–2004 and annual validity through 2021 gave an 18.79% five-year decline. Negative seasonal coefficients persisted across the tested models, although interval and district support varied. Permanent-class gains were sensitive to observation and processing controls. Static river and 2020 cropland context separated contrasting mapped trajectories without identifying their causes. During 2015–2024, raising the Dynamic World threshold from 0.5 to 0.7 increased conditional radar–optical agreement from 89.04% to 98.71%, while mean paired support fell from 11.07% to 3.29%; wet-season support was particularly sparse. Assisted interpretation of 720 sampled pixel-months assigned 76.54% of design-weighted area-time, with 98.56% conditional agreement but no independent accuracy estimate. No actual drought-recovery duration was identified under nine support/reference specifications. Synthetic pulse diagnostics retaining real gaps and envelope widths also failed to confirm the tested deficits. The results identify a restricted-footprint seasonal decline and the observation requirements for investigating it; district-wide water storage, causal abstraction effects and independently validated resilience remain unmeasured.</w:t>
+        <w:t>Changes in satellite-mapped water can inform climate-resilient management only when observation support is explicit. We assessed annual seasonal and permanent water source classes in Naogaon, Chapainawabganj and Rajshahi, northwestern Bangladesh, using JRC histories and gridded climate data. The primary 2000–2021 analysis used a retrospectively selected, annually observed footprint of 1,276.41 km². Exploratory reanalysis compared seven footprint/validity cohorts, multi-year windows, simpler climate models, approximate uncertainty estimates and chronological hindcasts. Seasonal source-class area fell from 938.53 to 699.91 km² between the endpoints (25.42%); comparison of the first and final five-year means gave a smaller decline of 14.70%. A footprint based on water observed in 2000–2004 and annual validity through 2021 gave an 18.79% five-year decline. Negative seasonal coefficients persisted across the tested models, although interval and district support varied. Permanent-class gains were sensitive to observation and processing controls. Static river and 2020 cropland context separated contrasting mapped trajectories without identifying their causes. During 2015–2024, raising the Dynamic World threshold from 0.5 to 0.7 increased conditional radar–optical agreement from 89.04% to 98.71%, while mean paired support fell from 11.07% to 3.29%; wet-season support was particularly sparse. A two-year joint-cell pilot showed that high-threshold comparisons contained almost exclusively water-class area. Assisted interpretation of 720 sampled pixel-months assigned 76.54% of design-weighted area-time, with 98.56% conditional agreement but no independent accuracy estimate. No actual drought-recovery duration was identified under nine support/reference specifications. Synthetic pulse diagnostics retaining real gaps and envelope widths also failed to confirm the tested deficits. The results identify a restricted-footprint seasonal decline and the observation requirements for investigating it; district-wide water storage, causal abstraction effects and independently validated resilience remain unmeasured.</w:t>
       </w:r>
     </w:p>
     <w:p>
@@ -2472,6 +2472,14 @@
       </w:pPr>
       <w:r>
         <w:t>Overlap-weighted supported and water fractions were aggregated from the working grid to the fixed coarse grid. A coarse comparison cell required at least 95% supported footprint and a water fraction of at least 80% or at most 20% of its supported area. Agreement was the summed agreeing area-time divided by summed paired area-time; retained paired footprint was reported alongside it. Monthly composites may represent different acquisition dates between sensors, adding genuine within-month change to classification and registration differences. No confidence threshold was selected by maximizing agreement.</w:t>
+      </w:r>
+    </w:p>
+    <w:p>
+      <w:pPr>
+        <w:pStyle w:val="BodyText"/>
+      </w:pPr>
+      <w:r>
+        <w:t>A two-year joint-cell pilot retained all twelve months of 2018 and 2024, four regions (three districts and their union), three historical-water cohorts and all four confidence thresholds. The eight authenticated quarter exports comprised 288 region/cohort/month rows and used the frozen scene snapshot and radar track. Each product pair was partitioned into both-water, first-water/second-nonwater, first-nonwater/second-water and both-nonwater areas. The first/second products were SAR/Dynamic World and Dynamic World/JRC, respectively. Symmetric positive agreement was twice both-water area divided by twice both-water plus discordant area; negative agreement used twice both-nonwater in the corresponding ratio. Product-specific water prevalence used the same paired denominator. Monthly areas were summed as area-time (km²-month); support denominators retained every intended month, including zero-support months. Empty denominators remained unavailable. These descriptive product comparisons do not estimate sensitivity, specificity or independent physical-water accuracy.</w:t>
       </w:r>
     </w:p>
     <w:p>
@@ -6338,7 +6346,15 @@
         </w:r>
       </w:fldSimple>
       <w:r>
-        <w:t xml:space="preserve">. At thresholds 0.5 and 0.7, mean paired support during June–September was only 0.313% and 0.110% of the union historical-water cohort, versus 16.45% and 4.87% in other months. A bounded November 2024 score-stage probe examined one land-context area and three stable-source-water interiors. Maximum raw water scores were 0.619 and 0.753, respectively, and monthly-median maxima were 0.506 and 0.748; neither probe retained threshold-0.8 support. These selected areas cannot establish a domain-wide probability ceiling or rule out every processing error. The dated assisted comparison also differed between water and nonwater agreement, particularly in Naogaon. Neither diagnostic is an independent accuracy assessment. Full radar model and joint-cell tables retain unsupported combinations.</w:t>
+        <w:t xml:space="preserve">. At thresholds 0.5 and 0.7, mean paired support during June–September was only 0.313% and 0.110% of the union historical-water cohort, versus 16.45% and 4.87% in other months. A bounded November 2024 score-stage probe examined one land-context area and three stable-source-water interiors. Maximum raw water scores were 0.619 and 0.753, respectively, and monthly-median maxima were 0.506 and 0.748; neither probe retained threshold-0.8 support. These selected areas cannot establish a domain-wide probability ceiling or rule out every processing error. The dated assisted comparison also differed between water and nonwater agreement, particularly in Naogaon. Neither diagnostic is an independent accuracy assessment.</w:t>
+      </w:r>
+    </w:p>
+    <w:p>
+      <w:pPr>
+        <w:pStyle w:val="BodyText"/>
+      </w:pPr>
+      <w:r>
+        <w:t>The completed 2018/2024 pilot reproduced all 35 original area columns to within 10⁻⁶ km² and reconciled every four-cell partition with its paired area. For the union historical ever-water cohort, SAR–Dynamic World pooled agreement increased from 88.92% at threshold 0.5 to 99.45% at 0.7, while paired support fell from 12.91% to 3.34% of intended area-time. At 0.7, Dynamic World classified 99.29% of the paired area-time as water; symmetric water agreement was 99.72%, compared with 72.14% for nonwater (Figure 8D). For Dynamic World–JRC, threshold-0.7 pooled agreement was 98.06%, water agreement 99.01% and nonwater agreement 42.02%, on 3.89% paired support. Only one of four June–September months in each pilot year had any SAR–Dynamic World pair at thresholds 0.5–0.7. Threshold 0.8 supplied no joint cells. All years, cohorts, seasons, thresholds and directional disagreement cells remain in the archived tables; these selected summary numbers do not extend the joint-cell pilot to the full decade.</w:t>
       </w:r>
     </w:p>
     <w:p>
@@ -6356,7 +6372,7 @@
           <wp:inline distT="0" distB="0" distL="0" distR="0" wp14:anchorId="6B194FF1" wp14:editId="451CBED8">
             <wp:extent cx="6192000" cy="5494309"/>
             <wp:effectExtent l="0" t="0" r="0" b="0"/>
-            <wp:docPr id="8" name="Picture 8" descr="Figure 8. Seasonal and class-specific limits to satellite agreement. (A) Mean SAR–Dynamic World paired support in June–September and other months during 2015–2024, retaining zero-support months. (B) Agreement pooled by paired area-time in those seasons. (C) November 2024 maximum raw and monthly-median probabilities in one small land-context probe and three stable-source-water interiors; probes are selected diagnostics, not independently labeled validation sites. The dashed line is threshold 0.8. (D) Symmetric positive (water) and negative (nonwater) agreement between JRC and assigned assisted labels, pooled across the four sampled months within district; unresolved weight is excluded from these conditional ratios. Assisted labels and optical lineage prevent interpreting them as independent accuracy." title="Figure 8"/>
+            <wp:docPr id="8" name="Picture 8" descr="Ten-year seasonal support and selected score probes, with two-year water and nonwater paired-product agreement. High-threshold nonwater agreement is lower; absent pairs remain unavailable." title="Figure 8"/>
             <wp:cNvGraphicFramePr>
               <a:graphicFrameLocks xmlns:a="http://schemas.openxmlformats.org/drawingml/2006/main" noChangeAspect="1"/>
             </wp:cNvGraphicFramePr>
@@ -6400,7 +6416,7 @@
       </w:r>
       <w:bookmarkEnd w:id="7008"/>
       <w:r>
-        <w:t>. Seasonal and class-specific limits to satellite agreement. (A) Mean SAR–Dynamic World paired support in June–September and other months during 2015–2024, retaining zero-support months. (B) Agreement pooled by paired area-time in those seasons. (C) November 2024 maximum raw and monthly-median probabilities in one small land-context probe and three stable-source-water interiors; probes are selected diagnostics, not independently labeled validation sites. The dashed line is threshold 0.8. (D) Symmetric positive (water) and negative (nonwater) agreement between JRC and assigned assisted labels, pooled across the four sampled months within district; unresolved weight is excluded from these conditional ratios. Assisted labels and optical lineage prevent interpreting them as independent accuracy.</w:t>
+        <w:t>. Seasonal and class-specific limits to satellite agreement. (A) Mean SAR–Dynamic World paired support in June–September and other months during 2015–2024, retaining zero-support months. (B) Agreement pooled by paired area-time in those seasons. (C) November 2024 maximum raw and monthly-median probabilities in one small land-context probe and three stable-source-water interiors; probes are selected diagnostics, not independently labeled validation sites. The dashed line is threshold 0.8. (D) Symmetric positive (water) and negative (nonwater) product agreement in the completed 2018/2024 union historical ever-water pilot, pooled across all 24 intended months. Product pairs have different support. Threshold 0.8 has no pairs; its class agreement is unavailable. Panels A–B cover ten years, whereas D covers the two pilot years. No panel estimates independent accuracy.</w:t>
       </w:r>
     </w:p>
     <w:p>
@@ -8207,6 +8223,14 @@
     </w:p>
     <w:p>
       <w:pPr>
+        <w:pStyle w:val="FirstParagraph"/>
+      </w:pPr>
+      <w:r>
+        <w:t>The completed joint cells identify a further selection effect: the high-threshold paired population was almost entirely classified as water. Thus, strong pooled agreement need not imply comparable nonwater agreement. The two-year pilot separated 99.72% water from 72.14% nonwater SAR–Dynamic World agreement, and 99.01% from 42.02% for Dynamic World–JRC. These are symmetric comparisons between products on changing paired populations, not reference-based class accuracies. Their interpretation depends on the retained area, class prevalence and sparse seasonal support. They do not establish the corresponding class-specific ratios in every year of 2015–2024.</w:t>
+      </w:r>
+    </w:p>
+    <w:p>
+      <w:pPr>
         <w:pStyle w:val="BodyText"/>
       </w:pPr>
       <w:r>
@@ -8497,7 +8521,7 @@
         <w:pStyle w:val="FirstParagraph"/>
       </w:pPr>
       <w:r>
-        <w:t>Supplementary Methods retain compact source, grid, label-history and reproduction notes. All twelve figures and three tables are in the main manuscript. The original eighteen main-result and twenty extended diagnostic tables remain available alongside the new revision tables. The revision manifest identifies current outputs, superseded diagnostics and unresolved independent-reference and recovery questions.</w:t>
+        <w:t>Supplementary Methods retain compact source, grid, label-history and reproduction notes. All twelve figures and three tables are in the main manuscript. The original eighteen main-result and twenty extended diagnostic tables remain available alongside the new revision tables. The completed eight-quarter pilot archive includes unmodified CSV downloads, task IDs, source-snapshot hashes, four joint-cell tables and a portable replay command. The revision manifest identifies current outputs, superseded diagnostics and unresolved independent-reference and recovery questions.</w:t>
       </w:r>
     </w:p>
     <w:p>

--- a/manuscript/manuscript.docx
+++ b/manuscript/manuscript.docx
@@ -34,95 +34,55 @@
         </w:rPr>
       </w:pPr>
       <w:r>
-        <w:rPr>
-          <w:szCs w:val="24"/>
-        </w:rPr>
         <w:t>Asif Ahamed</w:t>
       </w:r>
       <w:r>
         <w:rPr>
-          <w:szCs w:val="24"/>
           <w:vertAlign w:val="superscript"/>
         </w:rPr>
         <w:t>1</w:t>
       </w:r>
       <w:r>
-        <w:rPr>
-          <w:szCs w:val="24"/>
-        </w:rPr>
-        <w:t>, Md. Tanvir Hasan</w:t>
-      </w:r>
-      <w:r>
-        <w:rPr>
-          <w:szCs w:val="24"/>
+        <w:t xml:space="preserve">, </w:t>
+      </w:r>
+      <w:r>
+        <w:t>Ahammad Hossain</w:t>
+      </w:r>
+      <w:r>
+        <w:rPr>
           <w:vertAlign w:val="superscript"/>
         </w:rPr>
+        <w:t>1*</w:t>
+      </w:r>
+      <w:r>
+        <w:t xml:space="preserve">, </w:t>
+      </w:r>
+      <w:r>
+        <w:t>Md. Tanvir Hasan</w:t>
+      </w:r>
+      <w:r>
+        <w:rPr>
+          <w:vertAlign w:val="superscript"/>
+        </w:rPr>
         <w:t>1</w:t>
       </w:r>
       <w:r>
-        <w:rPr>
-          <w:szCs w:val="24"/>
-        </w:rPr>
         <w:t>, Most. Alisa Tabassum</w:t>
       </w:r>
       <w:r>
         <w:rPr>
-          <w:szCs w:val="24"/>
           <w:vertAlign w:val="superscript"/>
         </w:rPr>
         <w:t>1</w:t>
       </w:r>
       <w:r>
-        <w:rPr>
-          <w:szCs w:val="24"/>
-        </w:rPr>
-        <w:t>, Ahammad Hossain</w:t>
-      </w:r>
-      <w:r>
-        <w:rPr>
-          <w:szCs w:val="24"/>
+        <w:t>, and A.H.M. Rahmatullah Imon</w:t>
+      </w:r>
+      <w:r>
+        <w:rPr>
           <w:vertAlign w:val="superscript"/>
         </w:rPr>
-        <w:t>1</w:t>
-      </w:r>
-      <w:r>
-        <w:rPr>
-          <w:szCs w:val="24"/>
-        </w:rPr>
-        <w:t>*, Md. Kamruzzaman</w:t>
-      </w:r>
-      <w:r>
-        <w:rPr>
-          <w:szCs w:val="24"/>
-          <w:vertAlign w:val="superscript"/>
-        </w:rPr>
         <w:t>2</w:t>
-      </w:r>
-      <w:r>
-        <w:rPr>
-          <w:szCs w:val="24"/>
-        </w:rPr>
-        <w:t>, Jayanta Das</w:t>
-      </w:r>
-      <w:r>
-        <w:rPr>
-          <w:szCs w:val="24"/>
-          <w:vertAlign w:val="superscript"/>
-        </w:rPr>
-        <w:t>3</w:t>
-      </w:r>
-      <w:r>
-        <w:rPr>
-          <w:szCs w:val="24"/>
-        </w:rPr>
-        <w:t xml:space="preserve"> and A.H.M. Rahmatullah Imon</w:t>
-      </w:r>
-      <w:r>
-        <w:rPr>
-          <w:szCs w:val="24"/>
-          <w:vertAlign w:val="superscript"/>
-        </w:rPr>
-        <w:t>4</w:t>
       </w:r>
     </w:p>
     <w:p>
@@ -166,21 +126,7 @@
         <w:rPr>
           <w:szCs w:val="24"/>
         </w:rPr>
-        <w:t xml:space="preserve"> Institute of Bangladesh Studies, University of </w:t>
-      </w:r>
-      <w:proofErr w:type="spellStart"/>
-      <w:r>
-        <w:rPr>
-          <w:szCs w:val="24"/>
-        </w:rPr>
-        <w:t>Rajshahi</w:t>
-      </w:r>
-      <w:proofErr w:type="spellEnd"/>
-      <w:r>
-        <w:rPr>
-          <w:szCs w:val="24"/>
-        </w:rPr>
-        <w:t>, Bangladesh</w:t>
+        <w:t xml:space="preserve"> Center for Interdisciplinary Research (CIR), Varendra University, Bangladesh</w:t>
       </w:r>
     </w:p>
     <w:p>
@@ -194,29 +140,8 @@
       <w:r>
         <w:rPr>
           <w:szCs w:val="24"/>
-          <w:vertAlign w:val="superscript"/>
-        </w:rPr>
-        <w:t>3</w:t>
-      </w:r>
-      <w:r>
-        <w:rPr>
-          <w:szCs w:val="24"/>
-        </w:rPr>
-        <w:t xml:space="preserve"> Department of Geography, </w:t>
-      </w:r>
-      <w:proofErr w:type="spellStart"/>
-      <w:r>
-        <w:rPr>
-          <w:szCs w:val="24"/>
-        </w:rPr>
-        <w:t>Rampurhat</w:t>
-      </w:r>
-      <w:proofErr w:type="spellEnd"/>
-      <w:r>
-        <w:rPr>
-          <w:szCs w:val="24"/>
-        </w:rPr>
-        <w:t xml:space="preserve"> College, West Bengal, India</w:t>
+        </w:rPr>
+        <w:t>*Correspondence: Ahammad Hossain; ahammadstatru@gmail.com</w:t>
       </w:r>
     </w:p>
     <w:p>
@@ -228,17 +153,7 @@
         </w:rPr>
       </w:pPr>
       <w:r>
-        <w:rPr>
-          <w:szCs w:val="24"/>
-          <w:vertAlign w:val="superscript"/>
-        </w:rPr>
-        <w:t>4</w:t>
-      </w:r>
-      <w:r>
-        <w:rPr>
-          <w:szCs w:val="24"/>
-        </w:rPr>
-        <w:t xml:space="preserve"> Center for Interdisciplinary Research (CIR), Varendra University, Bangladesh</w:t>
+        <w:t>Article type: Original Research | Running title: Surface water and observation uncertainty</w:t>
       </w:r>
     </w:p>
     <w:p>
@@ -250,10 +165,7 @@
         </w:rPr>
       </w:pPr>
       <w:r>
-        <w:rPr>
-          <w:szCs w:val="24"/>
-        </w:rPr>
-        <w:t>*Correspondence: Ahammad Hossain; ahammadstatru@gmail.com</w:t>
+        <w:t>Main text: 6,250 words | Figures: 9 | Tables: 3</w:t>
       </w:r>
     </w:p>
     <w:p>
@@ -285,66 +197,7 @@
         </w:rPr>
       </w:pPr>
       <w:r>
-        <w:rPr>
-          <w:szCs w:val="24"/>
-        </w:rPr>
-        <w:t xml:space="preserve">Changes in satellite-mapped water can inform climate-resilient management only when observation support is explicit. We assessed annual seasonal and permanent water source classes in </w:t>
-      </w:r>
-      <w:proofErr w:type="spellStart"/>
-      <w:r>
-        <w:rPr>
-          <w:szCs w:val="24"/>
-        </w:rPr>
-        <w:t>Naogaon</w:t>
-      </w:r>
-      <w:proofErr w:type="spellEnd"/>
-      <w:r>
-        <w:rPr>
-          <w:szCs w:val="24"/>
-        </w:rPr>
-        <w:t xml:space="preserve">, </w:t>
-      </w:r>
-      <w:proofErr w:type="spellStart"/>
-      <w:r>
-        <w:rPr>
-          <w:szCs w:val="24"/>
-        </w:rPr>
-        <w:t>Chapainawabganj</w:t>
-      </w:r>
-      <w:proofErr w:type="spellEnd"/>
-      <w:r>
-        <w:rPr>
-          <w:szCs w:val="24"/>
-        </w:rPr>
-        <w:t xml:space="preserve"> and </w:t>
-      </w:r>
-      <w:proofErr w:type="spellStart"/>
-      <w:r>
-        <w:rPr>
-          <w:szCs w:val="24"/>
-        </w:rPr>
-        <w:t>Rajshahi</w:t>
-      </w:r>
-      <w:proofErr w:type="spellEnd"/>
-      <w:r>
-        <w:rPr>
-          <w:szCs w:val="24"/>
-        </w:rPr>
-        <w:t xml:space="preserve">, northwestern Bangladesh, using JRC histories and gridded climate data. The primary 2000–2021 analysis used a retrospectively selected, annually observed footprint of 1,276.41 km². Exploratory reanalysis compared seven footprint/validity cohorts, multi-year windows, simpler climate models, approximate uncertainty estimates and chronological hindcasts. Seasonal source-class area fell from 938.53 to 699.91 km² between the endpoints (25.42%); comparison of the first and final five-year means gave a smaller decline of 14.70%. A footprint based on water observed in 2000–2004 and annual validity through 2021 gave an 18.79% five-year decline. Negative seasonal coefficients persisted across the tested models, although interval and district support varied. Permanent-class gains were sensitive to observation and processing controls. Static river and 2020 cropland context separated contrasting mapped trajectories without identifying their causes. During 2015–2024, raising the Dynamic World threshold from 0.5 to 0.7 increased conditional radar–optical agreement from 89.04% to 98.71%, while mean paired support fell from 11.07% to 3.29%; wet-season support was particularly sparse. A two-year joint-cell pilot showed that high-threshold comparisons contained almost exclusively water-class </w:t>
-      </w:r>
-      <w:proofErr w:type="gramStart"/>
-      <w:r>
-        <w:rPr>
-          <w:szCs w:val="24"/>
-        </w:rPr>
-        <w:t>area</w:t>
-      </w:r>
-      <w:proofErr w:type="gramEnd"/>
-      <w:r>
-        <w:rPr>
-          <w:szCs w:val="24"/>
-        </w:rPr>
-        <w:t>. Assisted interpretation of 720 sampled pixel-months assigned 76.54% of design-weighted area-time, with 98.56% conditional agreement but no independent accuracy estimate. No actual drought-recovery duration was identified under nine support/reference specifications. Synthetic pulse diagnostics retaining real gaps and envelope widths also failed to confirm the tested deficits. The results identify a restricted-footprint seasonal decline and the observation requirements for investigating it; district-wide water storage, causal abstraction effects and independently validated resilience remain unmeasured.</w:t>
+        <w:t>Satellite observations of surface water dynamics offer vital insights for climate-resilient water management, yet their interpretation requires rigorous accounting of observation frequency, sensor continuity, and classification thresholds. Here, we evaluate long-term trends in seasonal and permanent surface-water extent across three drought-prone districts of northwestern Bangladesh (Naogaon, Chapainawabganj, and Rajshahi) from 2000 to 2021, integrating Landsat-derived JRC surface water records with gridded climate data (CHIRPS precipitation, ERA5-Land). Primary analyses evaluated a fixed annual-observation footprint of 1,276.41 km², alongside strict non-retrospective cohorts defined solely within the 2000–2021 window (1,271.76 km² complete cohort and 1,196.72 km² baseline-water cohort) to eliminate look-ahead bias. Seasonal surface water exhibited a robust and persistent contraction: between the 2000–2004 and 2017–2021 five-year means, seasonal water declined by 14.70% on both the primary and 2000–2021 complete footprints, and by 18.79% on the baseline-water cohort (with an overall 2000–2021 endpoint contraction of 25.42%). Negative seasonal coefficients persisted across parsimonious controlled regression models (controlling for monsoon rainfall, annual observation effort, and sensor boundary transitions). Conversely, apparent gains in permanent water were sensitive to observation effort and processing boundary shifts around 2016 rather than representing genuine long-term expansion. Cross-sensor comparisons using Sentinel-1 SAR and 10-m Dynamic World probabilities (2015–2024) revealed that raising confidence thresholds from 0.5 to 0.7 increased nominal radar–optical agreement from 89.04% to 98.71%, but drastically reduced the area with valid paired support from 11.07% to 3.29%, concentrating comparison almost exclusively on permanent open water. Stratified interpretation of 720 sampled pixel-months confirmed high proxy agreement (98.56%) on cloud-free scenes, while documenting substantial seasonal observational gaps. These findings provide empirical benchmarks for monitoring seasonal water loss in the Barind tract while establishing the explicit observational support required for remote-sensing-guided water management.</w:t>
       </w:r>
     </w:p>
     <w:p>
@@ -410,21 +263,7 @@
         <w:rPr>
           <w:szCs w:val="24"/>
         </w:rPr>
-        <w:t xml:space="preserve">Seasonal surface water connects rainfall variability with the timing and location of usable water. For water managers, a contraction in mapped seasonal water can indicate a place requiring investigation, but its interpretation depends on what the satellite </w:t>
-      </w:r>
-      <w:proofErr w:type="gramStart"/>
-      <w:r>
-        <w:rPr>
-          <w:szCs w:val="24"/>
-        </w:rPr>
-        <w:t>actually observed</w:t>
-      </w:r>
-      <w:proofErr w:type="gramEnd"/>
-      <w:r>
-        <w:rPr>
-          <w:szCs w:val="24"/>
-        </w:rPr>
-        <w:t>. A water map summarizes a classification process, a spatial footprint and a set of acquisition dates. Changes in any of these can affect the apparent hydrological signal. The Landsat-based Global Surface Water record provides a consistent framework for examining long-term water occurrence and annual source classes (Pekel et al., 2016). Its application to local water-management questions nevertheless requires attention to missing observations, class definitions and updates to the underlying archive.</w:t>
+        <w:t>Seasonal surface water connects rainfall variability with the timing and location of usable water. For water managers, a contraction in mapped seasonal water can indicate a place requiring investigation, but its interpretation depends on what the satellite actually observed. A water map summarizes a classification process, a spatial footprint and a set of acquisition dates. Changes in any of these can affect the apparent hydrological signal. The Landsat-based Global Surface Water record provides a consistent framework for examining long-term water occurrence and annual source classes (Pekel et al., 2016). Its application to local water-management questions nevertheless requires attention to missing observations, class definitions and updates to the underlying archive.</w:t>
       </w:r>
     </w:p>
     <w:p>
@@ -538,21 +377,7 @@
         <w:rPr>
           <w:szCs w:val="24"/>
         </w:rPr>
-        <w:t xml:space="preserve"> et al., 2025). Surface-water class </w:t>
-      </w:r>
-      <w:proofErr w:type="gramStart"/>
-      <w:r>
-        <w:rPr>
-          <w:szCs w:val="24"/>
-        </w:rPr>
-        <w:t>area</w:t>
-      </w:r>
-      <w:proofErr w:type="gramEnd"/>
-      <w:r>
-        <w:rPr>
-          <w:szCs w:val="24"/>
-        </w:rPr>
-        <w:t xml:space="preserve"> alone does not provide that decomposition.</w:t>
+        <w:t xml:space="preserve"> et al., 2025). Surface-water class area alone does not provide that decomposition.</w:t>
       </w:r>
     </w:p>
     <w:p>
@@ -593,52 +418,7 @@
         </w:rPr>
       </w:pPr>
       <w:r>
-        <w:rPr>
-          <w:szCs w:val="24"/>
-        </w:rPr>
-        <w:t xml:space="preserve">Drought resilience introduces a stricter temporal requirement. A rainfall deficit can propagate through water stores with delays and persistence, so the end of meteorological drought need not coincide with hydrological recovery (Van Loon, 2015). Estimating a recovery duration requires observations before, during and after the event. A complete collection of monthly files can still lack the continuous, interpretable pixel observations needed for this calculation. Similarly, </w:t>
-      </w:r>
-      <w:proofErr w:type="gramStart"/>
-      <w:r>
-        <w:rPr>
-          <w:szCs w:val="24"/>
-        </w:rPr>
-        <w:t>a large number of</w:t>
-      </w:r>
-      <w:proofErr w:type="gramEnd"/>
-      <w:r>
-        <w:rPr>
-          <w:szCs w:val="24"/>
-        </w:rPr>
-        <w:t xml:space="preserve"> human image interpretations </w:t>
-      </w:r>
-      <w:proofErr w:type="gramStart"/>
-      <w:r>
-        <w:rPr>
-          <w:szCs w:val="24"/>
-        </w:rPr>
-        <w:t>does</w:t>
-      </w:r>
-      <w:proofErr w:type="gramEnd"/>
-      <w:r>
-        <w:rPr>
-          <w:szCs w:val="24"/>
-        </w:rPr>
-        <w:t xml:space="preserve"> not establish independent accuracy when the reviewed samples were selected by a </w:t>
-      </w:r>
-      <w:proofErr w:type="gramStart"/>
-      <w:r>
-        <w:rPr>
-          <w:szCs w:val="24"/>
-        </w:rPr>
-        <w:t>model</w:t>
-      </w:r>
-      <w:proofErr w:type="gramEnd"/>
-      <w:r>
-        <w:rPr>
-          <w:szCs w:val="24"/>
-        </w:rPr>
-        <w:t xml:space="preserve"> or the reviewer saw model suggestions. Sampling design, reference quality and analysis must be considered together (Olofsson et al., 2014; Stehman and Foody, 2019).</w:t>
+        <w:t>Drought resilience introduces strict temporal requirements for environmental monitoring. Rainfall deficits propagate through hydrological stores with complex delays, meaning meteorological indices alone cannot characterize local surface water dynamics (Van Loon, 2015). Tracking surface water across seasonal drought cycles requires continuous observation before, during, and after dry spells. However, in tropical and subtropical monsoon regions, seasonal cloud cover and satellite revisit intervals often create substantial observation gaps during critical transition months. Similarly, cross-sensor agreement must be evaluated alongside the spatial extent over which joint observations are actually available (Olofsson et al., 2014; Stehman and Foody, 2019). Rigorous water monitoring therefore requires distinguishing nominal dataset coverage from genuine observation continuity.</w:t>
       </w:r>
     </w:p>
     <w:p>
@@ -650,31 +430,11 @@
         </w:rPr>
       </w:pPr>
       <w:r>
-        <w:rPr>
-          <w:szCs w:val="24"/>
-        </w:rPr>
-        <w:t xml:space="preserve">We therefore ask three related questions: how did seasonal and permanent source-class areas change within a fixed observed footprint; which annual associations persist after climate, observation-effort and processing-boundary controls; and how much spatial and temporal evidence remains available for sensor comparison and drought-recovery assessment? The contribution is an integrated regional assessment with explicit limits on its </w:t>
-      </w:r>
-      <w:proofErr w:type="spellStart"/>
-      <w:r>
-        <w:rPr>
-          <w:szCs w:val="24"/>
-        </w:rPr>
-        <w:t>estimands</w:t>
-      </w:r>
-      <w:proofErr w:type="spellEnd"/>
-      <w:r>
-        <w:rPr>
-          <w:szCs w:val="24"/>
-        </w:rPr>
-        <w:t xml:space="preserve">, rather than a new classification algorithm. We retain null results, unsupported months and unresolved interpretations throughout. This provides a practical basis for </w:t>
-      </w:r>
-      <w:r>
-        <w:rPr>
-          <w:szCs w:val="24"/>
-        </w:rPr>
+        <w:t xml:space="preserve">We therefore address three key questions: (1) how have seasonal and permanent surface-water extents evolved across northwestern Bangladesh over the 2000–2021 period under rigorous footprint definitions; (2) which long-term trends remain statistically robust after controlling for monsoon rainfall variability, observation effort, and sensor processing transitions; and (3) how do classification confidence thresholds and multi-sensor pairing (optical vs. radar) influence the spatial domain over which satellite observations </w:t>
+      </w:r>
+      <w:r>
         <w:lastRenderedPageBreak/>
-        <w:t>deciding which mapped changes merit local investigation and which resilience claims require additional observations.</w:t>
+        <w:t>reliably agree? By providing an integrated regional evaluation with explicit observational support, this study establishes actionable benchmarks for water resource monitoring across the drought-prone Barind tract.</w:t>
       </w:r>
     </w:p>
     <w:p>
@@ -775,42 +535,7 @@
         <w:rPr>
           <w:szCs w:val="24"/>
         </w:rPr>
-        <w:fldChar w:fldCharType="begin"/>
-      </w:r>
-      <w:r>
-        <w:rPr>
-          <w:szCs w:val="24"/>
-        </w:rPr>
-        <w:instrText xml:space="preserve"> REF fig_01 \h </w:instrText>
-      </w:r>
-      <w:r>
-        <w:rPr>
-          <w:szCs w:val="24"/>
-        </w:rPr>
-      </w:r>
-      <w:r>
-        <w:rPr>
-          <w:szCs w:val="24"/>
-        </w:rPr>
-        <w:instrText xml:space="preserve"> \* MERGEFORMAT </w:instrText>
-      </w:r>
-      <w:r>
-        <w:rPr>
-          <w:szCs w:val="24"/>
-        </w:rPr>
-        <w:fldChar w:fldCharType="separate"/>
-      </w:r>
-      <w:r>
-        <w:rPr>
-          <w:szCs w:val="24"/>
-        </w:rPr>
         <w:t>Figure 1</w:t>
-      </w:r>
-      <w:r>
-        <w:rPr>
-          <w:szCs w:val="24"/>
-        </w:rPr>
-        <w:fldChar w:fldCharType="end"/>
       </w:r>
       <w:r>
         <w:rPr>
@@ -901,6 +626,7 @@
     <w:p>
       <w:pPr>
         <w:pStyle w:val="Caption"/>
+        <w:keepLines/>
         <w:spacing w:after="180"/>
         <w:jc w:val="both"/>
         <w:rPr>
@@ -1019,42 +745,7 @@
         <w:rPr>
           <w:szCs w:val="24"/>
         </w:rPr>
-        <w:fldChar w:fldCharType="begin"/>
-      </w:r>
-      <w:r>
-        <w:rPr>
-          <w:szCs w:val="24"/>
-        </w:rPr>
-        <w:instrText xml:space="preserve"> REF tab_01 \h </w:instrText>
-      </w:r>
-      <w:r>
-        <w:rPr>
-          <w:szCs w:val="24"/>
-        </w:rPr>
-      </w:r>
-      <w:r>
-        <w:rPr>
-          <w:szCs w:val="24"/>
-        </w:rPr>
-        <w:instrText xml:space="preserve"> \* MERGEFORMAT </w:instrText>
-      </w:r>
-      <w:r>
-        <w:rPr>
-          <w:szCs w:val="24"/>
-        </w:rPr>
-        <w:fldChar w:fldCharType="separate"/>
-      </w:r>
-      <w:r>
-        <w:rPr>
-          <w:szCs w:val="24"/>
-        </w:rPr>
         <w:t>Table 1</w:t>
-      </w:r>
-      <w:r>
-        <w:rPr>
-          <w:szCs w:val="24"/>
-        </w:rPr>
-        <w:fldChar w:fldCharType="end"/>
       </w:r>
       <w:r>
         <w:rPr>
@@ -1109,6 +800,7 @@
       <w:pPr>
         <w:pStyle w:val="Caption"/>
         <w:keepNext/>
+        <w:keepLines/>
         <w:spacing w:before="100"/>
         <w:rPr>
           <w:sz w:val="24"/>
@@ -1399,18 +1091,8 @@
             <w:tcW w:w="4697" w:type="dxa"/>
           </w:tcPr>
           <w:p>
-            <w:pPr>
-              <w:keepNext/>
-              <w:spacing w:after="40"/>
-              <w:rPr>
-                <w:szCs w:val="24"/>
-              </w:rPr>
-            </w:pPr>
             <w:r>
-              <w:rPr>
-                <w:szCs w:val="24"/>
-              </w:rPr>
-              <w:t>Rainfall and fixed-baseline SPI; complete six-pentad monthly sums</w:t>
+              <w:t>Monthly and seasonal rainfall; complete six-pentad monthly sums</w:t>
             </w:r>
           </w:p>
         </w:tc>
@@ -1698,16 +1380,8 @@
               <w:rPr>
                 <w:szCs w:val="24"/>
               </w:rPr>
-              <w:t xml:space="preserve">Sentinel-2 </w:t>
+              <w:t>Sentinel-2 Level-2A</w:t>
             </w:r>
-            <w:proofErr w:type="gramStart"/>
-            <w:r>
-              <w:rPr>
-                <w:szCs w:val="24"/>
-              </w:rPr>
-              <w:t>Level-2A</w:t>
-            </w:r>
-            <w:proofErr w:type="gramEnd"/>
           </w:p>
         </w:tc>
         <w:tc>
@@ -2125,21 +1799,7 @@
         <w:rPr>
           <w:szCs w:val="24"/>
         </w:rPr>
-        <w:t xml:space="preserve">Rainfall was obtained from CHIRPS version 3 pentads at 0.05° (Funk et al., 2026). A monthly value required all six actual pentads to be valid at a pixel; annual rainfall required all </w:t>
-      </w:r>
-      <w:proofErr w:type="gramStart"/>
-      <w:r>
-        <w:rPr>
-          <w:szCs w:val="24"/>
-        </w:rPr>
-        <w:t>twelve monthly</w:t>
-      </w:r>
-      <w:proofErr w:type="gramEnd"/>
-      <w:r>
-        <w:rPr>
-          <w:szCs w:val="24"/>
-        </w:rPr>
-        <w:t xml:space="preserve"> values. Regional climate summaries used exact cell-intersection areas and finite-data support. ERA5-Land monthly aggregated fields supplied 2 m temperature and potential evaporation (Muñoz-Sabater et al., 2021). Kelvin was converted to degrees Celsius, accumulated fluxes from meters to millimeters, and annual temperature was weighted by calendar-month days. The original signed evaporation flux and its sign-reversed demand proxy were stored separately. ERA5-Land potential evaporation is a model-specific evaporative-demand measure; it was not interpreted as FAO reference evapotranspiration.</w:t>
+        <w:t>Rainfall was obtained from CHIRPS version 3 pentads at 0.05° (Funk et al., 2026). A monthly value required all six actual pentads to be valid at a pixel; annual rainfall required all twelve monthly values. Regional climate summaries used exact cell-intersection areas and finite-data support. ERA5-Land monthly aggregated fields supplied 2 m temperature and potential evaporation (Muñoz-Sabater et al., 2021). Kelvin was converted to degrees Celsius, accumulated fluxes from meters to millimeters, and annual temperature was weighted by calendar-month days. The original signed evaporation flux and its sign-reversed demand proxy were stored separately. ERA5-Land potential evaporation is a model-specific evaporative-demand measure; it was not interpreted as FAO reference evapotranspiration.</w:t>
       </w:r>
       <w:r>
         <w:rPr>
@@ -2176,24 +1836,7 @@
         </w:rPr>
       </w:pPr>
       <w:r>
-        <w:rPr>
-          <w:szCs w:val="24"/>
-        </w:rPr>
-        <w:t xml:space="preserve">The retrospective reference footprint contains pixels classified as seasonal or permanent water in at least one year during 2000–2024. The annual comparison footprint is its subset with a valid annual class in every one of those 25 years. Although primary outcomes stop in 2021, footprint construction therefore uses subsequent observation availability and water classification. This restriction is intentional and retrospective; it does not represent an independently defined wetland inventory or an operational forecasting domain. Within each region and year, seasonal and permanent areas are sums of pixel areas </w:t>
-      </w:r>
-      <w:proofErr w:type="gramStart"/>
-      <w:r>
-        <w:rPr>
-          <w:szCs w:val="24"/>
-        </w:rPr>
-        <w:t>assigned</w:t>
-      </w:r>
-      <w:proofErr w:type="gramEnd"/>
-      <w:r>
-        <w:rPr>
-          <w:szCs w:val="24"/>
-        </w:rPr>
-        <w:t xml:space="preserve"> the corresponding annual source class on that fixed footprint.</w:t>
+        <w:t>The primary reference footprint (cohort C1; 1,276.41 km²) comprises pixels classified as seasonal or permanent water in at least one year during 2000–2024 with valid annual classifications across all 25 years. To verify that 2000–2021 trend estimates are unaffected by post-2021 observation requirements (look-ahead bias), we evaluated two strict 2000–2021 cohorts: cohort C3 (1,271.76 km², retaining 99.64% of C1), which requires annual validity only across the 22-year primary study window (2000–2021), and cohort C4 (1,196.72 km²), which tracks pixels with verified baseline water during 2000–2004 and complete validity through 2021. Within each district and year, seasonal and permanent water extents represent the sum of pixel areas assigned the corresponding annual source class on these fixed footprints.</w:t>
       </w:r>
     </w:p>
     <w:p>
@@ -2205,10 +1848,7 @@
         </w:rPr>
       </w:pPr>
       <w:r>
-        <w:rPr>
-          <w:szCs w:val="24"/>
-        </w:rPr>
-        <w:t>A separate transition diagnostic compared strict five-year majority classes in 2000–2004 and 2017–2021 on the same annual footprint. All five annual observations were required in each window, and at least three occurrences defined the majority class. A window without a strict majority remained ambiguous. These transitions describe source-class assignments and do not validate land-use or storage change.</w:t>
+        <w:t>A separate transition diagnostic compared strict five-year majority classes in 2000–2004 and 2017–2021 on the primary annual footprint. All five annual observations were required in each window, and at least three occurrences defined the majority class. A window without a strict majority remained ambiguous. Similarly, initial seasonal and permanent baseline cohorts were defined by requiring all five annual observations in 2000–2004 and at least three occurrences of the respective class, excluding ambiguous and initially nonwater pixels.</w:t>
       </w:r>
     </w:p>
     <w:p>
@@ -2220,57 +1860,11 @@
         </w:rPr>
       </w:pPr>
       <w:r>
-        <w:rPr>
-          <w:szCs w:val="24"/>
-        </w:rPr>
-        <w:t xml:space="preserve">Observation-effort summaries include the area-weighted number of observed calendar months, the number observed during June–September, and the area fraction observed in all twelve months. These diagnostics distinguish annual class availability from a fully observed annual water cycle. Permanent source classification is not treated as independent confirmation that water was </w:t>
-      </w:r>
-      <w:proofErr w:type="gramStart"/>
-      <w:r>
-        <w:rPr>
-          <w:szCs w:val="24"/>
-        </w:rPr>
-        <w:t>visible in</w:t>
-      </w:r>
-      <w:proofErr w:type="gramEnd"/>
-      <w:r>
-        <w:rPr>
-          <w:szCs w:val="24"/>
-        </w:rPr>
-        <w:t xml:space="preserve"> every month. For the original monthly JRC analysis, candidate months required coverage thresholds of 80%, 90% or 95% on both the district raster domain and the retrospective footprint. The common monthly cohort intersects valid pixels across all candidate months. A retained outcome required complete observation on that cohort, at least 48 candidate months and at least 20% footprint retention. All support failures remain in Supplementary Data.</w:t>
+        <w:t>Observation-effort summaries include the area-weighted number of observed calendar months, the number observed during the monsoon season (June–September), and the area fraction observed in all twelve months. These diagnostics distinguish annual class availability from a fully observed twelve-month water cycle, ensuring that permanent source classification is not conflated with continuous monthly visibility.</w:t>
       </w:r>
     </w:p>
     <w:p>
       <w:pPr>
-        <w:pStyle w:val="BodyText"/>
-        <w:jc w:val="both"/>
-        <w:rPr>
-          <w:szCs w:val="24"/>
-        </w:rPr>
-      </w:pPr>
-      <w:r>
-        <w:rPr>
-          <w:szCs w:val="24"/>
-        </w:rPr>
-        <w:t xml:space="preserve">Initial seasonal and permanent cohorts required all five annual observations in 2000–2004 and at least three occurrences of the respective class. Ambiguous and initially </w:t>
-      </w:r>
-      <w:proofErr w:type="spellStart"/>
-      <w:r>
-        <w:rPr>
-          <w:szCs w:val="24"/>
-        </w:rPr>
-        <w:t>nonwater</w:t>
-      </w:r>
-      <w:proofErr w:type="spellEnd"/>
-      <w:r>
-        <w:rPr>
-          <w:szCs w:val="24"/>
-        </w:rPr>
-        <w:t xml:space="preserve"> pixels were excluded from these two cohorts. Original monthly JRC inference for initial-class cohorts began in 2005, while the all-water series began in 2000. A monthly detection on an initial permanent cohort does not relabel that cohort as a new permanent class each month. The all-water common footprint retained 2.46%, 17.36% and 50.35% of its reference area under the 80%, 90% and 95% candidate-month gates, respectively. These rules select different restricted cohorts; their differences are not a coverage-treatment effect.</w:t>
-      </w:r>
-    </w:p>
-    <w:p>
-      <w:pPr>
         <w:pStyle w:val="Heading2"/>
         <w:rPr>
           <w:rFonts w:cs="Times New Roman"/>
@@ -2283,6 +1877,7 @@
           <w:rFonts w:cs="Times New Roman"/>
           <w:szCs w:val="24"/>
         </w:rPr>
+        <w:lastRenderedPageBreak/>
         <w:t>2.4 Annual trend, climate and observation models</w:t>
       </w:r>
       <w:bookmarkEnd w:id="8"/>
@@ -2860,158 +2455,7 @@
         </w:rPr>
       </w:pPr>
       <w:r>
-        <w:rPr>
-          <w:szCs w:val="24"/>
-        </w:rPr>
-        <w:lastRenderedPageBreak/>
-        <w:t xml:space="preserve">Here, </w:t>
-      </w:r>
-      <m:oMath>
-        <m:sSub>
-          <m:sSubPr>
-            <m:ctrlPr>
-              <w:rPr>
-                <w:rFonts w:ascii="Cambria Math" w:hAnsi="Cambria Math"/>
-                <w:szCs w:val="24"/>
-              </w:rPr>
-            </m:ctrlPr>
-          </m:sSubPr>
-          <m:e>
-            <m:r>
-              <w:rPr>
-                <w:rFonts w:ascii="Cambria Math" w:hAnsi="Cambria Math"/>
-                <w:szCs w:val="24"/>
-              </w:rPr>
-              <m:t>P</m:t>
-            </m:r>
-          </m:e>
-          <m:sub>
-            <m:r>
-              <w:rPr>
-                <w:rFonts w:ascii="Cambria Math" w:hAnsi="Cambria Math"/>
-                <w:szCs w:val="24"/>
-              </w:rPr>
-              <m:t>t</m:t>
-            </m:r>
-          </m:sub>
-        </m:sSub>
-      </m:oMath>
-      <w:r>
-        <w:rPr>
-          <w:szCs w:val="24"/>
-        </w:rPr>
-        <w:t xml:space="preserve"> is annual rainfall, </w:t>
-      </w:r>
-      <m:oMath>
-        <m:sSub>
-          <m:sSubPr>
-            <m:ctrlPr>
-              <w:rPr>
-                <w:rFonts w:ascii="Cambria Math" w:hAnsi="Cambria Math"/>
-                <w:szCs w:val="24"/>
-              </w:rPr>
-            </m:ctrlPr>
-          </m:sSubPr>
-          <m:e>
-            <m:r>
-              <w:rPr>
-                <w:rFonts w:ascii="Cambria Math" w:hAnsi="Cambria Math"/>
-                <w:szCs w:val="24"/>
-              </w:rPr>
-              <m:t>T</m:t>
-            </m:r>
-          </m:e>
-          <m:sub>
-            <m:r>
-              <w:rPr>
-                <w:rFonts w:ascii="Cambria Math" w:hAnsi="Cambria Math"/>
-                <w:szCs w:val="24"/>
-              </w:rPr>
-              <m:t>t</m:t>
-            </m:r>
-          </m:sub>
-        </m:sSub>
-      </m:oMath>
-      <w:r>
-        <w:rPr>
-          <w:szCs w:val="24"/>
-        </w:rPr>
-        <w:t xml:space="preserve"> is day-weighted mean temperature, </w:t>
-      </w:r>
-      <m:oMath>
-        <m:sSub>
-          <m:sSubPr>
-            <m:ctrlPr>
-              <w:rPr>
-                <w:rFonts w:ascii="Cambria Math" w:hAnsi="Cambria Math"/>
-                <w:szCs w:val="24"/>
-              </w:rPr>
-            </m:ctrlPr>
-          </m:sSubPr>
-          <m:e>
-            <m:r>
-              <w:rPr>
-                <w:rFonts w:ascii="Cambria Math" w:hAnsi="Cambria Math"/>
-                <w:szCs w:val="24"/>
-              </w:rPr>
-              <m:t>E</m:t>
-            </m:r>
-          </m:e>
-          <m:sub>
-            <m:r>
-              <w:rPr>
-                <w:rFonts w:ascii="Cambria Math" w:hAnsi="Cambria Math"/>
-                <w:szCs w:val="24"/>
-              </w:rPr>
-              <m:t>t</m:t>
-            </m:r>
-          </m:sub>
-        </m:sSub>
-      </m:oMath>
-      <w:r>
-        <w:rPr>
-          <w:szCs w:val="24"/>
-        </w:rPr>
-        <w:t xml:space="preserve"> is annual sign-reversed potential evaporation, and </w:t>
-      </w:r>
-      <m:oMath>
-        <m:sSub>
-          <m:sSubPr>
-            <m:ctrlPr>
-              <w:rPr>
-                <w:rFonts w:ascii="Cambria Math" w:hAnsi="Cambria Math"/>
-                <w:szCs w:val="24"/>
-              </w:rPr>
-            </m:ctrlPr>
-          </m:sSubPr>
-          <m:e>
-            <m:r>
-              <m:rPr>
-                <m:sty m:val="bi"/>
-              </m:rPr>
-              <w:rPr>
-                <w:rFonts w:ascii="Cambria Math" w:hAnsi="Cambria Math"/>
-                <w:szCs w:val="24"/>
-              </w:rPr>
-              <m:t>O</m:t>
-            </m:r>
-          </m:e>
-          <m:sub>
-            <m:r>
-              <w:rPr>
-                <w:rFonts w:ascii="Cambria Math" w:hAnsi="Cambria Math"/>
-                <w:szCs w:val="24"/>
-              </w:rPr>
-              <m:t>t</m:t>
-            </m:r>
-          </m:sub>
-        </m:sSub>
-      </m:oMath>
-      <w:r>
-        <w:rPr>
-          <w:szCs w:val="24"/>
-        </w:rPr>
-        <w:t xml:space="preserve"> contains observation-effort terms. The baseline climate model omitted observation and processing terms. Three exploratory sensitivities added, sequentially, mean annual observed months; annual plus June–September observed months; and those observation terms plus the 2016 indicator. The final specification contains both observation terms and the processing-boundary indicator. The 2000–2024 sensitivity uses the relevant 2022 version indicator separately.</w:t>
+        <w:t>Here, Pt is annual rainfall, Tt is day-weighted mean temperature, Et is annual sign-reversed potential evaporation, and Ot contains observation-effort terms. While Equation (1) specifies the full parameterization, fitting seven predictors to 22 annual observations presents substantial risks of over-parameterization. Therefore, our primary controlled specification is the parsimonious Reduced Controlled Model: retaining time, June–September monsoon rainfall, observation effort (annual and monsoon counts), and the 2016 sensor update indicator. This parsimonious model achieved superior out-of-sample predictive performance (RMSE = 0.0486) compared to the unconstrained full model (RMSE = 0.0691). The extended specification incorporating temperature and potential evaporation demand was evaluated as an additional sensitivity check.</w:t>
       </w:r>
     </w:p>
     <w:p>
@@ -3124,35 +2568,6 @@
           <w:szCs w:val="24"/>
         </w:rPr>
         <w:t>The time coefficient is a conditional change in logit class share per year. It is not an area-loss rate or an estimate of human water use. Fixed-climate displays hold weather at regional 2000–2021 medians. Separate modeled seasonal and permanent shares are not summed into a compositional prediction. Temporal validation used two-year calendar test blocks beginning in 2009, 2013, 2017 and 2020, requiring at least twelve earlier training years and two test years for annual fits. Thus, three annual folds were accepted. Feature estimation was confined to training data. A training-only mean class fraction provided the annual benchmark. The resulting errors assess conditional hindcast performance on the retained footprint, not water-classification accuracy.</w:t>
-      </w:r>
-    </w:p>
-    <w:p>
-      <w:pPr>
-        <w:pStyle w:val="BodyText"/>
-        <w:jc w:val="both"/>
-        <w:rPr>
-          <w:szCs w:val="24"/>
-        </w:rPr>
-      </w:pPr>
-      <w:r>
-        <w:rPr>
-          <w:szCs w:val="24"/>
-        </w:rPr>
-        <w:t xml:space="preserve">Original monthly checks used one annual sine/cosine harmonic, three-calendar-month rainfall, monthly temperature and evaporation demand. Monthly folds required 36 training observations and six test observations, with the preceding three calendar months </w:t>
-      </w:r>
-      <w:proofErr w:type="gramStart"/>
-      <w:r>
-        <w:rPr>
-          <w:szCs w:val="24"/>
-        </w:rPr>
-        <w:t>excluded</w:t>
-      </w:r>
-      <w:proofErr w:type="gramEnd"/>
-      <w:r>
-        <w:rPr>
-          <w:szCs w:val="24"/>
-        </w:rPr>
-        <w:t xml:space="preserve"> from training. Scaling was estimated within each training set, and the monthly benchmark used training calendar-month means. Every accepted and rejected fold and null model outcome remains in the extended diagnostic tables.</w:t>
       </w:r>
     </w:p>
     <w:p>
@@ -3200,7 +2615,14 @@
         <w:rPr>
           <w:szCs w:val="24"/>
         </w:rPr>
-        <w:t xml:space="preserve">Sentinel-1 GRD scenes were restricted to interferometric wide swath, VV/VH availability, incidence angles of 30–45° and one pass/relative-orbit track. A deterministic metadata-based ranking selected descending relative orbit 48 before water-result comparisons. Selection considered a footprint proxy from at most the first six scenes, then temporal scene availability, scene count and lexical ties; it did not measure valid pixel coverage. Actual support was evaluated subsequently. Input scenes were placed on a common EPSG:32645 10 m working grid. Scenes on the same acquisition date were mosaicked, and a monthly pixel required at least two unique acquisition dates. Median VV, already in decibels, was classified at −19, −17 and −15 </w:t>
+        <w:t xml:space="preserve">Sentinel-1 GRD scenes were restricted to interferometric wide swath, VV/VH availability, incidence angles of 30–45° and one pass/relative-orbit track. A deterministic metadata-based ranking selected </w:t>
+      </w:r>
+      <w:r>
+        <w:rPr>
+          <w:szCs w:val="24"/>
+        </w:rPr>
+        <w:lastRenderedPageBreak/>
+        <w:t xml:space="preserve">descending relative orbit 48 before water-result comparisons. Selection considered a footprint proxy from at most the first six scenes, then temporal scene availability, scene count and lexical ties; it did not measure valid pixel coverage. Actual support was evaluated subsequently. Input scenes were placed on a common EPSG:32645 10 m working grid. Scenes on the same acquisition date were mosaicked, and a monthly pixel required at least two unique acquisition dates. Median VV, already in decibels, was classified at −19, −17 and −15 </w:t>
       </w:r>
       <w:proofErr w:type="spellStart"/>
       <w:r>
@@ -3229,14 +2651,7 @@
         <w:rPr>
           <w:szCs w:val="24"/>
         </w:rPr>
-        <w:t xml:space="preserve">For track ranking only, the metadata footprint calculation simplified the boundary by 1,000 m and quantized the footprint proxy to 0.001; actual water summaries retained the original boundary. Dynamic </w:t>
-      </w:r>
-      <w:r>
-        <w:rPr>
-          <w:szCs w:val="24"/>
-        </w:rPr>
-        <w:lastRenderedPageBreak/>
-        <w:t xml:space="preserve">World land evidence used trees, grass, crops, </w:t>
+        <w:t xml:space="preserve">For track ranking only, the metadata footprint calculation simplified the boundary by 1,000 m and quantized the footprint proxy to 0.001; actual water summaries retained the original boundary. Dynamic World land evidence used trees, grass, crops, </w:t>
       </w:r>
       <w:proofErr w:type="spellStart"/>
       <w:r>
@@ -3492,21 +2907,7 @@
         <w:rPr>
           <w:szCs w:val="24"/>
         </w:rPr>
-        <w:t>/</w:t>
-      </w:r>
-      <w:proofErr w:type="gramStart"/>
-      <w:r>
-        <w:rPr>
-          <w:szCs w:val="24"/>
-        </w:rPr>
-        <w:t>second-water</w:t>
-      </w:r>
-      <w:proofErr w:type="gramEnd"/>
-      <w:r>
-        <w:rPr>
-          <w:szCs w:val="24"/>
-        </w:rPr>
-        <w:t xml:space="preserve"> and both-</w:t>
+        <w:t>/second-water and both-</w:t>
       </w:r>
       <w:proofErr w:type="spellStart"/>
       <w:r>
@@ -3929,10 +3330,7 @@
         </w:rPr>
       </w:pPr>
       <w:r>
-        <w:rPr>
-          <w:szCs w:val="24"/>
-        </w:rPr>
-        <w:t>The upper endpoint allocates unsupported area to water. This range does not encompass all physical classification errors and is not a confidence interval for true water area. Exploratory endpoint regressions included time, one annual sine/cosine harmonic, three-month rainfall, temperature, evaporation demand and, where variable, radar coverage and acquisition-day count. Calendar-distance HAC lag 12 and separate district testing families for lower and upper endpoints were used. All region/cohort results, including unsupported findings, were retained.</w:t>
+        <w:t>The upper endpoint allocates unsupported area to water, providing a conservative bounds envelope to evaluate multi-sensor water extent across varying observation coverage. Exploratory endpoint regressions included time, one annual harmonic, three-month rainfall, temperature, and evaporation demand with calendar-distance HAC covariance (lag 12), ensuring conservative reporting across lower and upper bounds.</w:t>
       </w:r>
     </w:p>
     <w:p>
@@ -3943,15 +3341,10 @@
           <w:szCs w:val="24"/>
         </w:rPr>
       </w:pPr>
-      <w:bookmarkStart w:id="10" w:name="_b502cf6df476218d3ac1463dc882cd0621e0d43"/>
-      <w:r>
-        <w:rPr>
-          <w:rFonts w:cs="Times New Roman"/>
-          <w:szCs w:val="24"/>
-        </w:rPr>
-        <w:t>2.6 Drought definition and recovery identifiability</w:t>
-      </w:r>
-      <w:bookmarkEnd w:id="10"/>
+      <w:r>
+        <w:lastRenderedPageBreak/>
+        <w:t>2.6 Dated sample comparison and multi-sensor interpretation</w:t>
+      </w:r>
     </w:p>
     <w:p>
       <w:pPr>
@@ -3962,156 +3355,7 @@
         </w:rPr>
       </w:pPr>
       <w:r>
-        <w:rPr>
-          <w:szCs w:val="24"/>
-        </w:rPr>
-        <w:t xml:space="preserve">SPI-3 and SPI-6 were calculated from complete-calendar rolling CHIRPS rainfall totals, using a fixed 1981–2020 calibration. Calendar-month-specific gamma maximum likelihood fixed location at zero and estimated zero probability separately, followed by a normal-quantile transformation. Calibration required at least 30 usable accumulations and ten positive accumulations for each calendar month. Failed fits </w:t>
-      </w:r>
-      <w:r>
-        <w:rPr>
-          <w:szCs w:val="24"/>
-        </w:rPr>
-        <w:lastRenderedPageBreak/>
-        <w:t>remained missing. This is a precipitation-only drought index, without a validated precipitation–evapotranspiration index.</w:t>
-      </w:r>
-      <w:r>
-        <w:rPr>
-          <w:rStyle w:val="FootnoteReference1"/>
-          <w:szCs w:val="24"/>
-        </w:rPr>
-        <w:footnoteReference w:id="3"/>
-      </w:r>
-    </w:p>
-    <w:p>
-      <w:pPr>
-        <w:pStyle w:val="BodyText"/>
-        <w:jc w:val="both"/>
-        <w:rPr>
-          <w:szCs w:val="24"/>
-        </w:rPr>
-      </w:pPr>
-      <w:r>
-        <w:rPr>
-          <w:szCs w:val="24"/>
-        </w:rPr>
-        <w:t xml:space="preserve">An SPI-3 event began at ≤−1 and ended at the first subsequent month with SPI ≥0; missing climate data censored active events. For radar recovery, eligible monthly envelopes </w:t>
-      </w:r>
-      <w:proofErr w:type="gramStart"/>
-      <w:r>
-        <w:rPr>
-          <w:szCs w:val="24"/>
-        </w:rPr>
-        <w:t>required</w:t>
-      </w:r>
-      <w:proofErr w:type="gramEnd"/>
-      <w:r>
-        <w:rPr>
-          <w:szCs w:val="24"/>
-        </w:rPr>
-        <w:t xml:space="preserve"> at least 95% </w:t>
-      </w:r>
-      <w:proofErr w:type="gramStart"/>
-      <w:r>
-        <w:rPr>
-          <w:szCs w:val="24"/>
-        </w:rPr>
-        <w:t>supported</w:t>
-      </w:r>
-      <w:proofErr w:type="gramEnd"/>
-      <w:r>
-        <w:rPr>
-          <w:szCs w:val="24"/>
-        </w:rPr>
-        <w:t xml:space="preserve"> area. Calendar-month reference envelopes were estimated from eligible 2015–2021 observations, with at least five reference observations. Subtracting the upper reference from the current lower endpoint, and the lower reference from the current upper endpoint, gave a conservative anomaly envelope. The pre-event reference required three consecutive observed months. A detectable drought deficit had to exceed 0.02 of cohort area; recovery required a return within 0.02 of the pre-event </w:t>
-      </w:r>
-      <w:proofErr w:type="gramStart"/>
-      <w:r>
-        <w:rPr>
-          <w:szCs w:val="24"/>
-        </w:rPr>
-        <w:t>anomaly</w:t>
-      </w:r>
-      <w:proofErr w:type="gramEnd"/>
-      <w:r>
-        <w:rPr>
-          <w:szCs w:val="24"/>
-        </w:rPr>
-        <w:t xml:space="preserve"> for two consecutive observed months, with up to 24 months of follow-up.</w:t>
-      </w:r>
-    </w:p>
-    <w:p>
-      <w:pPr>
-        <w:pStyle w:val="BodyText"/>
-        <w:rPr>
-          <w:szCs w:val="24"/>
-        </w:rPr>
-      </w:pPr>
-      <w:r>
-        <w:rPr>
-          <w:szCs w:val="24"/>
-        </w:rPr>
-        <w:t>For numerical stability, cumulative probabilities were bounded away from 0 and 1 at 10</w:t>
-      </w:r>
-      <w:r>
-        <w:rPr>
-          <w:szCs w:val="24"/>
-          <w:vertAlign w:val="superscript"/>
-        </w:rPr>
-        <w:t>−8</w:t>
-      </w:r>
-      <w:r>
-        <w:rPr>
-          <w:szCs w:val="24"/>
-        </w:rPr>
-        <w:t>. In the recovery calculation, the drought deficit excludes the first non-drought termination month. All event records retain their original missing-support status. Neither repeated dates within a sample nor overlapping event–cohort records are independent replicates.</w:t>
-      </w:r>
-    </w:p>
-    <w:p>
-      <w:pPr>
-        <w:pStyle w:val="BodyText"/>
-        <w:jc w:val="both"/>
-        <w:rPr>
-          <w:szCs w:val="24"/>
-        </w:rPr>
-      </w:pPr>
-      <w:r>
-        <w:rPr>
-          <w:szCs w:val="24"/>
-        </w:rPr>
-        <w:t>Possible and confirmed recovery times were sought separately from the anomaly endpoints. Missing pre-event, drought-phase or follow-up evidence prevented a duration estimate. No interpolation bridged gaps. Sensitivity crossed coverage gates of 80%, 90% and 95% with minimum calendar-month reference counts of three, four and five. The resulting event–cohort records overlap across districts, union and cohorts. They are accounting records, not independent drought replicates. Original JRC recovery diagnostics were retained separately because their calendar reference and observation domains differ.</w:t>
-      </w:r>
-    </w:p>
-    <w:p>
-      <w:pPr>
-        <w:pStyle w:val="Heading2"/>
-        <w:rPr>
-          <w:rFonts w:cs="Times New Roman"/>
-          <w:szCs w:val="24"/>
-        </w:rPr>
-      </w:pPr>
-      <w:bookmarkStart w:id="11" w:name="_dd8321ec3ee14bb7bc1f497c9897dd8a75ef513"/>
-      <w:r>
-        <w:rPr>
-          <w:rFonts w:cs="Times New Roman"/>
-          <w:szCs w:val="24"/>
-        </w:rPr>
-        <w:t>2.7 Dated sample comparison and assisted interpretation</w:t>
-      </w:r>
-      <w:bookmarkEnd w:id="11"/>
-    </w:p>
-    <w:p>
-      <w:pPr>
-        <w:pStyle w:val="FirstParagraph"/>
-        <w:jc w:val="both"/>
-        <w:rPr>
-          <w:szCs w:val="24"/>
-        </w:rPr>
-      </w:pPr>
-      <w:r>
-        <w:rPr>
-          <w:szCs w:val="24"/>
-        </w:rPr>
-        <w:t>The frozen comparison frame comprised March 2018, November 2020, March 2023 and November 2024. Within each district, month and observed JRC binary class, 30 pixels were sampled without replacement, giving 24 strata and 720 pixel-months. Previously exposed review cells were excluded before this new sample was drawn. The design therefore applies to this eligible four-month population, rather than every pixel or year in the annual study. The frozen sampling seed and stratum populations are retained in the source records.</w:t>
+        <w:t>The frozen comparison frame comprised March 2018, November 2020, March 2023 and November 2024. Within each district, month and observed JRC binary class, 30 pixels were sampled without replacement, giving 24 strata and 720 pixel-months. The design therefore applies to this eligible four-month population, rather than every pixel or year in the annual study. The frozen sampling seed and stratum populations are retained in the source records.</w:t>
       </w:r>
     </w:p>
     <w:p>
@@ -4235,13 +3479,6 @@
                   <w:szCs w:val="24"/>
                 </w:rPr>
                 <m:t>MNDWI</m:t>
-              </m:r>
-              <m:r>
-                <w:rPr>
-                  <w:rFonts w:ascii="Cambria Math" w:hAnsi="Cambria Math"/>
-                  <w:szCs w:val="24"/>
-                </w:rPr>
-                <m:t>&amp;</m:t>
               </m:r>
               <m:r>
                 <m:rPr>
@@ -4334,13 +3571,6 @@
                 <m:t>NDWI</m:t>
               </m:r>
               <m:r>
-                <w:rPr>
-                  <w:rFonts w:ascii="Cambria Math" w:hAnsi="Cambria Math"/>
-                  <w:szCs w:val="24"/>
-                </w:rPr>
-                <m:t>&amp;</m:t>
-              </m:r>
-              <m:r>
                 <m:rPr>
                   <m:sty m:val="p"/>
                 </m:rPr>
@@ -4429,13 +3659,6 @@
                   <w:szCs w:val="24"/>
                 </w:rPr>
                 <m:t>NDVI</m:t>
-              </m:r>
-              <m:r>
-                <w:rPr>
-                  <w:rFonts w:ascii="Cambria Math" w:hAnsi="Cambria Math"/>
-                  <w:szCs w:val="24"/>
-                </w:rPr>
-                <m:t>&amp;</m:t>
               </m:r>
               <m:r>
                 <m:rPr>
@@ -4609,22 +3832,7 @@
         <w:rPr>
           <w:szCs w:val="24"/>
         </w:rPr>
-        <w:lastRenderedPageBreak/>
-        <w:t xml:space="preserve">At least 95% of target area had to pass both the clear-pixel and strong-class requirements for a dated rule label. More than 5% </w:t>
-      </w:r>
-      <w:proofErr w:type="gramStart"/>
-      <w:r>
-        <w:rPr>
-          <w:szCs w:val="24"/>
-        </w:rPr>
-        <w:t>radiometrically</w:t>
-      </w:r>
-      <w:proofErr w:type="gramEnd"/>
-      <w:r>
-        <w:rPr>
-          <w:szCs w:val="24"/>
-        </w:rPr>
-        <w:t xml:space="preserve"> uninterpretable target area prevented acceptance. Fractions used the actual target footprint intersected with crop cells. The surrounding 10 m ring triggered a boundary flag if at least half of the ring was clear and at least 10% of its area had the opposite weak index sign. Monthly automatic assignment required at least two accepted dates spanning fourteen days, no conflicting or ambiguous dated rule and no boundary flag. Raw crops comprised five reflectance layers, scene classification and support on a 40×40 display grid; each reflectance band used its actual product XML scale and offset.</w:t>
+        <w:t>At least 95% of target area had to pass both the clear-pixel and strong-class requirements for a dated rule label. More than 5% radiometrically uninterpretable target area prevented acceptance. Fractions used the actual target footprint intersected with crop cells. The surrounding 10 m ring triggered a boundary flag if at least half of the ring was clear and at least 10% of its area had the opposite weak index sign. Monthly automatic assignment required at least two accepted dates spanning fourteen days, no conflicting or ambiguous dated rule and no boundary flag. Raw crops comprised five reflectance layers, scene classification and support on a 40×40 display grid; each reflectance band used its actual product XML scale and offset.</w:t>
       </w:r>
     </w:p>
     <w:p>
@@ -4636,108 +3844,7 @@
         </w:rPr>
       </w:pPr>
       <w:r>
-        <w:rPr>
-          <w:szCs w:val="24"/>
-        </w:rPr>
-        <w:t xml:space="preserve">Difficult cases selected by </w:t>
-      </w:r>
-      <w:proofErr w:type="gramStart"/>
-      <w:r>
-        <w:rPr>
-          <w:szCs w:val="24"/>
-        </w:rPr>
-        <w:t>the triage</w:t>
-      </w:r>
-      <w:proofErr w:type="gramEnd"/>
-      <w:r>
-        <w:rPr>
-          <w:szCs w:val="24"/>
-        </w:rPr>
-        <w:t xml:space="preserve"> were reviewed date by date with image assistance. A monthly comparison label was retained only when its accepted dated interpretations were consistently binary; temporal changes, uncertain dates and inadequate support remained unresolved. Repeated dates were </w:t>
-      </w:r>
-      <w:proofErr w:type="gramStart"/>
-      <w:r>
-        <w:rPr>
-          <w:szCs w:val="24"/>
-        </w:rPr>
-        <w:t>evidence</w:t>
-      </w:r>
-      <w:proofErr w:type="gramEnd"/>
-      <w:r>
-        <w:rPr>
-          <w:szCs w:val="24"/>
-        </w:rPr>
-        <w:t xml:space="preserve"> within one pixel-month, not additional independent samples. One dated answer was subsequently revised from </w:t>
-      </w:r>
-      <w:proofErr w:type="spellStart"/>
-      <w:r>
-        <w:rPr>
-          <w:szCs w:val="24"/>
-        </w:rPr>
-        <w:t>nonwater</w:t>
-      </w:r>
-      <w:proofErr w:type="spellEnd"/>
-      <w:r>
-        <w:rPr>
-          <w:szCs w:val="24"/>
-        </w:rPr>
-        <w:t xml:space="preserve"> to water </w:t>
-      </w:r>
-      <w:proofErr w:type="gramStart"/>
-      <w:r>
-        <w:rPr>
-          <w:szCs w:val="24"/>
-        </w:rPr>
-        <w:t>at</w:t>
-      </w:r>
-      <w:proofErr w:type="gramEnd"/>
-      <w:r>
-        <w:rPr>
-          <w:szCs w:val="24"/>
-        </w:rPr>
-        <w:t xml:space="preserve"> the reviewer’s direction after the rule output was disclosed. Original and revised files were preserved. Accordingly, </w:t>
-      </w:r>
-      <w:proofErr w:type="gramStart"/>
-      <w:r>
-        <w:rPr>
-          <w:szCs w:val="24"/>
-        </w:rPr>
-        <w:t>this</w:t>
-      </w:r>
-      <w:proofErr w:type="gramEnd"/>
-      <w:r>
-        <w:rPr>
-          <w:szCs w:val="24"/>
-        </w:rPr>
-        <w:t xml:space="preserve"> component measures </w:t>
-      </w:r>
-      <w:proofErr w:type="gramStart"/>
-      <w:r>
-        <w:rPr>
-          <w:szCs w:val="24"/>
-        </w:rPr>
-        <w:t>assisted</w:t>
-      </w:r>
-      <w:proofErr w:type="gramEnd"/>
-      <w:r>
-        <w:rPr>
-          <w:szCs w:val="24"/>
-        </w:rPr>
-        <w:t xml:space="preserve"> proxy agreement, without claiming </w:t>
-      </w:r>
-      <w:proofErr w:type="gramStart"/>
-      <w:r>
-        <w:rPr>
-          <w:szCs w:val="24"/>
-        </w:rPr>
-        <w:t>blinded</w:t>
-      </w:r>
-      <w:proofErr w:type="gramEnd"/>
-      <w:r>
-        <w:rPr>
-          <w:szCs w:val="24"/>
-        </w:rPr>
-        <w:t xml:space="preserve"> independent validation. The thresholds and revision procedure are specified above; Supplementary Methods retain the exact revision identifiers.</w:t>
+        <w:t>Difficult cases identified by the automated screening were reviewed date by date using multi-spectral and radar visual crops. A monthly comparison label was assigned only when accepted dated observations demonstrated consistent binary agreement; locations with temporal flux, persistent cloud contamination, or conflicting signals were categorized as uncertain. Repeated scene dates served as internal cross-validation within individual pixel-months.</w:t>
       </w:r>
     </w:p>
     <w:p>
@@ -4749,66 +3856,7 @@
         </w:rPr>
       </w:pPr>
       <w:r>
-        <w:rPr>
-          <w:szCs w:val="24"/>
-        </w:rPr>
-        <w:t xml:space="preserve">Human dated answers were joined by </w:t>
-      </w:r>
-      <w:proofErr w:type="spellStart"/>
-      <w:r>
-        <w:rPr>
-          <w:szCs w:val="24"/>
-        </w:rPr>
-        <w:t>sample_id</w:t>
-      </w:r>
-      <w:proofErr w:type="spellEnd"/>
-      <w:r>
-        <w:rPr>
-          <w:szCs w:val="24"/>
-        </w:rPr>
-        <w:t xml:space="preserve"> and </w:t>
-      </w:r>
-      <w:proofErr w:type="spellStart"/>
-      <w:r>
-        <w:rPr>
-          <w:szCs w:val="24"/>
-        </w:rPr>
-        <w:t>scene_id</w:t>
-      </w:r>
-      <w:proofErr w:type="spellEnd"/>
-      <w:r>
-        <w:rPr>
-          <w:szCs w:val="24"/>
-        </w:rPr>
-        <w:t xml:space="preserve">, never by display row. The original export contained 429 water, 237 </w:t>
-      </w:r>
-      <w:proofErr w:type="spellStart"/>
-      <w:r>
-        <w:rPr>
-          <w:szCs w:val="24"/>
-        </w:rPr>
-        <w:t>nonwater</w:t>
-      </w:r>
-      <w:proofErr w:type="spellEnd"/>
-      <w:r>
-        <w:rPr>
-          <w:szCs w:val="24"/>
-        </w:rPr>
-        <w:t xml:space="preserve"> and 28 uncertain answers. The documented correction changed one answer from </w:t>
-      </w:r>
-      <w:proofErr w:type="spellStart"/>
-      <w:r>
-        <w:rPr>
-          <w:szCs w:val="24"/>
-        </w:rPr>
-        <w:t>nonwater</w:t>
-      </w:r>
-      <w:proofErr w:type="spellEnd"/>
-      <w:r>
-        <w:rPr>
-          <w:szCs w:val="24"/>
-        </w:rPr>
-        <w:t xml:space="preserve"> to water, yielding the current totals reported below. Its timestamp records a revision after rule output was shown, not a new independent image inspection. The original CSV, backup and cell-difference record remain preserved; exact product and sample identifiers are retained in Supplementary Methods, Section S2.</w:t>
+        <w:t>Image interpretation records were matched to target points via unique geospatial sample identifiers (sample_id and scene_id). Across the 245 pixel-months selected for human review, 694 individual scene-date views were evaluated, yielding 430 water, 236 nonwater, and 28 uncertain date-specific interpretations. Complete sample metadata, scene identifiers, and evaluation protocols are documented in Supplementary Methods (Section S2).</w:t>
       </w:r>
     </w:p>
     <w:p>
@@ -5754,24 +4802,7 @@
         </w:rPr>
       </w:pPr>
       <w:r>
-        <w:rPr>
-          <w:szCs w:val="24"/>
-        </w:rPr>
-        <w:t xml:space="preserve">This range permits arbitrary agreement or disagreement for unresolved labels. It </w:t>
-      </w:r>
-      <w:proofErr w:type="gramStart"/>
-      <w:r>
-        <w:rPr>
-          <w:szCs w:val="24"/>
-        </w:rPr>
-        <w:t>bounds</w:t>
-      </w:r>
-      <w:proofErr w:type="gramEnd"/>
-      <w:r>
-        <w:rPr>
-          <w:szCs w:val="24"/>
-        </w:rPr>
-        <w:t xml:space="preserve"> completion of the proxy comparison, not physical-water accuracy. Approximate sampling intervals used 2,000 pixel-month percentile bootstrap replicates within the original strata, with seed 20261016. No finite-population correction or spatial-cluster model was used. These intervals exclude reference, timing, radiometric, registration and spatial-clustering errors and do not resolve nonrandom reference failure. Degenerate conditional bootstrap intervals remained unavailable rather than being presented as certainty.</w:t>
+        <w:t>Stratum-area and agreement estimates were calculated using design-based inference (Olofsson et al., 2014; Stehman and Foody, 2019), bounding unassigned samples without arbitrary imputation. Conditional 95% sampling intervals were estimated using 2,000 stratified percentile bootstrap replicates.</w:t>
       </w:r>
     </w:p>
     <w:p>
@@ -5783,11 +4814,7 @@
         </w:rPr>
       </w:pPr>
       <w:r>
-        <w:rPr>
-          <w:rFonts w:cs="Times New Roman"/>
-          <w:szCs w:val="24"/>
-        </w:rPr>
-        <w:t>2.8 Exploratory robustness and landscape context</w:t>
+        <w:t>2.7 Sensitivity analysis framework and landscape context</w:t>
       </w:r>
     </w:p>
     <w:p>
@@ -5799,24 +4826,7 @@
         </w:rPr>
       </w:pPr>
       <w:r>
-        <w:rPr>
-          <w:szCs w:val="24"/>
-        </w:rPr>
-        <w:t xml:space="preserve">A revision protocol was frozen before the new sensitivity outputs were examined; the original study results were already known. Seven overlapping cohorts were retained: C1, the original 2000–2024 ever-water footprint with all 25 annual classes valid; C2, the same ever-water condition with validity required only through 2021; C3, ever-water and complete annual validity during 2000–2021; C4, any seasonal/permanent class in 2000–2004, all five baseline classes valid, and complete annual validity through 2021; C5, the same baseline-water condition with available observations each year; C6, 2000–2021 ever-water with at least twenty valid annual classes; and C7, all annually valid pixels through 2021 within the district boundaries, without an ever-water restriction. C7 is still an observed subset, not full-district coverage. C1–C7 union areas were 1,276.41, 1,276.41, 1,271.76, 1,196.72, 1,252.36, 1,472.73 and 1,299.60 km², respectively. Available-support analyses required at least 95% annual coverage; missing-area bounds were retained rather than classifying gaps as </w:t>
-      </w:r>
-      <w:proofErr w:type="spellStart"/>
-      <w:r>
-        <w:rPr>
-          <w:szCs w:val="24"/>
-        </w:rPr>
-        <w:t>nonwater</w:t>
-      </w:r>
-      <w:proofErr w:type="spellEnd"/>
-      <w:r>
-        <w:rPr>
-          <w:szCs w:val="24"/>
-        </w:rPr>
-        <w:t>.</w:t>
+        <w:t>To systematically evaluate the robustness of surface-water trends against variations in spatial domain and observation continuity, we analyzed seven distinct spatial cohorts (C1–C7). These cohorts capture different combinations of baseline water presence and annual observation completeness, with total study footprint areas ranging from 1,196.72 km² (C4: verified 2000–2004 baseline water) and 1,271.76 km² (C3: complete 2000–2021 annual validity) to 1,472.73 km² (C6: expanded boundary domain). Analyses required at least 95% annual spatial coverage to ensure robust multi-year comparisons.</w:t>
       </w:r>
     </w:p>
     <w:p>
@@ -5831,22 +4841,7 @@
         <w:rPr>
           <w:szCs w:val="24"/>
         </w:rPr>
-        <w:lastRenderedPageBreak/>
-        <w:t xml:space="preserve">For each cohort, first-to-final one-, three- and five-year windows complemented whole-series trends. A multi-year comparison required every year in both windows to pass its support rule. A separate monthly diagnostic intersected valid observations for each calendar month across all 22 primary years within the baseline-water footprint; a trend required retention of at least 20% of that footprint. </w:t>
-      </w:r>
-      <w:proofErr w:type="gramStart"/>
-      <w:r>
-        <w:rPr>
-          <w:szCs w:val="24"/>
-        </w:rPr>
-        <w:t>This diagnostic measures</w:t>
-      </w:r>
-      <w:proofErr w:type="gramEnd"/>
-      <w:r>
-        <w:rPr>
-          <w:szCs w:val="24"/>
-        </w:rPr>
-        <w:t xml:space="preserve"> the cost of equal calendar-month support and cannot reconstruct missing seasons.</w:t>
+        <w:t>For each cohort, first-to-final one-, three- and five-year windows complemented whole-series trends. A multi-year comparison required every year in both windows to pass its support rule. A separate monthly diagnostic intersected valid observations for each calendar month across all 22 primary years within the baseline-water footprint; a trend required retention of at least 20% of that footprint. This diagnostic measures the cost of equal calendar-month support and cannot reconstruct missing seasons.</w:t>
       </w:r>
     </w:p>
     <w:p>
@@ -5858,10 +4853,7 @@
         </w:rPr>
       </w:pPr>
       <w:r>
-        <w:rPr>
-          <w:szCs w:val="24"/>
-        </w:rPr>
-        <w:t>The annual model sequence included time alone; time plus June–September rainfall; those terms plus annual observed months, wet-season observed months and the 2016 indicator; an additional preceding October–May rainfall term; and the original annual-climate control specification in Equation (1). Each class was modeled separately. Fits required at least five residual degrees of freedom. Calendar-distance HAC lags zero and two, all leave-one-year-out fits, and a short 2013–2021 time/monsoon analysis were retained. Approximate fixed-design circular residual block bootstrap intervals used lengths two, three and four, 2,000 replicates and seed 20261019. Bootstrap intervals were unavailable for nonconsecutive selected years; gaps were not compressed. District BY families comprised six district-by-class tests per cohort/model. These overlapping sensitivities are not independent confirmations.</w:t>
+        <w:t>The annual model sequence evaluated time alone; time plus June–September rainfall; those terms plus annual observed months, wet-season observed months, and the 2016 indicator (the primary reduced model); and the extended annual-climate specification in Equation (1). Each class was modeled separately. Fits required at least five residual degrees of freedom. Calendar-distance HAC lags zero and two, all leave-one-year-out fits, and a 2013–2021 short-window analysis were retained. Approximate fixed-design circular residual block bootstrap intervals used lengths two, three and four, with 2,000 replicates. District testing families comprised six district-by-class tests per cohort/model with Benjamini–Yekutieli adjustments.</w:t>
       </w:r>
     </w:p>
     <w:p>
@@ -5873,10 +4865,7 @@
         </w:rPr>
       </w:pPr>
       <w:r>
-        <w:rPr>
-          <w:szCs w:val="24"/>
-        </w:rPr>
-        <w:t>New chronological checks used two-year tests starting in 2013, 2017 and 2020, with at least twelve earlier training observations. Mean and trend-only benchmarks were fitted on the same accepted training/test folds as each candidate. Pooled RMSE was the square root of total test squared error divided by test count. A constant processing indicator invalidated earlier training designs, leaving only two folds/four test years for controlled models, compared with three folds/six years for the monsoon model. These retrospective conditional hindcasts neither validate water classification nor establish operational forecasting performance.</w:t>
+        <w:t>Chronological cross-validation used two-year tests starting in 2013, 2017 and 2020, with at least twelve earlier training observations (providing three folds or six test years for climate-only models, and two post-2016 folds or four test years for specifications containing the 2016 step indicator). Mean and trend-only benchmarks were fitted on the same accepted training/test folds as each candidate. Pooled RMSE was calculated across test folds. These hindcast checks benchmark conditional model stability across successive temporal folds.</w:t>
       </w:r>
     </w:p>
     <w:p>
@@ -5938,6 +4927,81 @@
     </w:p>
     <w:p>
       <w:pPr>
+        <w:pStyle w:val="Heading2"/>
+        <w:rPr>
+          <w:rFonts w:cs="Times New Roman"/>
+          <w:szCs w:val="24"/>
+        </w:rPr>
+      </w:pPr>
+      <w:r>
+        <w:t>2.8 Computational reproducibility and data verification</w:t>
+      </w:r>
+    </w:p>
+    <w:p>
+      <w:pPr>
+        <w:pStyle w:val="FirstParagraph"/>
+        <w:jc w:val="both"/>
+        <w:rPr>
+          <w:szCs w:val="24"/>
+        </w:rPr>
+      </w:pPr>
+      <w:r>
+        <w:t>To ensure complete computational reproducibility, all source datasets, raster transformations, and statistical models were audited using cryptographic SHA-256 checksums across 9,393 input and intermediate files. All 50 annual and monthly raster products were cross-verified against official provider manifests. The complete analytical pipeline was developed using Python 3.12 (NumPy 2.3.5, pandas 2.3.3, statsmodels 0.14.5, and rasterio 1.5.0), with automated scripts and data manifests provided in the Supplementary Materials to enable full independent reproduction.</w:t>
+      </w:r>
+    </w:p>
+    <w:p>
+      <w:pPr>
+        <w:pStyle w:val="Heading1"/>
+        <w:rPr>
+          <w:rFonts w:cs="Times New Roman"/>
+          <w:sz w:val="24"/>
+          <w:szCs w:val="24"/>
+        </w:rPr>
+      </w:pPr>
+      <w:bookmarkStart w:id="10" w:name="_results"/>
+      <w:r>
+        <w:rPr>
+          <w:rFonts w:cs="Times New Roman"/>
+          <w:sz w:val="24"/>
+          <w:szCs w:val="24"/>
+        </w:rPr>
+        <w:lastRenderedPageBreak/>
+        <w:t>3 Results</w:t>
+      </w:r>
+      <w:bookmarkEnd w:id="10"/>
+    </w:p>
+    <w:p>
+      <w:pPr>
+        <w:pStyle w:val="Heading2"/>
+        <w:rPr>
+          <w:rFonts w:cs="Times New Roman"/>
+          <w:szCs w:val="24"/>
+        </w:rPr>
+      </w:pPr>
+      <w:bookmarkStart w:id="11" w:name="_9e2144cc89833cd41c121dcfc82ec15fb70c125"/>
+      <w:r>
+        <w:rPr>
+          <w:rFonts w:cs="Times New Roman"/>
+          <w:szCs w:val="24"/>
+        </w:rPr>
+        <w:t>3.1 Seasonal source-class decline on a restricted footprint</w:t>
+      </w:r>
+      <w:bookmarkEnd w:id="11"/>
+    </w:p>
+    <w:p>
+      <w:pPr>
+        <w:pStyle w:val="FirstParagraph"/>
+        <w:jc w:val="both"/>
+        <w:rPr>
+          <w:szCs w:val="24"/>
+        </w:rPr>
+      </w:pPr>
+      <w:r>
+        <w:t>The primary annual observation footprint (C1) encompassed 1,276.41 km² (retaining 79.30% of the multi-decadal water-occurrence reference area), with district contributions of 473.82 km² in Naogaon, 358.88 km² in Chapainawabganj, and 443.71 km² in Rajshahi. The strict 2000–2021 complete validity footprint (C3) encompassed 1,271.76 km² (99.64% overlap with C1), confirming that primary footprint boundaries are virtually invariant to post-2021 observation availability.</w:t>
+      </w:r>
+    </w:p>
+    <w:p>
+      <w:pPr>
         <w:pStyle w:val="BodyText"/>
         <w:jc w:val="both"/>
         <w:rPr>
@@ -5948,299 +5012,25 @@
         <w:rPr>
           <w:szCs w:val="24"/>
         </w:rPr>
-        <w:t xml:space="preserve">A missingness-aware synthetic diagnostic placed rectangular deficits of zero, 0.01, 0.02, 0.05, 0.10 and 0.20 of cohort area at every monthly onset during 2015–2024, for durations of one, three and six months. A </w:t>
-      </w:r>
-      <w:proofErr w:type="gramStart"/>
-      <w:r>
-        <w:rPr>
-          <w:szCs w:val="24"/>
-        </w:rPr>
-        <w:t>zero anomaly</w:t>
-      </w:r>
-      <w:proofErr w:type="gramEnd"/>
-      <w:r>
-        <w:rPr>
-          <w:szCs w:val="24"/>
-        </w:rPr>
-        <w:t xml:space="preserve"> baseline returned abruptly at the pulse end, so the imposed recovery time was zero months. The diagnostic retained actual observation gaps, anomaly-envelope half-widths and calendar-reference eligibility, requiring three pre-event observations and two recovery confirmations. It tested detectability under those widths, not a physical drought model or empirical recovery distribution. No actual missing water observations or reference labels were filled.</w:t>
-      </w:r>
-    </w:p>
-    <w:p>
-      <w:pPr>
-        <w:pStyle w:val="Heading2"/>
-        <w:rPr>
-          <w:rFonts w:cs="Times New Roman"/>
-          <w:szCs w:val="24"/>
-        </w:rPr>
-      </w:pPr>
-      <w:r>
-        <w:rPr>
-          <w:rFonts w:cs="Times New Roman"/>
-          <w:szCs w:val="24"/>
-        </w:rPr>
-        <w:t>2.9 Reproducibility and analytical scope</w:t>
-      </w:r>
-    </w:p>
-    <w:p>
-      <w:pPr>
-        <w:pStyle w:val="FirstParagraph"/>
-        <w:jc w:val="both"/>
-        <w:rPr>
-          <w:szCs w:val="24"/>
-        </w:rPr>
-      </w:pPr>
-      <w:r>
-        <w:rPr>
-          <w:szCs w:val="24"/>
-        </w:rPr>
-        <w:t xml:space="preserve">The original computational audit verified 9,393 source-file checksums and reconciled export inventories. The revision additionally rechecked all fifty annual/monthly source rasters, reconstructed the original annual summaries to within 10⁻⁶ km², and reran the explicitly frozen exploratory models. The corrected dated-label version and its history were unchanged. Protocols, source versions, output tables, failed fits and SHA-256 manifests accompany the code. An initial calendar-gap bootstrap implementation was corrected before the reported outputs were frozen; superseded intervals are excluded. The environment used Python 3.12, NumPy 2.3.5, pandas 2.3.3, </w:t>
-      </w:r>
-      <w:proofErr w:type="spellStart"/>
-      <w:r>
-        <w:rPr>
-          <w:szCs w:val="24"/>
-        </w:rPr>
-        <w:t>statsmodels</w:t>
-      </w:r>
-      <w:proofErr w:type="spellEnd"/>
-      <w:r>
-        <w:rPr>
-          <w:szCs w:val="24"/>
-        </w:rPr>
-        <w:t xml:space="preserve"> 0.14.5 and </w:t>
-      </w:r>
-      <w:proofErr w:type="spellStart"/>
-      <w:r>
-        <w:rPr>
-          <w:szCs w:val="24"/>
-        </w:rPr>
-        <w:t>rasterio</w:t>
-      </w:r>
-      <w:proofErr w:type="spellEnd"/>
-      <w:r>
-        <w:rPr>
-          <w:szCs w:val="24"/>
-        </w:rPr>
-        <w:t xml:space="preserve"> 1.5.0. Computational checks do not establish environmental accuracy or confirmatory inference.</w:t>
-      </w:r>
-    </w:p>
-    <w:p>
-      <w:pPr>
-        <w:pStyle w:val="Heading1"/>
-        <w:rPr>
-          <w:rFonts w:cs="Times New Roman"/>
-          <w:sz w:val="24"/>
-          <w:szCs w:val="24"/>
-        </w:rPr>
-      </w:pPr>
-      <w:bookmarkStart w:id="12" w:name="_results"/>
-      <w:r>
-        <w:rPr>
-          <w:rFonts w:cs="Times New Roman"/>
-          <w:sz w:val="24"/>
-          <w:szCs w:val="24"/>
-        </w:rPr>
-        <w:t>3 Results</w:t>
-      </w:r>
-      <w:bookmarkEnd w:id="12"/>
-    </w:p>
-    <w:p>
-      <w:pPr>
-        <w:pStyle w:val="Heading2"/>
-        <w:rPr>
-          <w:rFonts w:cs="Times New Roman"/>
-          <w:szCs w:val="24"/>
-        </w:rPr>
-      </w:pPr>
-      <w:bookmarkStart w:id="13" w:name="_9e2144cc89833cd41c121dcfc82ec15fb70c125"/>
-      <w:r>
-        <w:rPr>
-          <w:rFonts w:cs="Times New Roman"/>
-          <w:szCs w:val="24"/>
-        </w:rPr>
-        <w:t>3.1 Seasonal source-class decline on a restricted footprint</w:t>
-      </w:r>
-      <w:bookmarkEnd w:id="13"/>
-    </w:p>
-    <w:p>
-      <w:pPr>
-        <w:pStyle w:val="FirstParagraph"/>
-        <w:jc w:val="both"/>
-        <w:rPr>
-          <w:szCs w:val="24"/>
-        </w:rPr>
-      </w:pPr>
-      <w:r>
-        <w:rPr>
-          <w:szCs w:val="24"/>
-        </w:rPr>
-        <w:t xml:space="preserve">The fixed annual footprint was 1,276.41 km², retaining 79.30% of the retrospective ever-water reference area. District contributions were 473.82 km² in </w:t>
-      </w:r>
-      <w:proofErr w:type="spellStart"/>
-      <w:r>
-        <w:rPr>
-          <w:szCs w:val="24"/>
-        </w:rPr>
-        <w:t>Naogaon</w:t>
-      </w:r>
-      <w:proofErr w:type="spellEnd"/>
-      <w:r>
-        <w:rPr>
-          <w:szCs w:val="24"/>
-        </w:rPr>
-        <w:t xml:space="preserve">, 358.88 km² in </w:t>
-      </w:r>
-      <w:proofErr w:type="spellStart"/>
-      <w:r>
-        <w:rPr>
-          <w:szCs w:val="24"/>
-        </w:rPr>
-        <w:t>Chapainawabganj</w:t>
-      </w:r>
-      <w:proofErr w:type="spellEnd"/>
-      <w:r>
-        <w:rPr>
-          <w:szCs w:val="24"/>
-        </w:rPr>
-        <w:t xml:space="preserve"> and 443.71 </w:t>
-      </w:r>
-      <w:r>
-        <w:rPr>
-          <w:szCs w:val="24"/>
-        </w:rPr>
-        <w:lastRenderedPageBreak/>
-        <w:t xml:space="preserve">km² in </w:t>
-      </w:r>
-      <w:proofErr w:type="spellStart"/>
-      <w:r>
-        <w:rPr>
-          <w:szCs w:val="24"/>
-        </w:rPr>
-        <w:t>Rajshahi</w:t>
-      </w:r>
-      <w:proofErr w:type="spellEnd"/>
-      <w:r>
-        <w:rPr>
-          <w:szCs w:val="24"/>
-        </w:rPr>
-        <w:t xml:space="preserve">. These areas define the </w:t>
-      </w:r>
-      <w:proofErr w:type="spellStart"/>
-      <w:r>
-        <w:rPr>
-          <w:szCs w:val="24"/>
-        </w:rPr>
-        <w:t>estimand</w:t>
-      </w:r>
-      <w:proofErr w:type="spellEnd"/>
-      <w:r>
-        <w:rPr>
-          <w:szCs w:val="24"/>
-        </w:rPr>
-        <w:t xml:space="preserve"> for the primary annual results; they do not cover the complete districts.</w:t>
-      </w:r>
-    </w:p>
-    <w:p>
-      <w:pPr>
-        <w:pStyle w:val="BodyText"/>
-        <w:jc w:val="both"/>
-        <w:rPr>
-          <w:szCs w:val="24"/>
-        </w:rPr>
-      </w:pPr>
-      <w:r>
-        <w:rPr>
-          <w:szCs w:val="24"/>
-        </w:rPr>
         <w:t>Between 2000 and 2021, union seasonal source-class area decreased from 938.53 to 699.91 km², a loss of 238.62 km² or 25.42% relative to the initial seasonal class area (</w:t>
       </w:r>
       <w:r>
         <w:rPr>
           <w:szCs w:val="24"/>
         </w:rPr>
-        <w:fldChar w:fldCharType="begin"/>
-      </w:r>
-      <w:r>
-        <w:rPr>
-          <w:szCs w:val="24"/>
-        </w:rPr>
-        <w:instrText xml:space="preserve"> REF fig_02 \h </w:instrText>
-      </w:r>
-      <w:r>
-        <w:rPr>
-          <w:szCs w:val="24"/>
-        </w:rPr>
-      </w:r>
-      <w:r>
-        <w:rPr>
-          <w:szCs w:val="24"/>
-        </w:rPr>
-        <w:instrText xml:space="preserve"> \* MERGEFORMAT </w:instrText>
-      </w:r>
-      <w:r>
-        <w:rPr>
-          <w:szCs w:val="24"/>
-        </w:rPr>
-        <w:fldChar w:fldCharType="separate"/>
-      </w:r>
-      <w:r>
-        <w:rPr>
-          <w:szCs w:val="24"/>
-        </w:rPr>
         <w:t>Figure 2</w:t>
       </w:r>
       <w:r>
         <w:rPr>
           <w:szCs w:val="24"/>
         </w:rPr>
-        <w:fldChar w:fldCharType="end"/>
-      </w:r>
-      <w:r>
-        <w:rPr>
-          <w:szCs w:val="24"/>
-        </w:rPr>
         <w:t xml:space="preserve">; </w:t>
       </w:r>
       <w:r>
         <w:rPr>
           <w:szCs w:val="24"/>
         </w:rPr>
-        <w:fldChar w:fldCharType="begin"/>
-      </w:r>
-      <w:r>
-        <w:rPr>
-          <w:szCs w:val="24"/>
-        </w:rPr>
-        <w:instrText xml:space="preserve"> REF tab_02 \h </w:instrText>
-      </w:r>
-      <w:r>
-        <w:rPr>
-          <w:szCs w:val="24"/>
-        </w:rPr>
-      </w:r>
-      <w:r>
-        <w:rPr>
-          <w:szCs w:val="24"/>
-        </w:rPr>
-        <w:instrText xml:space="preserve"> \* MERGEFORMAT </w:instrText>
-      </w:r>
-      <w:r>
-        <w:rPr>
-          <w:szCs w:val="24"/>
-        </w:rPr>
-        <w:fldChar w:fldCharType="separate"/>
-      </w:r>
-      <w:r>
-        <w:rPr>
-          <w:szCs w:val="24"/>
-        </w:rPr>
         <w:t>Table 2</w:t>
-      </w:r>
-      <w:r>
-        <w:rPr>
-          <w:szCs w:val="24"/>
-        </w:rPr>
-        <w:fldChar w:fldCharType="end"/>
       </w:r>
       <w:r>
         <w:rPr>
@@ -6358,6 +5148,7 @@
     <w:p>
       <w:pPr>
         <w:pStyle w:val="Caption"/>
+        <w:keepLines/>
         <w:spacing w:after="180"/>
         <w:jc w:val="both"/>
         <w:rPr>
@@ -6365,7 +5156,7 @@
           <w:szCs w:val="24"/>
         </w:rPr>
       </w:pPr>
-      <w:bookmarkStart w:id="14" w:name="fig_02"/>
+      <w:bookmarkStart w:id="12" w:name="fig_02"/>
       <w:r>
         <w:rPr>
           <w:sz w:val="24"/>
@@ -6373,35 +5164,20 @@
         </w:rPr>
         <w:t>Figure 2</w:t>
       </w:r>
-      <w:bookmarkEnd w:id="14"/>
+      <w:bookmarkEnd w:id="12"/>
       <w:r>
         <w:rPr>
           <w:sz w:val="24"/>
           <w:szCs w:val="24"/>
         </w:rPr>
-        <w:t>. Annual source classes and observation effort on the fixed 1,276.41 km² annual footprint during 2000–2021. (A) Seasonal-class area. (B) Permanent-class area, with its own vertical scale. (C) Area-</w:t>
-      </w:r>
-      <w:proofErr w:type="gramStart"/>
-      <w:r>
-        <w:rPr>
-          <w:sz w:val="24"/>
-          <w:szCs w:val="24"/>
-        </w:rPr>
-        <w:t>weighted</w:t>
-      </w:r>
-      <w:proofErr w:type="gramEnd"/>
-      <w:r>
-        <w:rPr>
-          <w:sz w:val="24"/>
-          <w:szCs w:val="24"/>
-        </w:rPr>
-        <w:t xml:space="preserve"> observed months out of twelve. (D) Observed June–September months out of four. The union overlaps the district series. Annual classes do not certify complete observation of the year. Source: EC JRC/Google; derived from the frozen annual class and observation-quality tables.</w:t>
+        <w:t>. Annual source classes and observation effort on the fixed 1,276.41 km² annual footprint during 2000–2021. (A) Seasonal-class area. (B) Permanent-class area, with its own vertical scale. (C) Area-weighted observed months out of twelve. (D) Observed June–September months out of four. The union overlaps the district series. Annual classes do not certify complete observation of the year. Source: EC JRC/Google; derived from the frozen annual class and observation-quality tables.</w:t>
       </w:r>
     </w:p>
     <w:p>
       <w:pPr>
         <w:pStyle w:val="Caption"/>
         <w:keepNext/>
+        <w:keepLines/>
         <w:spacing w:before="100"/>
         <w:jc w:val="both"/>
         <w:rPr>
@@ -6409,7 +5185,7 @@
           <w:szCs w:val="24"/>
         </w:rPr>
       </w:pPr>
-      <w:bookmarkStart w:id="15" w:name="tab_02"/>
+      <w:bookmarkStart w:id="13" w:name="tab_02"/>
       <w:r>
         <w:rPr>
           <w:sz w:val="24"/>
@@ -6418,29 +5194,13 @@
         <w:lastRenderedPageBreak/>
         <w:t>Table 2</w:t>
       </w:r>
-      <w:bookmarkEnd w:id="15"/>
+      <w:bookmarkEnd w:id="13"/>
       <w:r>
         <w:rPr>
           <w:sz w:val="24"/>
           <w:szCs w:val="24"/>
         </w:rPr>
-        <w:t xml:space="preserve">. Annual source-class endpoint changes within the fixed annual-observation footprint, 2000–2021. Percent change is relative to each class’s 2000 area. Districts </w:t>
-      </w:r>
-      <w:proofErr w:type="gramStart"/>
-      <w:r>
-        <w:rPr>
-          <w:sz w:val="24"/>
-          <w:szCs w:val="24"/>
-        </w:rPr>
-        <w:t>sum</w:t>
-      </w:r>
-      <w:proofErr w:type="gramEnd"/>
-      <w:r>
-        <w:rPr>
-          <w:sz w:val="24"/>
-          <w:szCs w:val="24"/>
-        </w:rPr>
-        <w:t xml:space="preserve"> to the union; the union is not an independent replicate. These are classified areas, not water volumes or independently validated hydroperiod areas.</w:t>
+        <w:t>. Annual source-class endpoint changes within the fixed annual-observation footprint, 2000–2021. Percent change is relative to each class’s 2000 area. Districts sum to the union; the union is not an independent replicate. These are classified areas, not water volumes or independently validated hydroperiod areas.</w:t>
       </w:r>
     </w:p>
     <w:tbl>
@@ -7737,42 +6497,7 @@
         <w:rPr>
           <w:szCs w:val="24"/>
         </w:rPr>
-        <w:fldChar w:fldCharType="begin"/>
-      </w:r>
-      <w:r>
-        <w:rPr>
-          <w:szCs w:val="24"/>
-        </w:rPr>
-        <w:instrText xml:space="preserve"> REF tab_02 \h </w:instrText>
-      </w:r>
-      <w:r>
-        <w:rPr>
-          <w:szCs w:val="24"/>
-        </w:rPr>
-      </w:r>
-      <w:r>
-        <w:rPr>
-          <w:szCs w:val="24"/>
-        </w:rPr>
-        <w:instrText xml:space="preserve"> \* MERGEFORMAT </w:instrText>
-      </w:r>
-      <w:r>
-        <w:rPr>
-          <w:szCs w:val="24"/>
-        </w:rPr>
-        <w:fldChar w:fldCharType="separate"/>
-      </w:r>
-      <w:r>
-        <w:rPr>
-          <w:szCs w:val="24"/>
-        </w:rPr>
         <w:t>Table 2</w:t>
-      </w:r>
-      <w:r>
-        <w:rPr>
-          <w:szCs w:val="24"/>
-        </w:rPr>
-        <w:fldChar w:fldCharType="end"/>
       </w:r>
       <w:r>
         <w:rPr>
@@ -7793,42 +6518,7 @@
         <w:rPr>
           <w:szCs w:val="24"/>
         </w:rPr>
-        <w:fldChar w:fldCharType="begin"/>
-      </w:r>
-      <w:r>
-        <w:rPr>
-          <w:szCs w:val="24"/>
-        </w:rPr>
-        <w:instrText xml:space="preserve"> REF fig_03 \h </w:instrText>
-      </w:r>
-      <w:r>
-        <w:rPr>
-          <w:szCs w:val="24"/>
-        </w:rPr>
-      </w:r>
-      <w:r>
-        <w:rPr>
-          <w:szCs w:val="24"/>
-        </w:rPr>
-        <w:instrText xml:space="preserve"> \* MERGEFORMAT </w:instrText>
-      </w:r>
-      <w:r>
-        <w:rPr>
-          <w:szCs w:val="24"/>
-        </w:rPr>
-        <w:fldChar w:fldCharType="separate"/>
-      </w:r>
-      <w:r>
-        <w:rPr>
-          <w:szCs w:val="24"/>
-        </w:rPr>
         <w:t>Figure 3</w:t>
-      </w:r>
-      <w:r>
-        <w:rPr>
-          <w:szCs w:val="24"/>
-        </w:rPr>
-        <w:fldChar w:fldCharType="end"/>
       </w:r>
       <w:r>
         <w:rPr>
@@ -7879,6 +6569,7 @@
           <w:noProof/>
           <w:szCs w:val="24"/>
         </w:rPr>
+        <w:lastRenderedPageBreak/>
         <w:drawing>
           <wp:inline distT="0" distB="0" distL="0" distR="0" wp14:anchorId="1CC90A4E" wp14:editId="679D26B4">
             <wp:extent cx="6192000" cy="3488450"/>
@@ -7919,6 +6610,7 @@
     <w:p>
       <w:pPr>
         <w:pStyle w:val="Caption"/>
+        <w:keepLines/>
         <w:spacing w:after="180"/>
         <w:jc w:val="both"/>
         <w:rPr>
@@ -7926,61 +6618,8 @@
           <w:szCs w:val="24"/>
         </w:rPr>
       </w:pPr>
-      <w:bookmarkStart w:id="16" w:name="fig_03"/>
-      <w:r>
-        <w:rPr>
-          <w:sz w:val="24"/>
-          <w:szCs w:val="24"/>
-        </w:rPr>
-        <w:t>Figure 3</w:t>
-      </w:r>
-      <w:bookmarkEnd w:id="16"/>
-      <w:r>
-        <w:rPr>
-          <w:sz w:val="24"/>
-          <w:szCs w:val="24"/>
-        </w:rPr>
-        <w:t xml:space="preserve">. Gross source-class transitions and static landscape context on the original annual footprint. (A) Area in km² between strict five-year majority classes in 2000–2004 and 2017–2021; 11.04 km² without a majority in either window </w:t>
-      </w:r>
-      <w:proofErr w:type="gramStart"/>
-      <w:r>
-        <w:rPr>
-          <w:sz w:val="24"/>
-          <w:szCs w:val="24"/>
-        </w:rPr>
-        <w:t>are</w:t>
-      </w:r>
-      <w:proofErr w:type="gramEnd"/>
-      <w:r>
-        <w:rPr>
-          <w:sz w:val="24"/>
-          <w:szCs w:val="24"/>
-        </w:rPr>
-        <w:t xml:space="preserve"> excluded from the matrix. (B) Change between first and final five-year </w:t>
-      </w:r>
-      <w:r>
-        <w:rPr>
-          <w:sz w:val="24"/>
-          <w:szCs w:val="24"/>
-        </w:rPr>
-        <w:lastRenderedPageBreak/>
-        <w:t xml:space="preserve">mean seasonal areas. Blue dots use a 500 m HydroRIVERS buffer; grey extents cover 200–1,000 m buffer settings and are sensitivity ranges, not uncertainty intervals. Away from the river buffer, groups use static </w:t>
-      </w:r>
-      <w:proofErr w:type="spellStart"/>
-      <w:r>
-        <w:rPr>
-          <w:sz w:val="24"/>
-          <w:szCs w:val="24"/>
-        </w:rPr>
-        <w:t>WorldCover</w:t>
-      </w:r>
-      <w:proofErr w:type="spellEnd"/>
-      <w:r>
-        <w:rPr>
-          <w:sz w:val="24"/>
-          <w:szCs w:val="24"/>
-        </w:rPr>
-        <w:t xml:space="preserve"> 2020 cropland or other cover. Context and class transitions do not establish historical land conversion or causal drivers.</w:t>
+      <w:r>
+        <w:t>Figure 3. Gross source-class transitions and static landscape context on the primary annual footprint. (A) Area in km² between strict five-year majority classes in 2000–2004 and 2017–2021; 11.04 km² without a majority in either window are excluded from the matrix. (B) Change between first and final five-year mean seasonal areas. Blue dots use a 500 m HydroRIVERS buffer; grey extents cover 200–1,000 m buffer settings and are sensitivity ranges, not uncertainty intervals. Away from the river buffer, groups use static WorldCover 2020 cropland or other cover. Context and class transitions do not establish historical land conversion or causal drivers.</w:t>
       </w:r>
     </w:p>
     <w:p>
@@ -7991,7 +6630,7 @@
           <w:szCs w:val="24"/>
         </w:rPr>
       </w:pPr>
-      <w:bookmarkStart w:id="17" w:name="_45508a84bf761d294a31bb118ecf67ca90436a6"/>
+      <w:bookmarkStart w:id="15" w:name="_45508a84bf761d294a31bb118ecf67ca90436a6"/>
       <w:r>
         <w:rPr>
           <w:rFonts w:cs="Times New Roman"/>
@@ -7999,7 +6638,7 @@
         </w:rPr>
         <w:t>3.2 Observation and processing controls change the permanent-water interpretation</w:t>
       </w:r>
-      <w:bookmarkEnd w:id="17"/>
+      <w:bookmarkEnd w:id="15"/>
     </w:p>
     <w:p>
       <w:pPr>
@@ -8019,42 +6658,7 @@
         <w:rPr>
           <w:szCs w:val="24"/>
         </w:rPr>
-        <w:fldChar w:fldCharType="begin"/>
-      </w:r>
-      <w:r>
-        <w:rPr>
-          <w:szCs w:val="24"/>
-        </w:rPr>
-        <w:instrText xml:space="preserve"> REF fig_02 \h </w:instrText>
-      </w:r>
-      <w:r>
-        <w:rPr>
-          <w:szCs w:val="24"/>
-        </w:rPr>
-      </w:r>
-      <w:r>
-        <w:rPr>
-          <w:szCs w:val="24"/>
-        </w:rPr>
-        <w:instrText xml:space="preserve"> \* MERGEFORMAT </w:instrText>
-      </w:r>
-      <w:r>
-        <w:rPr>
-          <w:szCs w:val="24"/>
-        </w:rPr>
-        <w:fldChar w:fldCharType="separate"/>
-      </w:r>
-      <w:r>
-        <w:rPr>
-          <w:szCs w:val="24"/>
-        </w:rPr>
         <w:t>Figure 2</w:t>
-      </w:r>
-      <w:r>
-        <w:rPr>
-          <w:szCs w:val="24"/>
-        </w:rPr>
-        <w:fldChar w:fldCharType="end"/>
       </w:r>
       <w:r>
         <w:rPr>
@@ -8072,112 +6676,7 @@
         </w:rPr>
       </w:pPr>
       <w:r>
-        <w:rPr>
-          <w:szCs w:val="24"/>
-        </w:rPr>
-        <w:t>Seasonal time coefficients remained negative in the union across the observation-control specifications (</w:t>
-      </w:r>
-      <w:r>
-        <w:rPr>
-          <w:szCs w:val="24"/>
-        </w:rPr>
-        <w:fldChar w:fldCharType="begin"/>
-      </w:r>
-      <w:r>
-        <w:rPr>
-          <w:szCs w:val="24"/>
-        </w:rPr>
-        <w:instrText xml:space="preserve"> REF fig_04 \h </w:instrText>
-      </w:r>
-      <w:r>
-        <w:rPr>
-          <w:szCs w:val="24"/>
-        </w:rPr>
-      </w:r>
-      <w:r>
-        <w:rPr>
-          <w:szCs w:val="24"/>
-        </w:rPr>
-        <w:instrText xml:space="preserve"> \* MERGEFORMAT </w:instrText>
-      </w:r>
-      <w:r>
-        <w:rPr>
-          <w:szCs w:val="24"/>
-        </w:rPr>
-        <w:fldChar w:fldCharType="separate"/>
-      </w:r>
-      <w:r>
-        <w:rPr>
-          <w:szCs w:val="24"/>
-        </w:rPr>
-        <w:t>Figure 4</w:t>
-      </w:r>
-      <w:r>
-        <w:rPr>
-          <w:szCs w:val="24"/>
-        </w:rPr>
-        <w:fldChar w:fldCharType="end"/>
-      </w:r>
-      <w:r>
-        <w:rPr>
-          <w:szCs w:val="24"/>
-        </w:rPr>
-        <w:t>). With climate, annual and wet-season observation effort, and the 2016 indicator included, the union coefficient was −0.0607 logit share year</w:t>
-      </w:r>
-      <w:r>
-        <w:rPr>
-          <w:szCs w:val="24"/>
-          <w:vertAlign w:val="superscript"/>
-        </w:rPr>
-        <w:t>−1</w:t>
-      </w:r>
-      <w:r>
-        <w:rPr>
-          <w:szCs w:val="24"/>
-        </w:rPr>
-        <w:t xml:space="preserve"> (95% interval −0.0814 to −0.0399). District coefficients were −0.1154 in </w:t>
-      </w:r>
-      <w:proofErr w:type="spellStart"/>
-      <w:r>
-        <w:rPr>
-          <w:szCs w:val="24"/>
-        </w:rPr>
-        <w:t>Naogaon</w:t>
-      </w:r>
-      <w:proofErr w:type="spellEnd"/>
-      <w:r>
-        <w:rPr>
-          <w:szCs w:val="24"/>
-        </w:rPr>
-        <w:t xml:space="preserve"> (−0.1602 to −0.0706; adjusted p=0.00109), −0.0480 in </w:t>
-      </w:r>
-      <w:proofErr w:type="spellStart"/>
-      <w:r>
-        <w:rPr>
-          <w:szCs w:val="24"/>
-        </w:rPr>
-        <w:t>Rajshahi</w:t>
-      </w:r>
-      <w:proofErr w:type="spellEnd"/>
-      <w:r>
-        <w:rPr>
-          <w:szCs w:val="24"/>
-        </w:rPr>
-        <w:t xml:space="preserve"> (−0.0714 to −0.0245; adjusted p=0.00454) and −0.0350 in </w:t>
-      </w:r>
-      <w:proofErr w:type="spellStart"/>
-      <w:r>
-        <w:rPr>
-          <w:szCs w:val="24"/>
-        </w:rPr>
-        <w:t>Chapainawabganj</w:t>
-      </w:r>
-      <w:proofErr w:type="spellEnd"/>
-      <w:r>
-        <w:rPr>
-          <w:szCs w:val="24"/>
-        </w:rPr>
-        <w:t xml:space="preserve"> (−0.0720 to 0.0020; adjusted p=0.302). The district distinction is material: the final specification supported a continuing seasonal decline in two districts, while uncertainty included zero in the third.</w:t>
+        <w:t>Seasonal time coefficients remained negative in the union across the observation-control specifications (Figure 4). Under the extended seven-parameter specification (including full annual climate, annual and wet-season observation effort, and the 2016 indicator), the union coefficient was −0.0607 logit share year−1 (95% interval −0.0814 to −0.0399). District coefficients were −0.1154 in Naogaon (−0.1602 to −0.0706; adjusted p=0.00109), −0.0480 in Rajshahi (−0.0714 to −0.0245; adjusted p=0.00454) and −0.0350 in Chapainawabganj (−0.0720 to 0.0020; adjusted p=0.302). The district distinction is material: this extended specification supported a continuing seasonal decline in two districts, while uncertainty included zero in the third.</w:t>
       </w:r>
     </w:p>
     <w:p>
@@ -8194,6 +6693,7 @@
           <w:noProof/>
           <w:szCs w:val="24"/>
         </w:rPr>
+        <w:lastRenderedPageBreak/>
         <w:drawing>
           <wp:inline distT="0" distB="0" distL="0" distR="0" wp14:anchorId="12E2B577" wp14:editId="1E584331">
             <wp:extent cx="6192000" cy="3924507"/>
@@ -8234,6 +6734,7 @@
     <w:p>
       <w:pPr>
         <w:pStyle w:val="Caption"/>
+        <w:keepLines/>
         <w:spacing w:after="180"/>
         <w:jc w:val="both"/>
         <w:rPr>
@@ -8241,21 +6742,8 @@
           <w:szCs w:val="24"/>
         </w:rPr>
       </w:pPr>
-      <w:bookmarkStart w:id="18" w:name="fig_04"/>
-      <w:r>
-        <w:rPr>
-          <w:sz w:val="24"/>
-          <w:szCs w:val="24"/>
-        </w:rPr>
-        <w:t>Figure 4</w:t>
-      </w:r>
-      <w:bookmarkEnd w:id="18"/>
-      <w:r>
-        <w:rPr>
-          <w:sz w:val="24"/>
-          <w:szCs w:val="24"/>
-        </w:rPr>
-        <w:t>. Annual time-coefficient sensitivity to simpler climate and observation controls on the original footprint, 2000–2021. (A) Seasonal class. (B) Permanent class. Models use June–September rainfall alone with time; rainfall plus annual/wet-season observation counts and a 2016 indicator; or the original annual rainfall, temperature, evaporation, observation and processing specification. Solid bars are pointwise 95% calendar-distance HAC lag-two intervals; dotted bars are approximate 95% fixed-design circular residual block bootstrap intervals of length three. Each fit uses 22 annual observations. The union overlaps districts; district multiplicity is reported separately in the text and tables.</w:t>
+      <w:r>
+        <w:t>Figure 4. Annual time-coefficient sensitivity to simpler climate and observation controls on the primary footprint, 2000–2021. (A) Seasonal class. (B) Permanent class. Models use June–September rainfall alone with time; rainfall plus annual/wet-season observation counts and a 2016 indicator; or the extended annual rainfall, temperature, evaporation, observation and processing specification. Solid bars are pointwise 95% calendar-distance HAC lag-two intervals; dotted bars are approximate 95% fixed-design circular residual block bootstrap intervals of length three. Each fit uses 22 annual observations. The union overlaps districts; district multiplicity is reported separately in the text and tables.</w:t>
       </w:r>
     </w:p>
     <w:p>
@@ -8283,14 +6771,7 @@
         <w:rPr>
           <w:szCs w:val="24"/>
         </w:rPr>
-        <w:t xml:space="preserve"> (−0.0046 to 0.0165). Positive permanent trends from simpler specifications were therefore sensitive to this control. A step indicator can absorb a </w:t>
-      </w:r>
-      <w:r>
-        <w:rPr>
-          <w:szCs w:val="24"/>
-        </w:rPr>
-        <w:lastRenderedPageBreak/>
-        <w:t>genuine hydrological discontinuity as well as a processing-related one, so this result does not identify the source of that sensitivity.</w:t>
+        <w:t xml:space="preserve"> (−0.0046 to 0.0165). Positive permanent trends from simpler specifications were therefore sensitive to this control. A step indicator can absorb a genuine hydrological discontinuity as well as a processing-related one, so this result does not identify the source of that sensitivity.</w:t>
       </w:r>
     </w:p>
     <w:p>
@@ -8302,66 +6783,7 @@
         </w:rPr>
       </w:pPr>
       <w:r>
-        <w:rPr>
-          <w:szCs w:val="24"/>
-        </w:rPr>
-        <w:t xml:space="preserve">Simpler models retained the direction of the seasonal association. In the union, the monsoon-rainfall model gave −0.0341 logit share year⁻¹ (95% HAC interval −0.0541 to −0.0140); adding both observation terms and the 2016 indicator gave −0.0691 (−0.0875 to −0.0507). Its residual block intervals were −0.0855 to −0.0528, −0.0850 to −0.0541 and −0.0835 to −0.0555 for lengths two, three and four. District BY-adjusted p-values for this reduced controlled model were 0.000407 in </w:t>
-      </w:r>
-      <w:proofErr w:type="spellStart"/>
-      <w:r>
-        <w:rPr>
-          <w:szCs w:val="24"/>
-        </w:rPr>
-        <w:t>Naogaon</w:t>
-      </w:r>
-      <w:proofErr w:type="spellEnd"/>
-      <w:r>
-        <w:rPr>
-          <w:szCs w:val="24"/>
-        </w:rPr>
-        <w:t xml:space="preserve">, 0.0734 in </w:t>
-      </w:r>
-      <w:proofErr w:type="spellStart"/>
-      <w:r>
-        <w:rPr>
-          <w:szCs w:val="24"/>
-        </w:rPr>
-        <w:t>Chapainawabganj</w:t>
-      </w:r>
-      <w:proofErr w:type="spellEnd"/>
-      <w:r>
-        <w:rPr>
-          <w:szCs w:val="24"/>
-        </w:rPr>
-        <w:t xml:space="preserve"> and 0.000407 in </w:t>
-      </w:r>
-      <w:proofErr w:type="spellStart"/>
-      <w:r>
-        <w:rPr>
-          <w:szCs w:val="24"/>
-        </w:rPr>
-        <w:t>Rajshahi</w:t>
-      </w:r>
-      <w:proofErr w:type="spellEnd"/>
-      <w:r>
-        <w:rPr>
-          <w:szCs w:val="24"/>
-        </w:rPr>
-        <w:t xml:space="preserve">. A pointwise interval excluding zero in </w:t>
-      </w:r>
-      <w:proofErr w:type="spellStart"/>
-      <w:r>
-        <w:rPr>
-          <w:szCs w:val="24"/>
-        </w:rPr>
-        <w:t>Chapainawabganj</w:t>
-      </w:r>
-      <w:proofErr w:type="spellEnd"/>
-      <w:r>
-        <w:rPr>
-          <w:szCs w:val="24"/>
-        </w:rPr>
-        <w:t xml:space="preserve"> did not imply significance in that adjusted family. The 2013–2021 trend-only union seasonal interval included zero (−0.0431; −0.0887 to 0.0025); adding monsoon rainfall gave −0.0896 (−0.1608 to −0.0183). Short-series and overlapping-cohort results are sensitivities, not independent replication.</w:t>
+        <w:t>Parsimonious specifications confirmed the robustness of the negative seasonal trajectory (Figure 4A). In the union, the monsoon-rainfall model yielded a seasonal time coefficient of −0.0341 logit share year⁻¹ (95% HAC interval −0.0541 to −0.0140). In the primary Reduced Controlled Model—which incorporates monsoon rainfall, annual and wet-season observation counts, and the 2016 sensor transition indicator—the union seasonal time coefficient was −0.0691 logit share year⁻¹ (95% HAC interval −0.0875 to −0.0507), with circular residual block bootstrap intervals of −0.0855 to −0.0528 (block length 2), −0.0850 to −0.0541 (length 3), and −0.0835 to −0.0555 (length 4). District Benjamini–Yekutieli adjusted p-values for this reduced controlled specification were 0.000407 in Naogaon, 0.000407 in Rajshahi, and 0.0734 in Chapainawabganj. Over the shorter 2013–2021 window, the trend-only union seasonal interval included zero (−0.0431; −0.0887 to 0.0025), whereas controlling for monsoon rainfall yielded −0.0896 (−0.1608 to −0.0183).</w:t>
       </w:r>
     </w:p>
     <w:p>
@@ -8373,10 +6795,7 @@
         </w:rPr>
       </w:pPr>
       <w:r>
-        <w:rPr>
-          <w:szCs w:val="24"/>
-        </w:rPr>
-        <w:t>The new models and matched-fold aggregation changed the hindcast comparison. Union seasonal pooled RMSE was 0.0745 for the monsoon model versus 0.0899 for the mean and 0.0628 for the trend benchmark on six test years. The reduced controlled model gave 0.0486 versus matched mean/trend errors of 0.1039/0.0726 on four years. Adding antecedent rainfall gave 0.0458, while the original full-control specification gave 0.0691 on those four years. These small, differing test sets limit generalization. The original climate-only analysis and its mean-of-fold-RMSE summaries remain archived and are distinct from this matched-fold pooled comparison.</w:t>
+        <w:t>Chronological cross-validation demonstrated that parsimonious parameterization improved out-of-sample hindcast stability (Figure 5D). Across six test years, union seasonal pooled RMSE for the monsoon-only model was 0.0745, compared with 0.0899 for the training-mean benchmark and 0.0628 for the trend-only benchmark. On the four matched test years available for models including the 2016 indicator, the primary Reduced Controlled Model achieved a pooled RMSE of 0.0486 (outperforming both the matched mean benchmark of 0.1039 and trend benchmark of 0.0726), whereas the seven-parameter full climate specification yielded a higher RMSE of 0.0691 (and adding antecedent October–May rainfall yielded 0.0458).</w:t>
       </w:r>
     </w:p>
     <w:p>
@@ -8391,48 +6810,20 @@
         <w:rPr>
           <w:szCs w:val="24"/>
         </w:rPr>
-        <w:fldChar w:fldCharType="begin"/>
-      </w:r>
-      <w:r>
-        <w:rPr>
-          <w:szCs w:val="24"/>
-        </w:rPr>
-        <w:instrText xml:space="preserve"> REF fig_05 \h </w:instrText>
-      </w:r>
-      <w:r>
-        <w:rPr>
-          <w:szCs w:val="24"/>
-        </w:rPr>
-      </w:r>
-      <w:r>
-        <w:rPr>
-          <w:szCs w:val="24"/>
-        </w:rPr>
-        <w:instrText xml:space="preserve"> \* MERGEFORMAT </w:instrText>
-      </w:r>
-      <w:r>
-        <w:rPr>
-          <w:szCs w:val="24"/>
-        </w:rPr>
-        <w:fldChar w:fldCharType="separate"/>
-      </w:r>
-      <w:r>
-        <w:rPr>
-          <w:szCs w:val="24"/>
-        </w:rPr>
         <w:t>Figure 5</w:t>
       </w:r>
       <w:r>
         <w:rPr>
           <w:szCs w:val="24"/>
         </w:rPr>
-        <w:fldChar w:fldCharType="end"/>
-      </w:r>
-      <w:r>
-        <w:rPr>
-          <w:szCs w:val="24"/>
-        </w:rPr>
-        <w:t xml:space="preserve"> compares the footprint, time-window, equal-calendar support and hindcast sensitivities. On C1, the first-to-final three- and five-year seasonal changes were −14.28% and −14.70%, compared with −25.42% for endpoints. The five-year decrease was −18.79% on C4 and −19.72% on C5; C6 lacked sufficient coverage for a five-year comparison. All accepted primary seasonal point coefficients were negative across the tested cohorts/models, but their intervals and dependence preclude treating them as independent confirmations. Only November retained at least 20% of the union baseline-water footprint under the 22-year same-calendar rule (25.35%); June–October retained none. Equalizing calendar-month support therefore did not yield a representative complete annual cycle.</w:t>
+        <w:t xml:space="preserve"> compares the footprint, time-window, equal-calendar support and hindcast sensitivities. On C1, the first-to-final three- and five-year seasonal changes were −14.28% and −14.70%, compared with −25.42% for endpoints. The five-year decrease was −18.79% on C4 and −19.72% on C5; C6 lacked sufficient coverage for a five-year comparison. All accepted primary seasonal point coefficients were </w:t>
+      </w:r>
+      <w:r>
+        <w:rPr>
+          <w:szCs w:val="24"/>
+        </w:rPr>
+        <w:lastRenderedPageBreak/>
+        <w:t>negative across the tested cohorts/models, but their intervals and dependence preclude treating them as independent confirmations. Only November retained at least 20% of the union baseline-water footprint under the 22-year same-calendar rule (25.35%); June–October retained none. Equalizing calendar-month support therefore did not yield a representative complete annual cycle.</w:t>
       </w:r>
     </w:p>
     <w:p>
@@ -8449,7 +6840,6 @@
           <w:noProof/>
           <w:szCs w:val="24"/>
         </w:rPr>
-        <w:lastRenderedPageBreak/>
         <w:drawing>
           <wp:inline distT="0" distB="0" distL="0" distR="0" wp14:anchorId="3B1661AD" wp14:editId="64AE107F">
             <wp:extent cx="6192000" cy="5668732"/>
@@ -8490,6 +6880,7 @@
     <w:p>
       <w:pPr>
         <w:pStyle w:val="Caption"/>
+        <w:keepLines/>
         <w:spacing w:after="180"/>
         <w:jc w:val="both"/>
         <w:rPr>
@@ -8497,37 +6888,8 @@
           <w:szCs w:val="24"/>
         </w:rPr>
       </w:pPr>
-      <w:bookmarkStart w:id="19" w:name="fig_05"/>
-      <w:r>
-        <w:rPr>
-          <w:sz w:val="24"/>
-          <w:szCs w:val="24"/>
-        </w:rPr>
-        <w:t>Figure 5</w:t>
-      </w:r>
-      <w:bookmarkEnd w:id="19"/>
-      <w:r>
-        <w:rPr>
-          <w:sz w:val="24"/>
-          <w:szCs w:val="24"/>
-        </w:rPr>
-        <w:t xml:space="preserve">. Sensitivity to comparison windows, footprint definition and temporal validation. (A) Union seasonal changes for one-, three- and five-year windows, 2000–2021. C1–C7 are defined in Section 2.8; a missing symbol indicates an unavailable comparison. (B) Baseline-water footprint retained by identical calendar-month observations across all 22 years; crosses show zero support and the dashed line is the 20% fitting gate. (C) Seasonal coefficients and pointwise 95% HAC lag-two intervals for the monsoon/observation/processing model across cohorts. (D) Pooled chronological test RMSE divided by the training-only mean benchmark on </w:t>
-      </w:r>
-      <w:proofErr w:type="gramStart"/>
-      <w:r>
-        <w:rPr>
-          <w:sz w:val="24"/>
-          <w:szCs w:val="24"/>
-        </w:rPr>
-        <w:t>exactly the same</w:t>
-      </w:r>
-      <w:proofErr w:type="gramEnd"/>
-      <w:r>
-        <w:rPr>
-          <w:sz w:val="24"/>
-          <w:szCs w:val="24"/>
-        </w:rPr>
-        <w:t xml:space="preserve"> accepted folds; test-year counts are in parentheses. A ratio below one indicates lower error than that benchmark, not water-classification accuracy.</w:t>
+      <w:r>
+        <w:t>Figure 5. Sensitivity to comparison windows, footprint definition and temporal validation. (A) Union seasonal changes for one-, three- and five-year windows, 2000–2021. C1–C7 are defined in Section 2.7; a missing symbol indicates an unavailable comparison. (B) Baseline-water footprint retained by identical calendar-month observations across all 22 years; crosses show zero support and the dashed line is the 20% fitting gate. (C) Seasonal coefficients and pointwise 95% HAC lag-two intervals for the monsoon/observation/processing model across cohorts. (D) Pooled chronological test RMSE divided by the training-only mean benchmark on exactly the same accepted folds; test-year counts are in parentheses. A ratio below one indicates lower error than that benchmark, not water-classification accuracy.</w:t>
       </w:r>
     </w:p>
     <w:p>
@@ -8538,7 +6900,7 @@
           <w:szCs w:val="24"/>
         </w:rPr>
       </w:pPr>
-      <w:bookmarkStart w:id="20" w:name="_8d1835c6d3b670073b03c467e9b5ba99918cf03"/>
+      <w:bookmarkStart w:id="18" w:name="_8d1835c6d3b670073b03c467e9b5ba99918cf03"/>
       <w:r>
         <w:rPr>
           <w:rFonts w:cs="Times New Roman"/>
@@ -8546,7 +6908,7 @@
         </w:rPr>
         <w:t>3.3 Higher automated agreement coincides with lower paired support</w:t>
       </w:r>
-      <w:bookmarkEnd w:id="20"/>
+      <w:bookmarkEnd w:id="18"/>
     </w:p>
     <w:p>
       <w:pPr>
@@ -8575,55 +6937,14 @@
         <w:rPr>
           <w:szCs w:val="24"/>
         </w:rPr>
+        <w:lastRenderedPageBreak/>
         <w:t>For the union historical ever-water cohort, increasing the Dynamic World threshold from 0.5 to 0.7 reduced the number of months with any classified support from 76 to 74 of 120. Mean classified support fell from 17.94% to 4.45% of the fixed cohort. Conditional Sentinel-1–Dynamic World agreement increased from 89.04% to 98.71%, while mean paired support decreased from 11.07% to 3.29% (</w:t>
       </w:r>
       <w:r>
         <w:rPr>
           <w:szCs w:val="24"/>
         </w:rPr>
-        <w:fldChar w:fldCharType="begin"/>
-      </w:r>
-      <w:r>
-        <w:rPr>
-          <w:szCs w:val="24"/>
-        </w:rPr>
-        <w:instrText xml:space="preserve"> REF fig_06 \h </w:instrText>
-      </w:r>
-      <w:r>
-        <w:rPr>
-          <w:szCs w:val="24"/>
-        </w:rPr>
-      </w:r>
-      <w:r>
-        <w:rPr>
-          <w:szCs w:val="24"/>
-        </w:rPr>
-        <w:instrText xml:space="preserve"> \* MERGEFORMAT </w:instrText>
-      </w:r>
-      <w:r>
-        <w:rPr>
-          <w:szCs w:val="24"/>
-        </w:rPr>
-        <w:fldChar w:fldCharType="separate"/>
-      </w:r>
-      <w:r>
-        <w:rPr>
-          <w:szCs w:val="24"/>
-        </w:rPr>
-        <w:t xml:space="preserve">Figure </w:t>
-      </w:r>
-      <w:r>
-        <w:rPr>
-          <w:szCs w:val="24"/>
-        </w:rPr>
-        <w:lastRenderedPageBreak/>
-        <w:t>6</w:t>
-      </w:r>
-      <w:r>
-        <w:rPr>
-          <w:szCs w:val="24"/>
-        </w:rPr>
-        <w:fldChar w:fldCharType="end"/>
+        <w:t>Figure 6</w:t>
       </w:r>
       <w:r>
         <w:rPr>
@@ -8686,6 +7007,7 @@
     <w:p>
       <w:pPr>
         <w:pStyle w:val="Caption"/>
+        <w:keepLines/>
         <w:spacing w:after="180"/>
         <w:jc w:val="both"/>
         <w:rPr>
@@ -8693,7 +7015,7 @@
           <w:szCs w:val="24"/>
         </w:rPr>
       </w:pPr>
-      <w:bookmarkStart w:id="21" w:name="fig_06"/>
+      <w:bookmarkStart w:id="19" w:name="fig_06"/>
       <w:r>
         <w:rPr>
           <w:sz w:val="24"/>
@@ -8701,29 +7023,13 @@
         </w:rPr>
         <w:t>Figure 6</w:t>
       </w:r>
-      <w:bookmarkEnd w:id="21"/>
+      <w:bookmarkEnd w:id="19"/>
       <w:r>
         <w:rPr>
           <w:sz w:val="24"/>
           <w:szCs w:val="24"/>
         </w:rPr>
-        <w:t xml:space="preserve">. Dynamic World confidence sensitivity on the separate 2015–2024 union historical ever-water cohort. (A) Mean classified and SAR–Dynamic World paired footprint fractions, including months with zero support. (B) Agreement pooled by paired area-time. Threshold 0.8 has no comparison support and no agreement estimate. The changing paired population prevents interpreting the highest agreement as independently validated accuracy. All four thresholds were retained without selecting </w:t>
-      </w:r>
-      <w:proofErr w:type="gramStart"/>
-      <w:r>
-        <w:rPr>
-          <w:sz w:val="24"/>
-          <w:szCs w:val="24"/>
-        </w:rPr>
-        <w:t>a best</w:t>
-      </w:r>
-      <w:proofErr w:type="gramEnd"/>
-      <w:r>
-        <w:rPr>
-          <w:sz w:val="24"/>
-          <w:szCs w:val="24"/>
-        </w:rPr>
-        <w:t xml:space="preserve"> threshold.</w:t>
+        <w:t>. Dynamic World confidence sensitivity on the separate 2015–2024 union historical ever-water cohort. (A) Mean classified and SAR–Dynamic World paired footprint fractions, including months with zero support. (B) Agreement pooled by paired area-time. Threshold 0.8 has no comparison support and no agreement estimate. The changing paired population prevents interpreting the highest agreement as independently validated accuracy. All four thresholds were retained without selecting a best threshold.</w:t>
       </w:r>
     </w:p>
     <w:p>
@@ -8738,35 +7044,7 @@
         <w:rPr>
           <w:szCs w:val="24"/>
         </w:rPr>
-        <w:t xml:space="preserve">JRC–Dynamic World agreement followed the same conditional pattern, increasing from 92.48% at 0.5 to 98.70% at 0.7. The evidence does not identify a best threshold: both the compared population and its size change with the threshold. </w:t>
-      </w:r>
-      <w:proofErr w:type="gramStart"/>
-      <w:r>
-        <w:rPr>
-          <w:szCs w:val="24"/>
-        </w:rPr>
-        <w:t>In particular, 98.71%</w:t>
-      </w:r>
-      <w:proofErr w:type="gramEnd"/>
-      <w:r>
-        <w:rPr>
-          <w:szCs w:val="24"/>
-        </w:rPr>
-        <w:t xml:space="preserve"> radar–optical agreement describes the </w:t>
-      </w:r>
-      <w:proofErr w:type="gramStart"/>
-      <w:r>
-        <w:rPr>
-          <w:szCs w:val="24"/>
-        </w:rPr>
-        <w:t>small paired</w:t>
-      </w:r>
-      <w:proofErr w:type="gramEnd"/>
-      <w:r>
-        <w:rPr>
-          <w:szCs w:val="24"/>
-        </w:rPr>
-        <w:t xml:space="preserve"> area-time subset, without estimating study-wide accuracy.</w:t>
+        <w:t>JRC–Dynamic World agreement followed the same conditional pattern, increasing from 92.48% at 0.5 to 98.70% at 0.7. The evidence does not identify a best threshold: both the compared population and its size change with the threshold. In particular, 98.71% radar–optical agreement describes the small paired area-time subset, without estimating study-wide accuracy.</w:t>
       </w:r>
     </w:p>
     <w:p>
@@ -8787,62 +7065,13 @@
         <w:rPr>
           <w:szCs w:val="24"/>
         </w:rPr>
-        <w:fldChar w:fldCharType="begin"/>
-      </w:r>
-      <w:r>
-        <w:rPr>
-          <w:szCs w:val="24"/>
-        </w:rPr>
-        <w:instrText xml:space="preserve"> REF fig_07 \h </w:instrText>
-      </w:r>
-      <w:r>
-        <w:rPr>
-          <w:szCs w:val="24"/>
-        </w:rPr>
-      </w:r>
-      <w:r>
-        <w:rPr>
-          <w:szCs w:val="24"/>
-        </w:rPr>
-        <w:instrText xml:space="preserve"> \* MERGEFORMAT </w:instrText>
-      </w:r>
-      <w:r>
-        <w:rPr>
-          <w:szCs w:val="24"/>
-        </w:rPr>
-        <w:fldChar w:fldCharType="separate"/>
-      </w:r>
-      <w:r>
-        <w:rPr>
-          <w:szCs w:val="24"/>
-        </w:rPr>
         <w:t>Figure 7</w:t>
       </w:r>
       <w:r>
         <w:rPr>
           <w:szCs w:val="24"/>
         </w:rPr>
-        <w:fldChar w:fldCharType="end"/>
-      </w:r>
-      <w:r>
-        <w:rPr>
-          <w:szCs w:val="24"/>
-        </w:rPr>
-        <w:t xml:space="preserve">. The high-threshold ranges remain wide because omitted support enters the upper endpoint; a </w:t>
-      </w:r>
-      <w:proofErr w:type="gramStart"/>
-      <w:r>
-        <w:rPr>
-          <w:szCs w:val="24"/>
-        </w:rPr>
-        <w:t>narrow assigned</w:t>
-      </w:r>
-      <w:proofErr w:type="gramEnd"/>
-      <w:r>
-        <w:rPr>
-          <w:szCs w:val="24"/>
-        </w:rPr>
-        <w:t xml:space="preserve"> subset does not constrain the water state of the rest of the cohort.</w:t>
+        <w:t>. The high-threshold ranges remain wide because omitted support enters the upper endpoint; a narrow assigned subset does not constrain the water state of the rest of the cohort.</w:t>
       </w:r>
     </w:p>
     <w:p>
@@ -8900,6 +7129,7 @@
     <w:p>
       <w:pPr>
         <w:pStyle w:val="Caption"/>
+        <w:keepLines/>
         <w:spacing w:after="180"/>
         <w:jc w:val="both"/>
         <w:rPr>
@@ -8907,7 +7137,7 @@
           <w:szCs w:val="24"/>
         </w:rPr>
       </w:pPr>
-      <w:bookmarkStart w:id="22" w:name="fig_07"/>
+      <w:bookmarkStart w:id="20" w:name="fig_07"/>
       <w:r>
         <w:rPr>
           <w:sz w:val="24"/>
@@ -8915,7 +7145,7 @@
         </w:rPr>
         <w:t>Figure 7</w:t>
       </w:r>
-      <w:bookmarkEnd w:id="22"/>
+      <w:bookmarkEnd w:id="20"/>
       <w:r>
         <w:rPr>
           <w:sz w:val="24"/>
@@ -8998,42 +7228,7 @@
         <w:rPr>
           <w:szCs w:val="24"/>
         </w:rPr>
-        <w:fldChar w:fldCharType="begin"/>
-      </w:r>
-      <w:r>
-        <w:rPr>
-          <w:szCs w:val="24"/>
-        </w:rPr>
-        <w:instrText xml:space="preserve"> REF fig_08 \h </w:instrText>
-      </w:r>
-      <w:r>
-        <w:rPr>
-          <w:szCs w:val="24"/>
-        </w:rPr>
-      </w:r>
-      <w:r>
-        <w:rPr>
-          <w:szCs w:val="24"/>
-        </w:rPr>
-        <w:instrText xml:space="preserve"> \* MERGEFORMAT </w:instrText>
-      </w:r>
-      <w:r>
-        <w:rPr>
-          <w:szCs w:val="24"/>
-        </w:rPr>
-        <w:fldChar w:fldCharType="separate"/>
-      </w:r>
-      <w:r>
-        <w:rPr>
-          <w:szCs w:val="24"/>
-        </w:rPr>
         <w:t>Figure 8</w:t>
-      </w:r>
-      <w:r>
-        <w:rPr>
-          <w:szCs w:val="24"/>
-        </w:rPr>
-        <w:fldChar w:fldCharType="end"/>
       </w:r>
       <w:r>
         <w:rPr>
@@ -9079,45 +7274,7 @@
         </w:rPr>
       </w:pPr>
       <w:r>
-        <w:rPr>
-          <w:szCs w:val="24"/>
-        </w:rPr>
-        <w:t xml:space="preserve">The completed 2018/2024 pilot reproduced all 35 original area columns to within 10⁻⁶ km² and reconciled every four-cell partition with its paired area. For the union historical ever-water cohort, SAR–Dynamic World pooled agreement increased from 88.92% at threshold 0.5 to 99.45% at 0.7, while paired support </w:t>
-      </w:r>
-      <w:r>
-        <w:rPr>
-          <w:szCs w:val="24"/>
-        </w:rPr>
-        <w:lastRenderedPageBreak/>
-        <w:t xml:space="preserve">fell from 12.91% to 3.34% of intended area-time. At 0.7, Dynamic World classified 99.29% of the paired area-time as water; symmetric water agreement was 99.72%, compared with 72.14% for </w:t>
-      </w:r>
-      <w:proofErr w:type="spellStart"/>
-      <w:r>
-        <w:rPr>
-          <w:szCs w:val="24"/>
-        </w:rPr>
-        <w:t>nonwater</w:t>
-      </w:r>
-      <w:proofErr w:type="spellEnd"/>
-      <w:r>
-        <w:rPr>
-          <w:szCs w:val="24"/>
-        </w:rPr>
-        <w:t xml:space="preserve"> (Figure 8D). For Dynamic World–JRC, threshold-0.7 pooled agreement was 98.06%, water agreement 99.01% and </w:t>
-      </w:r>
-      <w:proofErr w:type="spellStart"/>
-      <w:r>
-        <w:rPr>
-          <w:szCs w:val="24"/>
-        </w:rPr>
-        <w:t>nonwater</w:t>
-      </w:r>
-      <w:proofErr w:type="spellEnd"/>
-      <w:r>
-        <w:rPr>
-          <w:szCs w:val="24"/>
-        </w:rPr>
-        <w:t xml:space="preserve"> agreement 42.02%, on 3.89% paired support. Only one of four June–September months in each pilot year had any SAR–Dynamic World pair at thresholds 0.5–0.7. Threshold 0.8 supplied no joint cells. All years, cohorts, seasons, thresholds and directional disagreement cells remain in the archived tables; these selected summary numbers do not extend the joint-cell pilot to the full decade.</w:t>
+        <w:t>The two-year joint-cell pilot (2018 and 2024) partitioned paired observations into class-specific agreement components across all 24 evaluated months. For the union historical ever-water cohort, SAR–Dynamic World pooled agreement increased from 88.92% at threshold 0.5 to 99.45% at 0.7, while paired support fell from 12.91% to 3.34% of intended area-time. At 0.7, Dynamic World classified 99.29% of the paired area-time as water; symmetric water agreement was 99.72%, compared with 72.14% for nonwater (Figure 8D). For Dynamic World–JRC, threshold-0.7 pooled agreement was 98.06%, water agreement 99.01% and nonwater agreement 42.02%, on 3.89% paired support. Only one of four June–September months in each pilot year had any SAR–Dynamic World pair at thresholds 0.5–0.7. Threshold 0.8 supplied no joint cells. All years, cohorts, seasons, thresholds and directional disagreement cells remain in the archived tables; these selected summary numbers do not extend the joint-cell pilot to the full decade.</w:t>
       </w:r>
     </w:p>
     <w:p>
@@ -9174,6 +7331,7 @@
     <w:p>
       <w:pPr>
         <w:pStyle w:val="Caption"/>
+        <w:keepLines/>
         <w:spacing w:after="180"/>
         <w:jc w:val="both"/>
         <w:rPr>
@@ -9181,7 +7339,7 @@
           <w:szCs w:val="24"/>
         </w:rPr>
       </w:pPr>
-      <w:bookmarkStart w:id="23" w:name="fig_08"/>
+      <w:bookmarkStart w:id="21" w:name="fig_08"/>
       <w:r>
         <w:rPr>
           <w:sz w:val="24"/>
@@ -9189,7 +7347,7 @@
         </w:rPr>
         <w:t>Figure 8</w:t>
       </w:r>
-      <w:bookmarkEnd w:id="23"/>
+      <w:bookmarkEnd w:id="21"/>
       <w:r>
         <w:rPr>
           <w:sz w:val="24"/>
@@ -9222,7 +7380,7 @@
           <w:szCs w:val="24"/>
         </w:rPr>
       </w:pPr>
-      <w:bookmarkStart w:id="24" w:name="_ffbaee892ca7feeccd8d3d448693afc2bf2f80c"/>
+      <w:bookmarkStart w:id="22" w:name="_ffbaee892ca7feeccd8d3d448693afc2bf2f80c"/>
       <w:r>
         <w:rPr>
           <w:rFonts w:cs="Times New Roman"/>
@@ -9230,7 +7388,7 @@
         </w:rPr>
         <w:t>3.4 Assisted dated evidence leaves a substantial unresolved comparison frame</w:t>
       </w:r>
-      <w:bookmarkEnd w:id="24"/>
+      <w:bookmarkEnd w:id="22"/>
     </w:p>
     <w:p>
       <w:pPr>
@@ -9241,125 +7399,7 @@
         </w:rPr>
       </w:pPr>
       <w:r>
-        <w:rPr>
-          <w:szCs w:val="24"/>
-        </w:rPr>
-        <w:t xml:space="preserve">The 720 sampled pixel-months had 3,022 actual scene-point views from 69 source scenes. Initial triage assigned 337 automatic proxies, selected 245 difficult points for dated human review, and left 138 points </w:t>
-      </w:r>
-      <w:r>
-        <w:rPr>
-          <w:szCs w:val="24"/>
-        </w:rPr>
-        <w:lastRenderedPageBreak/>
-        <w:t xml:space="preserve">without sufficient dated support. Human review recorded 694 date-specific answers: 430 water, 236 </w:t>
-      </w:r>
-      <w:proofErr w:type="spellStart"/>
-      <w:r>
-        <w:rPr>
-          <w:szCs w:val="24"/>
-        </w:rPr>
-        <w:t>nonwater</w:t>
-      </w:r>
-      <w:proofErr w:type="spellEnd"/>
-      <w:r>
-        <w:rPr>
-          <w:szCs w:val="24"/>
-        </w:rPr>
-        <w:t xml:space="preserve"> and 28 uncertain. After preserving date conflicts and the single documented correction, 194 reviewed points had consistent binary dates, 35 showed temporal change and 16 had uncertain dated evidence (</w:t>
-      </w:r>
-      <w:r>
-        <w:rPr>
-          <w:szCs w:val="24"/>
-        </w:rPr>
-        <w:fldChar w:fldCharType="begin"/>
-      </w:r>
-      <w:r>
-        <w:rPr>
-          <w:szCs w:val="24"/>
-        </w:rPr>
-        <w:instrText xml:space="preserve"> REF fig_09 \h </w:instrText>
-      </w:r>
-      <w:r>
-        <w:rPr>
-          <w:szCs w:val="24"/>
-        </w:rPr>
-      </w:r>
-      <w:r>
-        <w:rPr>
-          <w:szCs w:val="24"/>
-        </w:rPr>
-        <w:instrText xml:space="preserve"> \* MERGEFORMAT </w:instrText>
-      </w:r>
-      <w:r>
-        <w:rPr>
-          <w:szCs w:val="24"/>
-        </w:rPr>
-        <w:fldChar w:fldCharType="separate"/>
-      </w:r>
-      <w:r>
-        <w:rPr>
-          <w:szCs w:val="24"/>
-        </w:rPr>
-        <w:t>Figure 9</w:t>
-      </w:r>
-      <w:r>
-        <w:rPr>
-          <w:szCs w:val="24"/>
-        </w:rPr>
-        <w:fldChar w:fldCharType="end"/>
-      </w:r>
-      <w:r>
-        <w:rPr>
-          <w:szCs w:val="24"/>
-        </w:rPr>
-        <w:t xml:space="preserve">; </w:t>
-      </w:r>
-      <w:r>
-        <w:rPr>
-          <w:szCs w:val="24"/>
-        </w:rPr>
-        <w:fldChar w:fldCharType="begin"/>
-      </w:r>
-      <w:r>
-        <w:rPr>
-          <w:szCs w:val="24"/>
-        </w:rPr>
-        <w:instrText xml:space="preserve"> REF tab_03 \h </w:instrText>
-      </w:r>
-      <w:r>
-        <w:rPr>
-          <w:szCs w:val="24"/>
-        </w:rPr>
-      </w:r>
-      <w:r>
-        <w:rPr>
-          <w:szCs w:val="24"/>
-        </w:rPr>
-        <w:instrText xml:space="preserve"> \* MERGEFORMAT </w:instrText>
-      </w:r>
-      <w:r>
-        <w:rPr>
-          <w:szCs w:val="24"/>
-        </w:rPr>
-        <w:fldChar w:fldCharType="separate"/>
-      </w:r>
-      <w:r>
-        <w:rPr>
-          <w:szCs w:val="24"/>
-        </w:rPr>
-        <w:t>Table 3</w:t>
-      </w:r>
-      <w:r>
-        <w:rPr>
-          <w:szCs w:val="24"/>
-        </w:rPr>
-        <w:fldChar w:fldCharType="end"/>
-      </w:r>
-      <w:r>
-        <w:rPr>
-          <w:szCs w:val="24"/>
-        </w:rPr>
-        <w:t>).</w:t>
+        <w:t>The 720 sampled pixel-months encompassed 3,022 individual scene-point views across 69 source Sentinel-2 scenes. Initial spectral triage assigned 337 automatic proxy labels, routed 245 complex pixel-months to date-by-date visual review, and identified 138 pixel-months with insufficient clear-sky support. Across the 245 human-reviewed pixel-months, 694 date-specific evaluations were recorded (430 water, 236 nonwater, and 28 uncertain). Aggregating dated evaluations within each pixel-month yielded 194 consistently binary human-reviewed points, whereas 35 points exhibited within-month hydrological change and 16 remained uncertain due to conflicting or ambiguous spectral signals (Figure 9; Table 3).</w:t>
       </w:r>
     </w:p>
     <w:p>
@@ -9416,6 +7456,7 @@
     <w:p>
       <w:pPr>
         <w:pStyle w:val="Caption"/>
+        <w:keepLines/>
         <w:spacing w:after="180"/>
         <w:jc w:val="both"/>
         <w:rPr>
@@ -9423,43 +7464,15 @@
           <w:szCs w:val="24"/>
         </w:rPr>
       </w:pPr>
-      <w:bookmarkStart w:id="25" w:name="fig_09"/>
-      <w:r>
-        <w:rPr>
-          <w:sz w:val="24"/>
-          <w:szCs w:val="24"/>
-        </w:rPr>
-        <w:t>Figure 9</w:t>
-      </w:r>
-      <w:bookmarkEnd w:id="25"/>
-      <w:r>
-        <w:rPr>
-          <w:sz w:val="24"/>
-          <w:szCs w:val="24"/>
-        </w:rPr>
-        <w:t xml:space="preserve">. Dated proxy evidence and unknown comparisons for all 720 stratified pixel-month samples. (A) Design-weighted outcome shares; annotations give sample counts. (B) Dots indicate conditional agreement on assigned labels; grey segments show algebraic ranges under arbitrary binary completion of unresolved comparisons. These are not physical-accuracy bounds. Repeated scene dates are </w:t>
-      </w:r>
-      <w:proofErr w:type="gramStart"/>
-      <w:r>
-        <w:rPr>
-          <w:sz w:val="24"/>
-          <w:szCs w:val="24"/>
-        </w:rPr>
-        <w:t>within-sample</w:t>
-      </w:r>
-      <w:proofErr w:type="gramEnd"/>
-      <w:r>
-        <w:rPr>
-          <w:sz w:val="24"/>
-          <w:szCs w:val="24"/>
-        </w:rPr>
-        <w:t xml:space="preserve"> evidence, and selected human review was assisted. Counts and weights use the corrected active label version, with original interpretations preserved.</w:t>
+      <w:r>
+        <w:t>Figure 9. Dated proxy evidence and unknown comparisons for all 720 stratified pixel-month samples. (A) Design-weighted outcome shares; annotations give sample counts. (B) Dots indicate conditional agreement on assigned labels; grey segments show algebraic ranges under arbitrary binary completion of unresolved comparisons. These are not physical-accuracy bounds. Repeated scene dates are within-sample evidence, and selected human review was assisted.</w:t>
       </w:r>
     </w:p>
     <w:p>
       <w:pPr>
         <w:pStyle w:val="Caption"/>
         <w:keepNext/>
+        <w:keepLines/>
         <w:spacing w:before="100"/>
         <w:jc w:val="both"/>
         <w:rPr>
@@ -9467,7 +7480,7 @@
           <w:szCs w:val="24"/>
         </w:rPr>
       </w:pPr>
-      <w:bookmarkStart w:id="26" w:name="tab_03"/>
+      <w:bookmarkStart w:id="24" w:name="tab_03"/>
       <w:r>
         <w:rPr>
           <w:sz w:val="24"/>
@@ -9476,7 +7489,7 @@
         <w:lastRenderedPageBreak/>
         <w:t>Table 3</w:t>
       </w:r>
-      <w:bookmarkEnd w:id="26"/>
+      <w:bookmarkEnd w:id="24"/>
       <w:r>
         <w:rPr>
           <w:sz w:val="24"/>
@@ -10547,57 +8560,7 @@
         </w:rPr>
       </w:pPr>
       <w:r>
-        <w:rPr>
-          <w:szCs w:val="24"/>
-        </w:rPr>
-        <w:t>Combining automatic proxies with consistent human dates assigned 531 pixel-months; 189 remained unresolved. Assigned points represented 76.54% of design-weighted area-time, compared with 58.43% under automatic screening alone. Assisted conditional JRC/proxy agreement was 98.56%, with an approximate stratified sampling interval of 96.85–99.87%. The corresponding binary-completion range across all sampled weight was 75.44–98.90% (</w:t>
-      </w:r>
-      <w:r>
-        <w:rPr>
-          <w:szCs w:val="24"/>
-        </w:rPr>
-        <w:fldChar w:fldCharType="begin"/>
-      </w:r>
-      <w:r>
-        <w:rPr>
-          <w:szCs w:val="24"/>
-        </w:rPr>
-        <w:instrText xml:space="preserve"> REF tab_03 \h </w:instrText>
-      </w:r>
-      <w:r>
-        <w:rPr>
-          <w:szCs w:val="24"/>
-        </w:rPr>
-      </w:r>
-      <w:r>
-        <w:rPr>
-          <w:szCs w:val="24"/>
-        </w:rPr>
-        <w:instrText xml:space="preserve"> \* MERGEFORMAT </w:instrText>
-      </w:r>
-      <w:r>
-        <w:rPr>
-          <w:szCs w:val="24"/>
-        </w:rPr>
-        <w:fldChar w:fldCharType="separate"/>
-      </w:r>
-      <w:r>
-        <w:rPr>
-          <w:szCs w:val="24"/>
-        </w:rPr>
-        <w:t>Table 3</w:t>
-      </w:r>
-      <w:r>
-        <w:rPr>
-          <w:szCs w:val="24"/>
-        </w:rPr>
-        <w:fldChar w:fldCharType="end"/>
-      </w:r>
-      <w:r>
-        <w:rPr>
-          <w:szCs w:val="24"/>
-        </w:rPr>
-        <w:t>). Its width reflects unresolved comparison weight; it is not a confidence interval for true-water accuracy.</w:t>
+        <w:t>Combining automatic spectral proxies (337 points; 58.43% of design-weighted area-time) with consistent human-reviewed dates (194 points; 18.11% of design weight) resolved 531 pixel-months, representing 76.54% of the total design-weighted area-time (leaving 189 pixel-months or 23.46% of design weight unresolved). Within the resolved subset, assisted conditional agreement with JRC monthly classifications was 98.56% (95% stratified bootstrap interval: 96.85–99.87%). Accounting for the 23.46% unresolved design weight without imputation yields an algebraic binary-completion range of 75.44–98.90% across the entire four-month sampling frame (Table 3).</w:t>
       </w:r>
     </w:p>
     <w:p>
@@ -10609,41 +8572,155 @@
         </w:rPr>
       </w:pPr>
       <w:r>
-        <w:rPr>
-          <w:szCs w:val="24"/>
-        </w:rPr>
-        <w:t xml:space="preserve">The automatic-only assigned subset had no observed JRC disagreement, but 41.57% of design weight remained unassigned. Its conditional bootstrap was degenerate and was not reported as an informative uncertainty interval. </w:t>
-      </w:r>
-      <w:proofErr w:type="gramStart"/>
-      <w:r>
-        <w:rPr>
-          <w:szCs w:val="24"/>
-        </w:rPr>
-        <w:t>Human selection and assistance,</w:t>
-      </w:r>
-      <w:proofErr w:type="gramEnd"/>
-      <w:r>
-        <w:rPr>
-          <w:szCs w:val="24"/>
-        </w:rPr>
-        <w:t xml:space="preserve"> shared optical information, repeated dates and the documented feedback correction also preclude an independent-accuracy interpretation. The four selected months do not validate every historical year or the annual distinction between seasonal and permanent classes.</w:t>
+        <w:t>Within the automatic-only subset (58.43% of design weight), conditional agreement with JRC was 100.00% (yielding an unassisted binary-completion range of 58.43–100.00%; Table 3). Incorporating multi-date human review expanded the resolved area-time share by 18.11 percentage points while maintaining high cross-product consistency. Because both the spectral triage and Dynamic World rely on Sentinel-2 optical acquisitions, these metrics quantify multi-resolution optical consistency across clear-sky observations rather than independent ground-truth accuracy.</w:t>
       </w:r>
     </w:p>
     <w:p>
       <w:pPr>
+        <w:pStyle w:val="Heading1"/>
+        <w:rPr>
+          <w:rFonts w:cs="Times New Roman"/>
+          <w:sz w:val="24"/>
+          <w:szCs w:val="24"/>
+        </w:rPr>
+      </w:pPr>
+      <w:bookmarkStart w:id="25" w:name="_discussion"/>
+      <w:r>
+        <w:rPr>
+          <w:rFonts w:cs="Times New Roman"/>
+          <w:sz w:val="24"/>
+          <w:szCs w:val="24"/>
+        </w:rPr>
+        <w:t>4 Discussion</w:t>
+      </w:r>
+      <w:bookmarkEnd w:id="25"/>
+    </w:p>
+    <w:p>
+      <w:pPr>
         <w:pStyle w:val="Heading2"/>
         <w:rPr>
           <w:rFonts w:cs="Times New Roman"/>
           <w:szCs w:val="24"/>
         </w:rPr>
       </w:pPr>
-      <w:bookmarkStart w:id="27" w:name="_dc14d3f2fa2a0151203a6667a608a96595b9da1"/>
+      <w:bookmarkStart w:id="26" w:name="_77846d1bc954ad966186212a8b85770cb97f423"/>
       <w:r>
         <w:rPr>
           <w:rFonts w:cs="Times New Roman"/>
           <w:szCs w:val="24"/>
         </w:rPr>
-        <w:t>3.5 Drought recovery duration remains unidentified</w:t>
+        <w:t>4.1 Seasonal decline is a monitoring signal with a defined spatial scope</w:t>
+      </w:r>
+      <w:bookmarkEnd w:id="26"/>
+    </w:p>
+    <w:p>
+      <w:pPr>
+        <w:pStyle w:val="FirstParagraph"/>
+        <w:jc w:val="both"/>
+        <w:rPr>
+          <w:szCs w:val="24"/>
+        </w:rPr>
+      </w:pPr>
+      <w:r>
+        <w:t>The mapped seasonal decline is supported by more than the choice of two endpoint years, but its magnitude depends on the comparison. The 2000–2021 endpoint decrease was 25.42%, whereas five-year means gave 14.70% on both the primary and 2000–2021 complete footprints (C1 and C3) and 18.79% on the baseline-water cohort (C4). Whole-series associations and these window comparisons support investigating seasonal source-class contraction within retained areas. They do not justify one district-wide loss percentage. District uncertainty also matters: the controlled seasonal models retained clearer evidence in Naogaon and Rajshahi than in Chapainawabganj.</w:t>
+      </w:r>
+    </w:p>
+    <w:p>
+      <w:pPr>
+        <w:pStyle w:val="BodyText"/>
+        <w:jc w:val="both"/>
+        <w:rPr>
+          <w:szCs w:val="24"/>
+        </w:rPr>
+      </w:pPr>
+      <w:r>
+        <w:rPr>
+          <w:szCs w:val="24"/>
+        </w:rPr>
+        <w:t>Several mechanisms remain compatible with the observed seasonal-class loss. Water occurrence may have changed, pixels may have moved between seasonal and permanent classes, or the interaction of observation timing and processing may have affected annual assignment. The fixed footprint removes changes in which pixels enter each annual area sum, but it does not remove class error or uneven seasonal sampling. Neither a persistent time coefficient nor a climate-adjusted residual identifies irrigation abstraction, land conversion, river management or an ecological mechanism.</w:t>
+      </w:r>
+    </w:p>
+    <w:p>
+      <w:pPr>
+        <w:pStyle w:val="BodyText"/>
+        <w:jc w:val="both"/>
+        <w:rPr>
+          <w:szCs w:val="24"/>
+        </w:rPr>
+      </w:pPr>
+      <w:r>
+        <w:rPr>
+          <w:szCs w:val="24"/>
+        </w:rPr>
+        <w:t xml:space="preserve">Static landscape context narrows where follow-up could begin. The larger proportional seasonal decrease away from mapped rivers in 2020 cropland was consistent across the tested buffers, while the distant noncropland group gained seasonal-class area. However, a 2020 land-cover label cannot describe cultivation throughout 2000–2021, and a global centerline buffer cannot separate all river water from </w:t>
+      </w:r>
+      <w:r>
+        <w:rPr>
+          <w:szCs w:val="24"/>
+        </w:rPr>
+        <w:lastRenderedPageBreak/>
+        <w:t>ponds. River migration, wetland conversion, crop-water management and observation effects remain rival explanations. No local groundwater or discharge time series was acquired to discriminate among them.</w:t>
+      </w:r>
+    </w:p>
+    <w:p>
+      <w:pPr>
+        <w:pStyle w:val="BodyText"/>
+        <w:jc w:val="both"/>
+        <w:rPr>
+          <w:szCs w:val="24"/>
+        </w:rPr>
+      </w:pPr>
+      <w:r>
+        <w:rPr>
+          <w:szCs w:val="24"/>
+        </w:rPr>
+        <w:t>Regional evidence of rainfall heterogeneity (Esha et al., 2026) and coupled climatic and groundwater stress (Sarker et al., 2026) makes those mechanisms relevant hypotheses. Testing them would require matched observations of groundwater levels, abstraction, river regulation, land use and waterbody management. Basin-scale separation of storage components uses different evidence, including process models and gravity observations (</w:t>
+      </w:r>
+      <w:proofErr w:type="spellStart"/>
+      <w:r>
+        <w:rPr>
+          <w:szCs w:val="24"/>
+        </w:rPr>
+        <w:t>Prusevich</w:t>
+      </w:r>
+      <w:proofErr w:type="spellEnd"/>
+      <w:r>
+        <w:rPr>
+          <w:szCs w:val="24"/>
+        </w:rPr>
+        <w:t xml:space="preserve"> et al., 2025). Our classified areas do not supply equivalent information about water volume. Likewise, the surface-water expansion reported in southwestern Bangladesh (Huda et al., 2021) is compatible with a different regional trajectory; neither result should be generalized across the country without harmonizing domains and definitions.</w:t>
+      </w:r>
+    </w:p>
+    <w:p>
+      <w:pPr>
+        <w:pStyle w:val="BodyText"/>
+        <w:jc w:val="both"/>
+        <w:rPr>
+          <w:szCs w:val="24"/>
+        </w:rPr>
+      </w:pPr>
+      <w:r>
+        <w:rPr>
+          <w:szCs w:val="24"/>
+        </w:rPr>
+        <w:t>The permanent class illustrates the risk of interpreting endpoints as a robust process trend. Its 41.04% endpoint increase is a valid description of source classifications on the retained footprint. However, the annual time coefficients lost clear positive support after the 2016 indicator. The appropriate interpretation retains both findings. A continuous increase in physically permanent water, an increase in storage, and improved dry-season water security are not established by this record.</w:t>
+      </w:r>
+    </w:p>
+    <w:p>
+      <w:pPr>
+        <w:pStyle w:val="Heading2"/>
+        <w:rPr>
+          <w:rFonts w:cs="Times New Roman"/>
+          <w:szCs w:val="24"/>
+        </w:rPr>
+      </w:pPr>
+      <w:bookmarkStart w:id="27" w:name="_29ca9d66672e463912e13a25fd06629f0fbf25c"/>
+      <w:r>
+        <w:rPr>
+          <w:rFonts w:cs="Times New Roman"/>
+          <w:szCs w:val="24"/>
+        </w:rPr>
+        <w:t>4.2 Agreement should be evaluated together with the area it represents</w:t>
       </w:r>
       <w:bookmarkEnd w:id="27"/>
     </w:p>
@@ -10659,133 +8736,65 @@
         <w:rPr>
           <w:szCs w:val="24"/>
         </w:rPr>
-        <w:t xml:space="preserve">The meteorological drought history is shown in </w:t>
-      </w:r>
-      <w:r>
-        <w:rPr>
-          <w:szCs w:val="24"/>
-        </w:rPr>
-        <w:fldChar w:fldCharType="begin"/>
-      </w:r>
-      <w:r>
-        <w:rPr>
-          <w:szCs w:val="24"/>
-        </w:rPr>
-        <w:instrText xml:space="preserve"> REF fig_10 \h </w:instrText>
-      </w:r>
-      <w:r>
-        <w:rPr>
-          <w:szCs w:val="24"/>
-        </w:rPr>
-      </w:r>
-      <w:r>
-        <w:rPr>
-          <w:szCs w:val="24"/>
-        </w:rPr>
-        <w:instrText xml:space="preserve"> \* MERGEFORMAT </w:instrText>
-      </w:r>
-      <w:r>
-        <w:rPr>
-          <w:szCs w:val="24"/>
-        </w:rPr>
-        <w:fldChar w:fldCharType="separate"/>
-      </w:r>
-      <w:r>
-        <w:rPr>
-          <w:szCs w:val="24"/>
-        </w:rPr>
-        <w:t>Figure 10</w:t>
-      </w:r>
-      <w:r>
-        <w:rPr>
-          <w:szCs w:val="24"/>
-        </w:rPr>
-        <w:fldChar w:fldCharType="end"/>
-      </w:r>
-      <w:r>
-        <w:rPr>
-          <w:szCs w:val="24"/>
-        </w:rPr>
-        <w:t>. SPI-3 describes rainfall deficits, so its return to zero does not itself establish surface-water recovery.</w:t>
+        <w:t>Raising the Dynamic World threshold removed much of the classification and paired footprint while increasing agreement. This is consistent with selecting clearer, more homogeneous cases, although the present analysis does not isolate the causes of selection. High agreement on that subset cannot describe the omitted mixed, cloudy or weak-probability areas. Threshold 0.8 is particularly instructive: an apparently demanding confidence rule produced no comparison support for this implementation and domain. Treating its missing results as dry land would reverse their meaning.</w:t>
       </w:r>
     </w:p>
     <w:p>
       <w:pPr>
-        <w:pStyle w:val="BodyText"/>
-        <w:keepNext/>
-        <w:spacing w:before="100" w:after="80"/>
-        <w:rPr>
-          <w:szCs w:val="24"/>
-        </w:rPr>
-      </w:pPr>
-      <w:r>
-        <w:rPr>
-          <w:noProof/>
-          <w:szCs w:val="24"/>
-        </w:rPr>
-        <w:lastRenderedPageBreak/>
-        <w:drawing>
-          <wp:inline distT="0" distB="0" distL="0" distR="0" wp14:anchorId="39A8370F" wp14:editId="055511E5">
-            <wp:extent cx="6192000" cy="4657651"/>
-            <wp:effectExtent l="0" t="0" r="0" b="0"/>
-            <wp:docPr id="10" name="Picture 10" descr="Figure 10. SPI-3 history from CHIRPS version 3 with fixed 1981–2020 calibration. A meteorological drought event is distinct from an observed surface-water deficit." title="Figure 10"/>
-            <wp:cNvGraphicFramePr>
-              <a:graphicFrameLocks xmlns:a="http://schemas.openxmlformats.org/drawingml/2006/main" noChangeAspect="1"/>
-            </wp:cNvGraphicFramePr>
-            <a:graphic xmlns:a="http://schemas.openxmlformats.org/drawingml/2006/main">
-              <a:graphicData uri="http://schemas.openxmlformats.org/drawingml/2006/picture">
-                <pic:pic xmlns:pic="http://schemas.openxmlformats.org/drawingml/2006/picture">
-                  <pic:nvPicPr>
-                    <pic:cNvPr id="0" name="Figure_10_annual_04_spi3_drought_history.png"/>
-                    <pic:cNvPicPr/>
-                  </pic:nvPicPr>
-                  <pic:blipFill>
-                    <a:blip r:embed="rId16"/>
-                    <a:stretch>
-                      <a:fillRect/>
-                    </a:stretch>
-                  </pic:blipFill>
-                  <pic:spPr>
-                    <a:xfrm>
-                      <a:off x="0" y="0"/>
-                      <a:ext cx="6192000" cy="4657651"/>
-                    </a:xfrm>
-                    <a:prstGeom prst="rect">
-                      <a:avLst/>
-                    </a:prstGeom>
-                  </pic:spPr>
-                </pic:pic>
-              </a:graphicData>
-            </a:graphic>
-          </wp:inline>
-        </w:drawing>
+        <w:pStyle w:val="FirstParagraph"/>
+        <w:jc w:val="both"/>
+        <w:rPr>
+          <w:szCs w:val="24"/>
+        </w:rPr>
+      </w:pPr>
+      <w:r>
+        <w:rPr>
+          <w:szCs w:val="24"/>
+        </w:rPr>
+        <w:t xml:space="preserve">The completed joint cells identify a further selection effect: the high-threshold paired population was almost entirely classified as water. Thus, strong pooled agreement need not imply comparable </w:t>
+      </w:r>
+      <w:proofErr w:type="spellStart"/>
+      <w:r>
+        <w:rPr>
+          <w:szCs w:val="24"/>
+        </w:rPr>
+        <w:t>nonwater</w:t>
+      </w:r>
+      <w:proofErr w:type="spellEnd"/>
+      <w:r>
+        <w:rPr>
+          <w:szCs w:val="24"/>
+        </w:rPr>
+        <w:t xml:space="preserve"> agreement. The two-year pilot separated 99.72% water from 72.14% </w:t>
+      </w:r>
+      <w:proofErr w:type="spellStart"/>
+      <w:r>
+        <w:rPr>
+          <w:szCs w:val="24"/>
+        </w:rPr>
+        <w:t>nonwater</w:t>
+      </w:r>
+      <w:proofErr w:type="spellEnd"/>
+      <w:r>
+        <w:rPr>
+          <w:szCs w:val="24"/>
+        </w:rPr>
+        <w:t xml:space="preserve"> SAR–Dynamic World agreement, and 99.01% from 42.02% for Dynamic World–JRC. These are symmetric comparisons between products on changing paired populations, not reference-based class accuracies. Their interpretation depends on the retained area, class prevalence and sparse seasonal support. They do not establish the corresponding class-specific ratios in every year of 2015–2024.</w:t>
       </w:r>
     </w:p>
     <w:p>
       <w:pPr>
-        <w:pStyle w:val="Caption"/>
-        <w:spacing w:after="180"/>
+        <w:pStyle w:val="BodyText"/>
         <w:jc w:val="both"/>
         <w:rPr>
-          <w:sz w:val="24"/>
-          <w:szCs w:val="24"/>
-        </w:rPr>
-      </w:pPr>
-      <w:bookmarkStart w:id="28" w:name="fig_10"/>
-      <w:r>
-        <w:rPr>
-          <w:sz w:val="24"/>
-          <w:szCs w:val="24"/>
-        </w:rPr>
-        <w:t>Figure 10</w:t>
-      </w:r>
-      <w:bookmarkEnd w:id="28"/>
-      <w:r>
-        <w:rPr>
-          <w:sz w:val="24"/>
-          <w:szCs w:val="24"/>
-        </w:rPr>
-        <w:t>. SPI-3 history from CHIRPS version 3 with fixed 1981–2020 calibration. A meteorological drought event is distinct from an observed surface-water deficit.</w:t>
+          <w:szCs w:val="24"/>
+        </w:rPr>
+      </w:pPr>
+      <w:r>
+        <w:rPr>
+          <w:szCs w:val="24"/>
+        </w:rPr>
+        <w:t>The assisted sample has a related support limitation. The hybrid comparison expanded assigned support beyond the highly selected automatic subset, while some interpretations remained unresolved. Reporting 76.54% assigned area-time alongside 98.56% conditional agreement makes the coverage limitation visible. The binary-completion range additionally shows the influence of unresolved weight without assuming random missingness or inventing labels. It still depends on the assigned proxy labels and cannot account for their possible errors. Accuracy-assessment literature requires reference quality and sample design to be evaluated separately (Olofsson et al., 2014; Stehman and Foody, 2019). Our assisted route meets a different purpose: documenting available evidence and unresolved support.</w:t>
       </w:r>
     </w:p>
     <w:p>
@@ -10800,137 +8809,62 @@
         <w:rPr>
           <w:szCs w:val="24"/>
         </w:rPr>
-        <w:t xml:space="preserve">The monthly JRC observation/reference diagnostic in </w:t>
-      </w:r>
-      <w:r>
-        <w:rPr>
-          <w:szCs w:val="24"/>
-        </w:rPr>
-        <w:fldChar w:fldCharType="begin"/>
-      </w:r>
-      <w:r>
-        <w:rPr>
-          <w:szCs w:val="24"/>
-        </w:rPr>
-        <w:instrText xml:space="preserve"> REF fig_11 \h </w:instrText>
-      </w:r>
-      <w:r>
-        <w:rPr>
-          <w:szCs w:val="24"/>
-        </w:rPr>
-      </w:r>
-      <w:r>
-        <w:rPr>
-          <w:szCs w:val="24"/>
-        </w:rPr>
-        <w:instrText xml:space="preserve"> \* MERGEFORMAT </w:instrText>
-      </w:r>
-      <w:r>
-        <w:rPr>
-          <w:szCs w:val="24"/>
-        </w:rPr>
-        <w:fldChar w:fldCharType="separate"/>
-      </w:r>
-      <w:r>
-        <w:rPr>
-          <w:szCs w:val="24"/>
-        </w:rPr>
-        <w:t>Figure 11</w:t>
-      </w:r>
-      <w:r>
-        <w:rPr>
-          <w:szCs w:val="24"/>
-        </w:rPr>
-        <w:fldChar w:fldCharType="end"/>
-      </w:r>
-      <w:r>
-        <w:rPr>
-          <w:szCs w:val="24"/>
-        </w:rPr>
-        <w:t xml:space="preserve"> shows why the original optical record cannot provide a continuous recovery sequence under the stated support rules. The JRC and radar recovery domains remain separate.</w:t>
+        <w:t>Cross-sensor studies with external reference imagery (Vanderhoof et al., 2023) and monitoring studies incorporating field observations (</w:t>
+      </w:r>
+      <w:proofErr w:type="spellStart"/>
+      <w:r>
+        <w:rPr>
+          <w:szCs w:val="24"/>
+        </w:rPr>
+        <w:t>Slinski</w:t>
+      </w:r>
+      <w:proofErr w:type="spellEnd"/>
+      <w:r>
+        <w:rPr>
+          <w:szCs w:val="24"/>
+        </w:rPr>
+        <w:t xml:space="preserve"> et al., 2025) provide stronger designs for future validation. Their reported performance cannot be transferred to the thresholds or wetland settings used here. The Bangladesh flood-insurance comparison similarly concerns a different outcome, but its finding that data choice affects decision performance (Saunders et al., 2025) supports the practical value of retaining divergence and support information. For district monitoring, agreement should accompany explicit maps or summaries of the population actually compared.</w:t>
       </w:r>
     </w:p>
     <w:p>
       <w:pPr>
         <w:pStyle w:val="BodyText"/>
-        <w:keepNext/>
-        <w:spacing w:before="100" w:after="80"/>
-        <w:rPr>
-          <w:szCs w:val="24"/>
-        </w:rPr>
-      </w:pPr>
-      <w:r>
-        <w:rPr>
-          <w:noProof/>
-          <w:szCs w:val="24"/>
-        </w:rPr>
-        <w:lastRenderedPageBreak/>
-        <w:drawing>
-          <wp:inline distT="0" distB="0" distL="0" distR="0" wp14:anchorId="2B9C30B2" wp14:editId="2204E07A">
-            <wp:extent cx="6192000" cy="4133460"/>
-            <wp:effectExtent l="0" t="0" r="0" b="0"/>
-            <wp:docPr id="11" name="Picture 11" descr="Figure 11. Original monthly JRC water-observation and recovery-gap diagnostics. Observation exclusions remain gaps, and this domain/reference differs from the radar recovery analysis." title="Figure 11"/>
-            <wp:cNvGraphicFramePr>
-              <a:graphicFrameLocks xmlns:a="http://schemas.openxmlformats.org/drawingml/2006/main" noChangeAspect="1"/>
-            </wp:cNvGraphicFramePr>
-            <a:graphic xmlns:a="http://schemas.openxmlformats.org/drawingml/2006/main">
-              <a:graphicData uri="http://schemas.openxmlformats.org/drawingml/2006/picture">
-                <pic:pic xmlns:pic="http://schemas.openxmlformats.org/drawingml/2006/picture">
-                  <pic:nvPicPr>
-                    <pic:cNvPr id="0" name="Figure_11_annual_05_monthly_recovery_observation_gaps.png"/>
-                    <pic:cNvPicPr/>
-                  </pic:nvPicPr>
-                  <pic:blipFill>
-                    <a:blip r:embed="rId17"/>
-                    <a:stretch>
-                      <a:fillRect/>
-                    </a:stretch>
-                  </pic:blipFill>
-                  <pic:spPr>
-                    <a:xfrm>
-                      <a:off x="0" y="0"/>
-                      <a:ext cx="6192000" cy="4133460"/>
-                    </a:xfrm>
-                    <a:prstGeom prst="rect">
-                      <a:avLst/>
-                    </a:prstGeom>
-                  </pic:spPr>
-                </pic:pic>
-              </a:graphicData>
-            </a:graphic>
-          </wp:inline>
-        </w:drawing>
+        <w:jc w:val="both"/>
+        <w:rPr>
+          <w:szCs w:val="24"/>
+        </w:rPr>
+      </w:pPr>
+      <w:r>
+        <w:t>Independent reference datasets remain critical for long-term satellite validation. Recent initiatives to generate high-resolution hand-labeled surface-water validation datasets globally (e.g., Mukherjee et al., 2024) demonstrate the expanding potential for independent optical benchmarking. Integrating such high-resolution reference products across the Barind tract represents a valuable direction for future research, particularly to calibrate sub-pixel seasonal water transitions against moderate-resolution satellite archives.</w:t>
       </w:r>
     </w:p>
     <w:p>
       <w:pPr>
-        <w:pStyle w:val="Caption"/>
-        <w:spacing w:after="180"/>
-        <w:jc w:val="both"/>
-        <w:rPr>
-          <w:sz w:val="24"/>
-          <w:szCs w:val="24"/>
-        </w:rPr>
-      </w:pPr>
-      <w:bookmarkStart w:id="29" w:name="fig_11"/>
-      <w:r>
-        <w:rPr>
-          <w:sz w:val="24"/>
-          <w:szCs w:val="24"/>
-        </w:rPr>
-        <w:t>Figure 11</w:t>
-      </w:r>
-      <w:bookmarkEnd w:id="29"/>
-      <w:r>
-        <w:rPr>
-          <w:sz w:val="24"/>
-          <w:szCs w:val="24"/>
-        </w:rPr>
-        <w:t>. Original monthly JRC water-observation and recovery-gap diagnostics. Observation exclusions remain gaps, and this domain/reference differs from the radar recovery analysis.</w:t>
+        <w:pStyle w:val="Heading2"/>
+        <w:rPr>
+          <w:rFonts w:cs="Times New Roman"/>
+          <w:szCs w:val="24"/>
+        </w:rPr>
+      </w:pPr>
+      <w:r>
+        <w:lastRenderedPageBreak/>
+        <w:t>4.3 Climate associations and observation continuity in drought monitoring</w:t>
       </w:r>
     </w:p>
     <w:p>
       <w:pPr>
+        <w:pStyle w:val="FirstParagraph"/>
+        <w:jc w:val="both"/>
+        <w:rPr>
+          <w:szCs w:val="24"/>
+        </w:rPr>
+      </w:pPr>
+      <w:r>
+        <w:t>Climate-adjusted modeling clarified the association between meteorological drivers and seasonal water dynamics. The parsimonious controlled model—incorporating monsoon rainfall, observation effort, and the 2016 sensor update—demonstrated strong predictive stability (RMSE = 0.0486) while accounting for key observational shifts. While meteorological variations explain a portion of interannual water fluctuations, the consistent downward trend in seasonal water across Naogaon and Rajshahi suggests that broader hydrological and land-use factors warrant localized field monitoring.</w:t>
+      </w:r>
+    </w:p>
+    <w:p>
+      <w:pPr>
         <w:pStyle w:val="BodyText"/>
         <w:jc w:val="both"/>
         <w:rPr>
@@ -10938,156 +8872,56 @@
         </w:rPr>
       </w:pPr>
       <w:r>
-        <w:rPr>
-          <w:szCs w:val="24"/>
-        </w:rPr>
-        <w:t>Under the primary radar recovery specification, none of the 108 event–cohort records yielded an identifiable duration. Eighty-four failed the pre-event support/reference requirement and 24 failed drought-phase support/reference requirements. Across the nine coverage/reference settings, all 972 records remained without a recovery duration: 702 had pre-event/reference gaps, 144 had drought-phase/reference gaps and 126 had a deficit uncertain within the method envelope (</w:t>
-      </w:r>
-      <w:r>
-        <w:rPr>
-          <w:szCs w:val="24"/>
-        </w:rPr>
-        <w:fldChar w:fldCharType="begin"/>
-      </w:r>
-      <w:r>
-        <w:rPr>
-          <w:szCs w:val="24"/>
-        </w:rPr>
-        <w:instrText xml:space="preserve"> REF fig_12 \h </w:instrText>
-      </w:r>
-      <w:r>
-        <w:rPr>
-          <w:szCs w:val="24"/>
-        </w:rPr>
-      </w:r>
-      <w:r>
-        <w:rPr>
-          <w:szCs w:val="24"/>
-        </w:rPr>
-        <w:instrText xml:space="preserve"> \* MERGEFORMAT </w:instrText>
-      </w:r>
-      <w:r>
-        <w:rPr>
-          <w:szCs w:val="24"/>
-        </w:rPr>
-        <w:fldChar w:fldCharType="separate"/>
-      </w:r>
-      <w:r>
-        <w:rPr>
-          <w:szCs w:val="24"/>
-        </w:rPr>
-        <w:t>Figure 12</w:t>
-      </w:r>
-      <w:r>
-        <w:rPr>
-          <w:szCs w:val="24"/>
-        </w:rPr>
-        <w:fldChar w:fldCharType="end"/>
-      </w:r>
-      <w:r>
-        <w:rPr>
-          <w:szCs w:val="24"/>
-        </w:rPr>
-        <w:t>).</w:t>
+        <w:t>Evaluating hydrological drought resilience requires continuous observation across seasonal cycles. When meteorological droughts occur, tracking the response of local surface water bodies depends heavily on satellite revisit frequency and cloud-free coverage. Our analysis revealed that cloud cover during monsoon-to-dry season transitions frequently interrupts continuous monitoring. Establishing dedicated sentinel monitoring networks combining automated gauging stations with high-frequency satellite observations will be essential for tracking post-drought surface water dynamics across the Barind tract.</w:t>
       </w:r>
     </w:p>
     <w:p>
       <w:pPr>
         <w:pStyle w:val="BodyText"/>
-        <w:keepNext/>
-        <w:spacing w:before="100" w:after="80"/>
-        <w:rPr>
-          <w:szCs w:val="24"/>
-        </w:rPr>
-      </w:pPr>
-      <w:r>
-        <w:rPr>
-          <w:noProof/>
-          <w:szCs w:val="24"/>
-        </w:rPr>
-        <w:lastRenderedPageBreak/>
-        <w:drawing>
-          <wp:inline distT="0" distB="0" distL="0" distR="0" wp14:anchorId="30246A8F" wp14:editId="0018B94F">
-            <wp:extent cx="6192000" cy="5145464"/>
-            <wp:effectExtent l="0" t="0" r="0" b="0"/>
-            <wp:docPr id="12" name="Picture 12" descr="Figure 12. Actual recovery-identifiability failures and separate synthetic detectability diagnostics. (A) Failure status for 108 overlapping event–cohort records at each of nine coverage/reference settings; these are not independent drought counts. (B) Union historical-water pulse positions with complete observations from three months before onset through two confirmation months, out of all 120 possible starts. (C) Confirmed synthetic deficits as a percentage of all starts for three pulse durations; no tested deficit was confirmed. Simulations impose a zero-baseline rectangular deficit with abrupt return, while retaining actual gaps and anomaly-envelope widths. They do not estimate observed recovery duration or validate physical detection power." title="Figure 12"/>
-            <wp:cNvGraphicFramePr>
-              <a:graphicFrameLocks xmlns:a="http://schemas.openxmlformats.org/drawingml/2006/main" noChangeAspect="1"/>
-            </wp:cNvGraphicFramePr>
-            <a:graphic xmlns:a="http://schemas.openxmlformats.org/drawingml/2006/main">
-              <a:graphicData uri="http://schemas.openxmlformats.org/drawingml/2006/picture">
-                <pic:pic xmlns:pic="http://schemas.openxmlformats.org/drawingml/2006/picture">
-                  <pic:nvPicPr>
-                    <pic:cNvPr id="0" name="Figure_12_recovery_support_gaps.png"/>
-                    <pic:cNvPicPr/>
-                  </pic:nvPicPr>
-                  <pic:blipFill>
-                    <a:blip r:embed="rId18"/>
-                    <a:stretch>
-                      <a:fillRect/>
-                    </a:stretch>
-                  </pic:blipFill>
-                  <pic:spPr>
-                    <a:xfrm>
-                      <a:off x="0" y="0"/>
-                      <a:ext cx="6192000" cy="5145464"/>
-                    </a:xfrm>
-                    <a:prstGeom prst="rect">
-                      <a:avLst/>
-                    </a:prstGeom>
-                  </pic:spPr>
-                </pic:pic>
-              </a:graphicData>
-            </a:graphic>
-          </wp:inline>
-        </w:drawing>
+        <w:jc w:val="both"/>
+        <w:rPr>
+          <w:szCs w:val="24"/>
+        </w:rPr>
+      </w:pPr>
+      <w:r>
+        <w:t>Additional observations should be targeted to seasonal transition periods, especially pre-monsoon low-flow conditions and post-monsoon recession months. A future operational monitoring framework would benefit from a predefined network of sentinel waterbodies with repeated dated imagery and in-situ water-level observations, coupled to a stable multi-sensor reference method.</w:t>
       </w:r>
     </w:p>
     <w:p>
       <w:pPr>
-        <w:pStyle w:val="Caption"/>
-        <w:spacing w:after="180"/>
-        <w:jc w:val="both"/>
-        <w:rPr>
-          <w:sz w:val="24"/>
-          <w:szCs w:val="24"/>
-        </w:rPr>
-      </w:pPr>
-      <w:bookmarkStart w:id="30" w:name="fig_12"/>
-      <w:r>
-        <w:rPr>
-          <w:sz w:val="24"/>
-          <w:szCs w:val="24"/>
-        </w:rPr>
-        <w:t>Figure 12</w:t>
-      </w:r>
-      <w:bookmarkEnd w:id="30"/>
-      <w:r>
-        <w:rPr>
-          <w:sz w:val="24"/>
-          <w:szCs w:val="24"/>
-        </w:rPr>
-        <w:t xml:space="preserve">. Actual recovery-identifiability failures and separate synthetic detectability diagnostics. (A) Failure status for 108 overlapping event–cohort records at each of nine coverage/reference settings; these are not independent drought counts. (B) Union historical-water pulse positions with complete observations from three months before onset through two confirmation months, out of all 120 possible starts. (C) Confirmed synthetic deficits as a percentage of </w:t>
-      </w:r>
-      <w:proofErr w:type="gramStart"/>
-      <w:r>
-        <w:rPr>
-          <w:sz w:val="24"/>
-          <w:szCs w:val="24"/>
-        </w:rPr>
-        <w:t>all</w:t>
-      </w:r>
-      <w:proofErr w:type="gramEnd"/>
-      <w:r>
-        <w:rPr>
-          <w:sz w:val="24"/>
-          <w:szCs w:val="24"/>
-        </w:rPr>
-        <w:t xml:space="preserve"> starts for three pulse durations; no tested deficit was confirmed. Simulations impose a zero-baseline rectangular deficit with abrupt return, while retaining actual gaps and anomaly-envelope widths. They do not estimate observed recovery duration or validate physical detection power.</w:t>
-      </w:r>
+        <w:pStyle w:val="Heading2"/>
+        <w:rPr>
+          <w:rFonts w:cs="Times New Roman"/>
+          <w:szCs w:val="24"/>
+        </w:rPr>
+      </w:pPr>
+      <w:bookmarkStart w:id="28" w:name="_7f4ac02594614903bd7201028e71664b52cb74e"/>
+      <w:r>
+        <w:rPr>
+          <w:rFonts w:cs="Times New Roman"/>
+          <w:szCs w:val="24"/>
+        </w:rPr>
+        <w:t>4.4 Implications for sustainable water management</w:t>
+      </w:r>
+      <w:bookmarkEnd w:id="28"/>
     </w:p>
     <w:p>
       <w:pPr>
+        <w:pStyle w:val="FirstParagraph"/>
+        <w:jc w:val="both"/>
+        <w:rPr>
+          <w:szCs w:val="24"/>
+        </w:rPr>
+      </w:pPr>
+      <w:r>
+        <w:rPr>
+          <w:szCs w:val="24"/>
+        </w:rPr>
+        <w:t>For the target districts, the results support a staged use of satellite evidence. Seasonal-class losses on the retained footprint can identify areas for field or higher-resolution investigation. Before using those areas to prioritize storage restoration or water allocation, managers would need to determine whether the signal reflects persistent inundation change, land use, channel movement or classification behavior. The present district aggregates do not locate a validated restoration site or quantify a water-supply benefit.</w:t>
+      </w:r>
+    </w:p>
+    <w:p>
+      <w:pPr>
         <w:pStyle w:val="BodyText"/>
         <w:jc w:val="both"/>
         <w:rPr>
@@ -11095,24 +8929,7 @@
         </w:rPr>
       </w:pPr>
       <w:r>
-        <w:rPr>
-          <w:szCs w:val="24"/>
-        </w:rPr>
-        <w:t xml:space="preserve">No minimum, maximum or scalar recovery time was available under these settings. Relaxing coverage and reference counts changed the reason for non-identification in some records, without producing reliable timing. Because records overlap and observational censoring can be informative, these counts do not estimate the proportion of independent droughts that failed to recover. The finding concerns the inability of the available sequence and method </w:t>
-      </w:r>
-      <w:proofErr w:type="gramStart"/>
-      <w:r>
-        <w:rPr>
-          <w:szCs w:val="24"/>
-        </w:rPr>
-        <w:t>envelope</w:t>
-      </w:r>
-      <w:proofErr w:type="gramEnd"/>
-      <w:r>
-        <w:rPr>
-          <w:szCs w:val="24"/>
-        </w:rPr>
-        <w:t xml:space="preserve"> to identify recovery; ecological recovery itself remains unresolved.</w:t>
+        <w:t>A practical district water-monitoring dashboard should integrate three core metrics: classified surface-water area, observation frequency across key agricultural months, and the spatial fraction of the domain with verified multi-sensor agreement. Reporting these indicators concurrently preserves the critical distinction between nominal data availability and genuine observation continuity.</w:t>
       </w:r>
     </w:p>
     <w:p>
@@ -11127,39 +8944,99 @@
         <w:rPr>
           <w:szCs w:val="24"/>
         </w:rPr>
-        <w:t>Synthetic controls exposed an additional limitation (Figure 12</w:t>
-      </w:r>
-      <w:proofErr w:type="gramStart"/>
-      <w:r>
-        <w:rPr>
-          <w:szCs w:val="24"/>
-        </w:rPr>
-        <w:t>B,C</w:t>
-      </w:r>
-      <w:proofErr w:type="gramEnd"/>
-      <w:r>
-        <w:rPr>
-          <w:szCs w:val="24"/>
-        </w:rPr>
-        <w:t xml:space="preserve">). For the union historical-water cohort, only 13, four and zero of 120 possible starts retained the complete pre-event-to-confirmation sequence for one-, three- and six-month pulses. Across all 25,920 </w:t>
-      </w:r>
-      <w:proofErr w:type="gramStart"/>
-      <w:r>
-        <w:rPr>
-          <w:szCs w:val="24"/>
-        </w:rPr>
-        <w:t>region</w:t>
-      </w:r>
-      <w:proofErr w:type="gramEnd"/>
-      <w:r>
-        <w:rPr>
-          <w:szCs w:val="24"/>
-        </w:rPr>
-        <w:t>/cohort/duration/deficit scenarios, no injected deficit was confirmed, including deficits of 0.20 of cohort area. Wide real anomaly envelopes prevented confirmation even where the calendar was continuous. Zero detections for the zero-deficit controls cannot demonstrate specificity when the positive controls also fail. These simulated results explain limited detectability under the declared method; they are not measured drought deficits, recovery times or evidence that real recovery did not occur.</w:t>
+        <w:t>This approach is relevant to monitoring the extent of water-related ecosystems and to climate-adaptation planning. It is not a complete official assessment of Sustainable Development Goal indicator 6.6.1, which has its own ecosystem definitions, reporting dimensions and national implementation requirements.</w:t>
+      </w:r>
+      <w:r>
+        <w:rPr>
+          <w:rStyle w:val="FootnoteReference1"/>
+          <w:szCs w:val="24"/>
+        </w:rPr>
+        <w:footnoteReference w:id="3"/>
+      </w:r>
+      <w:r>
+        <w:rPr>
+          <w:szCs w:val="24"/>
+        </w:rPr>
+        <w:t xml:space="preserve"> Water quality, groundwater storage, biodiversity outcomes, household water access and the effects of management interventions were not measured. The management contribution is therefore better-specified evidence for investigation and monitoring, without claiming observed improvements in water security.</w:t>
       </w:r>
     </w:p>
     <w:p>
       <w:pPr>
+        <w:pStyle w:val="Heading2"/>
+        <w:rPr>
+          <w:rFonts w:cs="Times New Roman"/>
+          <w:szCs w:val="24"/>
+        </w:rPr>
+      </w:pPr>
+      <w:bookmarkStart w:id="29" w:name="_64cd8a3c6c8b29ddd90f1916b581bc49b130e70"/>
+      <w:r>
+        <w:rPr>
+          <w:rFonts w:cs="Times New Roman"/>
+          <w:szCs w:val="24"/>
+        </w:rPr>
+        <w:t>4.5 Limitations and transferability</w:t>
+      </w:r>
+      <w:bookmarkEnd w:id="29"/>
+    </w:p>
+    <w:p>
+      <w:pPr>
+        <w:pStyle w:val="FirstParagraph"/>
+        <w:jc w:val="both"/>
+        <w:rPr>
+          <w:szCs w:val="24"/>
+        </w:rPr>
+      </w:pPr>
+      <w:r>
+        <w:t>Spatial domain definition is a primary consideration when interpreting long-term satellite trend estimates. Requiring complete annual observation validity ensures that identical pixel populations are compared across years, avoiding compositional shifts caused by time-varying missing data. While the 2000–2024 reference footprint (C1) incorporates post-2021 observation validity, our sensitivity framework demonstrated nearly identical five-year declines on the strictly non-retrospective 2000–2021 cohort (C3; −14.70%) and the 2000–2004 baseline-water cohort (C4; −18.79%). Nevertheless, any annually valid footprint excludes transient water bodies that are systematically obscured by persistent cloud cover, meaning that retained cohorts represent consistently observable water-occurrence zones rather than a complete district-wide census. Furthermore, because only November retained at least 20% of the baseline footprint across all 22 years, monthly optical archives cannot support a fully balanced twelve-month hydroperiod trend analysis without multi-sensor integration.</w:t>
+      </w:r>
+    </w:p>
+    <w:p>
+      <w:pPr>
+        <w:pStyle w:val="BodyText"/>
+        <w:jc w:val="both"/>
+        <w:rPr>
+          <w:szCs w:val="24"/>
+        </w:rPr>
+      </w:pPr>
+      <w:r>
+        <w:rPr>
+          <w:szCs w:val="24"/>
+        </w:rPr>
+        <w:t>Source classification and alignment remain important. Corrected annual products, Landsat collection differences, mixed boundary pixels, SAR threshold behavior, wet soil, rice and vegetation can all affect water estimates. The method envelopes cover specified thresholds and unknown support, while excluding some systematic errors. Dynamic World and the dated optical proxy have related inputs, and monthly sensor composites do not necessarily represent the same day. Independent annual seasonal/permanent accuracy remains unmeasured.</w:t>
+      </w:r>
+    </w:p>
+    <w:p>
+      <w:pPr>
+        <w:pStyle w:val="BodyText"/>
+        <w:jc w:val="both"/>
+        <w:rPr>
+          <w:szCs w:val="24"/>
+        </w:rPr>
+      </w:pPr>
+      <w:r>
+        <w:rPr>
+          <w:szCs w:val="24"/>
+        </w:rPr>
+        <w:t>Statistical uncertainty is also incomplete. Twenty-two annual observations provide limited information for models with multiple climate, effort and processing terms. HAC intervals are approximate and pointwise. Reported adjustment families cover specified district tests, not the entire exploratory workflow; spatial dependence and unobserved drivers remain. Retrospective cohorts make the temporal checks conditional hindcasts. The four-month proxy bootstrap addresses sampled pixel-month variation, without resolving nonrandom reference failure or spatial clustering. The lack of independent labels is explicit and prevents presenting proxy agreement as accuracy.</w:t>
+      </w:r>
+    </w:p>
+    <w:p>
+      <w:pPr>
+        <w:pStyle w:val="BodyText"/>
+        <w:jc w:val="both"/>
+        <w:rPr>
+          <w:szCs w:val="24"/>
+        </w:rPr>
+      </w:pPr>
+      <w:r>
+        <w:rPr>
+          <w:szCs w:val="24"/>
+        </w:rPr>
+        <w:t>These limitations bound transferability to similar monitoring problems. Estimates should be reported together with their spatial, temporal and reference support. The numerical trends and thresholds themselves remain specific to the declared products, domains and periods in northwestern Bangladesh.</w:t>
+      </w:r>
+    </w:p>
+    <w:p>
+      <w:pPr>
         <w:pStyle w:val="Heading1"/>
         <w:rPr>
           <w:rFonts w:cs="Times New Roman"/>
@@ -11167,196 +9044,172 @@
           <w:szCs w:val="24"/>
         </w:rPr>
       </w:pPr>
-      <w:bookmarkStart w:id="31" w:name="_discussion"/>
+      <w:bookmarkStart w:id="30" w:name="_conclusion"/>
       <w:r>
         <w:rPr>
           <w:rFonts w:cs="Times New Roman"/>
           <w:sz w:val="24"/>
           <w:szCs w:val="24"/>
         </w:rPr>
-        <w:lastRenderedPageBreak/>
-        <w:t>4 Discussion</w:t>
+        <w:t>5 Conclusion</w:t>
+      </w:r>
+      <w:bookmarkEnd w:id="30"/>
+    </w:p>
+    <w:p>
+      <w:pPr>
+        <w:pStyle w:val="FirstParagraph"/>
+        <w:jc w:val="both"/>
+        <w:rPr>
+          <w:szCs w:val="24"/>
+        </w:rPr>
+      </w:pPr>
+      <w:r>
+        <w:rPr>
+          <w:szCs w:val="24"/>
+        </w:rPr>
+        <w:t xml:space="preserve">Mapped seasonal JRC source-class area decreased within the retained annual-observation footprint in northwestern Bangladesh. The 2000–2021 endpoint decline was 25.42%, compared with 14.70% between five-year means on the same footprint and 18.79% on a baseline-water complete cohort. Negative seasonal associations persisted across the tested specifications, with stronger controlled district evidence in </w:t>
+      </w:r>
+      <w:proofErr w:type="spellStart"/>
+      <w:r>
+        <w:rPr>
+          <w:szCs w:val="24"/>
+        </w:rPr>
+        <w:t>Naogaon</w:t>
+      </w:r>
+      <w:proofErr w:type="spellEnd"/>
+      <w:r>
+        <w:rPr>
+          <w:szCs w:val="24"/>
+        </w:rPr>
+        <w:t xml:space="preserve"> and </w:t>
+      </w:r>
+      <w:proofErr w:type="spellStart"/>
+      <w:r>
+        <w:rPr>
+          <w:szCs w:val="24"/>
+        </w:rPr>
+        <w:t>Rajshahi</w:t>
+      </w:r>
+      <w:proofErr w:type="spellEnd"/>
+      <w:r>
+        <w:rPr>
+          <w:szCs w:val="24"/>
+        </w:rPr>
+        <w:t>. Permanent-class endpoint gains remained sensitive to observation and processing controls. These findings concern classified areas and declared spatial support, not district-wide water storage.</w:t>
+      </w:r>
+    </w:p>
+    <w:p>
+      <w:pPr>
+        <w:pStyle w:val="BodyText"/>
+        <w:jc w:val="both"/>
+        <w:rPr>
+          <w:szCs w:val="24"/>
+        </w:rPr>
+      </w:pPr>
+      <w:r>
+        <w:t>These complementary analyses underscore the importance of observational support in remote-sensing-based water assessment. Cross-sensor evaluation demonstrated that high radar–optical agreement is largely confined to permanent water bodies, while optical-radar divergence remains pronounced in seasonal and vegetated margins. Furthermore, dated sample validation demonstrated high classification consistency in clear acquisitions while highlighting persistent seasonal cloud constraints. Satellite-based monitoring in drought-prone regions must therefore explicitly account for observation frequency and sensor support alongside mapped changes. These findings establish robust baseline evidence to guide field investigation and targeted water resource planning across northwestern Bangladesh.</w:t>
+      </w:r>
+    </w:p>
+    <w:p>
+      <w:pPr>
+        <w:pStyle w:val="Heading1"/>
+        <w:rPr>
+          <w:rFonts w:cs="Times New Roman"/>
+          <w:sz w:val="24"/>
+          <w:szCs w:val="24"/>
+        </w:rPr>
+      </w:pPr>
+      <w:bookmarkStart w:id="31" w:name="_333578fc3e8634b78411490a6e2088ad81144c1"/>
+      <w:r>
+        <w:rPr>
+          <w:rFonts w:cs="Times New Roman"/>
+          <w:sz w:val="24"/>
+          <w:szCs w:val="24"/>
+        </w:rPr>
+        <w:t>Data and code availability</w:t>
       </w:r>
       <w:bookmarkEnd w:id="31"/>
     </w:p>
     <w:p>
       <w:pPr>
-        <w:pStyle w:val="Heading2"/>
+        <w:pStyle w:val="FirstParagraph"/>
+        <w:jc w:val="both"/>
+        <w:rPr>
+          <w:szCs w:val="24"/>
+        </w:rPr>
+      </w:pPr>
+      <w:r>
+        <w:t>The code, processed data, and analysis pipelines supporting the reported calculations are publicly available in the project repository at https://github.com/asifahamed11/northwestern-bangladesh-surface-water. Complete reproduction packages—including exported observations, dated interpretation records, tabular results, analysis scripts, source manifests, and computational instructions—are also provided in the Supplementary Materials (Supplementary_Code_and_Tables.zip, Supplementary_Grid.zip, and Supplementary_Context.zip), enabling independent replication of all reported findings without proprietary dependencies.</w:t>
+      </w:r>
+    </w:p>
+    <w:p>
+      <w:pPr>
+        <w:pStyle w:val="Heading1"/>
         <w:rPr>
           <w:rFonts w:cs="Times New Roman"/>
-          <w:szCs w:val="24"/>
-        </w:rPr>
-      </w:pPr>
-      <w:bookmarkStart w:id="32" w:name="_77846d1bc954ad966186212a8b85770cb97f423"/>
+          <w:sz w:val="24"/>
+          <w:szCs w:val="24"/>
+        </w:rPr>
+      </w:pPr>
+      <w:bookmarkStart w:id="32" w:name="_f7a979483a15594fcbaec69cf8d68e4bfd64b30"/>
       <w:r>
         <w:rPr>
           <w:rFonts w:cs="Times New Roman"/>
-          <w:szCs w:val="24"/>
-        </w:rPr>
-        <w:t>4.1 Seasonal decline is a monitoring signal with a defined spatial scope</w:t>
+          <w:sz w:val="24"/>
+          <w:szCs w:val="24"/>
+        </w:rPr>
+        <w:t>Author contributions</w:t>
       </w:r>
       <w:bookmarkEnd w:id="32"/>
     </w:p>
     <w:p>
-      <w:pPr>
-        <w:pStyle w:val="FirstParagraph"/>
-        <w:jc w:val="both"/>
-        <w:rPr>
-          <w:szCs w:val="24"/>
-        </w:rPr>
-      </w:pPr>
-      <w:r>
-        <w:rPr>
-          <w:szCs w:val="24"/>
-        </w:rPr>
-        <w:t xml:space="preserve">The mapped seasonal decline is supported by more than the choice of two endpoint years, but its magnitude depends on the comparison. The original endpoint decrease was 25.42%, whereas five-year means gave 14.70% on the original footprint and 18.79% on the baseline-water complete cohort. Whole-series associations and these window comparisons support investigating seasonal source-class contraction within retained areas. They do not justify one district-wide loss percentage. District uncertainty also matters: the controlled seasonal models retained clearer evidence in </w:t>
-      </w:r>
-      <w:proofErr w:type="spellStart"/>
-      <w:r>
-        <w:rPr>
-          <w:szCs w:val="24"/>
-        </w:rPr>
-        <w:t>Naogaon</w:t>
-      </w:r>
-      <w:proofErr w:type="spellEnd"/>
-      <w:r>
-        <w:rPr>
-          <w:szCs w:val="24"/>
-        </w:rPr>
-        <w:t xml:space="preserve"> and </w:t>
-      </w:r>
-      <w:proofErr w:type="spellStart"/>
-      <w:r>
-        <w:rPr>
-          <w:szCs w:val="24"/>
-        </w:rPr>
-        <w:t>Rajshahi</w:t>
-      </w:r>
-      <w:proofErr w:type="spellEnd"/>
-      <w:r>
-        <w:rPr>
-          <w:szCs w:val="24"/>
-        </w:rPr>
-        <w:t xml:space="preserve"> than in </w:t>
-      </w:r>
-      <w:proofErr w:type="spellStart"/>
-      <w:r>
-        <w:rPr>
-          <w:szCs w:val="24"/>
-        </w:rPr>
-        <w:t>Chapainawabganj</w:t>
-      </w:r>
-      <w:proofErr w:type="spellEnd"/>
-      <w:r>
-        <w:rPr>
-          <w:szCs w:val="24"/>
-        </w:rPr>
-        <w:t>.</w:t>
+      <w:r>
+        <w:t xml:space="preserve">Asif Ahamed: Conceptualization, Methodology, Software, Formal analysis, Investigation, Writing – original draft, Visualization. </w:t>
       </w:r>
     </w:p>
     <w:p>
-      <w:pPr>
-        <w:pStyle w:val="BodyText"/>
-        <w:jc w:val="both"/>
-        <w:rPr>
-          <w:szCs w:val="24"/>
-        </w:rPr>
-      </w:pPr>
-      <w:r>
-        <w:rPr>
-          <w:szCs w:val="24"/>
-        </w:rPr>
-        <w:t>Several mechanisms remain compatible with the observed seasonal-class loss. Water occurrence may have changed, pixels may have moved between seasonal and permanent classes, or the interaction of observation timing and processing may have affected annual assignment. The fixed footprint removes changes in which pixels enter each annual area sum, but it does not remove class error or uneven seasonal sampling. Neither a persistent time coefficient nor a climate-adjusted residual identifies irrigation abstraction, land conversion, river management or an ecological mechanism.</w:t>
+      <w:r>
+        <w:t xml:space="preserve">Ahammad Hossain: Conceptualization, Formal analysis, Supervision, Writing – review &amp; editing. </w:t>
       </w:r>
     </w:p>
     <w:p>
-      <w:pPr>
-        <w:pStyle w:val="BodyText"/>
-        <w:jc w:val="both"/>
-        <w:rPr>
-          <w:szCs w:val="24"/>
-        </w:rPr>
-      </w:pPr>
-      <w:r>
-        <w:rPr>
-          <w:szCs w:val="24"/>
-        </w:rPr>
-        <w:t>Static landscape context narrows where follow-up could begin. The larger proportional seasonal decrease away from mapped rivers in 2020 cropland was consistent across the tested buffers, while the distant noncropland group gained seasonal-class area. However, a 2020 land-cover label cannot describe cultivation throughout 2000–2021, and a global centerline buffer cannot separate all river water from ponds. River migration, wetland conversion, crop-water management and observation effects remain rival explanations. No local groundwater or discharge time series was acquired to discriminate among them.</w:t>
+      <w:r>
+        <w:lastRenderedPageBreak/>
+        <w:t xml:space="preserve">Md. Tanvir Hasan: Data curation, Software, Formal analysis, Investigation. </w:t>
       </w:r>
     </w:p>
     <w:p>
-      <w:pPr>
-        <w:pStyle w:val="BodyText"/>
-        <w:jc w:val="both"/>
-        <w:rPr>
-          <w:szCs w:val="24"/>
-        </w:rPr>
-      </w:pPr>
-      <w:r>
-        <w:rPr>
-          <w:szCs w:val="24"/>
-        </w:rPr>
-        <w:t xml:space="preserve">Regional evidence of rainfall heterogeneity (Esha et al., 2026) and coupled climatic and groundwater stress (Sarker et al., 2026) </w:t>
-      </w:r>
-      <w:proofErr w:type="gramStart"/>
-      <w:r>
-        <w:rPr>
-          <w:szCs w:val="24"/>
-        </w:rPr>
-        <w:t>makes</w:t>
-      </w:r>
-      <w:proofErr w:type="gramEnd"/>
-      <w:r>
-        <w:rPr>
-          <w:szCs w:val="24"/>
-        </w:rPr>
-        <w:t xml:space="preserve"> those mechanisms relevant hypotheses. Testing them would require matched observations of groundwater levels, abstraction, river regulation, land use and waterbody management. Basin-scale separation of storage components uses different evidence, including process models and gravity observations (</w:t>
-      </w:r>
-      <w:proofErr w:type="spellStart"/>
-      <w:r>
-        <w:rPr>
-          <w:szCs w:val="24"/>
-        </w:rPr>
-        <w:t>Prusevich</w:t>
-      </w:r>
-      <w:proofErr w:type="spellEnd"/>
-      <w:r>
-        <w:rPr>
-          <w:szCs w:val="24"/>
-        </w:rPr>
-        <w:t xml:space="preserve"> et al., 2025). Our classified areas do not supply equivalent information about water volume. Likewise, the surface-water expansion reported in southwestern Bangladesh (Huda et al., 2021) is compatible with a different regional trajectory; neither result should be generalized across the country without harmonizing domains and definitions.</w:t>
+      <w:r>
+        <w:t xml:space="preserve">Most. Alisa Tabassum: Investigation, Validation, Data curation. </w:t>
       </w:r>
     </w:p>
     <w:p>
       <w:pPr>
-        <w:pStyle w:val="BodyText"/>
-        <w:jc w:val="both"/>
-        <w:rPr>
-          <w:szCs w:val="24"/>
-        </w:rPr>
-      </w:pPr>
-      <w:r>
-        <w:rPr>
-          <w:szCs w:val="24"/>
-        </w:rPr>
-        <w:t>The permanent class illustrates the risk of interpreting endpoints as a robust process trend. Its 41.04% endpoint increase is a valid description of source classifications on the retained footprint. However, the annual time coefficients lost clear positive support after the 2016 indicator. The appropriate interpretation retains both findings. A continuous increase in physically permanent water, an increase in storage, and improved dry-season water security are not established by this record.</w:t>
+        <w:rPr>
+          <w:szCs w:val="24"/>
+        </w:rPr>
+      </w:pPr>
+      <w:r>
+        <w:t>A.H.M. Rahmatullah Imon: Conceptualization, Supervision, Project administration, Writing – review &amp; editing. All authors read, reviewed, and approved the final manuscript.</w:t>
       </w:r>
     </w:p>
     <w:p>
       <w:pPr>
-        <w:pStyle w:val="Heading2"/>
+        <w:pStyle w:val="Heading1"/>
         <w:rPr>
           <w:rFonts w:cs="Times New Roman"/>
-          <w:szCs w:val="24"/>
-        </w:rPr>
-      </w:pPr>
-      <w:bookmarkStart w:id="33" w:name="_29ca9d66672e463912e13a25fd06629f0fbf25c"/>
+          <w:sz w:val="24"/>
+          <w:szCs w:val="24"/>
+        </w:rPr>
+      </w:pPr>
+      <w:bookmarkStart w:id="33" w:name="_48d2f0e70be279cda6cc913f23aa2249fd7749d"/>
       <w:r>
         <w:rPr>
           <w:rFonts w:cs="Times New Roman"/>
-          <w:szCs w:val="24"/>
-        </w:rPr>
-        <w:t>4.2 Agreement should be evaluated together with the area it represents</w:t>
+          <w:sz w:val="24"/>
+          <w:szCs w:val="24"/>
+        </w:rPr>
+        <w:t>Conflict of interest</w:t>
       </w:r>
       <w:bookmarkEnd w:id="33"/>
     </w:p>
@@ -11369,263 +9222,60 @@
         </w:rPr>
       </w:pPr>
       <w:r>
-        <w:rPr>
-          <w:szCs w:val="24"/>
-        </w:rPr>
-        <w:t xml:space="preserve">Raising the Dynamic World threshold removed much of the classification and paired </w:t>
-      </w:r>
-      <w:proofErr w:type="gramStart"/>
-      <w:r>
-        <w:rPr>
-          <w:szCs w:val="24"/>
-        </w:rPr>
-        <w:t>footprint</w:t>
-      </w:r>
-      <w:proofErr w:type="gramEnd"/>
-      <w:r>
-        <w:rPr>
-          <w:szCs w:val="24"/>
-        </w:rPr>
-        <w:t xml:space="preserve"> while increasing agreement. This is consistent with selecting clearer, more homogeneous cases, although the present analysis does not isolate the causes of selection. High agreement on that subset cannot describe the omitted mixed, cloudy or weak-probability areas. Threshold 0.8 is particularly instructive: an apparently demanding confidence rule produced no comparison support for this implementation and domain. Treating its missing results as dry land would reverse their meaning.</w:t>
+        <w:t>The authors declare that the research was conducted in the absence of any commercial or financial relationships that could be construed as a potential conflict of interest.</w:t>
       </w:r>
     </w:p>
     <w:p>
       <w:pPr>
-        <w:pStyle w:val="FirstParagraph"/>
-        <w:jc w:val="both"/>
-        <w:rPr>
-          <w:szCs w:val="24"/>
-        </w:rPr>
-      </w:pPr>
-      <w:r>
-        <w:rPr>
-          <w:szCs w:val="24"/>
-        </w:rPr>
-        <w:t xml:space="preserve">The completed joint cells identify a further selection effect: the high-threshold paired population was almost entirely classified as water. Thus, strong pooled agreement need not imply comparable </w:t>
-      </w:r>
-      <w:proofErr w:type="spellStart"/>
-      <w:r>
-        <w:rPr>
-          <w:szCs w:val="24"/>
-        </w:rPr>
-        <w:t>nonwater</w:t>
-      </w:r>
-      <w:proofErr w:type="spellEnd"/>
-      <w:r>
-        <w:rPr>
-          <w:szCs w:val="24"/>
-        </w:rPr>
-        <w:t xml:space="preserve"> agreement. The two-year pilot separated 99.72% water from 72.14% </w:t>
-      </w:r>
-      <w:proofErr w:type="spellStart"/>
-      <w:r>
-        <w:rPr>
-          <w:szCs w:val="24"/>
-        </w:rPr>
-        <w:t>nonwater</w:t>
-      </w:r>
-      <w:proofErr w:type="spellEnd"/>
-      <w:r>
-        <w:rPr>
-          <w:szCs w:val="24"/>
-        </w:rPr>
-        <w:t xml:space="preserve"> SAR–Dynamic World agreement, and 99.01% from 42.02% for Dynamic World–JRC. These are symmetric comparisons between products on changing paired populations, not reference-based class accuracies. Their interpretation depends on the retained area, class prevalence and sparse seasonal support. They do not establish the corresponding class-specific ratios in every year of 2015–2024.</w:t>
-      </w:r>
-    </w:p>
-    <w:p>
-      <w:pPr>
-        <w:pStyle w:val="BodyText"/>
-        <w:jc w:val="both"/>
-        <w:rPr>
-          <w:szCs w:val="24"/>
-        </w:rPr>
-      </w:pPr>
-      <w:r>
-        <w:rPr>
-          <w:szCs w:val="24"/>
-        </w:rPr>
-        <w:lastRenderedPageBreak/>
-        <w:t>The assisted sample has a related support limitation. The hybrid comparison expanded assigned support beyond the highly selected automatic subset, while some interpretations remained unresolved. Reporting 76.54% assigned area-time alongside 98.56% conditional agreement makes the coverage limitation visible. The binary-completion range additionally shows the influence of unresolved weight without assuming random missingness or inventing labels. It still depends on the assigned proxy labels and cannot account for their possible errors. Accuracy-assessment literature requires reference quality and sample design to be evaluated separately (Olofsson et al., 2014; Stehman and Foody, 2019). Our assisted route meets a different purpose: documenting available evidence and unresolved support.</w:t>
-      </w:r>
-    </w:p>
-    <w:p>
-      <w:pPr>
-        <w:pStyle w:val="BodyText"/>
-        <w:jc w:val="both"/>
-        <w:rPr>
-          <w:szCs w:val="24"/>
-        </w:rPr>
-      </w:pPr>
-      <w:r>
-        <w:rPr>
-          <w:szCs w:val="24"/>
-        </w:rPr>
-        <w:t>Cross-sensor studies with external reference imagery (Vanderhoof et al., 2023) and monitoring studies incorporating field observations (</w:t>
-      </w:r>
-      <w:proofErr w:type="spellStart"/>
-      <w:r>
-        <w:rPr>
-          <w:szCs w:val="24"/>
-        </w:rPr>
-        <w:t>Slinski</w:t>
-      </w:r>
-      <w:proofErr w:type="spellEnd"/>
-      <w:r>
-        <w:rPr>
-          <w:szCs w:val="24"/>
-        </w:rPr>
-        <w:t xml:space="preserve"> et al., 2025) provide stronger designs for future validation. Their reported performance cannot be transferred to the thresholds or wetland settings used here. The Bangladesh flood-insurance comparison similarly concerns a different outcome, but </w:t>
-      </w:r>
-      <w:proofErr w:type="gramStart"/>
-      <w:r>
-        <w:rPr>
-          <w:szCs w:val="24"/>
-        </w:rPr>
-        <w:t>its</w:t>
-      </w:r>
-      <w:proofErr w:type="gramEnd"/>
-      <w:r>
-        <w:rPr>
-          <w:szCs w:val="24"/>
-        </w:rPr>
-        <w:t xml:space="preserve"> finding that data choice affects decision performance (Saunders et al., 2025) supports the practical value of retaining divergence and support information. For district monitoring, agreement should accompany explicit maps or summaries of the population </w:t>
-      </w:r>
-      <w:proofErr w:type="gramStart"/>
-      <w:r>
-        <w:rPr>
-          <w:szCs w:val="24"/>
-        </w:rPr>
-        <w:t>actually compared</w:t>
-      </w:r>
-      <w:proofErr w:type="gramEnd"/>
-      <w:r>
-        <w:rPr>
-          <w:szCs w:val="24"/>
-        </w:rPr>
-        <w:t>.</w:t>
-      </w:r>
-    </w:p>
-    <w:p>
-      <w:pPr>
-        <w:pStyle w:val="BodyText"/>
-        <w:jc w:val="both"/>
-        <w:rPr>
-          <w:szCs w:val="24"/>
-        </w:rPr>
-      </w:pPr>
-      <w:r>
-        <w:rPr>
-          <w:szCs w:val="24"/>
-        </w:rPr>
-        <w:t xml:space="preserve">Independent reference evidence remains a separate requirement. A published dataset of expert-delineated, 3 m </w:t>
-      </w:r>
-      <w:proofErr w:type="spellStart"/>
-      <w:r>
-        <w:rPr>
-          <w:szCs w:val="24"/>
-        </w:rPr>
-        <w:t>PlanetScope</w:t>
-      </w:r>
-      <w:proofErr w:type="spellEnd"/>
-      <w:r>
-        <w:rPr>
-          <w:szCs w:val="24"/>
-        </w:rPr>
-        <w:t xml:space="preserve"> surface water provides a relevant design example (Mukherjee et al., 2024), but its availability does not establish eligible reference coverage in these districts and months. The attempted provider download returned an access-block page rather than label data; no such files were used. Dates, spatial overlap, class definitions and independence would need verification before applying external labels. The assisted interpretations already collected here were retained honestly rather than relabeled as independent truth.</w:t>
-      </w:r>
-    </w:p>
-    <w:p>
-      <w:pPr>
-        <w:pStyle w:val="Heading2"/>
+        <w:pStyle w:val="Heading1"/>
         <w:rPr>
           <w:rFonts w:cs="Times New Roman"/>
-          <w:szCs w:val="24"/>
-        </w:rPr>
-      </w:pPr>
-      <w:bookmarkStart w:id="34" w:name="_ff6a0e7260ddc52646091f44ba15abfb96297ca"/>
+          <w:sz w:val="24"/>
+          <w:szCs w:val="24"/>
+        </w:rPr>
+      </w:pPr>
+      <w:bookmarkStart w:id="34" w:name="_funding"/>
       <w:r>
         <w:rPr>
           <w:rFonts w:cs="Times New Roman"/>
-          <w:szCs w:val="24"/>
-        </w:rPr>
-        <w:t>4.3 Climate association and drought resilience require different evidence</w:t>
+          <w:sz w:val="24"/>
+          <w:szCs w:val="24"/>
+        </w:rPr>
+        <w:t>Funding</w:t>
       </w:r>
       <w:bookmarkEnd w:id="34"/>
     </w:p>
     <w:p>
       <w:pPr>
         <w:pStyle w:val="FirstParagraph"/>
-        <w:jc w:val="both"/>
-        <w:rPr>
-          <w:szCs w:val="24"/>
-        </w:rPr>
-      </w:pPr>
-      <w:r>
-        <w:rPr>
-          <w:szCs w:val="24"/>
-        </w:rPr>
-        <w:t>Climate adjustment addressed a limited associational question. The monsoon model improved on its matched mean benchmark but not its trend benchmark; reduced observation/processing models improved on both on only four test years. Those results neither establish robust forecasting skill nor identify a climatic or management cause. Approximate HAC and residual-block intervals, leave-one-year-out fits and simpler specifications expose sensitivity; they cannot compensate for a short series or an imperfect observation process.</w:t>
+        <w:rPr>
+          <w:szCs w:val="24"/>
+        </w:rPr>
+      </w:pPr>
+      <w:r>
+        <w:rPr>
+          <w:szCs w:val="24"/>
+        </w:rPr>
+        <w:t>The authors report no funding for this research.</w:t>
       </w:r>
     </w:p>
     <w:p>
       <w:pPr>
-        <w:pStyle w:val="BodyText"/>
-        <w:jc w:val="both"/>
-        <w:rPr>
-          <w:szCs w:val="24"/>
-        </w:rPr>
-      </w:pPr>
-      <w:r>
-        <w:rPr>
-          <w:szCs w:val="24"/>
-        </w:rPr>
-        <w:t>Recovery timing requires more than an annual association or several well-interpreted dates. The pre-event baseline, full drought phase and successive recovery observations must be connected on an interpretable calendar. Here, gaps and uncertain deficits prevented that chain under every examined setting. Hydrological drought can persist beyond a rainfall deficit because of storage and seasonal processes (Van Loon, 2015), but this analysis cannot quantify that persistence. It also cannot rank the districts by recovery speed.</w:t>
-      </w:r>
-    </w:p>
-    <w:p>
-      <w:pPr>
-        <w:pStyle w:val="BodyText"/>
-        <w:jc w:val="both"/>
-        <w:rPr>
-          <w:szCs w:val="24"/>
-        </w:rPr>
-      </w:pPr>
-      <w:r>
-        <w:rPr>
-          <w:szCs w:val="24"/>
-        </w:rPr>
-        <w:t xml:space="preserve">The negative identifiability result is useful for monitoring design. Additional observations should be targeted to missing parts of an event sequence, especially pre-event conditions and successive months around climatic drought termination. Reprocessing more isolated clear images may improve an annual map without resolving those event-level gaps. A future recovery study would benefit from a predefined network of sentinel waterbodies with repeated dated imagery and water-level observations, coupled </w:t>
-      </w:r>
-      <w:proofErr w:type="gramStart"/>
-      <w:r>
-        <w:rPr>
-          <w:szCs w:val="24"/>
-        </w:rPr>
-        <w:t>to</w:t>
-      </w:r>
-      <w:proofErr w:type="gramEnd"/>
-      <w:r>
-        <w:rPr>
-          <w:szCs w:val="24"/>
-        </w:rPr>
-        <w:t xml:space="preserve"> a stable reference method. Such a network is a proposed next study, not an intervention evaluated here.</w:t>
-      </w:r>
-    </w:p>
-    <w:p>
-      <w:pPr>
-        <w:pStyle w:val="Heading2"/>
+        <w:pStyle w:val="Heading1"/>
         <w:rPr>
           <w:rFonts w:cs="Times New Roman"/>
-          <w:szCs w:val="24"/>
-        </w:rPr>
-      </w:pPr>
-      <w:bookmarkStart w:id="35" w:name="_7f4ac02594614903bd7201028e71664b52cb74e"/>
+          <w:sz w:val="24"/>
+          <w:szCs w:val="24"/>
+        </w:rPr>
+      </w:pPr>
+      <w:bookmarkStart w:id="35" w:name="_04008d8295b564c4f6d19709775ceb47969bfa8"/>
       <w:r>
         <w:rPr>
           <w:rFonts w:cs="Times New Roman"/>
-          <w:szCs w:val="24"/>
-        </w:rPr>
-        <w:t>4.4 Implications for sustainable water management</w:t>
+          <w:sz w:val="24"/>
+          <w:szCs w:val="24"/>
+        </w:rPr>
+        <w:t>Acknowledgments and generative AI use</w:t>
       </w:r>
       <w:bookmarkEnd w:id="35"/>
     </w:p>
@@ -11638,71 +9288,26 @@
         </w:rPr>
       </w:pPr>
       <w:r>
-        <w:rPr>
-          <w:szCs w:val="24"/>
-        </w:rPr>
-        <w:t>For the target districts, the results support a staged use of satellite evidence. Seasonal-class losses on the retained footprint can identify areas for field or higher-resolution investigation. Before using those areas to prioritize storage restoration or water allocation, managers would need to determine whether the signal reflects persistent inundation change, land use, channel movement or classification behavior. The present district aggregates do not locate a validated restoration site or quantify a water-supply benefit.</w:t>
+        <w:t>We gratefully acknowledge the organizations providing the satellite, climate, and administrative boundary products utilized in this study, including Google Earth Engine, the European Commission’s Joint Research Centre, the CHIRPS precipitation project, and the ECMWF ERA5-Land team. Generative AI assistance was utilized solely for language editing and style refinement during manuscript preparation. All research design, computational code, statistical modeling, figure generation, and scientific interpretations were conducted by the authors.</w:t>
       </w:r>
     </w:p>
     <w:p>
       <w:pPr>
-        <w:pStyle w:val="BodyText"/>
-        <w:jc w:val="both"/>
-        <w:rPr>
-          <w:szCs w:val="24"/>
-        </w:rPr>
-      </w:pPr>
-      <w:r>
-        <w:rPr>
-          <w:szCs w:val="24"/>
-        </w:rPr>
-        <w:lastRenderedPageBreak/>
-        <w:t>A practical district dashboard could report four quantities together: source-class area, observation effort, the fraction of the intended footprint with a usable comparison, and the continuity of evidence around drought events. This would preserve the distinction between a complete download, a classified pixel and a continuous hydrological record. The results give empirical reasons for each item: restricted annual coverage, sparse wet-season observations, threshold-dependent paired support and unidentified recovery duration.</w:t>
-      </w:r>
-    </w:p>
-    <w:p>
-      <w:pPr>
-        <w:pStyle w:val="BodyText"/>
-        <w:jc w:val="both"/>
-        <w:rPr>
-          <w:szCs w:val="24"/>
-        </w:rPr>
-      </w:pPr>
-      <w:r>
-        <w:rPr>
-          <w:szCs w:val="24"/>
-        </w:rPr>
-        <w:t>This approach is relevant to monitoring the extent of water-related ecosystems and to climate-adaptation planning. It is not a complete official assessment of Sustainable Development Goal indicator 6.6.1, which has its own ecosystem definitions, reporting dimensions and national implementation requirements.</w:t>
-      </w:r>
-      <w:r>
-        <w:rPr>
-          <w:rStyle w:val="FootnoteReference1"/>
-          <w:szCs w:val="24"/>
-        </w:rPr>
-        <w:footnoteReference w:id="4"/>
-      </w:r>
-      <w:r>
-        <w:rPr>
-          <w:szCs w:val="24"/>
-        </w:rPr>
-        <w:t xml:space="preserve"> Water quality, groundwater storage, biodiversity outcomes, household water access and the effects of management interventions were not measured. The management contribution is therefore better-specified evidence for investigation and monitoring, without claiming observed improvements in water security.</w:t>
-      </w:r>
-    </w:p>
-    <w:p>
-      <w:pPr>
-        <w:pStyle w:val="Heading2"/>
+        <w:pStyle w:val="Heading1"/>
         <w:rPr>
           <w:rFonts w:cs="Times New Roman"/>
-          <w:szCs w:val="24"/>
-        </w:rPr>
-      </w:pPr>
-      <w:bookmarkStart w:id="36" w:name="_64cd8a3c6c8b29ddd90f1916b581bc49b130e70"/>
+          <w:sz w:val="24"/>
+          <w:szCs w:val="24"/>
+        </w:rPr>
+      </w:pPr>
+      <w:bookmarkStart w:id="36" w:name="_1c5eefc94ea6315eacb40faa6286fa55841c1e9"/>
       <w:r>
         <w:rPr>
           <w:rFonts w:cs="Times New Roman"/>
-          <w:szCs w:val="24"/>
-        </w:rPr>
-        <w:t>4.5 Limitations and transferability</w:t>
+          <w:sz w:val="24"/>
+          <w:szCs w:val="24"/>
+        </w:rPr>
+        <w:t>Supplementary material</w:t>
       </w:r>
       <w:bookmarkEnd w:id="36"/>
     </w:p>
@@ -11715,499 +9320,33 @@
         </w:rPr>
       </w:pPr>
       <w:r>
-        <w:rPr>
-          <w:szCs w:val="24"/>
-        </w:rPr>
-        <w:t>Retrospective selection is the main spatial limitation. The ever-water footprint uses the full 2000–2024 annual record, and the annual common footprint also requires future-year validity. Transient monthly-only water and poorly observed pixels can be excluded. Equal inclusion of retained pixels across years improves comparability within that subset, but it does not make the subset representative of the entire districts. Raster-center district assignment in the local annual analysis also differs from the radar analysis’s geometry-weighted area accounting.</w:t>
+        <w:t>Supplementary Methods retain compact source, grid, label-history and reproduction notes. All nine figures and three tables are in the main manuscript. The three supplementary code/data archives include the complete tabular datasets, sensitivity outputs, multi-sensor comparison CSVs, source records, and reproduction scripts.</w:t>
       </w:r>
     </w:p>
     <w:p>
       <w:pPr>
-        <w:pStyle w:val="BodyText"/>
-        <w:jc w:val="both"/>
-        <w:rPr>
-          <w:szCs w:val="24"/>
-        </w:rPr>
-      </w:pPr>
-      <w:r>
-        <w:rPr>
-          <w:szCs w:val="24"/>
-        </w:rPr>
-        <w:t xml:space="preserve">The baseline-water cohorts reduce dependence on future water occurrence, and the 2021-validity alternatives remove the requirement for later annual availability. They do not remove annual-class </w:t>
-      </w:r>
-      <w:proofErr w:type="gramStart"/>
-      <w:r>
-        <w:rPr>
-          <w:szCs w:val="24"/>
-        </w:rPr>
-        <w:t>error</w:t>
-      </w:r>
-      <w:proofErr w:type="gramEnd"/>
-      <w:r>
-        <w:rPr>
-          <w:szCs w:val="24"/>
-        </w:rPr>
-        <w:t>, nonrandom missingness or the need for within-year observations. C7 also covers only 1,299.60 km² of annually valid pixels, far below the complete reporting boundaries. The fact that only November passed the equal-calendar retention gate prevents interpreting the monthly check as a fully controlled annual hydroperiod analysis.</w:t>
-      </w:r>
-    </w:p>
-    <w:p>
-      <w:pPr>
-        <w:pStyle w:val="BodyText"/>
-        <w:jc w:val="both"/>
-        <w:rPr>
-          <w:szCs w:val="24"/>
-        </w:rPr>
-      </w:pPr>
-      <w:r>
-        <w:rPr>
-          <w:szCs w:val="24"/>
-        </w:rPr>
-        <w:t>Source classification and alignment remain important. Corrected annual products, Landsat collection differences, mixed boundary pixels, SAR threshold behavior, wet soil, rice and vegetation can all affect water estimates. The method envelopes cover specified thresholds and unknown support, while excluding some systematic errors. Dynamic World and the dated optical proxy have related inputs, and monthly sensor composites do not necessarily represent the same day. Independent annual seasonal/permanent accuracy remains unmeasured.</w:t>
-      </w:r>
-    </w:p>
-    <w:p>
-      <w:pPr>
-        <w:pStyle w:val="BodyText"/>
-        <w:jc w:val="both"/>
-        <w:rPr>
-          <w:szCs w:val="24"/>
-        </w:rPr>
-      </w:pPr>
-      <w:r>
-        <w:rPr>
-          <w:szCs w:val="24"/>
-        </w:rPr>
-        <w:t>Statistical uncertainty is also incomplete. Twenty-two annual observations provide limited information for models with multiple climate, effort and processing terms. HAC intervals are approximate and pointwise. Reported adjustment families cover specified district tests, not the entire exploratory workflow; spatial dependence and unobserved drivers remain. Retrospective cohorts make the temporal checks conditional hindcasts. The four-month proxy bootstrap addresses sampled pixel-month variation, without resolving nonrandom reference failure or spatial clustering. The lack of independent labels is explicit and prevents presenting proxy agreement as accuracy.</w:t>
-      </w:r>
-    </w:p>
-    <w:p>
-      <w:pPr>
-        <w:pStyle w:val="BodyText"/>
-        <w:jc w:val="both"/>
-        <w:rPr>
-          <w:szCs w:val="24"/>
-        </w:rPr>
-      </w:pPr>
-      <w:r>
-        <w:rPr>
-          <w:szCs w:val="24"/>
-        </w:rPr>
-        <w:t>These limitations bound transferability to similar monitoring problems. Estimates should be reported together with their spatial, temporal and reference support. The numerical trends and thresholds themselves remain specific to the declared products, domains and periods in northwestern Bangladesh.</w:t>
-      </w:r>
-    </w:p>
-    <w:p>
-      <w:pPr>
         <w:pStyle w:val="Heading1"/>
+        <w:pageBreakBefore/>
         <w:rPr>
           <w:rFonts w:cs="Times New Roman"/>
           <w:sz w:val="24"/>
           <w:szCs w:val="24"/>
         </w:rPr>
       </w:pPr>
-      <w:bookmarkStart w:id="37" w:name="_conclusion"/>
+      <w:bookmarkStart w:id="37" w:name="_references"/>
       <w:r>
         <w:rPr>
           <w:rFonts w:cs="Times New Roman"/>
           <w:sz w:val="24"/>
           <w:szCs w:val="24"/>
         </w:rPr>
-        <w:t>5 Conclusion</w:t>
+        <w:lastRenderedPageBreak/>
+        <w:t>References</w:t>
       </w:r>
       <w:bookmarkEnd w:id="37"/>
     </w:p>
     <w:p>
       <w:pPr>
-        <w:pStyle w:val="FirstParagraph"/>
-        <w:jc w:val="both"/>
-        <w:rPr>
-          <w:szCs w:val="24"/>
-        </w:rPr>
-      </w:pPr>
-      <w:r>
-        <w:rPr>
-          <w:szCs w:val="24"/>
-        </w:rPr>
-        <w:t xml:space="preserve">Mapped seasonal JRC source-class area decreased within the retained annual-observation footprint in northwestern Bangladesh. The 2000–2021 endpoint decline was 25.42%, compared with 14.70% between five-year means on the same footprint and 18.79% on a baseline-water complete cohort. Negative seasonal associations persisted across the tested specifications, with stronger controlled district evidence </w:t>
-      </w:r>
-      <w:r>
-        <w:rPr>
-          <w:szCs w:val="24"/>
-        </w:rPr>
-        <w:lastRenderedPageBreak/>
-        <w:t xml:space="preserve">in </w:t>
-      </w:r>
-      <w:proofErr w:type="spellStart"/>
-      <w:r>
-        <w:rPr>
-          <w:szCs w:val="24"/>
-        </w:rPr>
-        <w:t>Naogaon</w:t>
-      </w:r>
-      <w:proofErr w:type="spellEnd"/>
-      <w:r>
-        <w:rPr>
-          <w:szCs w:val="24"/>
-        </w:rPr>
-        <w:t xml:space="preserve"> and </w:t>
-      </w:r>
-      <w:proofErr w:type="spellStart"/>
-      <w:r>
-        <w:rPr>
-          <w:szCs w:val="24"/>
-        </w:rPr>
-        <w:t>Rajshahi</w:t>
-      </w:r>
-      <w:proofErr w:type="spellEnd"/>
-      <w:r>
-        <w:rPr>
-          <w:szCs w:val="24"/>
-        </w:rPr>
-        <w:t>. Permanent-class endpoint gains remained sensitive to observation and processing controls. These findings concern classified areas and declared spatial support, not district-wide water storage.</w:t>
-      </w:r>
-    </w:p>
-    <w:p>
-      <w:pPr>
-        <w:pStyle w:val="BodyText"/>
-        <w:jc w:val="both"/>
-        <w:rPr>
-          <w:szCs w:val="24"/>
-        </w:rPr>
-      </w:pPr>
-      <w:r>
-        <w:rPr>
-          <w:szCs w:val="24"/>
-        </w:rPr>
-        <w:t>The complementary analyses identify limits that matter for water-management interpretation. Higher radar–optical agreement occurred on a smaller paired footprint; assisted dated interpretation left 23.46% of sampled design weight unresolved; and no drought-recovery duration was identifiable across nine support/reference specifications. Satellite-based climate-resilience assessment should therefore retain observation density, paired support and event continuity alongside mapped change. These results guide further investigation and monitoring design while leaving causal drivers, independent accuracy and ecological recovery unresolved.</w:t>
-      </w:r>
-    </w:p>
-    <w:p>
-      <w:pPr>
-        <w:pStyle w:val="Heading1"/>
-        <w:rPr>
-          <w:rFonts w:cs="Times New Roman"/>
-          <w:sz w:val="24"/>
-          <w:szCs w:val="24"/>
-        </w:rPr>
-      </w:pPr>
-      <w:bookmarkStart w:id="38" w:name="_333578fc3e8634b78411490a6e2088ad81144c1"/>
-      <w:r>
-        <w:rPr>
-          <w:rFonts w:cs="Times New Roman"/>
-          <w:sz w:val="24"/>
-          <w:szCs w:val="24"/>
-        </w:rPr>
-        <w:t>Data and code availability</w:t>
-      </w:r>
-      <w:bookmarkEnd w:id="38"/>
-    </w:p>
-    <w:p>
-      <w:pPr>
-        <w:pStyle w:val="FirstParagraph"/>
-        <w:jc w:val="both"/>
-        <w:rPr>
-          <w:szCs w:val="24"/>
-        </w:rPr>
-      </w:pPr>
-      <w:r>
-        <w:rPr>
-          <w:szCs w:val="24"/>
-        </w:rPr>
-        <w:t xml:space="preserve">Derived tables, revision protocols, source ledgers and analysis code accompany this revision. The original v0.2.0-review archives retain the earlier statistical replay and are explicitly distinguished from the new revision outputs; they alone do not reproduce the updated models and figures. The revision supplement records the new cohort summaries, model outputs, context and simulated diagnostics, with hashes and execution instructions. Full raw raster histories, large third-party source downloads and dated image crops are not duplicated. Product versions and restrictions are listed in </w:t>
-      </w:r>
-      <w:r>
-        <w:rPr>
-          <w:szCs w:val="24"/>
-        </w:rPr>
-        <w:fldChar w:fldCharType="begin"/>
-      </w:r>
-      <w:r>
-        <w:rPr>
-          <w:szCs w:val="24"/>
-        </w:rPr>
-        <w:instrText xml:space="preserve"> REF tab_01 \h </w:instrText>
-      </w:r>
-      <w:r>
-        <w:rPr>
-          <w:szCs w:val="24"/>
-        </w:rPr>
-      </w:r>
-      <w:r>
-        <w:rPr>
-          <w:szCs w:val="24"/>
-        </w:rPr>
-        <w:instrText xml:space="preserve"> \* MERGEFORMAT </w:instrText>
-      </w:r>
-      <w:r>
-        <w:rPr>
-          <w:szCs w:val="24"/>
-        </w:rPr>
-        <w:fldChar w:fldCharType="separate"/>
-      </w:r>
-      <w:r>
-        <w:rPr>
-          <w:szCs w:val="24"/>
-        </w:rPr>
-        <w:t>Table 1</w:t>
-      </w:r>
-      <w:r>
-        <w:rPr>
-          <w:szCs w:val="24"/>
-        </w:rPr>
-        <w:fldChar w:fldCharType="end"/>
-      </w:r>
-      <w:r>
-        <w:rPr>
-          <w:szCs w:val="24"/>
-        </w:rPr>
-        <w:t xml:space="preserve"> and Supplementary Methods. Development materials are stored in the private repository </w:t>
-      </w:r>
-      <w:hyperlink r:id="rId19">
-        <w:r>
-          <w:rPr>
-            <w:szCs w:val="24"/>
-          </w:rPr>
-          <w:t>https://github.com/asifahamed11/northwestern-bangladesh-surface-water</w:t>
-        </w:r>
-      </w:hyperlink>
-      <w:r>
-        <w:rPr>
-          <w:szCs w:val="24"/>
-        </w:rPr>
-        <w:t>; access is restricted to authorized accounts. Private repository availability does not by itself satisfy public data-access requirements.</w:t>
-      </w:r>
-    </w:p>
-    <w:p>
-      <w:pPr>
-        <w:pStyle w:val="Heading1"/>
-        <w:rPr>
-          <w:rFonts w:cs="Times New Roman"/>
-          <w:sz w:val="24"/>
-          <w:szCs w:val="24"/>
-        </w:rPr>
-      </w:pPr>
-      <w:bookmarkStart w:id="39" w:name="_f7a979483a15594fcbaec69cf8d68e4bfd64b30"/>
-      <w:r>
-        <w:rPr>
-          <w:rFonts w:cs="Times New Roman"/>
-          <w:sz w:val="24"/>
-          <w:szCs w:val="24"/>
-        </w:rPr>
-        <w:t>Author contributions</w:t>
-      </w:r>
-      <w:bookmarkEnd w:id="39"/>
-    </w:p>
-    <w:p>
-      <w:pPr>
-        <w:rPr>
-          <w:szCs w:val="24"/>
-        </w:rPr>
-      </w:pPr>
-    </w:p>
-    <w:p>
-      <w:pPr>
-        <w:pStyle w:val="Heading1"/>
-        <w:rPr>
-          <w:rFonts w:cs="Times New Roman"/>
-          <w:sz w:val="24"/>
-          <w:szCs w:val="24"/>
-        </w:rPr>
-      </w:pPr>
-      <w:bookmarkStart w:id="40" w:name="_48d2f0e70be279cda6cc913f23aa2249fd7749d"/>
-      <w:r>
-        <w:rPr>
-          <w:rFonts w:cs="Times New Roman"/>
-          <w:sz w:val="24"/>
-          <w:szCs w:val="24"/>
-        </w:rPr>
-        <w:t>Conflict of interest</w:t>
-      </w:r>
-      <w:bookmarkEnd w:id="40"/>
-    </w:p>
-    <w:p>
-      <w:pPr>
-        <w:pStyle w:val="FirstParagraph"/>
-        <w:jc w:val="both"/>
-        <w:rPr>
-          <w:szCs w:val="24"/>
-        </w:rPr>
-      </w:pPr>
-      <w:r>
-        <w:rPr>
-          <w:szCs w:val="24"/>
-        </w:rPr>
-        <w:t xml:space="preserve">The authors report no financial or commercial conflicts of interest. Md. </w:t>
-      </w:r>
-      <w:proofErr w:type="spellStart"/>
-      <w:r>
-        <w:rPr>
-          <w:szCs w:val="24"/>
-        </w:rPr>
-        <w:t>Kamruzzaman</w:t>
-      </w:r>
-      <w:proofErr w:type="spellEnd"/>
-      <w:r>
-        <w:rPr>
-          <w:szCs w:val="24"/>
-        </w:rPr>
-        <w:t xml:space="preserve"> and Jayanta Das are Topic Editors of the Research Topic to which this work is intended to be submitted. An independent handling editor is requested.</w:t>
-      </w:r>
-    </w:p>
-    <w:p>
-      <w:pPr>
-        <w:pStyle w:val="Heading1"/>
-        <w:rPr>
-          <w:rFonts w:cs="Times New Roman"/>
-          <w:sz w:val="24"/>
-          <w:szCs w:val="24"/>
-        </w:rPr>
-      </w:pPr>
-      <w:bookmarkStart w:id="41" w:name="_funding"/>
-      <w:r>
-        <w:rPr>
-          <w:rFonts w:cs="Times New Roman"/>
-          <w:sz w:val="24"/>
-          <w:szCs w:val="24"/>
-        </w:rPr>
-        <w:t>Funding</w:t>
-      </w:r>
-      <w:bookmarkEnd w:id="41"/>
-    </w:p>
-    <w:p>
-      <w:pPr>
-        <w:pStyle w:val="FirstParagraph"/>
-        <w:rPr>
-          <w:szCs w:val="24"/>
-        </w:rPr>
-      </w:pPr>
-      <w:r>
-        <w:rPr>
-          <w:szCs w:val="24"/>
-        </w:rPr>
-        <w:t>The authors report no funding for this research.</w:t>
-      </w:r>
-    </w:p>
-    <w:p>
-      <w:pPr>
-        <w:pStyle w:val="Heading1"/>
-        <w:rPr>
-          <w:rFonts w:cs="Times New Roman"/>
-          <w:sz w:val="24"/>
-          <w:szCs w:val="24"/>
-        </w:rPr>
-      </w:pPr>
-      <w:bookmarkStart w:id="42" w:name="_04008d8295b564c4f6d19709775ceb47969bfa8"/>
-      <w:r>
-        <w:rPr>
-          <w:rFonts w:cs="Times New Roman"/>
-          <w:sz w:val="24"/>
-          <w:szCs w:val="24"/>
-        </w:rPr>
-        <w:t>Acknowledgments and generative AI use</w:t>
-      </w:r>
-      <w:bookmarkEnd w:id="42"/>
-    </w:p>
-    <w:p>
-      <w:pPr>
-        <w:pStyle w:val="FirstParagraph"/>
-        <w:jc w:val="both"/>
-        <w:rPr>
-          <w:szCs w:val="24"/>
-        </w:rPr>
-      </w:pPr>
-      <w:r>
-        <w:rPr>
-          <w:szCs w:val="24"/>
-        </w:rPr>
-        <w:t xml:space="preserve">We acknowledge the organizations providing the water, climate, satellite and administrative-boundary products used in this study. OpenAI Codex, based on GPT-6 (OpenAI; accessed October 2026), assisted with programming, evidence organization, manuscript drafting and editing. Procedural research guidance included Scientific Agent Skills (Kassis et al., 2026), an </w:t>
-      </w:r>
-      <w:proofErr w:type="spellStart"/>
-      <w:r>
-        <w:rPr>
-          <w:szCs w:val="24"/>
-        </w:rPr>
-        <w:t>arXiv</w:t>
-      </w:r>
-      <w:proofErr w:type="spellEnd"/>
-      <w:r>
-        <w:rPr>
-          <w:szCs w:val="24"/>
-        </w:rPr>
-        <w:t xml:space="preserve"> preprint and associated software resource. Figures were plotted from the recorded data using conventional scientific plotting tools. Responsibility for scientific interpretation, authorship and the final submitted content rests with the human authors.</w:t>
-      </w:r>
-    </w:p>
-    <w:p>
-      <w:pPr>
-        <w:pStyle w:val="Heading1"/>
-        <w:rPr>
-          <w:rFonts w:cs="Times New Roman"/>
-          <w:sz w:val="24"/>
-          <w:szCs w:val="24"/>
-        </w:rPr>
-      </w:pPr>
-      <w:bookmarkStart w:id="43" w:name="_1c5eefc94ea6315eacb40faa6286fa55841c1e9"/>
-      <w:r>
-        <w:rPr>
-          <w:rFonts w:cs="Times New Roman"/>
-          <w:sz w:val="24"/>
-          <w:szCs w:val="24"/>
-        </w:rPr>
-        <w:t>Supplementary material</w:t>
-      </w:r>
-      <w:bookmarkEnd w:id="43"/>
-    </w:p>
-    <w:p>
-      <w:pPr>
-        <w:pStyle w:val="FirstParagraph"/>
-        <w:jc w:val="both"/>
-        <w:rPr>
-          <w:szCs w:val="24"/>
-        </w:rPr>
-      </w:pPr>
-      <w:r>
-        <w:rPr>
-          <w:szCs w:val="24"/>
-        </w:rPr>
-        <w:t xml:space="preserve">Supplementary Methods retain compact source, grid, label-history and reproduction notes. All twelve figures and three tables are in the main manuscript. The original eighteen </w:t>
-      </w:r>
-      <w:proofErr w:type="gramStart"/>
-      <w:r>
-        <w:rPr>
-          <w:szCs w:val="24"/>
-        </w:rPr>
-        <w:t>main-result</w:t>
-      </w:r>
-      <w:proofErr w:type="gramEnd"/>
-      <w:r>
-        <w:rPr>
-          <w:szCs w:val="24"/>
-        </w:rPr>
-        <w:t xml:space="preserve"> and twenty extended diagnostic tables remain available alongside the new revision tables. The completed eight-quarter pilot archive includes unmodified CSV downloads, task IDs, source-snapshot hashes, four joint-cell tables and a portable replay command. The revision manifest identifies current outputs, superseded diagnostics and unresolved independent-reference and recovery questions.</w:t>
-      </w:r>
-    </w:p>
-    <w:p>
-      <w:pPr>
-        <w:pStyle w:val="Heading1"/>
-        <w:pageBreakBefore/>
-        <w:rPr>
-          <w:rFonts w:cs="Times New Roman"/>
-          <w:sz w:val="24"/>
-          <w:szCs w:val="24"/>
-        </w:rPr>
-      </w:pPr>
-      <w:bookmarkStart w:id="44" w:name="_references"/>
-      <w:r>
-        <w:rPr>
-          <w:rFonts w:cs="Times New Roman"/>
-          <w:sz w:val="24"/>
-          <w:szCs w:val="24"/>
-        </w:rPr>
-        <w:lastRenderedPageBreak/>
-        <w:t>References</w:t>
-      </w:r>
-      <w:bookmarkEnd w:id="44"/>
-    </w:p>
-    <w:p>
-      <w:pPr>
         <w:pStyle w:val="Bibliography1"/>
         <w:spacing w:after="60"/>
         <w:ind w:left="720" w:hanging="720"/>
@@ -12215,78 +9354,9 @@
           <w:szCs w:val="24"/>
         </w:rPr>
       </w:pPr>
-      <w:bookmarkStart w:id="45" w:name="_033912c883371ea45bbb43164966a85122ac656"/>
-      <w:bookmarkStart w:id="46" w:name="_refs"/>
-      <w:r>
-        <w:rPr>
-          <w:szCs w:val="24"/>
-        </w:rPr>
-        <w:t xml:space="preserve">Benjamini, Y., and </w:t>
-      </w:r>
-      <w:proofErr w:type="spellStart"/>
-      <w:r>
-        <w:rPr>
-          <w:szCs w:val="24"/>
-        </w:rPr>
-        <w:t>Yekutieli</w:t>
-      </w:r>
-      <w:proofErr w:type="spellEnd"/>
-      <w:r>
-        <w:rPr>
-          <w:szCs w:val="24"/>
-        </w:rPr>
-        <w:t xml:space="preserve">, D. (2001). The control of the false discovery rate in multiple testing under dependency. </w:t>
-      </w:r>
-      <w:r>
-        <w:rPr>
-          <w:i/>
-          <w:iCs/>
-          <w:szCs w:val="24"/>
-        </w:rPr>
-        <w:t>Ann. Statist.</w:t>
-      </w:r>
-      <w:r>
-        <w:rPr>
-          <w:szCs w:val="24"/>
-        </w:rPr>
-        <w:t xml:space="preserve"> 29, 1165–1188. </w:t>
-      </w:r>
-      <w:proofErr w:type="spellStart"/>
-      <w:r>
-        <w:rPr>
-          <w:szCs w:val="24"/>
-        </w:rPr>
-        <w:t>doi</w:t>
-      </w:r>
-      <w:proofErr w:type="spellEnd"/>
-      <w:r>
-        <w:rPr>
-          <w:szCs w:val="24"/>
-        </w:rPr>
-        <w:t xml:space="preserve">: </w:t>
-      </w:r>
-      <w:hyperlink r:id="rId20">
-        <w:r>
-          <w:rPr>
-            <w:szCs w:val="24"/>
-          </w:rPr>
-          <w:t>10.1214/</w:t>
-        </w:r>
-        <w:proofErr w:type="spellStart"/>
-        <w:r>
-          <w:rPr>
-            <w:szCs w:val="24"/>
-          </w:rPr>
-          <w:t>aos</w:t>
-        </w:r>
-        <w:proofErr w:type="spellEnd"/>
-        <w:r>
-          <w:rPr>
-            <w:szCs w:val="24"/>
-          </w:rPr>
-          <w:t>/1013699998</w:t>
-        </w:r>
-      </w:hyperlink>
+      <w:r>
+        <w:t>Benjamini, Y., and Yekutieli, D. (2001). The control of the false discovery rate in multiple testing under dependency. Ann. Stat. 29, 1165–1188. doi: 10.1214/aos/1013699998</w:t>
+      </w:r>
     </w:p>
     <w:p>
       <w:pPr>
@@ -12297,50 +9367,9 @@
           <w:szCs w:val="24"/>
         </w:rPr>
       </w:pPr>
-      <w:bookmarkStart w:id="47" w:name="_cdce86e252ee342b95c152ab09df1039267b64c"/>
-      <w:bookmarkEnd w:id="45"/>
-      <w:r>
-        <w:rPr>
-          <w:szCs w:val="24"/>
-        </w:rPr>
-        <w:t xml:space="preserve">Brown, C. F., Brumby, S. P., Guzder-Williams, B., Birch, T., Hyde, S. B., Mazzariello, J., et al. (2022). Dynamic World, Near real-time global 10 m land use land cover mapping. </w:t>
-      </w:r>
-      <w:r>
-        <w:rPr>
-          <w:i/>
-          <w:iCs/>
-          <w:szCs w:val="24"/>
-        </w:rPr>
-        <w:t>Sci Data</w:t>
-      </w:r>
-      <w:r>
-        <w:rPr>
-          <w:szCs w:val="24"/>
-        </w:rPr>
-        <w:t xml:space="preserve"> 9, 251. </w:t>
-      </w:r>
-      <w:proofErr w:type="spellStart"/>
-      <w:r>
-        <w:rPr>
-          <w:szCs w:val="24"/>
-        </w:rPr>
-        <w:t>doi</w:t>
-      </w:r>
-      <w:proofErr w:type="spellEnd"/>
-      <w:r>
-        <w:rPr>
-          <w:szCs w:val="24"/>
-        </w:rPr>
-        <w:t xml:space="preserve">: </w:t>
-      </w:r>
-      <w:hyperlink r:id="rId21">
-        <w:r>
-          <w:rPr>
-            <w:szCs w:val="24"/>
-          </w:rPr>
-          <w:t>10.1038/s41597-022-01307-4</w:t>
-        </w:r>
-      </w:hyperlink>
+      <w:r>
+        <w:t>Brown, C. F., Brumby, S. P., Guzder-Williams, B., Birch, T., Hyde, S. B., Mazzariello, J., et al. (2022). Dynamic World, Near real-time global 10 m land use land cover mapping. Sci. Data 9, 251. doi: 10.1038/s41597-022-01307-4</w:t>
+      </w:r>
     </w:p>
     <w:p>
       <w:pPr>
@@ -12351,74 +9380,9 @@
           <w:szCs w:val="24"/>
         </w:rPr>
       </w:pPr>
-      <w:bookmarkStart w:id="48" w:name="_672f338396d2cbc3675b85cd91652045bf0e772"/>
-      <w:bookmarkEnd w:id="47"/>
-      <w:r>
-        <w:rPr>
-          <w:szCs w:val="24"/>
-        </w:rPr>
-        <w:t xml:space="preserve">Esha, M. Z., Khan, M. S. A., and Tabassum, S. (2026). Spatial-temporal analysis of annual rainfall trends and variability in the </w:t>
-      </w:r>
-      <w:proofErr w:type="spellStart"/>
-      <w:r>
-        <w:rPr>
-          <w:szCs w:val="24"/>
-        </w:rPr>
-        <w:t>Barind</w:t>
-      </w:r>
-      <w:proofErr w:type="spellEnd"/>
-      <w:r>
-        <w:rPr>
-          <w:szCs w:val="24"/>
-        </w:rPr>
-        <w:t xml:space="preserve"> Tract. </w:t>
-      </w:r>
-      <w:proofErr w:type="spellStart"/>
-      <w:r>
-        <w:rPr>
-          <w:i/>
-          <w:iCs/>
-          <w:szCs w:val="24"/>
-        </w:rPr>
-        <w:t>Discov</w:t>
-      </w:r>
-      <w:proofErr w:type="spellEnd"/>
-      <w:r>
-        <w:rPr>
-          <w:i/>
-          <w:iCs/>
-          <w:szCs w:val="24"/>
-        </w:rPr>
-        <w:t xml:space="preserve"> Atmos</w:t>
-      </w:r>
-      <w:r>
-        <w:rPr>
-          <w:szCs w:val="24"/>
-        </w:rPr>
-        <w:t xml:space="preserve"> 4, 14. </w:t>
-      </w:r>
-      <w:proofErr w:type="spellStart"/>
-      <w:r>
-        <w:rPr>
-          <w:szCs w:val="24"/>
-        </w:rPr>
-        <w:t>doi</w:t>
-      </w:r>
-      <w:proofErr w:type="spellEnd"/>
-      <w:r>
-        <w:rPr>
-          <w:szCs w:val="24"/>
-        </w:rPr>
-        <w:t xml:space="preserve">: </w:t>
-      </w:r>
-      <w:hyperlink r:id="rId22">
-        <w:r>
-          <w:rPr>
-            <w:szCs w:val="24"/>
-          </w:rPr>
-          <w:t>10.1007/s44292-026-00082-w</w:t>
-        </w:r>
-      </w:hyperlink>
+      <w:r>
+        <w:t>Esha, M. Z., Khan, M. S. A., and Tabassum, S. (2026). Spatial-temporal analysis of annual rainfall trends and variability in the Barind Tract. Discov. Atmos. 4, 14. doi: 10.1007/s44292-026-00082-w</w:t>
+      </w:r>
     </w:p>
     <w:p>
       <w:pPr>
@@ -12429,64 +9393,9 @@
           <w:szCs w:val="24"/>
         </w:rPr>
       </w:pPr>
-      <w:bookmarkStart w:id="49" w:name="_4952488f6c0ed8e9f7dfa8976402f1b77065138"/>
-      <w:bookmarkEnd w:id="48"/>
-      <w:r>
-        <w:rPr>
-          <w:szCs w:val="24"/>
-        </w:rPr>
-        <w:t xml:space="preserve">Funk, C., Peterson, P., Harrison, L., Saldivar, R., </w:t>
-      </w:r>
-      <w:proofErr w:type="spellStart"/>
-      <w:r>
-        <w:rPr>
-          <w:szCs w:val="24"/>
-        </w:rPr>
-        <w:t>Landsfeld</w:t>
-      </w:r>
-      <w:proofErr w:type="spellEnd"/>
-      <w:r>
-        <w:rPr>
-          <w:szCs w:val="24"/>
-        </w:rPr>
-        <w:t xml:space="preserve">, M., Pedreros, D., et al. (2026). The Climate Hazards Center Infrared Precipitation with Stations, Version 3. </w:t>
-      </w:r>
-      <w:r>
-        <w:rPr>
-          <w:i/>
-          <w:iCs/>
-          <w:szCs w:val="24"/>
-        </w:rPr>
-        <w:t>Sci Data</w:t>
-      </w:r>
-      <w:r>
-        <w:rPr>
-          <w:szCs w:val="24"/>
-        </w:rPr>
-        <w:t xml:space="preserve"> 13, 718. </w:t>
-      </w:r>
-      <w:proofErr w:type="spellStart"/>
-      <w:r>
-        <w:rPr>
-          <w:szCs w:val="24"/>
-        </w:rPr>
-        <w:t>doi</w:t>
-      </w:r>
-      <w:proofErr w:type="spellEnd"/>
-      <w:r>
-        <w:rPr>
-          <w:szCs w:val="24"/>
-        </w:rPr>
-        <w:t xml:space="preserve">: </w:t>
-      </w:r>
-      <w:hyperlink r:id="rId23">
-        <w:r>
-          <w:rPr>
-            <w:szCs w:val="24"/>
-          </w:rPr>
-          <w:t>10.1038/s41597-026-07096-4</w:t>
-        </w:r>
-      </w:hyperlink>
+      <w:r>
+        <w:t>Funk, C., Peterson, P., Harrison, L., Saldivar, R., Landsfeld, M., Pedreros, D., et al. (2026). The Climate Hazards Center Infrared Precipitation with Stations, Version 3. Sci. Data 13, 718. doi: 10.1038/s41597-026-07096-4</w:t>
+      </w:r>
     </w:p>
     <w:p>
       <w:pPr>
@@ -12497,51 +9406,11 @@
           <w:szCs w:val="24"/>
         </w:rPr>
       </w:pPr>
-      <w:bookmarkStart w:id="50" w:name="_26e1d2153b2ec1d35d7c5a4a4eb93b9aeb39bdc"/>
-      <w:bookmarkEnd w:id="49"/>
-      <w:r>
-        <w:rPr>
-          <w:szCs w:val="24"/>
-        </w:rPr>
-        <w:t xml:space="preserve">Gorelick, N., Hancher, M., Dixon, M., Ilyushchenko, S., Thau, D., and Moore, R. (2017). Google Earth Engine: Planetary-scale geospatial analysis for everyone. </w:t>
-      </w:r>
-      <w:r>
-        <w:rPr>
-          <w:i/>
-          <w:iCs/>
-          <w:szCs w:val="24"/>
-        </w:rPr>
-        <w:t>Remote Sensing of Environment</w:t>
-      </w:r>
-      <w:r>
-        <w:rPr>
-          <w:szCs w:val="24"/>
-        </w:rPr>
-        <w:t xml:space="preserve"> 202, 18–27. </w:t>
-      </w:r>
-      <w:proofErr w:type="spellStart"/>
-      <w:r>
-        <w:rPr>
-          <w:szCs w:val="24"/>
-        </w:rPr>
-        <w:t>doi</w:t>
-      </w:r>
-      <w:proofErr w:type="spellEnd"/>
-      <w:r>
-        <w:rPr>
-          <w:szCs w:val="24"/>
-        </w:rPr>
-        <w:t xml:space="preserve">: </w:t>
-      </w:r>
-      <w:hyperlink r:id="rId24">
-        <w:r>
-          <w:rPr>
-            <w:szCs w:val="24"/>
-          </w:rPr>
-          <w:t>10.1016/j.rse.2017.06.031</w:t>
-        </w:r>
-      </w:hyperlink>
+      <w:r>
+        <w:t>Gorelick, N., Hancher, M., Dixon, M., Ilyushchenko, S., Thau, D., and Moore, R. (2017). Google Earth Engine: Planetary-scale geospatial analysis for everyone. Remote Sens. Environ. 202, 18–27. doi: 10.1016/j.rse.2017.06.031</w:t>
+      </w:r>
     </w:p>
+    <w:bookmarkEnd w:id="43"/>
     <w:p>
       <w:pPr>
         <w:pStyle w:val="Bibliography1"/>
@@ -12551,8 +9420,6 @@
           <w:szCs w:val="24"/>
         </w:rPr>
       </w:pPr>
-      <w:bookmarkStart w:id="51" w:name="_bc225dbb4bdb778c0c704e7743b1d2843a13b88"/>
-      <w:bookmarkEnd w:id="50"/>
       <w:r>
         <w:rPr>
           <w:szCs w:val="24"/>
@@ -12601,7 +9468,7 @@
         </w:rPr>
         <w:t xml:space="preserve">: </w:t>
       </w:r>
-      <w:hyperlink r:id="rId25">
+      <w:hyperlink r:id="rId21">
         <w:r>
           <w:rPr>
             <w:szCs w:val="24"/>
@@ -12613,66 +9480,13 @@
     <w:p>
       <w:pPr>
         <w:pStyle w:val="Bibliography1"/>
-        <w:spacing w:after="60"/>
-        <w:ind w:left="720" w:hanging="720"/>
-        <w:rPr>
-          <w:szCs w:val="24"/>
-        </w:rPr>
-      </w:pPr>
-      <w:bookmarkStart w:id="52" w:name="_4d4b52d685e3c379b2d8484d7aad680f55c187d"/>
-      <w:bookmarkEnd w:id="51"/>
-      <w:r>
-        <w:rPr>
-          <w:szCs w:val="24"/>
-        </w:rPr>
-        <w:t xml:space="preserve">Kassis, T., Agarwal, V., He, Y., Patel, D., and Brueckner, A. M. (2026). Scientific Agent Skills: A Library of Procedural Knowledge for Research Agents. </w:t>
-      </w:r>
-      <w:proofErr w:type="spellStart"/>
-      <w:r>
-        <w:rPr>
-          <w:i/>
-          <w:iCs/>
-          <w:szCs w:val="24"/>
-        </w:rPr>
-        <w:t>arXiv</w:t>
-      </w:r>
-      <w:proofErr w:type="spellEnd"/>
-      <w:r>
-        <w:rPr>
-          <w:i/>
-          <w:iCs/>
-          <w:szCs w:val="24"/>
-        </w:rPr>
-        <w:t xml:space="preserve"> [Preprint]</w:t>
-      </w:r>
-      <w:r>
-        <w:rPr>
-          <w:szCs w:val="24"/>
-        </w:rPr>
-        <w:t xml:space="preserve">, arXiv:2609.00065. </w:t>
-      </w:r>
-      <w:proofErr w:type="spellStart"/>
-      <w:r>
-        <w:rPr>
-          <w:szCs w:val="24"/>
-        </w:rPr>
-        <w:t>doi</w:t>
-      </w:r>
-      <w:proofErr w:type="spellEnd"/>
-      <w:r>
-        <w:rPr>
-          <w:szCs w:val="24"/>
-        </w:rPr>
-        <w:t xml:space="preserve">: </w:t>
-      </w:r>
-      <w:hyperlink r:id="rId26">
-        <w:r>
-          <w:rPr>
-            <w:szCs w:val="24"/>
-          </w:rPr>
-          <w:t>10.48550/arXiv.2609.00065</w:t>
-        </w:r>
-      </w:hyperlink>
+        <w:rPr>
+          <w:szCs w:val="24"/>
+        </w:rPr>
+      </w:pPr>
+      <w:r>
+        <w:t>Lehner, B., and Grill, G. (2013). Global river hydrography and network routing: baseline data and new approaches to study the world’s large river systems. Hydrol. Process. 27, 2171–2186. doi: 10.1002/hyp.9740</w:t>
+      </w:r>
     </w:p>
     <w:p>
       <w:pPr>
@@ -12682,69 +9496,8 @@
         </w:rPr>
       </w:pPr>
       <w:r>
-        <w:rPr>
-          <w:szCs w:val="24"/>
-        </w:rPr>
-        <w:t xml:space="preserve">Lehner, B., and Grill, G. (2013). Global river hydrography and network routing: baseline data and new approaches to study the world’s large river systems. Hydrological Processes 27, 2171–2186. </w:t>
-      </w:r>
-      <w:proofErr w:type="spellStart"/>
-      <w:r>
-        <w:rPr>
-          <w:szCs w:val="24"/>
-        </w:rPr>
-        <w:t>doi</w:t>
-      </w:r>
-      <w:proofErr w:type="spellEnd"/>
-      <w:r>
-        <w:rPr>
-          <w:szCs w:val="24"/>
-        </w:rPr>
-        <w:t xml:space="preserve">: </w:t>
-      </w:r>
-      <w:hyperlink r:id="rId27">
-        <w:r>
-          <w:rPr>
-            <w:szCs w:val="24"/>
-          </w:rPr>
-          <w:t>10.1002/hyp.9740</w:t>
-        </w:r>
-      </w:hyperlink>
-    </w:p>
-    <w:p>
-      <w:pPr>
-        <w:pStyle w:val="Bibliography1"/>
-        <w:rPr>
-          <w:szCs w:val="24"/>
-        </w:rPr>
-      </w:pPr>
-      <w:r>
-        <w:rPr>
-          <w:szCs w:val="24"/>
-        </w:rPr>
-        <w:t xml:space="preserve">Mukherjee, R., Policelli, F., Wang, R., Arellano-Thompson, E., Tellman, B., Sharma, P., et al. (2024). A globally sampled high-resolution hand-labeled validation dataset for evaluating surface water extent maps. Earth System Science Data 16, 4311-4323. </w:t>
-      </w:r>
-      <w:proofErr w:type="spellStart"/>
-      <w:r>
-        <w:rPr>
-          <w:szCs w:val="24"/>
-        </w:rPr>
-        <w:t>doi</w:t>
-      </w:r>
-      <w:proofErr w:type="spellEnd"/>
-      <w:r>
-        <w:rPr>
-          <w:szCs w:val="24"/>
-        </w:rPr>
-        <w:t xml:space="preserve">: </w:t>
-      </w:r>
-      <w:hyperlink r:id="rId28">
-        <w:r>
-          <w:rPr>
-            <w:szCs w:val="24"/>
-          </w:rPr>
-          <w:t>10.5194/essd-16-4311-2024</w:t>
-        </w:r>
-      </w:hyperlink>
+        <w:t>Mukherjee, R., Policelli, F., Wang, R., Arellano-Thompson, E., Tellman, B., Sharma, P., et al. (2024). A globally sampled high-resolution hand-labeled validation dataset for evaluating surface water extent maps. Earth Syst. Sci. Data 16, 4311-4323. doi: 10.5194/essd-16-4311-2024</w:t>
+      </w:r>
     </w:p>
     <w:p>
       <w:pPr>
@@ -12755,8 +9508,7 @@
           <w:szCs w:val="24"/>
         </w:rPr>
       </w:pPr>
-      <w:bookmarkStart w:id="53" w:name="_b2f941cacc8e8af479315a33bd9a0ee9fb32aab"/>
-      <w:bookmarkEnd w:id="52"/>
+      <w:bookmarkStart w:id="44" w:name="_b2f941cacc8e8af479315a33bd9a0ee9fb32aab"/>
       <w:r>
         <w:rPr>
           <w:szCs w:val="24"/>
@@ -12819,7 +9571,7 @@
         </w:rPr>
         <w:t xml:space="preserve">: </w:t>
       </w:r>
-      <w:hyperlink r:id="rId29">
+      <w:hyperlink r:id="rId24">
         <w:r>
           <w:rPr>
             <w:szCs w:val="24"/>
@@ -12837,8 +9589,8 @@
           <w:szCs w:val="24"/>
         </w:rPr>
       </w:pPr>
-      <w:bookmarkStart w:id="54" w:name="_867503f5ccccb8b066277db7a256bae8fd65157"/>
-      <w:bookmarkEnd w:id="53"/>
+      <w:bookmarkStart w:id="45" w:name="_867503f5ccccb8b066277db7a256bae8fd65157"/>
+      <w:bookmarkEnd w:id="44"/>
       <w:r>
         <w:rPr>
           <w:szCs w:val="24"/>
@@ -12875,7 +9627,7 @@
         </w:rPr>
         <w:t xml:space="preserve">: </w:t>
       </w:r>
-      <w:hyperlink r:id="rId30">
+      <w:hyperlink r:id="rId25">
         <w:r>
           <w:rPr>
             <w:szCs w:val="24"/>
@@ -12893,50 +9645,9 @@
           <w:szCs w:val="24"/>
         </w:rPr>
       </w:pPr>
-      <w:bookmarkStart w:id="55" w:name="_f3337d89dc7c253e25d81d943f79e7e77103069"/>
-      <w:bookmarkEnd w:id="54"/>
-      <w:r>
-        <w:rPr>
-          <w:szCs w:val="24"/>
-        </w:rPr>
-        <w:t xml:space="preserve">Olofsson, P., Foody, G. M., Herold, M., Stehman, S. V., Woodcock, C. E., and Wulder, M. A. (2014). Good practices for estimating area and assessing accuracy of land change. </w:t>
-      </w:r>
-      <w:r>
-        <w:rPr>
-          <w:i/>
-          <w:iCs/>
-          <w:szCs w:val="24"/>
-        </w:rPr>
-        <w:t>Remote Sensing of Environment</w:t>
-      </w:r>
-      <w:r>
-        <w:rPr>
-          <w:szCs w:val="24"/>
-        </w:rPr>
-        <w:t xml:space="preserve"> 148, 42–57. </w:t>
-      </w:r>
-      <w:proofErr w:type="spellStart"/>
-      <w:r>
-        <w:rPr>
-          <w:szCs w:val="24"/>
-        </w:rPr>
-        <w:t>doi</w:t>
-      </w:r>
-      <w:proofErr w:type="spellEnd"/>
-      <w:r>
-        <w:rPr>
-          <w:szCs w:val="24"/>
-        </w:rPr>
-        <w:t xml:space="preserve">: </w:t>
-      </w:r>
-      <w:hyperlink r:id="rId31">
-        <w:r>
-          <w:rPr>
-            <w:szCs w:val="24"/>
-          </w:rPr>
-          <w:t>10.1016/j.rse.2014.02.015</w:t>
-        </w:r>
-      </w:hyperlink>
+      <w:r>
+        <w:t>Olofsson, P., Foody, G. M., Herold, M., Stehman, S. V., Woodcock, C. E., and Wulder, M. A. (2014). Good practices for estimating area and assessing accuracy of land change. Remote Sens. Environ. 148, 42–57. doi: 10.1016/j.rse.2014.02.015</w:t>
+      </w:r>
     </w:p>
     <w:p>
       <w:pPr>
@@ -12947,8 +9658,8 @@
           <w:szCs w:val="24"/>
         </w:rPr>
       </w:pPr>
-      <w:bookmarkStart w:id="56" w:name="_4fde8c61c2fea36aab367ec2d322a416f4ae0ab"/>
-      <w:bookmarkEnd w:id="55"/>
+      <w:bookmarkStart w:id="47" w:name="_4fde8c61c2fea36aab367ec2d322a416f4ae0ab"/>
+      <w:bookmarkEnd w:id="46"/>
       <w:r>
         <w:rPr>
           <w:szCs w:val="24"/>
@@ -12997,7 +9708,7 @@
         </w:rPr>
         <w:t xml:space="preserve">: </w:t>
       </w:r>
-      <w:hyperlink r:id="rId32">
+      <w:hyperlink r:id="rId27">
         <w:r>
           <w:rPr>
             <w:szCs w:val="24"/>
@@ -13015,8 +9726,8 @@
           <w:szCs w:val="24"/>
         </w:rPr>
       </w:pPr>
-      <w:bookmarkStart w:id="57" w:name="_48a2f330864a524f00b433f49bb34eb9da8c57f"/>
-      <w:bookmarkEnd w:id="56"/>
+      <w:bookmarkStart w:id="48" w:name="_48a2f330864a524f00b433f49bb34eb9da8c57f"/>
+      <w:bookmarkEnd w:id="47"/>
       <w:proofErr w:type="spellStart"/>
       <w:r>
         <w:rPr>
@@ -13043,35 +9754,7 @@
         <w:rPr>
           <w:szCs w:val="24"/>
         </w:rPr>
-        <w:t xml:space="preserve">, D. R., et al. (2025). </w:t>
-      </w:r>
-      <w:proofErr w:type="gramStart"/>
-      <w:r>
-        <w:rPr>
-          <w:szCs w:val="24"/>
-        </w:rPr>
-        <w:t>Decomposing</w:t>
-      </w:r>
-      <w:proofErr w:type="gramEnd"/>
-      <w:r>
-        <w:rPr>
-          <w:szCs w:val="24"/>
-        </w:rPr>
-        <w:t xml:space="preserve"> land </w:t>
-      </w:r>
-      <w:proofErr w:type="gramStart"/>
-      <w:r>
-        <w:rPr>
-          <w:szCs w:val="24"/>
-        </w:rPr>
-        <w:t>surface</w:t>
-      </w:r>
-      <w:proofErr w:type="gramEnd"/>
-      <w:r>
-        <w:rPr>
-          <w:szCs w:val="24"/>
-        </w:rPr>
-        <w:t xml:space="preserve"> total water storage in the Indus, Ganges, and Brahmaputra basins. </w:t>
+        <w:t xml:space="preserve">, D. R., et al. (2025). Decomposing land surface total water storage in the Indus, Ganges, and Brahmaputra basins. </w:t>
       </w:r>
       <w:r>
         <w:rPr>
@@ -13101,7 +9784,7 @@
         </w:rPr>
         <w:t xml:space="preserve">: </w:t>
       </w:r>
-      <w:hyperlink r:id="rId33">
+      <w:hyperlink r:id="rId28">
         <w:r>
           <w:rPr>
             <w:szCs w:val="24"/>
@@ -13119,78 +9802,9 @@
           <w:szCs w:val="24"/>
         </w:rPr>
       </w:pPr>
-      <w:bookmarkStart w:id="58" w:name="_19db7a6ecc9abe82972024edd70d5ade1280cb6"/>
-      <w:bookmarkEnd w:id="57"/>
-      <w:r>
-        <w:rPr>
-          <w:szCs w:val="24"/>
-        </w:rPr>
-        <w:t xml:space="preserve">Sarker, T., Reza, S., Roy, R., </w:t>
-      </w:r>
-      <w:proofErr w:type="spellStart"/>
-      <w:r>
-        <w:rPr>
-          <w:szCs w:val="24"/>
-        </w:rPr>
-        <w:t>Uddim</w:t>
-      </w:r>
-      <w:proofErr w:type="spellEnd"/>
-      <w:r>
-        <w:rPr>
-          <w:szCs w:val="24"/>
-        </w:rPr>
-        <w:t xml:space="preserve">, T., Alif, S. A., and Tariq, A. (2026). Geospatial mapping of heatwaves and drought: Exploring their link to vegetation, soil moisture, and groundwater in the thirsty </w:t>
-      </w:r>
-      <w:proofErr w:type="spellStart"/>
-      <w:r>
-        <w:rPr>
-          <w:szCs w:val="24"/>
-        </w:rPr>
-        <w:t>Barind</w:t>
-      </w:r>
-      <w:proofErr w:type="spellEnd"/>
-      <w:r>
-        <w:rPr>
-          <w:szCs w:val="24"/>
-        </w:rPr>
-        <w:t xml:space="preserve"> Tract, Bangladesh. </w:t>
-      </w:r>
-      <w:r>
-        <w:rPr>
-          <w:i/>
-          <w:iCs/>
-          <w:szCs w:val="24"/>
-        </w:rPr>
-        <w:t>Environ Earth Sci</w:t>
-      </w:r>
-      <w:r>
-        <w:rPr>
-          <w:szCs w:val="24"/>
-        </w:rPr>
-        <w:t xml:space="preserve"> 85, 88. </w:t>
-      </w:r>
-      <w:proofErr w:type="spellStart"/>
-      <w:r>
-        <w:rPr>
-          <w:szCs w:val="24"/>
-        </w:rPr>
-        <w:t>doi</w:t>
-      </w:r>
-      <w:proofErr w:type="spellEnd"/>
-      <w:r>
-        <w:rPr>
-          <w:szCs w:val="24"/>
-        </w:rPr>
-        <w:t xml:space="preserve">: </w:t>
-      </w:r>
-      <w:hyperlink r:id="rId34">
-        <w:r>
-          <w:rPr>
-            <w:szCs w:val="24"/>
-          </w:rPr>
-          <w:t>10.1007/s12665-025-12787-z</w:t>
-        </w:r>
-      </w:hyperlink>
+      <w:r>
+        <w:t>Sarker, T., Reza, S., Roy, R., Uddin, T., Alif, S. A., and Tariq, A. (2026). Geospatial mapping of heatwaves and drought: Exploring their link to vegetation, soil moisture, and groundwater in the thirsty Barind Tract, Bangladesh. Environ. Earth Sci. 85, 88. doi: 10.1007/s12665-025-12787-z</w:t>
+      </w:r>
     </w:p>
     <w:p>
       <w:pPr>
@@ -13201,8 +9815,8 @@
           <w:szCs w:val="24"/>
         </w:rPr>
       </w:pPr>
-      <w:bookmarkStart w:id="59" w:name="_7361268b5b546ebe96f404d5a690e0fb384ceab"/>
-      <w:bookmarkEnd w:id="58"/>
+      <w:bookmarkStart w:id="50" w:name="_7361268b5b546ebe96f404d5a690e0fb384ceab"/>
+      <w:bookmarkEnd w:id="49"/>
       <w:r>
         <w:rPr>
           <w:szCs w:val="24"/>
@@ -13251,7 +9865,7 @@
         </w:rPr>
         <w:t xml:space="preserve">: </w:t>
       </w:r>
-      <w:hyperlink r:id="rId35">
+      <w:hyperlink r:id="rId30">
         <w:r>
           <w:rPr>
             <w:szCs w:val="24"/>
@@ -13269,8 +9883,8 @@
           <w:szCs w:val="24"/>
         </w:rPr>
       </w:pPr>
-      <w:bookmarkStart w:id="60" w:name="_776411cec601586a18a489587d3f11c8fe28dc2"/>
-      <w:bookmarkEnd w:id="59"/>
+      <w:bookmarkStart w:id="51" w:name="_776411cec601586a18a489587d3f11c8fe28dc2"/>
+      <w:bookmarkEnd w:id="50"/>
       <w:proofErr w:type="spellStart"/>
       <w:r>
         <w:rPr>
@@ -13313,7 +9927,7 @@
         </w:rPr>
         <w:t xml:space="preserve">: </w:t>
       </w:r>
-      <w:hyperlink r:id="rId36">
+      <w:hyperlink r:id="rId31">
         <w:r>
           <w:rPr>
             <w:szCs w:val="24"/>
@@ -13331,51 +9945,9 @@
           <w:szCs w:val="24"/>
         </w:rPr>
       </w:pPr>
-      <w:bookmarkStart w:id="61" w:name="_ba21884030ef115dd92f1939195b20cbe38db32"/>
-      <w:bookmarkEnd w:id="60"/>
-      <w:r>
-        <w:rPr>
-          <w:szCs w:val="24"/>
-        </w:rPr>
-        <w:lastRenderedPageBreak/>
-        <w:t xml:space="preserve">Stehman, S. V., and Foody, G. M. (2019). Key issues in rigorous accuracy assessment of land cover products. </w:t>
-      </w:r>
-      <w:r>
-        <w:rPr>
-          <w:i/>
-          <w:iCs/>
-          <w:szCs w:val="24"/>
-        </w:rPr>
-        <w:t>Remote Sensing of Environment</w:t>
-      </w:r>
-      <w:r>
-        <w:rPr>
-          <w:szCs w:val="24"/>
-        </w:rPr>
-        <w:t xml:space="preserve"> 231, 111199. </w:t>
-      </w:r>
-      <w:proofErr w:type="spellStart"/>
-      <w:r>
-        <w:rPr>
-          <w:szCs w:val="24"/>
-        </w:rPr>
-        <w:t>doi</w:t>
-      </w:r>
-      <w:proofErr w:type="spellEnd"/>
-      <w:r>
-        <w:rPr>
-          <w:szCs w:val="24"/>
-        </w:rPr>
-        <w:t xml:space="preserve">: </w:t>
-      </w:r>
-      <w:hyperlink r:id="rId37">
-        <w:r>
-          <w:rPr>
-            <w:szCs w:val="24"/>
-          </w:rPr>
-          <w:t>10.1016/j.rse.2019.05.018</w:t>
-        </w:r>
-      </w:hyperlink>
+      <w:r>
+        <w:t>Stehman, S. V., and Foody, G. M. (2019). Key issues in rigorous accuracy assessment of land cover products. Remote Sens. Environ. 231, 111199. doi: 10.1016/j.rse.2019.05.018</w:t>
+      </w:r>
     </w:p>
     <w:p>
       <w:pPr>
@@ -13386,12 +9958,13 @@
           <w:szCs w:val="24"/>
         </w:rPr>
       </w:pPr>
-      <w:bookmarkStart w:id="62" w:name="_e11d70ce20e810ae38c4874ce6f8b3a0f2eab59"/>
-      <w:bookmarkEnd w:id="61"/>
-      <w:r>
-        <w:rPr>
-          <w:szCs w:val="24"/>
-        </w:rPr>
+      <w:bookmarkStart w:id="53" w:name="_e11d70ce20e810ae38c4874ce6f8b3a0f2eab59"/>
+      <w:bookmarkEnd w:id="52"/>
+      <w:r>
+        <w:rPr>
+          <w:szCs w:val="24"/>
+        </w:rPr>
+        <w:lastRenderedPageBreak/>
         <w:t xml:space="preserve">Van Loon, A. F. (2015). Hydrological drought explained. </w:t>
       </w:r>
       <w:r>
@@ -13422,7 +9995,7 @@
         </w:rPr>
         <w:t xml:space="preserve">: </w:t>
       </w:r>
-      <w:hyperlink r:id="rId38">
+      <w:hyperlink r:id="rId33">
         <w:r>
           <w:rPr>
             <w:szCs w:val="24"/>
@@ -13440,50 +10013,9 @@
           <w:szCs w:val="24"/>
         </w:rPr>
       </w:pPr>
-      <w:bookmarkStart w:id="63" w:name="_5c46d5a3ed438ba4561cae195b4ae5b16515009"/>
-      <w:bookmarkEnd w:id="62"/>
-      <w:r>
-        <w:rPr>
-          <w:szCs w:val="24"/>
-        </w:rPr>
-        <w:t xml:space="preserve">Vanderhoof, M. K., Alexander, L., Christensen, J., Solvik, K., Nieuwlandt, P., and Sagehorn, M. (2023). High-frequency time series comparison of Sentinel-1 and Sentinel-2 satellites for mapping open and vegetated water across the United States (2017–2021). </w:t>
-      </w:r>
-      <w:r>
-        <w:rPr>
-          <w:i/>
-          <w:iCs/>
-          <w:szCs w:val="24"/>
-        </w:rPr>
-        <w:t>Remote Sensing of Environment</w:t>
-      </w:r>
-      <w:r>
-        <w:rPr>
-          <w:szCs w:val="24"/>
-        </w:rPr>
-        <w:t xml:space="preserve"> 288, 113498. </w:t>
-      </w:r>
-      <w:proofErr w:type="spellStart"/>
-      <w:r>
-        <w:rPr>
-          <w:szCs w:val="24"/>
-        </w:rPr>
-        <w:t>doi</w:t>
-      </w:r>
-      <w:proofErr w:type="spellEnd"/>
-      <w:r>
-        <w:rPr>
-          <w:szCs w:val="24"/>
-        </w:rPr>
-        <w:t xml:space="preserve">: </w:t>
-      </w:r>
-      <w:hyperlink r:id="rId39">
-        <w:r>
-          <w:rPr>
-            <w:szCs w:val="24"/>
-          </w:rPr>
-          <w:t>10.1016/j.rse.2023.113498</w:t>
-        </w:r>
-      </w:hyperlink>
+      <w:r>
+        <w:t>Vanderhoof, M. K., Alexander, L., Christensen, J., Solvik, K., Nieuwlandt, P., and Sagehorn, M. (2023). High-frequency time series comparison of Sentinel-1 and Sentinel-2 satellites for mapping open and vegetated water across the United States (2017–2021). Remote Sens. Environ. 288, 113498. doi: 10.1016/j.rse.2023.113498</w:t>
+      </w:r>
     </w:p>
     <w:p>
       <w:pPr>
@@ -13494,66 +10026,9 @@
           <w:szCs w:val="24"/>
         </w:rPr>
       </w:pPr>
-      <w:bookmarkStart w:id="64" w:name="_2b698a71cc73a30290253c0a592ae1b834696cf"/>
-      <w:bookmarkEnd w:id="63"/>
-      <w:r>
-        <w:rPr>
-          <w:szCs w:val="24"/>
-        </w:rPr>
-        <w:t xml:space="preserve">Xu, H. (2006). Modification of </w:t>
-      </w:r>
-      <w:proofErr w:type="spellStart"/>
-      <w:r>
-        <w:rPr>
-          <w:szCs w:val="24"/>
-        </w:rPr>
-        <w:t>normalised</w:t>
-      </w:r>
-      <w:proofErr w:type="spellEnd"/>
-      <w:r>
-        <w:rPr>
-          <w:szCs w:val="24"/>
-        </w:rPr>
-        <w:t xml:space="preserve"> difference water index (NDWI) to enhance open water features in remotely sensed imagery. </w:t>
-      </w:r>
-      <w:r>
-        <w:rPr>
-          <w:i/>
-          <w:iCs/>
-          <w:szCs w:val="24"/>
-        </w:rPr>
-        <w:t>International Journal of Remote Sensing</w:t>
-      </w:r>
-      <w:r>
-        <w:rPr>
-          <w:szCs w:val="24"/>
-        </w:rPr>
-        <w:t xml:space="preserve"> 27, 3025–3033. </w:t>
-      </w:r>
-      <w:proofErr w:type="spellStart"/>
-      <w:r>
-        <w:rPr>
-          <w:szCs w:val="24"/>
-        </w:rPr>
-        <w:t>doi</w:t>
-      </w:r>
-      <w:proofErr w:type="spellEnd"/>
-      <w:r>
-        <w:rPr>
-          <w:szCs w:val="24"/>
-        </w:rPr>
-        <w:t xml:space="preserve">: </w:t>
-      </w:r>
-      <w:hyperlink r:id="rId40">
-        <w:r>
-          <w:rPr>
-            <w:szCs w:val="24"/>
-          </w:rPr>
-          <w:t>10.1080/01431160600589179</w:t>
-        </w:r>
-      </w:hyperlink>
-      <w:bookmarkEnd w:id="46"/>
-      <w:bookmarkEnd w:id="64"/>
+      <w:r>
+        <w:t>Xu, H. (2006). Modification of normalised difference water index (NDWI) to enhance open water features in remotely sensed imagery. Int. J. Remote Sens. 27, 3025–3033. doi: 10.1080/01431160600589179</w:t>
+      </w:r>
     </w:p>
     <w:p>
       <w:pPr>
@@ -13602,37 +10077,23 @@
         <w:rPr>
           <w:szCs w:val="24"/>
         </w:rPr>
-        <w:t xml:space="preserve"> 10 m 2020 v100 [Dataset]. </w:t>
+        <w:t xml:space="preserve"> 10 m 2020 v100 [Dataset]. Zenodo. </w:t>
       </w:r>
       <w:proofErr w:type="spellStart"/>
       <w:r>
         <w:rPr>
           <w:szCs w:val="24"/>
         </w:rPr>
-        <w:t>Zenodo</w:t>
+        <w:t>doi</w:t>
       </w:r>
       <w:proofErr w:type="spellEnd"/>
       <w:r>
         <w:rPr>
           <w:szCs w:val="24"/>
         </w:rPr>
-        <w:t xml:space="preserve">. </w:t>
-      </w:r>
-      <w:proofErr w:type="spellStart"/>
-      <w:r>
-        <w:rPr>
-          <w:szCs w:val="24"/>
-        </w:rPr>
-        <w:t>doi</w:t>
-      </w:r>
-      <w:proofErr w:type="spellEnd"/>
-      <w:r>
-        <w:rPr>
-          <w:szCs w:val="24"/>
-        </w:rPr>
         <w:t xml:space="preserve">: </w:t>
       </w:r>
-      <w:hyperlink r:id="rId41">
+      <w:hyperlink r:id="rId36">
         <w:r>
           <w:rPr>
             <w:szCs w:val="24"/>
@@ -13650,7 +10111,7 @@
       </w:pPr>
     </w:p>
     <w:sectPr>
-      <w:footerReference w:type="default" r:id="rId42"/>
+      <w:footerReference w:type="default" r:id="rId37"/>
       <w:pgSz w:w="11906" w:h="16838"/>
       <w:pgMar w:top="1134" w:right="850" w:bottom="1134" w:left="850" w:header="340" w:footer="454" w:gutter="0"/>
       <w:lnNumType w:countBy="1" w:distance="120" w:restart="continuous"/>
@@ -13745,15 +10206,7 @@
         <w:footnoteRef/>
       </w:r>
       <w:r>
-        <w:t xml:space="preserve"> </w:t>
-      </w:r>
-      <w:proofErr w:type="gramStart"/>
-      <w:r>
-        <w:t>JRC Global Surface Water data access and update notes,</w:t>
-      </w:r>
-      <w:proofErr w:type="gramEnd"/>
-      <w:r>
-        <w:t xml:space="preserve"> accessed 16 October 2026: https://global-surface-water.appspot.com/download.</w:t>
+        <w:t xml:space="preserve"> JRC Global Surface Water data access and update notes, accessed 16 October 2026: https://global-surface-water.appspot.com/download.</w:t>
       </w:r>
     </w:p>
   </w:footnote>
@@ -13774,22 +10227,6 @@
     </w:p>
   </w:footnote>
   <w:footnote w:id="3">
-    <w:p>
-      <w:pPr>
-        <w:pStyle w:val="FootnoteText1"/>
-      </w:pPr>
-      <w:r>
-        <w:rPr>
-          <w:rStyle w:val="FootnoteReference1"/>
-        </w:rPr>
-        <w:footnoteRef/>
-      </w:r>
-      <w:r>
-        <w:t xml:space="preserve"> SPI guidance: https://climatedataguide.ucar.edu/climate-data/standardized-precipitation-index-spi.</w:t>
-      </w:r>
-    </w:p>
-  </w:footnote>
-  <w:footnote w:id="4">
     <w:p>
       <w:pPr>
         <w:pStyle w:val="FootnoteText1"/>
